--- a/005 report/LOG650_Rapport.docx
+++ b/005 report/LOG650_Rapport.docx
@@ -4646,7 +4646,7 @@
           <w:rFonts w:ascii="Times New Roman" w:hAnsi="Times New Roman"/>
           <w:sz w:val="24"/>
         </w:rPr>
-        <w:t xml:space="preserve">Det estimerte besparelsespotensialet varierer fra kr 301 010 til kr 602 020 per år, med et base case-estimat på kr 451 515. Estimatene er scenariobaserte og avhenger av ikke-kalibrerte kostnadsparametere.</w:t>
+        <w:t xml:space="preserve">Det estimerte besparelsespotensialet har et base case på kr 451 515 per år (g = 75 %). Tre-scenarioanalysen gir et intervall fra kr 301 010 (g = 50 %) til kr 602 020 (g = 100 %). Sensitivitetsanalysen over 27 parameterkombinasjoner viser en bredere spennvidde fra kr 176 374 til kr 763 903 per år. Estimatene er scenariobaserte og avhenger av ikke-kalibrerte kostnadsparametere.</w:t>
       </w:r>
     </w:p>
     <w:p>
@@ -7056,7 +7056,7 @@
           <w:rFonts w:ascii="Times New Roman" w:hAnsi="Times New Roman" w:cs="Times New Roman"/>
           <w:sz w:val="24"/>
         </w:rPr>
-        <w:t xml:space="preserve"> For 94 % av artiklene mangler registrert leveringstid i EINA/EINE. En fallback-verdi på 14 dager er benyttet; parameteren er reservert for en fremtidig ROP-modul.</w:t>
+        <w:t xml:space="preserve"> For 94 % av artiklene mangler registrert leveringstid i EINA/EINE. En standardverdi på 14 dager er benyttet; parameteren er reservert for en fremtidig ROP-modul.</w:t>
       </w:r>
     </w:p>
     <w:p>
@@ -7142,7 +7142,7 @@
           </m:sub>
         </m:sSub>
         <m:r>
-          <m:t>×g</m:t>
+          <m:t>·g</m:t>
         </m:r>
       </m:oMath>
     </w:p>
@@ -8667,7 +8667,7 @@
           <w:rFonts w:ascii="Times New Roman" w:hAnsi="Times New Roman" w:cs="Times New Roman"/>
           <w:sz w:val="24"/>
         </w:rPr>
-        <w:t>XYZ-klassifisering kategoriserer artikler etter etterspørselens forutsigbarhet, målt ved variasjonskoeffisienten (CV). Klassifikasjonsgrensene følger Nowotyńska (2013): X (</w:t>
+        <w:t>XYZ-klassifisering kategoriserer artikler etter etterspørselens forutsigbarhet, målt ved variasjonskoeffisienten (CV). Klassifiseringsgrensene følger Nowotyńska (2013): X (</w:t>
       </w:r>
       <m:oMath>
         <m:r>
@@ -10249,7 +10249,7 @@
           <w:rFonts w:ascii="Times New Roman" w:hAnsi="Times New Roman" w:cs="Times New Roman"/>
           <w:sz w:val="24"/>
         </w:rPr>
-        <w:t>Helse Bergen forsyningslager mangler i dag et systematisk, datadrevet grunnlag for å avgjøre hvilke av lagerets artikler som bør overføres til HVFS. Beslutningene om sortimentstilhørighet treffes i stor grad basert på erfaring og skjønn, uten en strukturert analyse av verdi, forbruksmønster eller kostnadseffektiviteten ved nåværende bestillingspraksis.</w:t>
+        <w:t>Helse Bergens forsyningslager mangler i dag et systematisk, datadrevet grunnlag for å avgjøre hvilke av lagerets artikler som bør overføres til HVFS. Beslutningene om sortimentstilhørighet treffes i stor grad basert på erfaring og skjønn, uten en strukturert analyse av verdi, forbruksmønster eller kostnadseffektiviteten ved nåværende bestillingspraksis.</w:t>
       </w:r>
     </w:p>
     <w:p>
@@ -10324,7 +10324,7 @@
           <w:rFonts w:ascii="Times New Roman" w:hAnsi="Times New Roman" w:cs="Times New Roman"/>
           <w:sz w:val="24"/>
         </w:rPr>
-        <w:t>Denne studien er utformet som en kvantitativ, deskriptiv casestudie med analytisk tilnærming. Casestudiedesignet egner seg fordi problemstillingen er avgrenset til én operativ kontekst — Helse Bergens forsyningslager WERKS 3300, LGORT 3001 — og fordi målet er å generere handlingsrettede anbefalinger basert på de operasjonelle dataene som faktisk eksisterer i dette systemet.</w:t>
+        <w:t>Denne studien er utformet som en kvantitativ casestudie med deskriptiv, eksplorativ og normativ komponent. Det deskriptive elementet omfatter ABC/XYZ-klassifisering av eksisterende forbruksmønstre; det eksplorative omfatter K-means klyngeanalyse for mønstergjenkjenning; og det normative omfatter regelmotoren og besparelsesformelen som genererer handlingsanbefalinger. Casestudiedesignet egner seg fordi problemstillingen er avgrenset til én operativ kontekst — Helse Bergens forsyningslager WERKS 3300, LGORT 3001 — og fordi målet er å generere handlingsrettede anbefalinger basert på de operasjonelle dataene som faktisk eksisterer i dette systemet.</w:t>
       </w:r>
     </w:p>
     <w:p>
@@ -11752,7 +11752,7 @@
                 <w:rFonts w:ascii="Times New Roman" w:hAnsi="Times New Roman"/>
                 <w:sz w:val="22"/>
               </w:rPr>
-              <w:t>ABC_VALUE = D_ANNUAL × UNIT_PRICE som fallback</w:t>
+              <w:t>ABC_VALUE = D_ANNUAL × UNIT_PRICE som standardverdi</w:t>
             </w:r>
           </w:p>
         </w:tc>
@@ -11846,7 +11846,7 @@
                 <w:rFonts w:ascii="Times New Roman" w:hAnsi="Times New Roman"/>
                 <w:sz w:val="22"/>
               </w:rPr>
-              <w:t>Leveringstid-fallback</w:t>
+              <w:t>Leveringstid standardverdi</w:t>
             </w:r>
           </w:p>
         </w:tc>
@@ -12175,7 +12175,7 @@
           <w:rFonts w:ascii="Times New Roman" w:hAnsi="Times New Roman" w:cs="Times New Roman"/>
           <w:sz w:val="24"/>
         </w:rPr>
-        <w:t>Leveringstids-fallbacken på 14 dager (D-05) dekker 94 % av artiklene, og er den enkeltbeslutningen som potensielt har størst effekt på bestillingspunkt-beregninger. Ettersom EOQ-avviksanalysen i denne studien er basert på ordrefrekvens snarere enn bestillingspunkt, er den direkte innvirkningen på analyseresultatene begrenset; likevel bør en eventuell oppfølgingsstudie prioritere å berike EINE-tabellen med faktiske leveringstider. Alle modellenes matematiske spesifikasjon og parametersetting beskrives i kapittel 5.</w:t>
+        <w:t>Standardverdien for leveringstid på 14 dager (D-05) dekker 94 % av artiklene, og er den enkeltbeslutningen som potensielt har størst effekt på bestillingspunkt-beregninger. Ettersom EOQ-avviksanalysen i denne studien er basert på ordrefrekvens snarere enn bestillingspunkt, er den direkte innvirkningen på analyseresultatene begrenset; likevel bør en eventuell oppfølgingsstudie prioritere å berike EINE-tabellen med faktiske leveringstider. Alle modellenes matematiske spesifikasjon og parametersetting beskrives i kapittel 5.</w:t>
       </w:r>
     </w:p>
     <w:p>
@@ -13119,7 +13119,7 @@
                 <w:rFonts w:ascii="Times New Roman" w:hAnsi="Times New Roman"/>
                 <w:sz w:val="22"/>
               </w:rPr>
-              <w:t>Leveringstid fallback</w:t>
+              <w:t>Leveringstid standardverdi</w:t>
             </w:r>
           </w:p>
         </w:tc>
@@ -13181,7 +13181,7 @@
                 <w:rFonts w:ascii="Times New Roman" w:hAnsi="Times New Roman"/>
                 <w:sz w:val="22"/>
               </w:rPr>
-              <w:t>1,5 (FREQ_AVVIK &gt; 150 %)</w:t>
+              <w:t>1,5 ($f_{text{obs}} &gt; 1{,}5 cdot f^*$, dvs. FREQ_AVVIK &gt; 0,5)</w:t>
             </w:r>
           </w:p>
         </w:tc>
@@ -13961,12 +13961,63 @@
           <w:rFonts w:ascii="Times New Roman" w:hAnsi="Times New Roman" w:cs="Times New Roman"/>
           <w:sz w:val="24"/>
         </w:rPr>
-        <w:t xml:space="preserve">En artikkel klassifiseres som FOR\_MANGE\_ORDRER dersom FREQ\_AVVIK </w:t>
+        <w:t xml:space="preserve">En artikkel klassifiseres som FOR\_MANGE\_ORDRER dersom </w:t>
       </w:r>
       <m:oMath>
+        <m:sSub>
+          <m:e>
+            <m:r>
+              <m:t>f</m:t>
+            </m:r>
+          </m:e>
+          <m:sub>
+            <m:r>
+              <m:rPr>
+                <m:nor/>
+              </m:rPr>
+              <m:t>obs</m:t>
+            </m:r>
+          </m:sub>
+        </m:sSub>
         <m:r>
           <m:t>&gt;</m:t>
         </m:r>
+        <m:sSub>
+          <m:e>
+            <m:r>
+              <m:t>τ</m:t>
+            </m:r>
+          </m:e>
+          <m:sub>
+            <m:r>
+              <m:t>f</m:t>
+            </m:r>
+          </m:sub>
+        </m:sSub>
+        <m:r>
+          <m:t>·</m:t>
+        </m:r>
+        <m:sSup>
+          <m:e>
+            <m:r>
+              <m:t>f</m:t>
+            </m:r>
+          </m:e>
+          <m:sup>
+            <m:r>
+              <m:t>*</m:t>
+            </m:r>
+          </m:sup>
+        </m:sSup>
+      </m:oMath>
+      <w:r>
+        <w:rPr>
+          <w:rFonts w:ascii="Times New Roman" w:hAnsi="Times New Roman" w:cs="Times New Roman"/>
+          <w:sz w:val="24"/>
+        </w:rPr>
+        <w:t xml:space="preserve">, der </w:t>
+      </w:r>
+      <m:oMath>
         <m:sSub>
           <m:e>
             <m:r>
@@ -13994,7 +14045,25 @@
           <w:rFonts w:ascii="Times New Roman" w:hAnsi="Times New Roman" w:cs="Times New Roman"/>
           <w:sz w:val="24"/>
         </w:rPr>
-        <w:t xml:space="preserve">, det vil si at faktisk ordrefrekvens er mer enn 150 % høyere enn EOQ-optimal frekvens. Terskelen </w:t>
+        <w:t xml:space="preserve">. Dette tilsvarer FREQ\_AVVIK </w:t>
+      </w:r>
+      <m:oMath>
+        <m:r>
+          <m:t>&gt;0</m:t>
+        </m:r>
+        <m:r>
+          <m:t>,</m:t>
+        </m:r>
+        <m:r>
+          <m:t>5</m:t>
+        </m:r>
+      </m:oMath>
+      <w:r>
+        <w:rPr>
+          <w:rFonts w:ascii="Times New Roman" w:hAnsi="Times New Roman" w:cs="Times New Roman"/>
+          <w:sz w:val="24"/>
+        </w:rPr>
+        <w:t xml:space="preserve">, det vil si at faktisk ordrefrekvens er mer enn 50 % høyere enn EOQ-optimal frekvens. Terskelen </w:t>
       </w:r>
       <m:oMath>
         <m:sSub>
@@ -14171,7 +14240,52 @@
           <w:rFonts w:ascii="Times New Roman" w:hAnsi="Times New Roman" w:cs="Times New Roman"/>
           <w:sz w:val="24"/>
         </w:rPr>
-        <w:t xml:space="preserve"> er begrunnet i avsnitt 1.4. Sensitivitetsanalysen i kapittel 7.6 tester robustheten ved systematisk variasjon i S og h.</w:t>
+        <w:t xml:space="preserve"> er begrunnet i avsnitt 1.4. Sensitivitetsanalysen i kapittel 7.6 tester robustheten ved systematisk variasjon i </w:t>
+      </w:r>
+      <m:oMath>
+        <m:r>
+          <m:t>S</m:t>
+        </m:r>
+      </m:oMath>
+      <w:r>
+        <w:rPr>
+          <w:rFonts w:ascii="Times New Roman" w:hAnsi="Times New Roman" w:cs="Times New Roman"/>
+          <w:sz w:val="24"/>
+        </w:rPr>
+        <w:t xml:space="preserve">, </w:t>
+      </w:r>
+      <m:oMath>
+        <m:r>
+          <m:t>h</m:t>
+        </m:r>
+      </m:oMath>
+      <w:r>
+        <w:rPr>
+          <w:rFonts w:ascii="Times New Roman" w:hAnsi="Times New Roman" w:cs="Times New Roman"/>
+          <w:sz w:val="24"/>
+        </w:rPr>
+        <w:t xml:space="preserve"> og </w:t>
+      </w:r>
+      <m:oMath>
+        <m:sSub>
+          <m:e>
+            <m:r>
+              <m:t>τ</m:t>
+            </m:r>
+          </m:e>
+          <m:sub>
+            <m:r>
+              <m:t>f</m:t>
+            </m:r>
+          </m:sub>
+        </m:sSub>
+      </m:oMath>
+      <w:r>
+        <w:rPr>
+          <w:rFonts w:ascii="Times New Roman" w:hAnsi="Times New Roman" w:cs="Times New Roman"/>
+          <w:sz w:val="24"/>
+        </w:rPr>
+        <w:t>.</w:t>
       </w:r>
     </w:p>
     <w:p>
@@ -14417,6 +14531,27 @@
         <w:t xml:space="preserve"> og </w:t>
       </w:r>
       <m:oMath>
+        <m:sSub>
+          <m:e>
+            <m:r>
+              <m:t>τ</m:t>
+            </m:r>
+          </m:e>
+          <m:sub>
+            <m:r>
+              <m:t>f</m:t>
+            </m:r>
+          </m:sub>
+        </m:sSub>
+      </m:oMath>
+      <w:r>
+        <w:rPr>
+          <w:rFonts w:ascii="Times New Roman" w:hAnsi="Times New Roman" w:cs="Times New Roman"/>
+          <w:sz w:val="24"/>
+        </w:rPr>
+        <w:t xml:space="preserve">, mens </w:t>
+      </w:r>
+      <m:oMath>
         <m:r>
           <m:t>g</m:t>
         </m:r>
@@ -14426,7 +14561,7 @@
           <w:rFonts w:ascii="Times New Roman" w:hAnsi="Times New Roman" w:cs="Times New Roman"/>
           <w:sz w:val="24"/>
         </w:rPr>
-        <w:t>.</w:t>
+        <w:t xml:space="preserve"> varieres separat gjennom tre scenarier (worst/base/best).</w:t>
       </w:r>
     </w:p>
     <w:p>
@@ -14839,7 +14974,7 @@
           <w:rFonts w:ascii="Times New Roman" w:hAnsi="Times New Roman" w:cs="Times New Roman"/>
           <w:sz w:val="24"/>
         </w:rPr>
-        <w:t xml:space="preserve"> er definert som:</w:t>
+        <w:t xml:space="preserve"> er definert som (Rousseeuw, 1987):</w:t>
       </w:r>
     </w:p>
     <w:p>
@@ -15914,7 +16049,7 @@
           <w:rFonts w:ascii="Times New Roman" w:hAnsi="Times New Roman" w:cs="Times New Roman"/>
           <w:sz w:val="24"/>
         </w:rPr>
-        <w:t>Reglene 3–5 definerer positivt overføringssignal med to krav: artikkelen må ha høy verdi (A/B) og stabilt forbruk (X eller Y), og i tillegg enten dokumentert overbestilling (R3: FOR\_MANGE\_ORDRER) eller klyngetilhørighet som bekrefter HVFS-egnethet (R4 og R5: K\_OVERFØR). K\_OVERFØR-kravet i R4 og R5 er et bevisst designvalg for å sikre at overføringsanbefalinger for artikler uten EOQ-avvikssignal er forankret i klyngeanalysen — dette gir regelmotoren høyere presisjon på bekostning av recall, og er grunnen til at VURDER-kategorien er den største enkeltgruppen. Regel 6 sender A/B-artikler med XYZ = X, men uten K\_OVERFØR-signal, til manuell vurdering; regel 7 gjør det samme for A/B-artikler med XYZ = Y. Regel 8 fanger opp alle øvrige artikler, inkludert C + X (lav verdi, stabilt forbruk), som sendes til vurdering. Figuren nedenfor illustrerer regelmotorens beslutningsflyt.</w:t>
+        <w:t>Reglene 3–5 definerer positivt overføringssignal med to krav: artikkelen må ha høy verdi (A/B) og stabilt forbruk (X eller Y), og i tillegg enten dokumentert overbestilling (R3: FOR\_MANGE\_ORDRER) eller klyngetilhørighet som bekrefter HVFS-egnethet (R4 og R5: K\_OVERFØR). K\_OVERFØR-kravet i R4 og R5 er et bevisst designvalg for å sikre at overføringsanbefalinger for artikler uten EOQ-avvikssignal er forankret i klyngeanalysen — dette gir regelmotoren høyere presisjon på bekostning av recall, og er grunnen til at VURDER-kategorien er den største enkeltgruppen. Regel 6 sender A/B-artikler med XYZ = X, men uten K\_OVERFØR-signal, til manuell vurdering; regel 7 gjør det samme for A/B-artikler med XYZ = Y. Regel 8 fanger opp alle øvrige artikler, inkludert C + X (lav verdi, stabilt forbruk), som sendes til vurdering. Regelmotorens sekvensielle beslutningsflyt er illustrert i Figur 5.</w:t>
       </w:r>
     </w:p>
     <w:p>
@@ -16152,7 +16287,7 @@
           <w:rFonts w:ascii="Times New Roman" w:hAnsi="Times New Roman" w:cs="Times New Roman"/>
           <w:sz w:val="24"/>
         </w:rPr>
-        <w:t xml:space="preserve"> dividert på totalsum. Den samlede årsverdien for de 709 artiklene er beregnet til i overkant av 34 millioner kroner. Det er verdt å merke seg at de to verdikildene gir systematisk ulike bidrag til rangeringen: artikler med EKPO-data har observerte innkjøpsverdier fra faktiske transaksjoner, mens artikler med beregnet verdi baseres på forbruksvolum og standardpris. For de 204 beregnede artiklene er det en implisitt antagelse om at STPRS i MBEW er en rimelig tilnærming til faktisk innkjøpspris; denne antagelsen er diskutert i avsnitt 8.2. Analysen ble implementert i pandas med vektoriserte operasjoner for å sikre at rangeringen er deterministisk og reproduserbar.</w:t>
+        <w:t xml:space="preserve"> dividert på totalsum. Den samlede årsverdien for de 709 artiklene er beregnet til i overkant av 34 millioner kroner. De to verdikildene gir systematisk ulike bidrag til rangeringen: artikler med EKPO-data har observerte innkjøpsverdier fra faktiske transaksjoner, mens artikler med beregnet verdi baseres på forbruksvolum og standardpris. For de 204 beregnede artiklene er det en implisitt antagelse om at STPRS i MBEW er en rimelig tilnærming til faktisk innkjøpspris; denne antagelsen er diskutert i avsnitt 8.2. Analysen ble implementert i pandas med vektoriserte operasjoner for å sikre at rangeringen er deterministisk og reproduserbar.</w:t>
       </w:r>
     </w:p>
     <w:p>
@@ -16789,7 +16924,7 @@
           <w:rFonts w:ascii="Times New Roman" w:hAnsi="Times New Roman" w:cs="Times New Roman"/>
           <w:sz w:val="24"/>
         </w:rPr>
-        <w:t xml:space="preserve"> ble lagt inn for å skille artikler med vesentlig overbestilling (FOR\_MANGE\_ORDRER) fra artikler innenfor akseptabelt avvik. I tillegg ble differansen i totalkostnad </w:t>
+        <w:t xml:space="preserve"> (dvs. FREQ\_AVVIK &gt; 0,5) ble lagt inn for å skille artikler med vesentlig overbestilling (FOR\_MANGE\_ORDRER) fra artikler innenfor akseptabelt avvik. I tillegg ble differansen i totalkostnad </w:t>
       </w:r>
       <m:oMath>
         <m:r>
@@ -16910,7 +17045,7 @@
           <w:rFonts w:ascii="Times New Roman" w:hAnsi="Times New Roman" w:cs="Times New Roman"/>
           <w:sz w:val="24"/>
         </w:rPr>
-        <w:t xml:space="preserve">Figur 8 viser at fordelingen er sterkt høyreskjev: majoriteten av artiklene med EOQ-data har et FREQ\_AVVIK over terskelen på 1,5. Fordeling etter avviksstatus og totale </w:t>
+        <w:t xml:space="preserve">Figur 8 viser at fordelingen er sterkt høyreskjev: majoriteten av artiklene med EOQ-data har et FREQ\_AVVIK over terskelen på 0,5. Fordeling etter avviksstatus og totale </w:t>
       </w:r>
       <m:oMath>
         <m:r>
@@ -17493,7 +17628,7 @@
           <w:rFonts w:ascii="Times New Roman" w:hAnsi="Times New Roman" w:cs="Times New Roman"/>
           <w:sz w:val="24"/>
         </w:rPr>
-        <w:t xml:space="preserve">) i henhold til formelen i avsnitt 5.3. Det er viktig å presisere at kun artikler som både er i OVERFØR\_HVFS-kategorien </w:t>
+        <w:t xml:space="preserve">) i henhold til formelen i avsnitt 5.3. Kun artikler som både er i OVERFØR\_HVFS-kategorien </w:t>
       </w:r>
       <w:r>
         <w:rPr>
@@ -18697,7 +18832,7 @@
                 <w:rFonts w:ascii="Times New Roman" w:hAnsi="Times New Roman"/>
                 <w:sz w:val="22"/>
               </w:rPr>
-              <w:t>Samsvar</w:t>
+              <w:t>94</w:t>
             </w:r>
           </w:p>
         </w:tc>
@@ -18712,7 +18847,7 @@
                 <w:rFonts w:ascii="Times New Roman" w:hAnsi="Times New Roman"/>
                 <w:sz w:val="22"/>
               </w:rPr>
-              <w:t>Avvik</w:t>
+              <w:t>65</w:t>
             </w:r>
           </w:p>
         </w:tc>
@@ -18727,7 +18862,7 @@
                 <w:rFonts w:ascii="Times New Roman" w:hAnsi="Times New Roman"/>
                 <w:sz w:val="22"/>
               </w:rPr>
-              <w:t>Avvik</w:t>
+              <w:t>59</w:t>
             </w:r>
           </w:p>
         </w:tc>
@@ -18742,7 +18877,7 @@
                 <w:rFonts w:ascii="Times New Roman" w:hAnsi="Times New Roman"/>
                 <w:sz w:val="22"/>
               </w:rPr>
-              <w:t>—</w:t>
+              <w:t>218</w:t>
             </w:r>
           </w:p>
         </w:tc>
@@ -18774,7 +18909,7 @@
                 <w:rFonts w:ascii="Times New Roman" w:hAnsi="Times New Roman"/>
                 <w:sz w:val="22"/>
               </w:rPr>
-              <w:t>Avvik</w:t>
+              <w:t>99</w:t>
             </w:r>
           </w:p>
         </w:tc>
@@ -18789,7 +18924,7 @@
                 <w:rFonts w:ascii="Times New Roman" w:hAnsi="Times New Roman"/>
                 <w:sz w:val="22"/>
               </w:rPr>
-              <w:t>Samsvar</w:t>
+              <w:t>31</w:t>
             </w:r>
           </w:p>
         </w:tc>
@@ -18804,7 +18939,7 @@
                 <w:rFonts w:ascii="Times New Roman" w:hAnsi="Times New Roman"/>
                 <w:sz w:val="22"/>
               </w:rPr>
-              <w:t>Avvik</w:t>
+              <w:t>20</w:t>
             </w:r>
           </w:p>
         </w:tc>
@@ -18819,7 +18954,7 @@
                 <w:rFonts w:ascii="Times New Roman" w:hAnsi="Times New Roman"/>
                 <w:sz w:val="22"/>
               </w:rPr>
-              <w:t>—</w:t>
+              <w:t>150</w:t>
             </w:r>
           </w:p>
         </w:tc>
@@ -18851,7 +18986,7 @@
                 <w:rFonts w:ascii="Times New Roman" w:hAnsi="Times New Roman"/>
                 <w:sz w:val="22"/>
               </w:rPr>
-              <w:t>Avvik</w:t>
+              <w:t>6</w:t>
             </w:r>
           </w:p>
         </w:tc>
@@ -18866,7 +19001,7 @@
                 <w:rFonts w:ascii="Times New Roman" w:hAnsi="Times New Roman"/>
                 <w:sz w:val="22"/>
               </w:rPr>
-              <w:t>Avvik</w:t>
+              <w:t>1</w:t>
             </w:r>
           </w:p>
         </w:tc>
@@ -18881,7 +19016,7 @@
                 <w:rFonts w:ascii="Times New Roman" w:hAnsi="Times New Roman"/>
                 <w:sz w:val="22"/>
               </w:rPr>
-              <w:t>Samsvar</w:t>
+              <w:t>0</w:t>
             </w:r>
           </w:p>
         </w:tc>
@@ -18896,7 +19031,7 @@
                 <w:rFonts w:ascii="Times New Roman" w:hAnsi="Times New Roman"/>
                 <w:sz w:val="22"/>
               </w:rPr>
-              <w:t>—</w:t>
+              <w:t>7</w:t>
             </w:r>
           </w:p>
         </w:tc>
@@ -19136,7 +19271,7 @@
                 <w:rFonts w:ascii="Times New Roman" w:hAnsi="Times New Roman"/>
                 <w:sz w:val="22"/>
               </w:rPr>
-              <w:t>FREQ_AVVIK &gt; 1,5</w:t>
+              <w:t>FREQ_AVVIK &gt; 0,5</w:t>
             </w:r>
           </w:p>
         </w:tc>
@@ -19198,7 +19333,7 @@
                 <w:rFonts w:ascii="Times New Roman" w:hAnsi="Times New Roman"/>
                 <w:sz w:val="22"/>
               </w:rPr>
-              <w:t>−0,5 ≤ FREQ_AVVIK ≤ 1,5</w:t>
+              <w:t>−0,5 ≤ FREQ_AVVIK ≤ 0,5</w:t>
             </w:r>
           </w:p>
         </w:tc>
@@ -19426,7 +19561,52 @@
           <w:rFonts w:ascii="Times New Roman" w:hAnsi="Times New Roman" w:cs="Times New Roman"/>
           <w:sz w:val="24"/>
         </w:rPr>
-        <w:t xml:space="preserve">Av de 487 artiklene med tilstrekkelig data for EOQ-beregning har 356 artikler (73,1 %) en faktisk ordrefrekvens som overskrider EOQ-optimal frekvens med mer enn 150 %, og er klassifisert som FOR\_MANGE\_ORDRER. 100 artikler (20,5 %) opererer innenfor akseptabelt avvik (OK), og 31 artikler (6,4 %) bestiller sjeldnere enn EOQ-optimalt (FOR\_FÅ\_ORDRER). Den høye andelen FOR\_MANGE\_ORDRER indikerer at den eksisterende bestillingspraksisen ved LGORT 3001 er systematisk suboptimal — artiklene bestilles i for små kvanta og for ofte i forhold til hva Wilson-modellen tilsier med de gitte parameterne </w:t>
+        <w:t>Av de 487 artiklene med tilstrekkelig data for EOQ-beregning har 356 artikler (73,1 %) en faktisk ordrefrekvens som overskrider EOQ-optimal frekvens med mer enn 50 % (</w:t>
+      </w:r>
+      <m:oMath>
+        <m:sSub>
+          <m:e>
+            <m:r>
+              <m:t>f</m:t>
+            </m:r>
+          </m:e>
+          <m:sub>
+            <m:r>
+              <m:rPr>
+                <m:nor/>
+              </m:rPr>
+              <m:t>obs</m:t>
+            </m:r>
+          </m:sub>
+        </m:sSub>
+        <m:r>
+          <m:t>&gt;1</m:t>
+        </m:r>
+        <m:r>
+          <m:t>,</m:t>
+        </m:r>
+        <m:r>
+          <m:t>5·</m:t>
+        </m:r>
+        <m:sSup>
+          <m:e>
+            <m:r>
+              <m:t>f</m:t>
+            </m:r>
+          </m:e>
+          <m:sup>
+            <m:r>
+              <m:t>*</m:t>
+            </m:r>
+          </m:sup>
+        </m:sSup>
+      </m:oMath>
+      <w:r>
+        <w:rPr>
+          <w:rFonts w:ascii="Times New Roman" w:hAnsi="Times New Roman" w:cs="Times New Roman"/>
+          <w:sz w:val="24"/>
+        </w:rPr>
+        <w:t xml:space="preserve">), og er klassifisert som FOR\_MANGE\_ORDRER. 100 artikler (20,5 %) opererer innenfor akseptabelt avvik (OK), og 31 artikler (6,4 %) bestiller sjeldnere enn EOQ-optimalt (FOR\_FÅ\_ORDRER). Den høye andelen FOR\_MANGE\_ORDRER indikerer at den eksisterende bestillingspraksisen ved LGORT 3001 er systematisk suboptimal — artiklene bestilles i for små kvanta og for ofte i forhold til hva Wilson-modellen tilsier med de gitte parameterne </w:t>
       </w:r>
       <m:oMath>
         <m:r>
@@ -20520,7 +20700,7 @@
           <w:rFonts w:ascii="Times New Roman" w:hAnsi="Times New Roman" w:cs="Times New Roman"/>
           <w:sz w:val="24"/>
         </w:rPr>
-        <w:t>257 artikler (36,2 %) beholdes lokalt, primært grunnet Z-klassifisering (R1: 143 artikler) eller CY-profil (R2: 114 artikler). Z-override (R1) er den enkeltregelen som fanger flest artikler, noe som bekrefter at uforutsigbart forbruksmønster er den vanligste kontraindikasjonen mot sentralisering i dette sortimentet. 284 artikler (40,1 %) sendes til manuell vurdering — artikler der de kvantitative signalene fra ABC, XYZ, EOQ og K-means ikke er tilstrekkelig entydige til å generere en automatisert anbefaling. 23 artikler (3,2 %) mangler tilstrekkelig data for klassifisering. Fordelingen er visualisert i Figur 12 i kapittel 6.</w:t>
+        <w:t>257 artikler (36,2 %) beholdes lokalt, primært grunnet Z-klassifisering (R1: 143 artikler) eller CY-profil (R2: 114 artikler). Z-override (R1) er den enkeltregelen som fanger flest artikler, noe som bekrefter at uforutsigbart forbruksmønster er den vanligste kontraindikasjonen mot sentralisering i dette sortimentet. 284 artikler (40,1 %) sendes til manuell vurdering — artikler der de kvantitative signalene fra ABC, XYZ, EOQ og K-means ikke er tilstrekkelig entydige til å generere en automatisert anbefaling. For å gjøre gjennomgangen håndterbar anbefales en prioritert tilnærming: (a) start med CX-artiklene, som har stabilt forbruk og lav verdi og i mange tilfeller kan overføres med begrenset risiko; (b) gjennomgå deretter A/B-artikler med K\_OVERFØR-signal som ikke fanges av R3–R5; (c) adresser til slutt artiklene med blandede signaler. 23 artikler (3,2 %) mangler tilstrekkelig data for klassifisering. Fordelingen er visualisert i Figur 12 i kapittel 6.</w:t>
       </w:r>
     </w:p>
     <w:p>
@@ -21735,7 +21915,7 @@
           <w:rFonts w:ascii="Times New Roman" w:hAnsi="Times New Roman" w:cs="Times New Roman"/>
           <w:sz w:val="24"/>
         </w:rPr>
-        <w:t>SAP S/4HANA-data fra SE16H er operasjonelle systemdata som registreres automatisk ved hvert varemottak, lageruttak og bestilling. De er ikke gjenstand for hukommelsesfeil, sosial ønskverdighet eller manuell inntasting av enkeltpersoner, noe som gir dem høy reliabilitet sammenlignet med spørreundersøkelsesdata (Saha &amp; Ray, 2019). Analysescriptet er deterministisk og reproduserbart: gitt samme kildedata og samme script vil analysen gi identiske resultater. Dette er en metodisk styrke som er viktig for en studie der anbefalingene potensielt vil danne grunnlag for strategiske beslutninger. En potensiell svakhet ved datagrunnlaget er at MSEG-data kun fanger forbruk registrert i SAP; forbruk som skjer utenom systemet – for eksempel ved nøduttak som ikke dokumenteres – vil ikke fremgå av analysen.</w:t>
+        <w:t>SAP S/4HANA-data fra SE16H er operasjonelle systemdata. Transaksjonsdataene (MSEG, EKBE) registreres automatisk ved hvert varemottak, lageruttak og bestilling, og er ikke gjenstand for hukommelsesfeil eller sosial ønskverdighet, noe som gir dem høy reliabilitet sammenlignet med spørreundersøkelsesdata (Saha &amp; Ray, 2019). Stamdata (MARA, MBEW) er imidlertid manuelt vedlikeholdt og kan inneholde feil i prisregistrering eller klassifisering. For de 204 artiklene der ABC-verdien er beregnet fra STPRS (D-03), vil eventuelle prisavvik direkte påvirke klassifiseringen. Analysescriptet er deterministisk og reproduserbart: gitt samme kildedata og samme script vil analysen gi identiske resultater. Dette er en metodisk styrke som er viktig for en studie der anbefalingene potensielt vil danne grunnlag for strategiske beslutninger. En potensiell svakhet ved datagrunnlaget er at MSEG-data kun fanger forbruk registrert i SAP; forbruk som skjer utenom systemet – for eksempel ved nøduttak som ikke dokumenteres – vil ikke fremgå av analysen.</w:t>
       </w:r>
     </w:p>
     <w:p>
@@ -21894,7 +22074,7 @@
           <w:rFonts w:ascii="Times New Roman" w:hAnsi="Times New Roman" w:cs="Times New Roman"/>
           <w:sz w:val="24"/>
         </w:rPr>
-        <w:t>Studien er avgrenset til WERKS 3300, LGORT 3001 ved Helse Bergen. Det er ikke grunnlag for å hevde at de eksakte tallresultatene gjelder for andre WERKS-enheter i Helse Vest. Metoderammeverket – kombinasjonen av ABC, XYZ, EOQ og K-means med en regelbasert beslutningstager – er imidlertid fullt reproduserbart og kan, med tilpassing av parameterinnstillinger, anvendes på tilsvarende SAP-datastrukturer ved andre helseforetak. Fragapane et al. (2019) argumenterer for at datadrevne klassifiseringsmetoder for sykehuslogistikk har generell overføringsverdi så lenge datagrunnlaget er av tilsvarende type og kvalitet. Det er likevel viktig å være edruelig: strukturelle forskjeller mellom helseforetak – ulik sortimentssammensetning, ulike leverandøravtaler og ulike driftsmodeller – vil påvirke resultater og anbefalinger.</w:t>
+        <w:t>Studien er avgrenset til WERKS 3300, LGORT 3001 ved Helse Bergen. Det er ikke grunnlag for å hevde at de eksakte tallresultatene gjelder for andre WERKS-enheter i Helse Vest. Metoderammeverket – kombinasjonen av ABC, XYZ, EOQ og K-means med en regelmotor – er imidlertid fullt reproduserbart og kan, med tilpassing av parameterinnstillinger, anvendes på tilsvarende SAP-datastrukturer ved andre helseforetak. Fragapane et al. (2019) argumenterer for at datadrevne klassifiseringsmetoder for sykehuslogistikk har generell overføringsverdi så lenge datagrunnlaget er av tilsvarende type og kvalitet. Det er likevel viktig å være nøktern: strukturelle forskjeller mellom helseforetak – ulik sortimentssammensetning, ulike leverandøravtaler og ulike driftsmodeller – vil påvirke resultater og anbefalinger.</w:t>
       </w:r>
     </w:p>
     <w:p>
@@ -21992,7 +22172,7 @@
           <w:rFonts w:ascii="Times New Roman" w:hAnsi="Times New Roman" w:cs="Times New Roman"/>
           <w:sz w:val="24"/>
         </w:rPr>
-        <w:t xml:space="preserve"> i besparelsesformelen er et scenarioparameter, ikke en empirisk prognose. Den faktiske gevinsten avhenger av gjennomføringskvalitet, leverandørenes kapasitet og Helse Bergens evne til å revidere SAP-parametere. Sensitivitetsanalysen over 27 scenarier synliggjør bredden i usikkerhetsintervallet.</w:t>
+        <w:t xml:space="preserve"> i besparelsesformelen er en scenarioparameter, ikke en empirisk prognose. Den faktiske gevinsten avhenger av gjennomføringskvalitet, leverandørenes kapasitet og Helse Bergens evne til å revidere SAP-parametere. Sensitivitetsanalysen over 27 scenarier synliggjør bredden i usikkerhetsintervallet.</w:t>
       </w:r>
     </w:p>
     <w:p>
@@ -22004,7 +22184,7 @@
           <w:rFonts w:ascii="Times New Roman" w:hAnsi="Times New Roman" w:cs="Times New Roman"/>
           <w:sz w:val="24"/>
         </w:rPr>
-        <w:t>Leveringstidsfallbacken på 14 dager (94 % av artiklene) har begrenset direkte effekt på den frekvensbaserte EOQ-analysen, men vil være avgjørende for en fremtidig ROP-analyse. Analyseperioden 2024–2025 kan fortsatt være påvirket av ettervirkninger fra COVID-19-pandemien, noe som kan gi misvisende CV for enkeltartikler.</w:t>
+        <w:t>Standardverdien for leveringstid på 14 dager (94 % av artiklene) har begrenset direkte effekt på den frekvensbaserte EOQ-analysen, men vil være avgjørende for en fremtidig ROP-analyse. Analyseperioden 2024–2025 kan fortsatt være påvirket av ettervirkninger fra COVID-19-pandemien, noe som kan gi misvisende CV for enkeltartikler.</w:t>
       </w:r>
     </w:p>
     <w:p>
@@ -22064,7 +22244,7 @@
           <w:rFonts w:ascii="Times New Roman" w:hAnsi="Times New Roman" w:cs="Times New Roman"/>
           <w:sz w:val="24"/>
         </w:rPr>
-        <w:t>Modellen inkluderer ikke en eksplisitt kritikalitetsdimensjon som VED (Vital, Essential, Desirable). VED fanger forsyningskritikalitet for pasientbehandling som ikke fremgår av kvantitative ERP-metrikker alene. En forenklet binær kritikalitetsvurdering basert på varegruppe ville styrket modellens kliniske relevans, men krever fagkompetanse utenfor denne studiens rammeverk.</w:t>
+        <w:t>Modellen inkluderer ikke en eksplisitt kritikalitetsdimensjon som VED (Vital, Essential, Desirable). I sykehuslogistikk er kritikalitet en primær styringsparameter (Gupta et al., 2007; Gurumurthy et al., 2021), og fraværet innebærer at OVERFØR-anbefalingen kan omfatte artikler der leveringssvikt har alvorlige pasientkonsekvenser. Pilotvalideringen (anbefaling 1, kap. 9.2) bør eksplisitt inkludere en klinisk kritikalitetsvurdering som supplement til de kvantitative signalene.</w:t>
       </w:r>
     </w:p>
     <w:p>
@@ -22147,7 +22327,7 @@
           <w:rFonts w:ascii="Times New Roman" w:hAnsi="Times New Roman" w:cs="Times New Roman"/>
           <w:sz w:val="24"/>
         </w:rPr>
-        <w:t xml:space="preserve">Studien viser at en strukturert kombinasjon av ABC-analyse, XYZ-klassifisering, EOQ-avviksanalyse og K-means klyngeanalyse – sammenstilt i en regelbasert beslutningsmotor – gir et strukturert beslutningsgrunnlag for å prioritere overføringskandidater direkte fra SAP-transaksjonsdata. Av de 709 aktive artiklene i LGORT 3001 identifiserer regelmotoren </w:t>
+        <w:t xml:space="preserve">Studien viser at en strukturert kombinasjon av ABC-analyse, XYZ-klassifisering, EOQ-avviksanalyse og K-means klyngeanalyse – sammenstilt i regelmotoren – gir et strukturert beslutningsgrunnlag for å prioritere overføringskandidater direkte fra SAP-transaksjonsdata. Av de 709 aktive artiklene i LGORT 3001 identifiserer regelmotoren </w:t>
       </w:r>
       <w:r>
         <w:rPr>
@@ -22515,6 +22695,33 @@
           <w:rFonts w:ascii="Times New Roman" w:hAnsi="Times New Roman" w:cs="Times New Roman"/>
           <w:sz w:val="24"/>
         </w:rPr>
+        <w:t xml:space="preserve">Anthropic. (2026). </w:t>
+      </w:r>
+      <w:r>
+        <w:rPr>
+          <w:rFonts w:ascii="Times New Roman" w:hAnsi="Times New Roman" w:cs="Times New Roman"/>
+          <w:i/>
+          <w:sz w:val="24"/>
+        </w:rPr>
+        <w:t>Claude</w:t>
+      </w:r>
+      <w:r>
+        <w:rPr>
+          <w:rFonts w:ascii="Times New Roman" w:hAnsi="Times New Roman" w:cs="Times New Roman"/>
+          <w:sz w:val="24"/>
+        </w:rPr>
+        <w:t xml:space="preserve"> [Stor språkmodell]. https://claude.ai</w:t>
+      </w:r>
+    </w:p>
+    <w:p>
+      <w:pPr>
+        <w:spacing w:line="360" w:lineRule="auto"/>
+      </w:pPr>
+      <w:r>
+        <w:rPr>
+          <w:rFonts w:ascii="Times New Roman" w:hAnsi="Times New Roman" w:cs="Times New Roman"/>
+          <w:sz w:val="24"/>
+        </w:rPr>
         <w:t xml:space="preserve">Bijvank, M., &amp; Vis, I. F. A. (2012). Inventory control for point-of-use locations in hospitals. </w:t>
       </w:r>
       <w:r>
@@ -22752,6 +22959,33 @@
           <w:rFonts w:ascii="Times New Roman" w:hAnsi="Times New Roman" w:cs="Times New Roman"/>
           <w:sz w:val="24"/>
         </w:rPr>
+        <w:t xml:space="preserve">Helse Vest RHF. (2024). </w:t>
+      </w:r>
+      <w:r>
+        <w:rPr>
+          <w:rFonts w:ascii="Times New Roman" w:hAnsi="Times New Roman" w:cs="Times New Roman"/>
+          <w:i/>
+          <w:sz w:val="24"/>
+        </w:rPr>
+        <w:t>Kontraktstildeling: Drift av regionalt forsyningssenter</w:t>
+      </w:r>
+      <w:r>
+        <w:rPr>
+          <w:rFonts w:ascii="Times New Roman" w:hAnsi="Times New Roman" w:cs="Times New Roman"/>
+          <w:sz w:val="24"/>
+        </w:rPr>
+        <w:t xml:space="preserve"> [Kunngjøring om inngått kontrakt, kunngjøring 2024-101803]. Doffin – database for offentlige innkjøp. https://doffin.no/notices/2024-101803</w:t>
+      </w:r>
+    </w:p>
+    <w:p>
+      <w:pPr>
+        <w:spacing w:line="360" w:lineRule="auto"/>
+      </w:pPr>
+      <w:r>
+        <w:rPr>
+          <w:rFonts w:ascii="Times New Roman" w:hAnsi="Times New Roman" w:cs="Times New Roman"/>
+          <w:sz w:val="24"/>
+        </w:rPr>
         <w:t xml:space="preserve">Kelle, P., Woosley, J., &amp; Schneider, H. (2012). Pharmaceutical supply chain specifics and inventory solutions for a hospital case. </w:t>
       </w:r>
       <w:r>
@@ -23061,7 +23295,7 @@
           <w:rFonts w:ascii="Times New Roman" w:hAnsi="Times New Roman" w:cs="Times New Roman"/>
           <w:sz w:val="24"/>
         </w:rPr>
-        <w:t>, 2825–2830.</w:t>
+        <w:t>, 2825–2830. https://jmlr.org/papers/v12/pedregosa11a.html</w:t>
       </w:r>
     </w:p>
     <w:p>
@@ -23115,6 +23349,75 @@
           <w:rFonts w:ascii="Times New Roman" w:hAnsi="Times New Roman" w:cs="Times New Roman"/>
           <w:sz w:val="24"/>
         </w:rPr>
+        <w:t xml:space="preserve">Rekdal, O. B., &amp; Pettersen, B. I. A. (2025). </w:t>
+      </w:r>
+      <w:r>
+        <w:rPr>
+          <w:rFonts w:ascii="Times New Roman" w:hAnsi="Times New Roman" w:cs="Times New Roman"/>
+          <w:i/>
+          <w:sz w:val="24"/>
+        </w:rPr>
+        <w:t>Vitenskapelig skriving – en praktisk innføring</w:t>
+      </w:r>
+      <w:r>
+        <w:rPr>
+          <w:rFonts w:ascii="Times New Roman" w:hAnsi="Times New Roman" w:cs="Times New Roman"/>
+          <w:sz w:val="24"/>
+        </w:rPr>
+        <w:t xml:space="preserve"> [Upublisert undervisningsmateriell]. Høgskolen i Molde.</w:t>
+      </w:r>
+    </w:p>
+    <w:p>
+      <w:pPr>
+        <w:spacing w:line="360" w:lineRule="auto"/>
+      </w:pPr>
+      <w:r>
+        <w:rPr>
+          <w:rFonts w:ascii="Times New Roman" w:hAnsi="Times New Roman" w:cs="Times New Roman"/>
+          <w:sz w:val="24"/>
+        </w:rPr>
+        <w:t xml:space="preserve">Rousseeuw, P. J. (1987). Silhouettes: A graphical aid to the interpretation and validation of cluster analysis. </w:t>
+      </w:r>
+      <w:r>
+        <w:rPr>
+          <w:rFonts w:ascii="Times New Roman" w:hAnsi="Times New Roman" w:cs="Times New Roman"/>
+          <w:i/>
+          <w:sz w:val="24"/>
+        </w:rPr>
+        <w:t>Journal of Computational and Applied Mathematics</w:t>
+      </w:r>
+      <w:r>
+        <w:rPr>
+          <w:rFonts w:ascii="Times New Roman" w:hAnsi="Times New Roman" w:cs="Times New Roman"/>
+          <w:sz w:val="24"/>
+        </w:rPr>
+        <w:t xml:space="preserve">, </w:t>
+      </w:r>
+      <w:r>
+        <w:rPr>
+          <w:rFonts w:ascii="Times New Roman" w:hAnsi="Times New Roman" w:cs="Times New Roman"/>
+          <w:i/>
+          <w:sz w:val="24"/>
+        </w:rPr>
+        <w:t>20</w:t>
+      </w:r>
+      <w:r>
+        <w:rPr>
+          <w:rFonts w:ascii="Times New Roman" w:hAnsi="Times New Roman" w:cs="Times New Roman"/>
+          <w:sz w:val="24"/>
+        </w:rPr>
+        <w:t>, 53–65. https://doi.org/10.1016/0377-0427(87)90125-7</w:t>
+      </w:r>
+    </w:p>
+    <w:p>
+      <w:pPr>
+        <w:spacing w:line="360" w:lineRule="auto"/>
+      </w:pPr>
+      <w:r>
+        <w:rPr>
+          <w:rFonts w:ascii="Times New Roman" w:hAnsi="Times New Roman" w:cs="Times New Roman"/>
+          <w:sz w:val="24"/>
+        </w:rPr>
         <w:t xml:space="preserve">Saha, E., &amp; Ray, P. K. (2019). Modelling and analysis of inventory management systems in healthcare: A review and reflections. </w:t>
       </w:r>
       <w:r>
@@ -23341,87 +23644,6 @@
           <w:sz w:val="24"/>
         </w:rPr>
         <w:t>, 82–101. https://doi.org/10.1016/j.omega.2016.08.004</w:t>
-      </w:r>
-    </w:p>
-    <w:p>
-      <w:pPr>
-        <w:spacing w:line="360" w:lineRule="auto"/>
-      </w:pPr>
-      <w:r>
-        <w:rPr>
-          <w:rFonts w:ascii="Times New Roman" w:hAnsi="Times New Roman" w:cs="Times New Roman"/>
-          <w:sz w:val="24"/>
-        </w:rPr>
-        <w:t xml:space="preserve">Anthropic. (2026). </w:t>
-      </w:r>
-      <w:r>
-        <w:rPr>
-          <w:rFonts w:ascii="Times New Roman" w:hAnsi="Times New Roman" w:cs="Times New Roman"/>
-          <w:i/>
-          <w:sz w:val="24"/>
-        </w:rPr>
-        <w:t>Claude</w:t>
-      </w:r>
-      <w:r>
-        <w:rPr>
-          <w:rFonts w:ascii="Times New Roman" w:hAnsi="Times New Roman" w:cs="Times New Roman"/>
-          <w:sz w:val="24"/>
-        </w:rPr>
-        <w:t xml:space="preserve"> [Stor språkmodell]. https://claude.ai</w:t>
-      </w:r>
-    </w:p>
-    <w:p>
-      <w:pPr>
-        <w:spacing w:line="360" w:lineRule="auto"/>
-      </w:pPr>
-      <w:r>
-        <w:rPr>
-          <w:rFonts w:ascii="Times New Roman" w:hAnsi="Times New Roman" w:cs="Times New Roman"/>
-          <w:sz w:val="24"/>
-        </w:rPr>
-        <w:t xml:space="preserve">Helse Vest RHF. (2024). </w:t>
-      </w:r>
-      <w:r>
-        <w:rPr>
-          <w:rFonts w:ascii="Times New Roman" w:hAnsi="Times New Roman" w:cs="Times New Roman"/>
-          <w:i/>
-          <w:sz w:val="24"/>
-        </w:rPr>
-        <w:t>Kontraktstildeling: Drift av regionalt forsyningssenter</w:t>
-      </w:r>
-      <w:r>
-        <w:rPr>
-          <w:rFonts w:ascii="Times New Roman" w:hAnsi="Times New Roman" w:cs="Times New Roman"/>
-          <w:sz w:val="24"/>
-        </w:rPr>
-        <w:t xml:space="preserve"> [Kunngjøring om inngått kontrakt, kunngjøring 2024-101803]. Doffin – database for offentlige innkjøp. https://doffin.no/notices/2024-101803</w:t>
-      </w:r>
-    </w:p>
-    <w:p>
-      <w:pPr>
-        <w:spacing w:line="360" w:lineRule="auto"/>
-      </w:pPr>
-      <w:r>
-        <w:rPr>
-          <w:rFonts w:ascii="Times New Roman" w:hAnsi="Times New Roman" w:cs="Times New Roman"/>
-          <w:sz w:val="24"/>
-        </w:rPr>
-        <w:t xml:space="preserve">Rekdal, O. B., &amp; Pettersen, B. I. A. (2025). </w:t>
-      </w:r>
-      <w:r>
-        <w:rPr>
-          <w:rFonts w:ascii="Times New Roman" w:hAnsi="Times New Roman" w:cs="Times New Roman"/>
-          <w:i/>
-          <w:sz w:val="24"/>
-        </w:rPr>
-        <w:t>Vitenskapelig skriving – en praktisk innføring</w:t>
-      </w:r>
-      <w:r>
-        <w:rPr>
-          <w:rFonts w:ascii="Times New Roman" w:hAnsi="Times New Roman" w:cs="Times New Roman"/>
-          <w:sz w:val="24"/>
-        </w:rPr>
-        <w:t xml:space="preserve"> (9. des. 2025). Høgskolen i Molde.</w:t>
       </w:r>
     </w:p>
     <w:p>
@@ -23663,6 +23885,26 @@
           <w:sz w:val="24"/>
         </w:rPr>
         <w:t xml:space="preserve"> Claude ble brukt til å strukturere rapportteksten og forbedre språklig klarhet. Verktøyet foreslo disposisjon, avsnittsinndeling og formuleringer som forfatteren vurderte kritisk og reviderte. Alle faglige påstander, argumenter og konklusjoner er forfatterens egne. Claude er ikke brukt som fagkilde og er ikke sitert som belegg for faglige påstander.</w:t>
+      </w:r>
+    </w:p>
+    <w:p>
+      <w:pPr>
+        <w:spacing w:line="360" w:lineRule="auto"/>
+      </w:pPr>
+      <w:r>
+        <w:rPr>
+          <w:rFonts w:ascii="Times New Roman" w:hAnsi="Times New Roman" w:cs="Times New Roman"/>
+          <w:b/>
+          <w:sz w:val="24"/>
+        </w:rPr>
+        <w:t>4. Refleksjon over KI-brukens påvirkning.</w:t>
+      </w:r>
+      <w:r>
+        <w:rPr>
+          <w:rFonts w:ascii="Times New Roman" w:hAnsi="Times New Roman" w:cs="Times New Roman"/>
+          <w:sz w:val="24"/>
+        </w:rPr>
+        <w:t xml:space="preserve"> Bruken av Claude påvirket arbeidsprosessen på to vesentlige måter. For det første akselererte kodestøtten iterasjonshastigheten i Python-utviklingen, noe som muliggjorde flere eksperimentelle kjøringer og raskere feilsøking enn manuell utvikling alene ville tillatt. For det andre bidro den språklige bearbeidingen til mer konsise formuleringer, men krevde aktiv overvåking for å unngå at faglig presisjon gikk tapt til fordel for språklig eleganse. Den analytiske retningen — valg av metoder, regelutforming og tolkning av resultater — er ikke påvirket av KI-verktøyet.</w:t>
       </w:r>
     </w:p>
     <w:p>

--- a/005 report/LOG650_Rapport.docx
+++ b/005 report/LOG650_Rapport.docx
@@ -4714,7 +4714,7 @@
           <w:rFonts w:ascii="Times New Roman" w:hAnsi="Times New Roman"/>
           <w:sz w:val="24"/>
         </w:rPr>
-        <w:t xml:space="preserve">(Sammendrag på norsk — sjå avsnittet over.)</w:t>
+        <w:t xml:space="preserve">(Sammendrag på norsk – sjå avsnittet over.)</w:t>
       </w:r>
     </w:p>
     <w:p>
@@ -4751,1566 +4751,6 @@
     </w:p>
     <w:p>
       <w:pPr>
-        <w:pStyle w:val="INNH1"/>
-        <w:tabs>
-          <w:tab w:val="left" w:pos="660"/>
-        </w:tabs>
-        <w:rPr>
-          <w:rFonts w:ascii="Arial" w:hAnsi="Arial" w:cs="Arial"/>
-          <w:b w:val="0"/>
-          <w:sz w:val="28"/>
-          <w:szCs w:val="28"/>
-        </w:rPr>
-      </w:pPr>
-      <w:r>
-        <w:rPr>
-          <w:rFonts w:ascii="Arial" w:hAnsi="Arial" w:cs="Arial"/>
-          <w:b w:val="0"/>
-          <w:sz w:val="28"/>
-          <w:szCs w:val="28"/>
-        </w:rPr>
-        <w:lastRenderedPageBreak/>
-        <w:t>Inn</w:t>
-      </w:r>
-      <w:r>
-        <w:rPr>
-          <w:rFonts w:ascii="Arial" w:hAnsi="Arial" w:cs="Arial"/>
-          <w:b w:val="0"/>
-          <w:sz w:val="28"/>
-          <w:szCs w:val="28"/>
-        </w:rPr>
-        <w:t>hold</w:t>
-      </w:r>
-    </w:p>
-    <w:p>
-      <w:pPr>
-        <w:pStyle w:val="INNH1"/>
-        <w:tabs>
-          <w:tab w:val="left" w:pos="720"/>
-        </w:tabs>
-        <w:rPr>
-          <w:rFonts w:asciiTheme="minorHAnsi" w:eastAsiaTheme="minorEastAsia" w:hAnsiTheme="minorHAnsi" w:cstheme="minorBidi"/>
-          <w:b w:val="0"/>
-          <w:kern w:val="2"/>
-          <w:lang w:val="en-GB" w:eastAsia="en-GB" w:bidi="ar-SA"/>
-          <w14:ligatures w14:val="standardContextual"/>
-        </w:rPr>
-      </w:pPr>
-      <w:r>
-        <w:rPr>
-          <w:rFonts w:ascii="Arial" w:hAnsi="Arial" w:cs="Arial"/>
-          <w:b w:val="0"/>
-          <w:sz w:val="28"/>
-          <w:szCs w:val="28"/>
-        </w:rPr>
-        <w:fldChar w:fldCharType="begin"/>
-      </w:r>
-      <w:r>
-        <w:rPr>
-          <w:rFonts w:ascii="Arial" w:hAnsi="Arial" w:cs="Arial"/>
-          <w:b w:val="0"/>
-          <w:sz w:val="28"/>
-          <w:szCs w:val="28"/>
-        </w:rPr>
-        <w:instrText xml:space="preserve"> TOC \o "1-3" \h \z \u </w:instrText>
-      </w:r>
-      <w:r>
-        <w:rPr>
-          <w:rFonts w:ascii="Arial" w:hAnsi="Arial" w:cs="Arial"/>
-          <w:b w:val="0"/>
-          <w:sz w:val="28"/>
-          <w:szCs w:val="28"/>
-        </w:rPr>
-        <w:fldChar w:fldCharType="separate"/>
-      </w:r>
-      <w:hyperlink w:anchor="_Toc222057403" w:history="1">
-        <w:r>
-          <w:rPr>
-            <w:rStyle w:val="Hyperkobling"/>
-          </w:rPr>
-          <w:t>1.0</w:t>
-        </w:r>
-        <w:r>
-          <w:rPr>
-            <w:rFonts w:asciiTheme="minorHAnsi" w:eastAsiaTheme="minorEastAsia" w:hAnsiTheme="minorHAnsi" w:cstheme="minorBidi"/>
-            <w:b w:val="0"/>
-            <w:kern w:val="2"/>
-            <w:lang w:val="en-GB" w:eastAsia="en-GB" w:bidi="ar-SA"/>
-            <w14:ligatures w14:val="standardContextual"/>
-          </w:rPr>
-          <w:tab/>
-        </w:r>
-        <w:r>
-          <w:rPr>
-            <w:rStyle w:val="Hyperkobling"/>
-          </w:rPr>
-          <w:t>Innledning</w:t>
-        </w:r>
-        <w:r>
-          <w:rPr>
-            <w:webHidden/>
-          </w:rPr>
-          <w:tab/>
-        </w:r>
-        <w:r>
-          <w:rPr>
-            <w:webHidden/>
-          </w:rPr>
-          <w:fldChar w:fldCharType="begin"/>
-        </w:r>
-        <w:r>
-          <w:rPr>
-            <w:webHidden/>
-          </w:rPr>
-          <w:instrText xml:space="preserve"> PAGEREF _Toc222057403 \h </w:instrText>
-        </w:r>
-        <w:r>
-          <w:rPr>
-            <w:webHidden/>
-          </w:rPr>
-        </w:r>
-        <w:r>
-          <w:rPr>
-            <w:webHidden/>
-          </w:rPr>
-          <w:fldChar w:fldCharType="separate"/>
-        </w:r>
-        <w:r>
-          <w:rPr>
-            <w:webHidden/>
-          </w:rPr>
-          <w:t>1</w:t>
-        </w:r>
-        <w:r>
-          <w:rPr>
-            <w:webHidden/>
-          </w:rPr>
-          <w:fldChar w:fldCharType="end"/>
-        </w:r>
-      </w:hyperlink>
-    </w:p>
-    <w:p>
-      <w:pPr>
-        <w:pStyle w:val="INNH2"/>
-        <w:tabs>
-          <w:tab w:val="left" w:pos="960"/>
-          <w:tab w:val="right" w:leader="dot" w:pos="8758"/>
-        </w:tabs>
-        <w:rPr>
-          <w:rFonts w:asciiTheme="minorHAnsi" w:eastAsiaTheme="minorEastAsia" w:hAnsiTheme="minorHAnsi" w:cstheme="minorBidi"/>
-          <w:noProof/>
-          <w:kern w:val="2"/>
-          <w:lang w:val="en-GB" w:eastAsia="en-GB" w:bidi="ar-SA"/>
-          <w14:ligatures w14:val="standardContextual"/>
-        </w:rPr>
-      </w:pPr>
-      <w:hyperlink w:anchor="_Toc222057404" w:history="1">
-        <w:r>
-          <w:rPr>
-            <w:rStyle w:val="Hyperkobling"/>
-            <w:noProof/>
-          </w:rPr>
-          <w:t>1.1</w:t>
-        </w:r>
-        <w:r>
-          <w:rPr>
-            <w:rFonts w:asciiTheme="minorHAnsi" w:eastAsiaTheme="minorEastAsia" w:hAnsiTheme="minorHAnsi" w:cstheme="minorBidi"/>
-            <w:noProof/>
-            <w:kern w:val="2"/>
-            <w:lang w:val="en-GB" w:eastAsia="en-GB" w:bidi="ar-SA"/>
-            <w14:ligatures w14:val="standardContextual"/>
-          </w:rPr>
-          <w:tab/>
-        </w:r>
-        <w:r>
-          <w:rPr>
-            <w:rStyle w:val="Hyperkobling"/>
-            <w:noProof/>
-          </w:rPr>
-          <w:t>Problemstilling</w:t>
-        </w:r>
-        <w:r>
-          <w:rPr>
-            <w:noProof/>
-            <w:webHidden/>
-          </w:rPr>
-          <w:tab/>
-        </w:r>
-        <w:r>
-          <w:rPr>
-            <w:noProof/>
-            <w:webHidden/>
-          </w:rPr>
-          <w:fldChar w:fldCharType="begin"/>
-        </w:r>
-        <w:r>
-          <w:rPr>
-            <w:noProof/>
-            <w:webHidden/>
-          </w:rPr>
-          <w:instrText xml:space="preserve"> PAGEREF _Toc222057404 \h </w:instrText>
-        </w:r>
-        <w:r>
-          <w:rPr>
-            <w:noProof/>
-            <w:webHidden/>
-          </w:rPr>
-        </w:r>
-        <w:r>
-          <w:rPr>
-            <w:noProof/>
-            <w:webHidden/>
-          </w:rPr>
-          <w:fldChar w:fldCharType="separate"/>
-        </w:r>
-        <w:r>
-          <w:rPr>
-            <w:noProof/>
-            <w:webHidden/>
-          </w:rPr>
-          <w:t>2</w:t>
-        </w:r>
-        <w:r>
-          <w:rPr>
-            <w:noProof/>
-            <w:webHidden/>
-          </w:rPr>
-          <w:fldChar w:fldCharType="end"/>
-        </w:r>
-      </w:hyperlink>
-    </w:p>
-    <w:p>
-      <w:pPr>
-        <w:pStyle w:val="INNH2"/>
-        <w:tabs>
-          <w:tab w:val="left" w:pos="960"/>
-          <w:tab w:val="right" w:leader="dot" w:pos="8758"/>
-        </w:tabs>
-        <w:rPr>
-          <w:rFonts w:asciiTheme="minorHAnsi" w:eastAsiaTheme="minorEastAsia" w:hAnsiTheme="minorHAnsi" w:cstheme="minorBidi"/>
-          <w:noProof/>
-          <w:kern w:val="2"/>
-          <w:lang w:val="en-GB" w:eastAsia="en-GB" w:bidi="ar-SA"/>
-          <w14:ligatures w14:val="standardContextual"/>
-        </w:rPr>
-      </w:pPr>
-      <w:hyperlink w:anchor="_Toc222057405" w:history="1">
-        <w:r>
-          <w:rPr>
-            <w:rStyle w:val="Hyperkobling"/>
-            <w:noProof/>
-          </w:rPr>
-          <w:t>1.2</w:t>
-        </w:r>
-        <w:r>
-          <w:rPr>
-            <w:rFonts w:asciiTheme="minorHAnsi" w:eastAsiaTheme="minorEastAsia" w:hAnsiTheme="minorHAnsi" w:cstheme="minorBidi"/>
-            <w:noProof/>
-            <w:kern w:val="2"/>
-            <w:lang w:val="en-GB" w:eastAsia="en-GB" w:bidi="ar-SA"/>
-            <w14:ligatures w14:val="standardContextual"/>
-          </w:rPr>
-          <w:tab/>
-        </w:r>
-        <w:r>
-          <w:rPr>
-            <w:rStyle w:val="Hyperkobling"/>
-            <w:noProof/>
-          </w:rPr>
-          <w:t>Delproblemer (valgfri)</w:t>
-        </w:r>
-        <w:r>
-          <w:rPr>
-            <w:noProof/>
-            <w:webHidden/>
-          </w:rPr>
-          <w:tab/>
-        </w:r>
-        <w:r>
-          <w:rPr>
-            <w:noProof/>
-            <w:webHidden/>
-          </w:rPr>
-          <w:fldChar w:fldCharType="begin"/>
-        </w:r>
-        <w:r>
-          <w:rPr>
-            <w:noProof/>
-            <w:webHidden/>
-          </w:rPr>
-          <w:instrText xml:space="preserve"> PAGEREF _Toc222057405 \h </w:instrText>
-        </w:r>
-        <w:r>
-          <w:rPr>
-            <w:noProof/>
-            <w:webHidden/>
-          </w:rPr>
-        </w:r>
-        <w:r>
-          <w:rPr>
-            <w:noProof/>
-            <w:webHidden/>
-          </w:rPr>
-          <w:fldChar w:fldCharType="separate"/>
-        </w:r>
-        <w:r>
-          <w:rPr>
-            <w:noProof/>
-            <w:webHidden/>
-          </w:rPr>
-          <w:t>2</w:t>
-        </w:r>
-        <w:r>
-          <w:rPr>
-            <w:noProof/>
-            <w:webHidden/>
-          </w:rPr>
-          <w:fldChar w:fldCharType="end"/>
-        </w:r>
-      </w:hyperlink>
-    </w:p>
-    <w:p>
-      <w:pPr>
-        <w:pStyle w:val="INNH2"/>
-        <w:tabs>
-          <w:tab w:val="left" w:pos="960"/>
-          <w:tab w:val="right" w:leader="dot" w:pos="8758"/>
-        </w:tabs>
-        <w:rPr>
-          <w:rFonts w:asciiTheme="minorHAnsi" w:eastAsiaTheme="minorEastAsia" w:hAnsiTheme="minorHAnsi" w:cstheme="minorBidi"/>
-          <w:noProof/>
-          <w:kern w:val="2"/>
-          <w:lang w:val="en-GB" w:eastAsia="en-GB" w:bidi="ar-SA"/>
-          <w14:ligatures w14:val="standardContextual"/>
-        </w:rPr>
-      </w:pPr>
-      <w:hyperlink w:anchor="_Toc222057406" w:history="1">
-        <w:r>
-          <w:rPr>
-            <w:rStyle w:val="Hyperkobling"/>
-            <w:noProof/>
-          </w:rPr>
-          <w:t>1.3</w:t>
-        </w:r>
-        <w:r>
-          <w:rPr>
-            <w:rFonts w:asciiTheme="minorHAnsi" w:eastAsiaTheme="minorEastAsia" w:hAnsiTheme="minorHAnsi" w:cstheme="minorBidi"/>
-            <w:noProof/>
-            <w:kern w:val="2"/>
-            <w:lang w:val="en-GB" w:eastAsia="en-GB" w:bidi="ar-SA"/>
-            <w14:ligatures w14:val="standardContextual"/>
-          </w:rPr>
-          <w:tab/>
-        </w:r>
-        <w:r>
-          <w:rPr>
-            <w:rStyle w:val="Hyperkobling"/>
-            <w:noProof/>
-          </w:rPr>
-          <w:t>Avgrensinger</w:t>
-        </w:r>
-        <w:r>
-          <w:rPr>
-            <w:noProof/>
-            <w:webHidden/>
-          </w:rPr>
-          <w:tab/>
-        </w:r>
-        <w:r>
-          <w:rPr>
-            <w:noProof/>
-            <w:webHidden/>
-          </w:rPr>
-          <w:fldChar w:fldCharType="begin"/>
-        </w:r>
-        <w:r>
-          <w:rPr>
-            <w:noProof/>
-            <w:webHidden/>
-          </w:rPr>
-          <w:instrText xml:space="preserve"> PAGEREF _Toc222057406 \h </w:instrText>
-        </w:r>
-        <w:r>
-          <w:rPr>
-            <w:noProof/>
-            <w:webHidden/>
-          </w:rPr>
-        </w:r>
-        <w:r>
-          <w:rPr>
-            <w:noProof/>
-            <w:webHidden/>
-          </w:rPr>
-          <w:fldChar w:fldCharType="separate"/>
-        </w:r>
-        <w:r>
-          <w:rPr>
-            <w:noProof/>
-            <w:webHidden/>
-          </w:rPr>
-          <w:t>2</w:t>
-        </w:r>
-        <w:r>
-          <w:rPr>
-            <w:noProof/>
-            <w:webHidden/>
-          </w:rPr>
-          <w:fldChar w:fldCharType="end"/>
-        </w:r>
-      </w:hyperlink>
-    </w:p>
-    <w:p>
-      <w:pPr>
-        <w:pStyle w:val="INNH2"/>
-        <w:tabs>
-          <w:tab w:val="left" w:pos="960"/>
-          <w:tab w:val="right" w:leader="dot" w:pos="8758"/>
-        </w:tabs>
-        <w:rPr>
-          <w:rFonts w:asciiTheme="minorHAnsi" w:eastAsiaTheme="minorEastAsia" w:hAnsiTheme="minorHAnsi" w:cstheme="minorBidi"/>
-          <w:noProof/>
-          <w:kern w:val="2"/>
-          <w:lang w:val="en-GB" w:eastAsia="en-GB" w:bidi="ar-SA"/>
-          <w14:ligatures w14:val="standardContextual"/>
-        </w:rPr>
-      </w:pPr>
-      <w:hyperlink w:anchor="_Toc222057407" w:history="1">
-        <w:r>
-          <w:rPr>
-            <w:rStyle w:val="Hyperkobling"/>
-            <w:noProof/>
-          </w:rPr>
-          <w:t>1.4</w:t>
-        </w:r>
-        <w:r>
-          <w:rPr>
-            <w:rFonts w:asciiTheme="minorHAnsi" w:eastAsiaTheme="minorEastAsia" w:hAnsiTheme="minorHAnsi" w:cstheme="minorBidi"/>
-            <w:noProof/>
-            <w:kern w:val="2"/>
-            <w:lang w:val="en-GB" w:eastAsia="en-GB" w:bidi="ar-SA"/>
-            <w14:ligatures w14:val="standardContextual"/>
-          </w:rPr>
-          <w:tab/>
-        </w:r>
-        <w:r>
-          <w:rPr>
-            <w:rStyle w:val="Hyperkobling"/>
-            <w:noProof/>
-          </w:rPr>
-          <w:t>Antagelser</w:t>
-        </w:r>
-        <w:r>
-          <w:rPr>
-            <w:noProof/>
-            <w:webHidden/>
-          </w:rPr>
-          <w:tab/>
-        </w:r>
-        <w:r>
-          <w:rPr>
-            <w:noProof/>
-            <w:webHidden/>
-          </w:rPr>
-          <w:fldChar w:fldCharType="begin"/>
-        </w:r>
-        <w:r>
-          <w:rPr>
-            <w:noProof/>
-            <w:webHidden/>
-          </w:rPr>
-          <w:instrText xml:space="preserve"> PAGEREF _Toc222057407 \h </w:instrText>
-        </w:r>
-        <w:r>
-          <w:rPr>
-            <w:noProof/>
-            <w:webHidden/>
-          </w:rPr>
-        </w:r>
-        <w:r>
-          <w:rPr>
-            <w:noProof/>
-            <w:webHidden/>
-          </w:rPr>
-          <w:fldChar w:fldCharType="separate"/>
-        </w:r>
-        <w:r>
-          <w:rPr>
-            <w:noProof/>
-            <w:webHidden/>
-          </w:rPr>
-          <w:t>3</w:t>
-        </w:r>
-        <w:r>
-          <w:rPr>
-            <w:noProof/>
-            <w:webHidden/>
-          </w:rPr>
-          <w:fldChar w:fldCharType="end"/>
-        </w:r>
-      </w:hyperlink>
-    </w:p>
-    <w:p>
-      <w:pPr>
-        <w:pStyle w:val="INNH1"/>
-        <w:tabs>
-          <w:tab w:val="left" w:pos="720"/>
-        </w:tabs>
-        <w:rPr>
-          <w:rFonts w:asciiTheme="minorHAnsi" w:eastAsiaTheme="minorEastAsia" w:hAnsiTheme="minorHAnsi" w:cstheme="minorBidi"/>
-          <w:b w:val="0"/>
-          <w:kern w:val="2"/>
-          <w:lang w:val="en-GB" w:eastAsia="en-GB" w:bidi="ar-SA"/>
-          <w14:ligatures w14:val="standardContextual"/>
-        </w:rPr>
-      </w:pPr>
-      <w:hyperlink w:anchor="_Toc222057408" w:history="1">
-        <w:r>
-          <w:rPr>
-            <w:rStyle w:val="Hyperkobling"/>
-          </w:rPr>
-          <w:t>2.0</w:t>
-        </w:r>
-        <w:r>
-          <w:rPr>
-            <w:rFonts w:asciiTheme="minorHAnsi" w:eastAsiaTheme="minorEastAsia" w:hAnsiTheme="minorHAnsi" w:cstheme="minorBidi"/>
-            <w:b w:val="0"/>
-            <w:kern w:val="2"/>
-            <w:lang w:val="en-GB" w:eastAsia="en-GB" w:bidi="ar-SA"/>
-            <w14:ligatures w14:val="standardContextual"/>
-          </w:rPr>
-          <w:tab/>
-        </w:r>
-        <w:r>
-          <w:rPr>
-            <w:rStyle w:val="Hyperkobling"/>
-          </w:rPr>
-          <w:t>Litteratur</w:t>
-        </w:r>
-        <w:r>
-          <w:rPr>
-            <w:webHidden/>
-          </w:rPr>
-          <w:tab/>
-        </w:r>
-        <w:r>
-          <w:rPr>
-            <w:webHidden/>
-          </w:rPr>
-          <w:fldChar w:fldCharType="begin"/>
-        </w:r>
-        <w:r>
-          <w:rPr>
-            <w:webHidden/>
-          </w:rPr>
-          <w:instrText xml:space="preserve"> PAGEREF _Toc222057408 \h </w:instrText>
-        </w:r>
-        <w:r>
-          <w:rPr>
-            <w:webHidden/>
-          </w:rPr>
-        </w:r>
-        <w:r>
-          <w:rPr>
-            <w:webHidden/>
-          </w:rPr>
-          <w:fldChar w:fldCharType="separate"/>
-        </w:r>
-        <w:r>
-          <w:rPr>
-            <w:webHidden/>
-          </w:rPr>
-          <w:t>3</w:t>
-        </w:r>
-        <w:r>
-          <w:rPr>
-            <w:webHidden/>
-          </w:rPr>
-          <w:fldChar w:fldCharType="end"/>
-        </w:r>
-      </w:hyperlink>
-    </w:p>
-    <w:p>
-      <w:pPr>
-        <w:pStyle w:val="INNH1"/>
-        <w:tabs>
-          <w:tab w:val="left" w:pos="720"/>
-        </w:tabs>
-        <w:rPr>
-          <w:rFonts w:asciiTheme="minorHAnsi" w:eastAsiaTheme="minorEastAsia" w:hAnsiTheme="minorHAnsi" w:cstheme="minorBidi"/>
-          <w:b w:val="0"/>
-          <w:kern w:val="2"/>
-          <w:lang w:val="en-GB" w:eastAsia="en-GB" w:bidi="ar-SA"/>
-          <w14:ligatures w14:val="standardContextual"/>
-        </w:rPr>
-      </w:pPr>
-      <w:hyperlink w:anchor="_Toc222057409" w:history="1">
-        <w:r>
-          <w:rPr>
-            <w:rStyle w:val="Hyperkobling"/>
-          </w:rPr>
-          <w:t>3.0</w:t>
-        </w:r>
-        <w:r>
-          <w:rPr>
-            <w:rFonts w:asciiTheme="minorHAnsi" w:eastAsiaTheme="minorEastAsia" w:hAnsiTheme="minorHAnsi" w:cstheme="minorBidi"/>
-            <w:b w:val="0"/>
-            <w:kern w:val="2"/>
-            <w:lang w:val="en-GB" w:eastAsia="en-GB" w:bidi="ar-SA"/>
-            <w14:ligatures w14:val="standardContextual"/>
-          </w:rPr>
-          <w:tab/>
-        </w:r>
-        <w:r>
-          <w:rPr>
-            <w:rStyle w:val="Hyperkobling"/>
-          </w:rPr>
-          <w:t>Teori</w:t>
-        </w:r>
-        <w:r>
-          <w:rPr>
-            <w:webHidden/>
-          </w:rPr>
-          <w:tab/>
-        </w:r>
-        <w:r>
-          <w:rPr>
-            <w:webHidden/>
-          </w:rPr>
-          <w:fldChar w:fldCharType="begin"/>
-        </w:r>
-        <w:r>
-          <w:rPr>
-            <w:webHidden/>
-          </w:rPr>
-          <w:instrText xml:space="preserve"> PAGEREF _Toc222057409 \h </w:instrText>
-        </w:r>
-        <w:r>
-          <w:rPr>
-            <w:webHidden/>
-          </w:rPr>
-        </w:r>
-        <w:r>
-          <w:rPr>
-            <w:webHidden/>
-          </w:rPr>
-          <w:fldChar w:fldCharType="separate"/>
-        </w:r>
-        <w:r>
-          <w:rPr>
-            <w:webHidden/>
-          </w:rPr>
-          <w:t>3</w:t>
-        </w:r>
-        <w:r>
-          <w:rPr>
-            <w:webHidden/>
-          </w:rPr>
-          <w:fldChar w:fldCharType="end"/>
-        </w:r>
-      </w:hyperlink>
-    </w:p>
-    <w:p>
-      <w:pPr>
-        <w:pStyle w:val="INNH1"/>
-        <w:tabs>
-          <w:tab w:val="left" w:pos="720"/>
-        </w:tabs>
-        <w:rPr>
-          <w:rFonts w:asciiTheme="minorHAnsi" w:eastAsiaTheme="minorEastAsia" w:hAnsiTheme="minorHAnsi" w:cstheme="minorBidi"/>
-          <w:b w:val="0"/>
-          <w:kern w:val="2"/>
-          <w:lang w:val="en-GB" w:eastAsia="en-GB" w:bidi="ar-SA"/>
-          <w14:ligatures w14:val="standardContextual"/>
-        </w:rPr>
-      </w:pPr>
-      <w:hyperlink w:anchor="_Toc222057410" w:history="1">
-        <w:r>
-          <w:rPr>
-            <w:rStyle w:val="Hyperkobling"/>
-          </w:rPr>
-          <w:t>4.0</w:t>
-        </w:r>
-        <w:r>
-          <w:rPr>
-            <w:rFonts w:asciiTheme="minorHAnsi" w:eastAsiaTheme="minorEastAsia" w:hAnsiTheme="minorHAnsi" w:cstheme="minorBidi"/>
-            <w:b w:val="0"/>
-            <w:kern w:val="2"/>
-            <w:lang w:val="en-GB" w:eastAsia="en-GB" w:bidi="ar-SA"/>
-            <w14:ligatures w14:val="standardContextual"/>
-          </w:rPr>
-          <w:tab/>
-        </w:r>
-        <w:r>
-          <w:rPr>
-            <w:rStyle w:val="Hyperkobling"/>
-          </w:rPr>
-          <w:t>Casebeskrivelse</w:t>
-        </w:r>
-        <w:r>
-          <w:rPr>
-            <w:webHidden/>
-          </w:rPr>
-          <w:tab/>
-        </w:r>
-        <w:r>
-          <w:rPr>
-            <w:webHidden/>
-          </w:rPr>
-          <w:fldChar w:fldCharType="begin"/>
-        </w:r>
-        <w:r>
-          <w:rPr>
-            <w:webHidden/>
-          </w:rPr>
-          <w:instrText xml:space="preserve"> PAGEREF _Toc222057410 \h </w:instrText>
-        </w:r>
-        <w:r>
-          <w:rPr>
-            <w:webHidden/>
-          </w:rPr>
-        </w:r>
-        <w:r>
-          <w:rPr>
-            <w:webHidden/>
-          </w:rPr>
-          <w:fldChar w:fldCharType="separate"/>
-        </w:r>
-        <w:r>
-          <w:rPr>
-            <w:webHidden/>
-          </w:rPr>
-          <w:t>4</w:t>
-        </w:r>
-        <w:r>
-          <w:rPr>
-            <w:webHidden/>
-          </w:rPr>
-          <w:fldChar w:fldCharType="end"/>
-        </w:r>
-      </w:hyperlink>
-    </w:p>
-    <w:p>
-      <w:pPr>
-        <w:pStyle w:val="INNH1"/>
-        <w:tabs>
-          <w:tab w:val="left" w:pos="720"/>
-        </w:tabs>
-        <w:rPr>
-          <w:rFonts w:asciiTheme="minorHAnsi" w:eastAsiaTheme="minorEastAsia" w:hAnsiTheme="minorHAnsi" w:cstheme="minorBidi"/>
-          <w:b w:val="0"/>
-          <w:kern w:val="2"/>
-          <w:lang w:val="en-GB" w:eastAsia="en-GB" w:bidi="ar-SA"/>
-          <w14:ligatures w14:val="standardContextual"/>
-        </w:rPr>
-      </w:pPr>
-      <w:hyperlink w:anchor="_Toc222057411" w:history="1">
-        <w:r>
-          <w:rPr>
-            <w:rStyle w:val="Hyperkobling"/>
-          </w:rPr>
-          <w:t>5.0</w:t>
-        </w:r>
-        <w:r>
-          <w:rPr>
-            <w:rFonts w:asciiTheme="minorHAnsi" w:eastAsiaTheme="minorEastAsia" w:hAnsiTheme="minorHAnsi" w:cstheme="minorBidi"/>
-            <w:b w:val="0"/>
-            <w:kern w:val="2"/>
-            <w:lang w:val="en-GB" w:eastAsia="en-GB" w:bidi="ar-SA"/>
-            <w14:ligatures w14:val="standardContextual"/>
-          </w:rPr>
-          <w:tab/>
-        </w:r>
-        <w:r>
-          <w:rPr>
-            <w:rStyle w:val="Hyperkobling"/>
-          </w:rPr>
-          <w:t>Metode og data (kan splittes i to)</w:t>
-        </w:r>
-        <w:r>
-          <w:rPr>
-            <w:webHidden/>
-          </w:rPr>
-          <w:tab/>
-        </w:r>
-        <w:r>
-          <w:rPr>
-            <w:webHidden/>
-          </w:rPr>
-          <w:fldChar w:fldCharType="begin"/>
-        </w:r>
-        <w:r>
-          <w:rPr>
-            <w:webHidden/>
-          </w:rPr>
-          <w:instrText xml:space="preserve"> PAGEREF _Toc222057411 \h </w:instrText>
-        </w:r>
-        <w:r>
-          <w:rPr>
-            <w:webHidden/>
-          </w:rPr>
-        </w:r>
-        <w:r>
-          <w:rPr>
-            <w:webHidden/>
-          </w:rPr>
-          <w:fldChar w:fldCharType="separate"/>
-        </w:r>
-        <w:r>
-          <w:rPr>
-            <w:webHidden/>
-          </w:rPr>
-          <w:t>4</w:t>
-        </w:r>
-        <w:r>
-          <w:rPr>
-            <w:webHidden/>
-          </w:rPr>
-          <w:fldChar w:fldCharType="end"/>
-        </w:r>
-      </w:hyperlink>
-    </w:p>
-    <w:p>
-      <w:pPr>
-        <w:pStyle w:val="INNH2"/>
-        <w:tabs>
-          <w:tab w:val="left" w:pos="960"/>
-          <w:tab w:val="right" w:leader="dot" w:pos="8758"/>
-        </w:tabs>
-        <w:rPr>
-          <w:rFonts w:asciiTheme="minorHAnsi" w:eastAsiaTheme="minorEastAsia" w:hAnsiTheme="minorHAnsi" w:cstheme="minorBidi"/>
-          <w:noProof/>
-          <w:kern w:val="2"/>
-          <w:lang w:val="en-GB" w:eastAsia="en-GB" w:bidi="ar-SA"/>
-          <w14:ligatures w14:val="standardContextual"/>
-        </w:rPr>
-      </w:pPr>
-      <w:hyperlink w:anchor="_Toc222057412" w:history="1">
-        <w:r>
-          <w:rPr>
-            <w:rStyle w:val="Hyperkobling"/>
-            <w:noProof/>
-          </w:rPr>
-          <w:t>5.1</w:t>
-        </w:r>
-        <w:r>
-          <w:rPr>
-            <w:rFonts w:asciiTheme="minorHAnsi" w:eastAsiaTheme="minorEastAsia" w:hAnsiTheme="minorHAnsi" w:cstheme="minorBidi"/>
-            <w:noProof/>
-            <w:kern w:val="2"/>
-            <w:lang w:val="en-GB" w:eastAsia="en-GB" w:bidi="ar-SA"/>
-            <w14:ligatures w14:val="standardContextual"/>
-          </w:rPr>
-          <w:tab/>
-        </w:r>
-        <w:r>
-          <w:rPr>
-            <w:rStyle w:val="Hyperkobling"/>
-            <w:noProof/>
-          </w:rPr>
-          <w:t>Metode</w:t>
-        </w:r>
-        <w:r>
-          <w:rPr>
-            <w:noProof/>
-            <w:webHidden/>
-          </w:rPr>
-          <w:tab/>
-        </w:r>
-        <w:r>
-          <w:rPr>
-            <w:noProof/>
-            <w:webHidden/>
-          </w:rPr>
-          <w:fldChar w:fldCharType="begin"/>
-        </w:r>
-        <w:r>
-          <w:rPr>
-            <w:noProof/>
-            <w:webHidden/>
-          </w:rPr>
-          <w:instrText xml:space="preserve"> PAGEREF _Toc222057412 \h </w:instrText>
-        </w:r>
-        <w:r>
-          <w:rPr>
-            <w:noProof/>
-            <w:webHidden/>
-          </w:rPr>
-        </w:r>
-        <w:r>
-          <w:rPr>
-            <w:noProof/>
-            <w:webHidden/>
-          </w:rPr>
-          <w:fldChar w:fldCharType="separate"/>
-        </w:r>
-        <w:r>
-          <w:rPr>
-            <w:noProof/>
-            <w:webHidden/>
-          </w:rPr>
-          <w:t>4</w:t>
-        </w:r>
-        <w:r>
-          <w:rPr>
-            <w:noProof/>
-            <w:webHidden/>
-          </w:rPr>
-          <w:fldChar w:fldCharType="end"/>
-        </w:r>
-      </w:hyperlink>
-    </w:p>
-    <w:p>
-      <w:pPr>
-        <w:pStyle w:val="INNH2"/>
-        <w:tabs>
-          <w:tab w:val="left" w:pos="960"/>
-          <w:tab w:val="right" w:leader="dot" w:pos="8758"/>
-        </w:tabs>
-        <w:rPr>
-          <w:rFonts w:asciiTheme="minorHAnsi" w:eastAsiaTheme="minorEastAsia" w:hAnsiTheme="minorHAnsi" w:cstheme="minorBidi"/>
-          <w:noProof/>
-          <w:kern w:val="2"/>
-          <w:lang w:val="en-GB" w:eastAsia="en-GB" w:bidi="ar-SA"/>
-          <w14:ligatures w14:val="standardContextual"/>
-        </w:rPr>
-      </w:pPr>
-      <w:hyperlink w:anchor="_Toc222057413" w:history="1">
-        <w:r>
-          <w:rPr>
-            <w:rStyle w:val="Hyperkobling"/>
-            <w:noProof/>
-          </w:rPr>
-          <w:t>5.2</w:t>
-        </w:r>
-        <w:r>
-          <w:rPr>
-            <w:rFonts w:asciiTheme="minorHAnsi" w:eastAsiaTheme="minorEastAsia" w:hAnsiTheme="minorHAnsi" w:cstheme="minorBidi"/>
-            <w:noProof/>
-            <w:kern w:val="2"/>
-            <w:lang w:val="en-GB" w:eastAsia="en-GB" w:bidi="ar-SA"/>
-            <w14:ligatures w14:val="standardContextual"/>
-          </w:rPr>
-          <w:tab/>
-        </w:r>
-        <w:r>
-          <w:rPr>
-            <w:rStyle w:val="Hyperkobling"/>
-            <w:noProof/>
-          </w:rPr>
-          <w:t>Data</w:t>
-        </w:r>
-        <w:r>
-          <w:rPr>
-            <w:noProof/>
-            <w:webHidden/>
-          </w:rPr>
-          <w:tab/>
-        </w:r>
-        <w:r>
-          <w:rPr>
-            <w:noProof/>
-            <w:webHidden/>
-          </w:rPr>
-          <w:fldChar w:fldCharType="begin"/>
-        </w:r>
-        <w:r>
-          <w:rPr>
-            <w:noProof/>
-            <w:webHidden/>
-          </w:rPr>
-          <w:instrText xml:space="preserve"> PAGEREF _Toc222057413 \h </w:instrText>
-        </w:r>
-        <w:r>
-          <w:rPr>
-            <w:noProof/>
-            <w:webHidden/>
-          </w:rPr>
-        </w:r>
-        <w:r>
-          <w:rPr>
-            <w:noProof/>
-            <w:webHidden/>
-          </w:rPr>
-          <w:fldChar w:fldCharType="separate"/>
-        </w:r>
-        <w:r>
-          <w:rPr>
-            <w:noProof/>
-            <w:webHidden/>
-          </w:rPr>
-          <w:t>5</w:t>
-        </w:r>
-        <w:r>
-          <w:rPr>
-            <w:noProof/>
-            <w:webHidden/>
-          </w:rPr>
-          <w:fldChar w:fldCharType="end"/>
-        </w:r>
-      </w:hyperlink>
-    </w:p>
-    <w:p>
-      <w:pPr>
-        <w:pStyle w:val="INNH1"/>
-        <w:tabs>
-          <w:tab w:val="left" w:pos="720"/>
-        </w:tabs>
-        <w:rPr>
-          <w:rFonts w:asciiTheme="minorHAnsi" w:eastAsiaTheme="minorEastAsia" w:hAnsiTheme="minorHAnsi" w:cstheme="minorBidi"/>
-          <w:b w:val="0"/>
-          <w:kern w:val="2"/>
-          <w:lang w:val="en-GB" w:eastAsia="en-GB" w:bidi="ar-SA"/>
-          <w14:ligatures w14:val="standardContextual"/>
-        </w:rPr>
-      </w:pPr>
-      <w:hyperlink w:anchor="_Toc222057414" w:history="1">
-        <w:r>
-          <w:rPr>
-            <w:rStyle w:val="Hyperkobling"/>
-          </w:rPr>
-          <w:t>6.0</w:t>
-        </w:r>
-        <w:r>
-          <w:rPr>
-            <w:rFonts w:asciiTheme="minorHAnsi" w:eastAsiaTheme="minorEastAsia" w:hAnsiTheme="minorHAnsi" w:cstheme="minorBidi"/>
-            <w:b w:val="0"/>
-            <w:kern w:val="2"/>
-            <w:lang w:val="en-GB" w:eastAsia="en-GB" w:bidi="ar-SA"/>
-            <w14:ligatures w14:val="standardContextual"/>
-          </w:rPr>
-          <w:tab/>
-        </w:r>
-        <w:r>
-          <w:rPr>
-            <w:rStyle w:val="Hyperkobling"/>
-          </w:rPr>
-          <w:t>Modellering</w:t>
-        </w:r>
-        <w:r>
-          <w:rPr>
-            <w:webHidden/>
-          </w:rPr>
-          <w:tab/>
-        </w:r>
-        <w:r>
-          <w:rPr>
-            <w:webHidden/>
-          </w:rPr>
-          <w:fldChar w:fldCharType="begin"/>
-        </w:r>
-        <w:r>
-          <w:rPr>
-            <w:webHidden/>
-          </w:rPr>
-          <w:instrText xml:space="preserve"> PAGEREF _Toc222057414 \h </w:instrText>
-        </w:r>
-        <w:r>
-          <w:rPr>
-            <w:webHidden/>
-          </w:rPr>
-        </w:r>
-        <w:r>
-          <w:rPr>
-            <w:webHidden/>
-          </w:rPr>
-          <w:fldChar w:fldCharType="separate"/>
-        </w:r>
-        <w:r>
-          <w:rPr>
-            <w:webHidden/>
-          </w:rPr>
-          <w:t>6</w:t>
-        </w:r>
-        <w:r>
-          <w:rPr>
-            <w:webHidden/>
-          </w:rPr>
-          <w:fldChar w:fldCharType="end"/>
-        </w:r>
-      </w:hyperlink>
-    </w:p>
-    <w:p>
-      <w:pPr>
-        <w:pStyle w:val="INNH1"/>
-        <w:tabs>
-          <w:tab w:val="left" w:pos="720"/>
-        </w:tabs>
-        <w:rPr>
-          <w:rFonts w:asciiTheme="minorHAnsi" w:eastAsiaTheme="minorEastAsia" w:hAnsiTheme="minorHAnsi" w:cstheme="minorBidi"/>
-          <w:b w:val="0"/>
-          <w:kern w:val="2"/>
-          <w:lang w:val="en-GB" w:eastAsia="en-GB" w:bidi="ar-SA"/>
-          <w14:ligatures w14:val="standardContextual"/>
-        </w:rPr>
-      </w:pPr>
-      <w:hyperlink w:anchor="_Toc222057415" w:history="1">
-        <w:r>
-          <w:rPr>
-            <w:rStyle w:val="Hyperkobling"/>
-          </w:rPr>
-          <w:t>7.0</w:t>
-        </w:r>
-        <w:r>
-          <w:rPr>
-            <w:rFonts w:asciiTheme="minorHAnsi" w:eastAsiaTheme="minorEastAsia" w:hAnsiTheme="minorHAnsi" w:cstheme="minorBidi"/>
-            <w:b w:val="0"/>
-            <w:kern w:val="2"/>
-            <w:lang w:val="en-GB" w:eastAsia="en-GB" w:bidi="ar-SA"/>
-            <w14:ligatures w14:val="standardContextual"/>
-          </w:rPr>
-          <w:tab/>
-        </w:r>
-        <w:r>
-          <w:rPr>
-            <w:rStyle w:val="Hyperkobling"/>
-          </w:rPr>
-          <w:t>Analyse</w:t>
-        </w:r>
-        <w:r>
-          <w:rPr>
-            <w:webHidden/>
-          </w:rPr>
-          <w:tab/>
-        </w:r>
-        <w:r>
-          <w:rPr>
-            <w:webHidden/>
-          </w:rPr>
-          <w:fldChar w:fldCharType="begin"/>
-        </w:r>
-        <w:r>
-          <w:rPr>
-            <w:webHidden/>
-          </w:rPr>
-          <w:instrText xml:space="preserve"> PAGEREF _Toc222057415 \h </w:instrText>
-        </w:r>
-        <w:r>
-          <w:rPr>
-            <w:webHidden/>
-          </w:rPr>
-        </w:r>
-        <w:r>
-          <w:rPr>
-            <w:webHidden/>
-          </w:rPr>
-          <w:fldChar w:fldCharType="separate"/>
-        </w:r>
-        <w:r>
-          <w:rPr>
-            <w:webHidden/>
-          </w:rPr>
-          <w:t>6</w:t>
-        </w:r>
-        <w:r>
-          <w:rPr>
-            <w:webHidden/>
-          </w:rPr>
-          <w:fldChar w:fldCharType="end"/>
-        </w:r>
-      </w:hyperlink>
-    </w:p>
-    <w:p>
-      <w:pPr>
-        <w:pStyle w:val="INNH1"/>
-        <w:tabs>
-          <w:tab w:val="left" w:pos="720"/>
-        </w:tabs>
-        <w:rPr>
-          <w:rFonts w:asciiTheme="minorHAnsi" w:eastAsiaTheme="minorEastAsia" w:hAnsiTheme="minorHAnsi" w:cstheme="minorBidi"/>
-          <w:b w:val="0"/>
-          <w:kern w:val="2"/>
-          <w:lang w:val="en-GB" w:eastAsia="en-GB" w:bidi="ar-SA"/>
-          <w14:ligatures w14:val="standardContextual"/>
-        </w:rPr>
-      </w:pPr>
-      <w:hyperlink w:anchor="_Toc222057416" w:history="1">
-        <w:r>
-          <w:rPr>
-            <w:rStyle w:val="Hyperkobling"/>
-          </w:rPr>
-          <w:t>8.0</w:t>
-        </w:r>
-        <w:r>
-          <w:rPr>
-            <w:rFonts w:asciiTheme="minorHAnsi" w:eastAsiaTheme="minorEastAsia" w:hAnsiTheme="minorHAnsi" w:cstheme="minorBidi"/>
-            <w:b w:val="0"/>
-            <w:kern w:val="2"/>
-            <w:lang w:val="en-GB" w:eastAsia="en-GB" w:bidi="ar-SA"/>
-            <w14:ligatures w14:val="standardContextual"/>
-          </w:rPr>
-          <w:tab/>
-        </w:r>
-        <w:r>
-          <w:rPr>
-            <w:rStyle w:val="Hyperkobling"/>
-          </w:rPr>
-          <w:t>Resultat</w:t>
-        </w:r>
-        <w:r>
-          <w:rPr>
-            <w:webHidden/>
-          </w:rPr>
-          <w:tab/>
-        </w:r>
-        <w:r>
-          <w:rPr>
-            <w:webHidden/>
-          </w:rPr>
-          <w:fldChar w:fldCharType="begin"/>
-        </w:r>
-        <w:r>
-          <w:rPr>
-            <w:webHidden/>
-          </w:rPr>
-          <w:instrText xml:space="preserve"> PAGEREF _Toc222057416 \h </w:instrText>
-        </w:r>
-        <w:r>
-          <w:rPr>
-            <w:webHidden/>
-          </w:rPr>
-        </w:r>
-        <w:r>
-          <w:rPr>
-            <w:webHidden/>
-          </w:rPr>
-          <w:fldChar w:fldCharType="separate"/>
-        </w:r>
-        <w:r>
-          <w:rPr>
-            <w:webHidden/>
-          </w:rPr>
-          <w:t>6</w:t>
-        </w:r>
-        <w:r>
-          <w:rPr>
-            <w:webHidden/>
-          </w:rPr>
-          <w:fldChar w:fldCharType="end"/>
-        </w:r>
-      </w:hyperlink>
-    </w:p>
-    <w:p>
-      <w:pPr>
-        <w:pStyle w:val="INNH1"/>
-        <w:tabs>
-          <w:tab w:val="left" w:pos="720"/>
-        </w:tabs>
-        <w:rPr>
-          <w:rFonts w:asciiTheme="minorHAnsi" w:eastAsiaTheme="minorEastAsia" w:hAnsiTheme="minorHAnsi" w:cstheme="minorBidi"/>
-          <w:b w:val="0"/>
-          <w:kern w:val="2"/>
-          <w:lang w:val="en-GB" w:eastAsia="en-GB" w:bidi="ar-SA"/>
-          <w14:ligatures w14:val="standardContextual"/>
-        </w:rPr>
-      </w:pPr>
-      <w:hyperlink w:anchor="_Toc222057417" w:history="1">
-        <w:r>
-          <w:rPr>
-            <w:rStyle w:val="Hyperkobling"/>
-          </w:rPr>
-          <w:t>9.0</w:t>
-        </w:r>
-        <w:r>
-          <w:rPr>
-            <w:rFonts w:asciiTheme="minorHAnsi" w:eastAsiaTheme="minorEastAsia" w:hAnsiTheme="minorHAnsi" w:cstheme="minorBidi"/>
-            <w:b w:val="0"/>
-            <w:kern w:val="2"/>
-            <w:lang w:val="en-GB" w:eastAsia="en-GB" w:bidi="ar-SA"/>
-            <w14:ligatures w14:val="standardContextual"/>
-          </w:rPr>
-          <w:tab/>
-        </w:r>
-        <w:r>
-          <w:rPr>
-            <w:rStyle w:val="Hyperkobling"/>
-          </w:rPr>
-          <w:t>Diskusjon</w:t>
-        </w:r>
-        <w:r>
-          <w:rPr>
-            <w:webHidden/>
-          </w:rPr>
-          <w:tab/>
-        </w:r>
-        <w:r>
-          <w:rPr>
-            <w:webHidden/>
-          </w:rPr>
-          <w:fldChar w:fldCharType="begin"/>
-        </w:r>
-        <w:r>
-          <w:rPr>
-            <w:webHidden/>
-          </w:rPr>
-          <w:instrText xml:space="preserve"> PAGEREF _Toc222057417 \h </w:instrText>
-        </w:r>
-        <w:r>
-          <w:rPr>
-            <w:webHidden/>
-          </w:rPr>
-        </w:r>
-        <w:r>
-          <w:rPr>
-            <w:webHidden/>
-          </w:rPr>
-          <w:fldChar w:fldCharType="separate"/>
-        </w:r>
-        <w:r>
-          <w:rPr>
-            <w:webHidden/>
-          </w:rPr>
-          <w:t>7</w:t>
-        </w:r>
-        <w:r>
-          <w:rPr>
-            <w:webHidden/>
-          </w:rPr>
-          <w:fldChar w:fldCharType="end"/>
-        </w:r>
-      </w:hyperlink>
-    </w:p>
-    <w:p>
-      <w:pPr>
-        <w:pStyle w:val="INNH1"/>
-        <w:tabs>
-          <w:tab w:val="left" w:pos="720"/>
-        </w:tabs>
-        <w:rPr>
-          <w:rFonts w:asciiTheme="minorHAnsi" w:eastAsiaTheme="minorEastAsia" w:hAnsiTheme="minorHAnsi" w:cstheme="minorBidi"/>
-          <w:b w:val="0"/>
-          <w:kern w:val="2"/>
-          <w:lang w:val="en-GB" w:eastAsia="en-GB" w:bidi="ar-SA"/>
-          <w14:ligatures w14:val="standardContextual"/>
-        </w:rPr>
-      </w:pPr>
-      <w:hyperlink w:anchor="_Toc222057418" w:history="1">
-        <w:r>
-          <w:rPr>
-            <w:rStyle w:val="Hyperkobling"/>
-          </w:rPr>
-          <w:t>10.0</w:t>
-        </w:r>
-        <w:r>
-          <w:rPr>
-            <w:rFonts w:asciiTheme="minorHAnsi" w:eastAsiaTheme="minorEastAsia" w:hAnsiTheme="minorHAnsi" w:cstheme="minorBidi"/>
-            <w:b w:val="0"/>
-            <w:kern w:val="2"/>
-            <w:lang w:val="en-GB" w:eastAsia="en-GB" w:bidi="ar-SA"/>
-            <w14:ligatures w14:val="standardContextual"/>
-          </w:rPr>
-          <w:tab/>
-        </w:r>
-        <w:r>
-          <w:rPr>
-            <w:rStyle w:val="Hyperkobling"/>
-          </w:rPr>
-          <w:t>Konklusjon</w:t>
-        </w:r>
-        <w:r>
-          <w:rPr>
-            <w:webHidden/>
-          </w:rPr>
-          <w:tab/>
-        </w:r>
-        <w:r>
-          <w:rPr>
-            <w:webHidden/>
-          </w:rPr>
-          <w:fldChar w:fldCharType="begin"/>
-        </w:r>
-        <w:r>
-          <w:rPr>
-            <w:webHidden/>
-          </w:rPr>
-          <w:instrText xml:space="preserve"> PAGEREF _Toc222057418 \h </w:instrText>
-        </w:r>
-        <w:r>
-          <w:rPr>
-            <w:webHidden/>
-          </w:rPr>
-        </w:r>
-        <w:r>
-          <w:rPr>
-            <w:webHidden/>
-          </w:rPr>
-          <w:fldChar w:fldCharType="separate"/>
-        </w:r>
-        <w:r>
-          <w:rPr>
-            <w:webHidden/>
-          </w:rPr>
-          <w:t>8</w:t>
-        </w:r>
-        <w:r>
-          <w:rPr>
-            <w:webHidden/>
-          </w:rPr>
-          <w:fldChar w:fldCharType="end"/>
-        </w:r>
-      </w:hyperlink>
-    </w:p>
-    <w:p>
-      <w:pPr>
-        <w:pStyle w:val="INNH1"/>
-        <w:tabs>
-          <w:tab w:val="left" w:pos="720"/>
-        </w:tabs>
-        <w:rPr>
-          <w:rFonts w:asciiTheme="minorHAnsi" w:eastAsiaTheme="minorEastAsia" w:hAnsiTheme="minorHAnsi" w:cstheme="minorBidi"/>
-          <w:b w:val="0"/>
-          <w:kern w:val="2"/>
-          <w:lang w:val="en-GB" w:eastAsia="en-GB" w:bidi="ar-SA"/>
-          <w14:ligatures w14:val="standardContextual"/>
-        </w:rPr>
-      </w:pPr>
-      <w:hyperlink w:anchor="_Toc222057419" w:history="1">
-        <w:r>
-          <w:rPr>
-            <w:rStyle w:val="Hyperkobling"/>
-          </w:rPr>
-          <w:t>11.0</w:t>
-        </w:r>
-        <w:r>
-          <w:rPr>
-            <w:rFonts w:asciiTheme="minorHAnsi" w:eastAsiaTheme="minorEastAsia" w:hAnsiTheme="minorHAnsi" w:cstheme="minorBidi"/>
-            <w:b w:val="0"/>
-            <w:kern w:val="2"/>
-            <w:lang w:val="en-GB" w:eastAsia="en-GB" w:bidi="ar-SA"/>
-            <w14:ligatures w14:val="standardContextual"/>
-          </w:rPr>
-          <w:tab/>
-        </w:r>
-        <w:r>
-          <w:rPr>
-            <w:rStyle w:val="Hyperkobling"/>
-          </w:rPr>
-          <w:t>Bibliografi</w:t>
-        </w:r>
-        <w:r>
-          <w:rPr>
-            <w:webHidden/>
-          </w:rPr>
-          <w:tab/>
-        </w:r>
-        <w:r>
-          <w:rPr>
-            <w:webHidden/>
-          </w:rPr>
-          <w:fldChar w:fldCharType="begin"/>
-        </w:r>
-        <w:r>
-          <w:rPr>
-            <w:webHidden/>
-          </w:rPr>
-          <w:instrText xml:space="preserve"> PAGEREF _Toc222057419 \h </w:instrText>
-        </w:r>
-        <w:r>
-          <w:rPr>
-            <w:webHidden/>
-          </w:rPr>
-        </w:r>
-        <w:r>
-          <w:rPr>
-            <w:webHidden/>
-          </w:rPr>
-          <w:fldChar w:fldCharType="separate"/>
-        </w:r>
-        <w:r>
-          <w:rPr>
-            <w:webHidden/>
-          </w:rPr>
-          <w:t>8</w:t>
-        </w:r>
-        <w:r>
-          <w:rPr>
-            <w:webHidden/>
-          </w:rPr>
-          <w:fldChar w:fldCharType="end"/>
-        </w:r>
-      </w:hyperlink>
-    </w:p>
-    <w:p>
-      <w:pPr>
-        <w:pStyle w:val="INNH1"/>
-        <w:tabs>
-          <w:tab w:val="left" w:pos="720"/>
-        </w:tabs>
-        <w:rPr>
-          <w:rFonts w:asciiTheme="minorHAnsi" w:eastAsiaTheme="minorEastAsia" w:hAnsiTheme="minorHAnsi" w:cstheme="minorBidi"/>
-          <w:b w:val="0"/>
-          <w:kern w:val="2"/>
-          <w:lang w:val="en-GB" w:eastAsia="en-GB" w:bidi="ar-SA"/>
-          <w14:ligatures w14:val="standardContextual"/>
-        </w:rPr>
-      </w:pPr>
-      <w:hyperlink w:anchor="_Toc222057420" w:history="1">
-        <w:r>
-          <w:rPr>
-            <w:rStyle w:val="Hyperkobling"/>
-          </w:rPr>
-          <w:t>12.0</w:t>
-        </w:r>
-        <w:r>
-          <w:rPr>
-            <w:rFonts w:asciiTheme="minorHAnsi" w:eastAsiaTheme="minorEastAsia" w:hAnsiTheme="minorHAnsi" w:cstheme="minorBidi"/>
-            <w:b w:val="0"/>
-            <w:kern w:val="2"/>
-            <w:lang w:val="en-GB" w:eastAsia="en-GB" w:bidi="ar-SA"/>
-            <w14:ligatures w14:val="standardContextual"/>
-          </w:rPr>
-          <w:tab/>
-        </w:r>
-        <w:r>
-          <w:rPr>
-            <w:rStyle w:val="Hyperkobling"/>
-          </w:rPr>
-          <w:t>Vedlegg</w:t>
-        </w:r>
-        <w:r>
-          <w:rPr>
-            <w:webHidden/>
-          </w:rPr>
-          <w:tab/>
-        </w:r>
-        <w:r>
-          <w:rPr>
-            <w:webHidden/>
-          </w:rPr>
-          <w:fldChar w:fldCharType="begin"/>
-        </w:r>
-        <w:r>
-          <w:rPr>
-            <w:webHidden/>
-          </w:rPr>
-          <w:instrText xml:space="preserve"> PAGEREF _Toc222057420 \h </w:instrText>
-        </w:r>
-        <w:r>
-          <w:rPr>
-            <w:webHidden/>
-          </w:rPr>
-        </w:r>
-        <w:r>
-          <w:rPr>
-            <w:webHidden/>
-          </w:rPr>
-          <w:fldChar w:fldCharType="separate"/>
-        </w:r>
-        <w:r>
-          <w:rPr>
-            <w:webHidden/>
-          </w:rPr>
-          <w:t>8</w:t>
-        </w:r>
-        <w:r>
-          <w:rPr>
-            <w:webHidden/>
-          </w:rPr>
-          <w:fldChar w:fldCharType="end"/>
-        </w:r>
-      </w:hyperlink>
-    </w:p>
-    <w:p>
-      <w:pPr>
         <w:sectPr>
           <w:footerReference w:type="default" r:id="rId40"/>
           <w:pgSz w:w="11907" w:h="16840"/>
@@ -6342,7 +4782,7 @@
           <w:color w:val="000000"/>
           <w:sz w:val="36"/>
         </w:rPr>
-        <w:t>Figurliste</w:t>
+        <w:t>Innholdsfortegnelse</w:t>
       </w:r>
     </w:p>
     <w:p>
@@ -6350,143 +4790,24 @@
         <w:spacing w:line="360" w:lineRule="auto"/>
       </w:pPr>
       <w:r>
-        <w:rPr>
-          <w:rFonts w:ascii="Times New Roman" w:hAnsi="Times New Roman" w:cs="Times New Roman"/>
-          <w:sz w:val="24"/>
-        </w:rPr>
-        <w:t>Figur 1. Konseptuelt rammeverk – fra SAP-data til HVFS-anbefaling</w:t>
-      </w:r>
-    </w:p>
-    <w:p>
-      <w:pPr>
-        <w:spacing w:line="360" w:lineRule="auto"/>
-      </w:pPr>
-      <w:r>
-        <w:rPr>
-          <w:rFonts w:ascii="Times New Roman" w:hAnsi="Times New Roman" w:cs="Times New Roman"/>
-          <w:sz w:val="24"/>
-        </w:rPr>
-        <w:t>Figur 2. Lagerstruktur – Helse Vest forsyningskjede (forenklet)</w:t>
-      </w:r>
-    </w:p>
-    <w:p>
-      <w:pPr>
-        <w:spacing w:line="360" w:lineRule="auto"/>
-      </w:pPr>
-      <w:r>
-        <w:rPr>
-          <w:rFonts w:ascii="Times New Roman" w:hAnsi="Times New Roman" w:cs="Times New Roman"/>
-          <w:sz w:val="24"/>
-        </w:rPr>
-        <w:t>Figur 3. Dataoversikt: fordeling av nøkkelvariabler for 709 artikler</w:t>
-      </w:r>
-    </w:p>
-    <w:p>
-      <w:pPr>
-        <w:spacing w:line="360" w:lineRule="auto"/>
-      </w:pPr>
-      <w:r>
-        <w:rPr>
-          <w:rFonts w:ascii="Times New Roman" w:hAnsi="Times New Roman" w:cs="Times New Roman"/>
-          <w:sz w:val="24"/>
-        </w:rPr>
-        <w:t>Figur 4. Analysepipeline: fra SAP-rådata til HVFS-anbefaling</w:t>
-      </w:r>
-    </w:p>
-    <w:p>
-      <w:pPr>
-        <w:spacing w:line="360" w:lineRule="auto"/>
-      </w:pPr>
-      <w:r>
-        <w:rPr>
-          <w:rFonts w:ascii="Times New Roman" w:hAnsi="Times New Roman" w:cs="Times New Roman"/>
-          <w:sz w:val="24"/>
-        </w:rPr>
-        <w:t>Figur 5. Regelmotor: sekvensiell beslutningsflyt for HVFS-anbefaling (R1–R8)</w:t>
-      </w:r>
-    </w:p>
-    <w:p>
-      <w:pPr>
-        <w:spacing w:line="360" w:lineRule="auto"/>
-      </w:pPr>
-      <w:r>
-        <w:rPr>
-          <w:rFonts w:ascii="Times New Roman" w:hAnsi="Times New Roman" w:cs="Times New Roman"/>
-          <w:sz w:val="24"/>
-        </w:rPr>
-        <w:t>Figur 6. ABC Pareto-kurve: kumulativ verdiandel for 709 artikler</w:t>
-      </w:r>
-    </w:p>
-    <w:p>
-      <w:pPr>
-        <w:spacing w:line="360" w:lineRule="auto"/>
-      </w:pPr>
-      <w:r>
-        <w:rPr>
-          <w:rFonts w:ascii="Times New Roman" w:hAnsi="Times New Roman" w:cs="Times New Roman"/>
-          <w:sz w:val="24"/>
-        </w:rPr>
-        <w:t>Figur 7. ABC/XYZ-kryssmatrise: antall artikler per kombinasjon</w:t>
-      </w:r>
-    </w:p>
-    <w:p>
-      <w:pPr>
-        <w:spacing w:line="360" w:lineRule="auto"/>
-      </w:pPr>
-      <w:r>
-        <w:rPr>
-          <w:rFonts w:ascii="Times New Roman" w:hAnsi="Times New Roman" w:cs="Times New Roman"/>
-          <w:sz w:val="24"/>
-        </w:rPr>
-        <w:t>Figur 8. EOQ-avvik: relativ frekvensavvik med terskel ved τ_f = 1,5</w:t>
-      </w:r>
-    </w:p>
-    <w:p>
-      <w:pPr>
-        <w:spacing w:line="360" w:lineRule="auto"/>
-      </w:pPr>
-      <w:r>
-        <w:rPr>
-          <w:rFonts w:ascii="Times New Roman" w:hAnsi="Times New Roman" w:cs="Times New Roman"/>
-          <w:sz w:val="24"/>
-        </w:rPr>
-        <w:t>Figur 9. Silhouette-score for K = 2–7 (treningsdata, n = 389)</w:t>
-      </w:r>
-    </w:p>
-    <w:p>
-      <w:pPr>
-        <w:spacing w:line="360" w:lineRule="auto"/>
-      </w:pPr>
-      <w:r>
-        <w:rPr>
-          <w:rFonts w:ascii="Times New Roman" w:hAnsi="Times New Roman" w:cs="Times New Roman"/>
-          <w:sz w:val="24"/>
-        </w:rPr>
-        <w:t>Figur 10. K-means klyngeresultat (K = 3): forbruksstabilitet vs verdi og kostnadsavvik</w:t>
-      </w:r>
-    </w:p>
-    <w:p>
-      <w:pPr>
-        <w:spacing w:line="360" w:lineRule="auto"/>
-      </w:pPr>
-      <w:r>
-        <w:rPr>
-          <w:rFonts w:ascii="Times New Roman" w:hAnsi="Times New Roman" w:cs="Times New Roman"/>
-          <w:sz w:val="24"/>
-        </w:rPr>
-        <w:t>Figur 11. Klyngeprofiler for K-means (K = 3): gjennomsnittlig z-score per feature</w:t>
-      </w:r>
-    </w:p>
-    <w:p>
-      <w:pPr>
-        <w:spacing w:line="360" w:lineRule="auto"/>
-      </w:pPr>
-      <w:r>
-        <w:rPr>
-          <w:rFonts w:ascii="Times New Roman" w:hAnsi="Times New Roman" w:cs="Times New Roman"/>
-          <w:sz w:val="24"/>
-        </w:rPr>
-        <w:t>Figur 12. Regelmotor og besparelsesanalyse: HVFS-anbefalinger og EOQ-besparelse</w:t>
+        <w:fldChar w:fldCharType="begin"/>
+      </w:r>
+      <w:r>
+        <w:instrText xml:space="preserve"> TOC \o "1-3" \h \z \u </w:instrText>
+      </w:r>
+      <w:r>
+        <w:fldChar w:fldCharType="separate"/>
+      </w:r>
+      <w:r>
+        <w:rPr>
+          <w:rFonts w:ascii="Times New Roman" w:hAnsi="Times New Roman"/>
+          <w:color w:val="808080"/>
+          <w:sz w:val="20"/>
+        </w:rPr>
+        <w:t>Oppdater felt: Ctrl+A, F9</w:t>
+      </w:r>
+      <w:r>
+        <w:fldChar w:fldCharType="end"/>
       </w:r>
     </w:p>
     <w:p>
@@ -6500,7 +4821,7 @@
           <w:color w:val="000000"/>
           <w:sz w:val="36"/>
         </w:rPr>
-        <w:t>Tabelliste</w:t>
+        <w:t>Figurliste</w:t>
       </w:r>
     </w:p>
     <w:p>
@@ -6508,179 +4829,24 @@
         <w:spacing w:line="360" w:lineRule="auto"/>
       </w:pPr>
       <w:r>
-        <w:rPr>
-          <w:rFonts w:ascii="Times New Roman" w:hAnsi="Times New Roman" w:cs="Times New Roman"/>
-          <w:sz w:val="24"/>
-        </w:rPr>
-        <w:t>Tabell 1. Litteraturoversikt: sentrale kilder med tema og relevans</w:t>
-      </w:r>
-    </w:p>
-    <w:p>
-      <w:pPr>
-        <w:spacing w:line="360" w:lineRule="auto"/>
-      </w:pPr>
-      <w:r>
-        <w:rPr>
-          <w:rFonts w:ascii="Times New Roman" w:hAnsi="Times New Roman" w:cs="Times New Roman"/>
-          <w:sz w:val="24"/>
-        </w:rPr>
-        <w:t>Tabell 2. Sammenligning av analysemetoder brukt i oppgaven</w:t>
-      </w:r>
-    </w:p>
-    <w:p>
-      <w:pPr>
-        <w:spacing w:line="360" w:lineRule="auto"/>
-      </w:pPr>
-      <w:r>
-        <w:rPr>
-          <w:rFonts w:ascii="Times New Roman" w:hAnsi="Times New Roman" w:cs="Times New Roman"/>
-          <w:sz w:val="24"/>
-        </w:rPr>
-        <w:t>Tabell 3. Nøkkeltall for casevirksomheten Helse Bergen, WERKS 3300</w:t>
-      </w:r>
-    </w:p>
-    <w:p>
-      <w:pPr>
-        <w:spacing w:line="360" w:lineRule="auto"/>
-      </w:pPr>
-      <w:r>
-        <w:rPr>
-          <w:rFonts w:ascii="Times New Roman" w:hAnsi="Times New Roman" w:cs="Times New Roman"/>
-          <w:sz w:val="24"/>
-        </w:rPr>
-        <w:t>Tabell 4. Datagrunnlag: 14 SAP S/4HANA-tabeller hentet via SE16H</w:t>
-      </w:r>
-    </w:p>
-    <w:p>
-      <w:pPr>
-        <w:spacing w:line="360" w:lineRule="auto"/>
-      </w:pPr>
-      <w:r>
-        <w:rPr>
-          <w:rFonts w:ascii="Times New Roman" w:hAnsi="Times New Roman" w:cs="Times New Roman"/>
-          <w:sz w:val="24"/>
-        </w:rPr>
-        <w:t>Tabell 5. Datavalgsbeslutninger D-01–D-08 med begrunnelse</w:t>
-      </w:r>
-    </w:p>
-    <w:p>
-      <w:pPr>
-        <w:spacing w:line="360" w:lineRule="auto"/>
-      </w:pPr>
-      <w:r>
-        <w:rPr>
-          <w:rFonts w:ascii="Times New Roman" w:hAnsi="Times New Roman" w:cs="Times New Roman"/>
-          <w:sz w:val="24"/>
-        </w:rPr>
-        <w:t>Tabell 6. Modellparametere: ABC-klassifiseringsgrenser og analyseinnstillinger</w:t>
-      </w:r>
-    </w:p>
-    <w:p>
-      <w:pPr>
-        <w:spacing w:line="360" w:lineRule="auto"/>
-      </w:pPr>
-      <w:r>
-        <w:rPr>
-          <w:rFonts w:ascii="Times New Roman" w:hAnsi="Times New Roman" w:cs="Times New Roman"/>
-          <w:sz w:val="24"/>
-        </w:rPr>
-        <w:t>Tabell 7. Regelmotor: 8 beslutningsregler i prioritert rekkefølge</w:t>
-      </w:r>
-    </w:p>
-    <w:p>
-      <w:pPr>
-        <w:spacing w:line="360" w:lineRule="auto"/>
-      </w:pPr>
-      <w:r>
-        <w:rPr>
-          <w:rFonts w:ascii="Times New Roman" w:hAnsi="Times New Roman" w:cs="Times New Roman"/>
-          <w:sz w:val="24"/>
-        </w:rPr>
-        <w:t>Tabell 8. ABC-fordeling: antall artikler og verdiandel per klasse (n = 709)</w:t>
-      </w:r>
-    </w:p>
-    <w:p>
-      <w:pPr>
-        <w:spacing w:line="360" w:lineRule="auto"/>
-      </w:pPr>
-      <w:r>
-        <w:rPr>
-          <w:rFonts w:ascii="Times New Roman" w:hAnsi="Times New Roman" w:cs="Times New Roman"/>
-          <w:sz w:val="24"/>
-        </w:rPr>
-        <w:t>Tabell 9. XYZ-fordeling: antall artikler per klasse (n = 687)</w:t>
-      </w:r>
-    </w:p>
-    <w:p>
-      <w:pPr>
-        <w:spacing w:line="360" w:lineRule="auto"/>
-      </w:pPr>
-      <w:r>
-        <w:rPr>
-          <w:rFonts w:ascii="Times New Roman" w:hAnsi="Times New Roman" w:cs="Times New Roman"/>
-          <w:sz w:val="24"/>
-        </w:rPr>
-        <w:t>Tabell 10. SAP ZZXYZ-validering: samsvar mellom systemklasse og beregnet CV-klasse</w:t>
-      </w:r>
-    </w:p>
-    <w:p>
-      <w:pPr>
-        <w:spacing w:line="360" w:lineRule="auto"/>
-      </w:pPr>
-      <w:r>
-        <w:rPr>
-          <w:rFonts w:ascii="Times New Roman" w:hAnsi="Times New Roman" w:cs="Times New Roman"/>
-          <w:sz w:val="24"/>
-        </w:rPr>
-        <w:t>Tabell 11. EOQ-avviksresultater: fordeling etter ordrefrekvensavvik (n = 487)</w:t>
-      </w:r>
-    </w:p>
-    <w:p>
-      <w:pPr>
-        <w:spacing w:line="360" w:lineRule="auto"/>
-      </w:pPr>
-      <w:r>
-        <w:rPr>
-          <w:rFonts w:ascii="Times New Roman" w:hAnsi="Times New Roman" w:cs="Times New Roman"/>
-          <w:sz w:val="24"/>
-        </w:rPr>
-        <w:t>Tabell 12. K-means klyngeprofiler: gjennomsnittsverdier per klynge (K = 3)</w:t>
-      </w:r>
-    </w:p>
-    <w:p>
-      <w:pPr>
-        <w:spacing w:line="360" w:lineRule="auto"/>
-      </w:pPr>
-      <w:r>
-        <w:rPr>
-          <w:rFonts w:ascii="Times New Roman" w:hAnsi="Times New Roman" w:cs="Times New Roman"/>
-          <w:sz w:val="24"/>
-        </w:rPr>
-        <w:t>Tabell 13. HVFS-anbefalinger fra regelmotor: fordeling per kategori (n = 709)</w:t>
-      </w:r>
-    </w:p>
-    <w:p>
-      <w:pPr>
-        <w:spacing w:line="360" w:lineRule="auto"/>
-      </w:pPr>
-      <w:r>
-        <w:rPr>
-          <w:rFonts w:ascii="Times New Roman" w:hAnsi="Times New Roman" w:cs="Times New Roman"/>
-          <w:sz w:val="24"/>
-        </w:rPr>
-        <w:t>Tabell 14. Besparelsesestimater for tre scenarier (117 artikler, S = 750 NOK)</w:t>
-      </w:r>
-    </w:p>
-    <w:p>
-      <w:pPr>
-        <w:spacing w:line="360" w:lineRule="auto"/>
-      </w:pPr>
-      <w:r>
-        <w:rPr>
-          <w:rFonts w:ascii="Times New Roman" w:hAnsi="Times New Roman" w:cs="Times New Roman"/>
-          <w:sz w:val="24"/>
-        </w:rPr>
-        <w:t>Tabell 15. Sammenstilling av egne resultater mot funn i eksisterende litteratur</w:t>
+        <w:fldChar w:fldCharType="begin"/>
+      </w:r>
+      <w:r>
+        <w:instrText xml:space="preserve"> TOC \h \z \c "Figur" </w:instrText>
+      </w:r>
+      <w:r>
+        <w:fldChar w:fldCharType="separate"/>
+      </w:r>
+      <w:r>
+        <w:rPr>
+          <w:rFonts w:ascii="Times New Roman" w:hAnsi="Times New Roman"/>
+          <w:color w:val="808080"/>
+          <w:sz w:val="20"/>
+        </w:rPr>
+        <w:t>Oppdater felt: Ctrl+A, F9</w:t>
+      </w:r>
+      <w:r>
+        <w:fldChar w:fldCharType="end"/>
       </w:r>
     </w:p>
     <w:p>
@@ -6694,6 +4860,45 @@
           <w:color w:val="000000"/>
           <w:sz w:val="36"/>
         </w:rPr>
+        <w:t>Tabelliste</w:t>
+      </w:r>
+    </w:p>
+    <w:p>
+      <w:pPr>
+        <w:spacing w:line="360" w:lineRule="auto"/>
+      </w:pPr>
+      <w:r>
+        <w:fldChar w:fldCharType="begin"/>
+      </w:r>
+      <w:r>
+        <w:instrText xml:space="preserve"> TOC \h \z \c "Tabell" </w:instrText>
+      </w:r>
+      <w:r>
+        <w:fldChar w:fldCharType="separate"/>
+      </w:r>
+      <w:r>
+        <w:rPr>
+          <w:rFonts w:ascii="Times New Roman" w:hAnsi="Times New Roman"/>
+          <w:color w:val="808080"/>
+          <w:sz w:val="20"/>
+        </w:rPr>
+        <w:t>Oppdater felt: Ctrl+A, F9</w:t>
+      </w:r>
+      <w:r>
+        <w:fldChar w:fldCharType="end"/>
+      </w:r>
+    </w:p>
+    <w:p>
+      <w:pPr>
+        <w:pStyle w:val="Overskrift1"/>
+        <w:pageBreakBefore w:val="true"/>
+      </w:pPr>
+      <w:r>
+        <w:rPr>
+          <w:rFonts w:ascii="Times New Roman" w:hAnsi="Times New Roman"/>
+          <w:color w:val="000000"/>
+          <w:sz w:val="36"/>
+        </w:rPr>
         <w:t>Kapittel 1 – Innledning</w:t>
       </w:r>
     </w:p>
@@ -6713,37 +4918,40 @@
     <w:p>
       <w:pPr>
         <w:spacing w:line="360" w:lineRule="auto"/>
-      </w:pPr>
-      <w:r>
-        <w:rPr>
-          <w:rFonts w:ascii="Times New Roman" w:hAnsi="Times New Roman" w:cs="Times New Roman"/>
-          <w:sz w:val="24"/>
-        </w:rPr>
-        <w:t>Norske helseforetak forvalter store mengder medisinsk forbruksmateriell spredt over lokale forsyningslagre ved det enkelte sykehus. Materialhåndtering i sykehus er et ressurskrevende område som i liten grad har vært gjenstand for systematisk datadrevet styring, og studier viser at logistikk og lagerhåndtering kan utgjøre mellom 30 og 40 % av et sykehus' driftskostnader (Volland et al., 2017). Suboptimal klassifisering av lagervarer fører til overflødige bestillingstransaksjoner, unødvendig kapitalbinding og økt administrativ belastning — uten at det nødvendigvis gir bedre forsyningssikkerhet for klinisk personell (Bijvank &amp; Vis, 2012).</w:t>
+        <w:jc w:val="both"/>
+      </w:pPr>
+      <w:r>
+        <w:rPr>
+          <w:rFonts w:ascii="Times New Roman" w:hAnsi="Times New Roman" w:cs="Times New Roman"/>
+          <w:sz w:val="24"/>
+        </w:rPr>
+        <w:t>Norske helseforetak forvalter store mengder medisinsk forbruksmateriell spredt over lokale forsyningslagre ved det enkelte sykehus. Materialhåndtering i sykehus er et ressurskrevende område som i liten grad har vært gjenstand for systematisk datadrevet styring, og studier viser at logistikk og lagerhåndtering kan utgjøre mellom 30 og 40 % av et sykehus' driftskostnader (Volland et al., 2017). Suboptimal klassifisering av lagervarer fører til overflødige bestillingstransaksjoner, unødvendig kapitalbinding og økt administrativ belastning – uten at det nødvendigvis gir bedre forsyningssikkerhet for klinisk personell (Bijvank &amp; Vis, 2012).</w:t>
       </w:r>
     </w:p>
     <w:p>
       <w:pPr>
         <w:spacing w:line="360" w:lineRule="auto"/>
-      </w:pPr>
-      <w:r>
-        <w:rPr>
-          <w:rFonts w:ascii="Times New Roman" w:hAnsi="Times New Roman" w:cs="Times New Roman"/>
-          <w:sz w:val="24"/>
-        </w:rPr>
-        <w:t>Helse Vest Forsyningssenter (HVFS) er under etablering som regionalt sentrallager for medisinsk forbruksmateriell i Helse Vest-regionen, med NorEngros som operatør. Frem mot 2029 skal sortimentet utvides og avdelingspakkede leveranser (APL) innføres — det vil si ferdigpakkede leveranser direkte til avdeling uten mellomlagring. Parallelt pågår LIBRA-prosjektet, en regional implementering av SAP S/4HANA i regi av Helse Vest IKT, som legger det tekniske grunnlaget for felles dataplattform på tvers av helseforetakene.</w:t>
+        <w:jc w:val="both"/>
+      </w:pPr>
+      <w:r>
+        <w:rPr>
+          <w:rFonts w:ascii="Times New Roman" w:hAnsi="Times New Roman" w:cs="Times New Roman"/>
+          <w:sz w:val="24"/>
+        </w:rPr>
+        <w:t>Helse Vest Forsyningssenter (HVFS) er under etablering som regionalt sentrallager for medisinsk forbruksmateriell i Helse Vest-regionen, med NorEngros som operatør. Frem mot 2029 skal sortimentet utvides og avdelingspakkede leveranser (APL) innføres – det vil si ferdigpakkede leveranser direkte til avdeling uten mellomlagring. Parallelt pågår LIBRA-prosjektet, en regional implementering av SAP S/4HANA i regi av Helse Vest IKT, som legger det tekniske grunnlaget for felles dataplattform på tvers av helseforetakene.</w:t>
       </w:r>
     </w:p>
     <w:p>
       <w:pPr>
         <w:spacing w:line="360" w:lineRule="auto"/>
-      </w:pPr>
-      <w:r>
-        <w:rPr>
-          <w:rFonts w:ascii="Times New Roman" w:hAnsi="Times New Roman" w:cs="Times New Roman"/>
-          <w:sz w:val="24"/>
-        </w:rPr>
-        <w:t>Helse Bergen er det største helseforetaket i Helse Vest og drifter i dag et lokalt forsyningslager registrert som WERKS 3300 i SAP S/4HANA, med primærlagersted LGORT 3001. Lageret håndterer over 700 aktive artikler, men det mangler et systematisk, datadrevet grunnlag for å avgjøre hvilke av disse som egner seg for overføring til HVFS. Beslutningene tas i dag i stor grad basert på erfaring og skjønn, noe de Vries (2011) identifiserer som en typisk utfordring i sykehuslogistikk: interessentkonflikter og manglende informasjonssystemer hindrer rasjonell lageromstilling. Denne oppgaven adresserer dette gapet ved å anvende velprøvde klassifiseringsmetoder fra lagerstyringslitteraturen — ABC, XYZ og EOQ — kombinert med K-means klyngeanalyse, på operasjonelle transaksjonsdata fra SAP.</w:t>
+        <w:jc w:val="both"/>
+      </w:pPr>
+      <w:r>
+        <w:rPr>
+          <w:rFonts w:ascii="Times New Roman" w:hAnsi="Times New Roman" w:cs="Times New Roman"/>
+          <w:sz w:val="24"/>
+        </w:rPr>
+        <w:t>Helse Bergen er det største helseforetaket i Helse Vest og drifter i dag et lokalt forsyningslager registrert som WERKS 3300 i SAP S/4HANA, med primærlagersted LGORT 3001. Lageret håndterer over 700 aktive artikler, men det mangler et systematisk, datadrevet grunnlag for å avgjøre hvilke av disse som egner seg for overføring til HVFS. Beslutningene tas i dag i stor grad basert på erfaring og skjønn, noe de Vries (2011) identifiserer som en typisk utfordring i sykehuslogistikk: interessentkonflikter og manglende informasjonssystemer hindrer rasjonell lageromstilling. Denne oppgaven adresserer dette gapet ved å anvende velprøvde klassifiseringsmetoder fra lagerstyringslitteraturen – ABC, XYZ og EOQ – kombinert med K-means klyngeanalyse, på operasjonelle transaksjonsdata fra SAP.</w:t>
       </w:r>
     </w:p>
     <w:p>
@@ -6762,6 +4970,7 @@
     <w:p>
       <w:pPr>
         <w:spacing w:line="360" w:lineRule="auto"/>
+        <w:jc w:val="both"/>
       </w:pPr>
       <w:r>
         <w:rPr>
@@ -6775,6 +4984,7 @@
       <w:pPr>
         <w:spacing w:line="360" w:lineRule="auto"/>
         <w:ind w:left="567"/>
+        <w:jc w:val="both"/>
       </w:pPr>
       <w:r>
         <w:rPr>
@@ -6788,13 +4998,14 @@
     <w:p>
       <w:pPr>
         <w:spacing w:line="360" w:lineRule="auto"/>
-      </w:pPr>
-      <w:r>
-        <w:rPr>
-          <w:rFonts w:ascii="Times New Roman" w:hAnsi="Times New Roman" w:cs="Times New Roman"/>
-          <w:sz w:val="24"/>
-        </w:rPr>
-        <w:t>Problemstillingen avgrenser seg eksplisitt til identifikasjon og kvantifisering — ikke gjennomføring av selve overføringen. Svaret gis i form av en anbefalt artikkelliste med tilhørende besparelsesestimat basert på EOQ-avviksanalyse. Analysen er kvantitativ og datadrevet; den erstatter ikke faglig skjønn, men gir et strukturert beslutningsgrunnlag.</w:t>
+        <w:jc w:val="both"/>
+      </w:pPr>
+      <w:r>
+        <w:rPr>
+          <w:rFonts w:ascii="Times New Roman" w:hAnsi="Times New Roman" w:cs="Times New Roman"/>
+          <w:sz w:val="24"/>
+        </w:rPr>
+        <w:t>Problemstillingen avgrenser seg eksplisitt til identifikasjon og kvantifisering – ikke gjennomføring av selve overføringen. Svaret gis i form av en anbefalt artikkelliste med tilhørende besparelsesestimat basert på EOQ-avviksanalyse. Analysen er kvantitativ og datadrevet; den erstatter ikke faglig skjønn, men gir et strukturert beslutningsgrunnlag.</w:t>
       </w:r>
     </w:p>
     <w:p>
@@ -6813,6 +5024,7 @@
     <w:p>
       <w:pPr>
         <w:spacing w:line="360" w:lineRule="auto"/>
+        <w:jc w:val="both"/>
       </w:pPr>
       <w:r>
         <w:rPr>
@@ -6825,6 +5037,7 @@
     <w:p>
       <w:pPr>
         <w:spacing w:line="360" w:lineRule="auto"/>
+        <w:jc w:val="both"/>
       </w:pPr>
       <w:r>
         <w:rPr>
@@ -6845,6 +5058,7 @@
     <w:p>
       <w:pPr>
         <w:spacing w:line="360" w:lineRule="auto"/>
+        <w:jc w:val="both"/>
       </w:pPr>
       <w:r>
         <w:rPr>
@@ -6889,6 +5103,7 @@
     <w:p>
       <w:pPr>
         <w:spacing w:line="360" w:lineRule="auto"/>
+        <w:jc w:val="both"/>
       </w:pPr>
       <w:r>
         <w:rPr>
@@ -6909,6 +5124,7 @@
     <w:p>
       <w:pPr>
         <w:spacing w:line="360" w:lineRule="auto"/>
+        <w:jc w:val="both"/>
       </w:pPr>
       <w:r>
         <w:rPr>
@@ -6929,6 +5145,7 @@
     <w:p>
       <w:pPr>
         <w:spacing w:line="360" w:lineRule="auto"/>
+        <w:jc w:val="both"/>
       </w:pPr>
       <w:r>
         <w:rPr>
@@ -6962,6 +5179,7 @@
     <w:p>
       <w:pPr>
         <w:spacing w:line="360" w:lineRule="auto"/>
+        <w:jc w:val="both"/>
       </w:pPr>
       <w:r>
         <w:rPr>
@@ -6974,6 +5192,7 @@
     <w:p>
       <w:pPr>
         <w:spacing w:line="360" w:lineRule="auto"/>
+        <w:jc w:val="both"/>
       </w:pPr>
       <w:r>
         <w:rPr>
@@ -6992,12 +5211,13 @@
           <w:rFonts w:ascii="Times New Roman" w:hAnsi="Times New Roman" w:cs="Times New Roman"/>
           <w:sz w:val="24"/>
         </w:rPr>
-        <w:t>NOK).** Kostnaden per bestillingstransaksjon er satt til 750 kroner, basert på estimater fra tilsvarende sykehuslogistikkstudier (Kelle et al., 2012; Bijvank &amp; Vis, 2012). Dette er en antagelse som dekker direkte administrative kostnader knyttet til å opprette, godkjenne og følge opp en innkjøpsordre i SAP. Sensitivitetsanalysen varierer S over intervallet {500, 750, 1 000} NOK for å belyse effekten av denne forutsetningen.</w:t>
+        <w:t>NOK).** Kostnaden per bestillingstransaksjon er satt til 750 kroner, basert på estimater fra tilsvarende sykehuslogistikkstudier (Bijvank &amp; Vis, 2012; Kelle et al., 2012). Dette er en antagelse som dekker direkte administrative kostnader knyttet til å opprette, godkjenne og følge opp en innkjøpsordre i SAP. Sensitivitetsanalysen varierer S over intervallet {500, 750, 1 000} NOK for å belyse effekten av denne forutsetningen.</w:t>
       </w:r>
     </w:p>
     <w:p>
       <w:pPr>
         <w:spacing w:line="360" w:lineRule="auto"/>
+        <w:jc w:val="both"/>
       </w:pPr>
       <w:r>
         <w:rPr>
@@ -7022,6 +5242,7 @@
     <w:p>
       <w:pPr>
         <w:spacing w:line="360" w:lineRule="auto"/>
+        <w:jc w:val="both"/>
       </w:pPr>
       <w:r>
         <w:rPr>
@@ -7042,6 +5263,7 @@
     <w:p>
       <w:pPr>
         <w:spacing w:line="360" w:lineRule="auto"/>
+        <w:jc w:val="both"/>
       </w:pPr>
       <w:r>
         <w:rPr>
@@ -7062,6 +5284,7 @@
     <w:p>
       <w:pPr>
         <w:spacing w:line="360" w:lineRule="auto"/>
+        <w:jc w:val="both"/>
       </w:pPr>
       <w:r>
         <w:rPr>
@@ -7149,6 +5372,7 @@
     <w:p>
       <w:pPr>
         <w:spacing w:line="360" w:lineRule="auto"/>
+        <w:jc w:val="both"/>
       </w:pPr>
       <w:r>
         <w:rPr>
@@ -7245,19 +5469,20 @@
           <w:rFonts w:ascii="Times New Roman" w:hAnsi="Times New Roman" w:cs="Times New Roman"/>
           <w:sz w:val="24"/>
         </w:rPr>
-        <w:t xml:space="preserve"> er en gevinstrealiseringsgrad på 50/75/100 % (worst/base/best). Dette er et avgrenset transaksjonskostnadsestimat — det inkluderer ikke varekostnader eller endringer i lagernivå.</w:t>
+        <w:t xml:space="preserve"> er en gevinstrealiseringsgrad på 50/75/100 % (worst/base/best). Dette er et avgrenset transaksjonskostnadsestimat – det inkluderer ikke varekostnader eller endringer i lagernivå.</w:t>
       </w:r>
     </w:p>
     <w:p>
       <w:pPr>
         <w:spacing w:line="360" w:lineRule="auto"/>
-      </w:pPr>
-      <w:r>
-        <w:rPr>
-          <w:rFonts w:ascii="Times New Roman" w:hAnsi="Times New Roman" w:cs="Times New Roman"/>
-          <w:sz w:val="24"/>
-        </w:rPr>
-        <w:t>Rapporten er strukturert som følger: Kapittel 2 presenterer litteratur og teoretisk rammeverk. Kapittel 3 beskriver caset — Helse Bergen, HVFS og LIBRA-prosjektet. Kapittel 4 redegjør for data og metode, inkludert SAP-uttrekk og datakvalitetsbeslutninger. Kapittel 5 beskriver modelleringen formelt. Kapittel 6 presenterer den analytiske gjennomføringen. Kapittel 7 presenterer resultatene objektivt. Kapittel 8 diskuterer funn opp mot litteratur, metodekritikk og praktisk betydning. Kapittel 9 konkluderer og gir anbefalinger til Helse Bergen.</w:t>
+        <w:jc w:val="both"/>
+      </w:pPr>
+      <w:r>
+        <w:rPr>
+          <w:rFonts w:ascii="Times New Roman" w:hAnsi="Times New Roman" w:cs="Times New Roman"/>
+          <w:sz w:val="24"/>
+        </w:rPr>
+        <w:t>Rapporten er strukturert som følger: Kapittel 2 presenterer litteratur og teoretisk rammeverk. Kapittel 3 beskriver caset – Helse Bergen, HVFS og LIBRA-prosjektet. Kapittel 4 redegjør for data og metode, inkludert SAP-uttrekk og datakvalitetsbeslutninger. Kapittel 5 beskriver modelleringen formelt. Kapittel 6 presenterer den analytiske gjennomføringen. Kapittel 7 presenterer resultatene. Kapittel 8 diskuterer funn opp mot litteratur, metodekritikk og praktisk betydning. Kapittel 9 konkluderer og gir anbefalinger til Helse Bergen.</w:t>
       </w:r>
     </w:p>
     <w:p>
@@ -7290,30 +5515,33 @@
     <w:p>
       <w:pPr>
         <w:spacing w:line="360" w:lineRule="auto"/>
-      </w:pPr>
-      <w:r>
-        <w:rPr>
-          <w:rFonts w:ascii="Times New Roman" w:hAnsi="Times New Roman" w:cs="Times New Roman"/>
-          <w:sz w:val="24"/>
-        </w:rPr>
-        <w:t>Forskning på lagerklassifisering i sykehus har vokst markant siden 2000-tallet, drevet av erkjennelsen om at helseforetak binder store ressurser i logistikk og materialhåndtering. Volland et al. (2017) identifiserte i en systematisk gjennomgang av 145 publikasjoner fra 1998 til 2014 at lagerstyring er den mest publiserte kategorien innen sykehuslogistikk, med over 66 artikler. Til tross for dette volumet er det påfallende lite forskning som kobler klassifiseringsmetoder direkte til sentralisering av forsyningskjeden — noe denne oppgaven adresserer.</w:t>
+        <w:jc w:val="both"/>
+      </w:pPr>
+      <w:r>
+        <w:rPr>
+          <w:rFonts w:ascii="Times New Roman" w:hAnsi="Times New Roman" w:cs="Times New Roman"/>
+          <w:sz w:val="24"/>
+        </w:rPr>
+        <w:t>Forskning på lagerklassifisering i sykehus har økt i omfang siden 2000-tallet, drevet av erkjennelsen om at helseforetak binder store ressurser i logistikk og materialhåndtering. Volland et al. (2017) identifiserte i en systematisk gjennomgang av 145 publikasjoner fra 1998 til 2014 at lagerstyring er den mest publiserte kategorien innen sykehuslogistikk, med over 66 artikler. Til tross for dette volumet er det begrenset forskning som kobler klassifiseringsmetoder direkte til sentralisering av forsyningskjeden – noe denne oppgaven adresserer.</w:t>
       </w:r>
     </w:p>
     <w:p>
       <w:pPr>
         <w:spacing w:line="360" w:lineRule="auto"/>
-      </w:pPr>
-      <w:r>
-        <w:rPr>
-          <w:rFonts w:ascii="Times New Roman" w:hAnsi="Times New Roman" w:cs="Times New Roman"/>
-          <w:sz w:val="24"/>
-        </w:rPr>
-        <w:t>Den dominerende tilnærmingen i litteraturen er ABC-analyse basert på Pareto-prinsippet. Silaen et al. (2023) viser at enkelt-kriterieanalyse på forbruksverdi er bredt adoptert i praksis, men påpeker at metoden alene ikke fanger opp variabilitet i etterspørsel eller kritikalitet for forsyningssikkerhet. Gupta et al. (2007) demonstrerer dette i en militærmedisinsk studie der ABC kombineres med VED-analyse for å differensiere mellom høyverdiartikler og artikler med kritisk klinisk betydning.</w:t>
+        <w:jc w:val="both"/>
+      </w:pPr>
+      <w:r>
+        <w:rPr>
+          <w:rFonts w:ascii="Times New Roman" w:hAnsi="Times New Roman" w:cs="Times New Roman"/>
+          <w:sz w:val="24"/>
+        </w:rPr>
+        <w:t>Den dominerende tilnærmingen i litteraturen er ABC-analyse basert på Pareto-prinsippet. Silaen et al. (2023) viser at enkeltkriterieanalyse på forbruksverdi er bredt adoptert i praksis, men påpeker at metoden alene ikke fanger opp variabilitet i etterspørsel eller kritikalitet for forsyningssikkerhet. Gupta et al. (2007) demonstrerer dette i en militærmedisinsk studie der ABC kombineres med VED-analyse for å differensiere mellom høyverdiartikler og artikler med kritisk klinisk betydning.</w:t>
       </w:r>
     </w:p>
     <w:p>
       <w:pPr>
         <w:spacing w:line="360" w:lineRule="auto"/>
+        <w:jc w:val="both"/>
       </w:pPr>
       <w:r>
         <w:rPr>
@@ -7326,6 +5554,7 @@
     <w:p>
       <w:pPr>
         <w:spacing w:line="360" w:lineRule="auto"/>
+        <w:jc w:val="both"/>
       </w:pPr>
       <w:r>
         <w:rPr>
@@ -7338,6 +5567,7 @@
     <w:p>
       <w:pPr>
         <w:spacing w:line="360" w:lineRule="auto"/>
+        <w:jc w:val="both"/>
       </w:pPr>
       <w:r>
         <w:rPr>
@@ -7350,18 +5580,20 @@
     <w:p>
       <w:pPr>
         <w:spacing w:line="360" w:lineRule="auto"/>
-      </w:pPr>
-      <w:r>
-        <w:rPr>
-          <w:rFonts w:ascii="Times New Roman" w:hAnsi="Times New Roman" w:cs="Times New Roman"/>
-          <w:sz w:val="24"/>
-        </w:rPr>
-        <w:t>Det sentrale gapet i litteraturen er fraværet av kvantitative casestudier som kombinerer ABC, XYZ, EOQ-avviksanalyse og klyngeanalyse i en samlet analysemodell koblet mot faktiske SAP-transaksjonsdata, med besparelsesestimat som eksplisitt output. Saha og Ray (2019) konkluderer i sin gjennomgang av 137 artikler at det er behov for empiriske studier som kobler kvantitative klassifiseringsmodeller til konkrete beslutninger i reelle sykehussystemer. Denne oppgaven søker å fylle dette gapet.</w:t>
+        <w:jc w:val="both"/>
+      </w:pPr>
+      <w:r>
+        <w:rPr>
+          <w:rFonts w:ascii="Times New Roman" w:hAnsi="Times New Roman" w:cs="Times New Roman"/>
+          <w:sz w:val="24"/>
+        </w:rPr>
+        <w:t>Et identifisert gap i litteraturen er den begrensede forekomsten av kvantitative casestudier som kombinerer ABC, XYZ, EOQ-avviksanalyse og klyngeanalyse i en samlet analysemodell koblet mot faktiske SAP-transaksjonsdata, med besparelsesestimat som eksplisitt output. Saha og Ray (2019) konkluderer i sin gjennomgang av 137 artikler at det er behov for empiriske studier som kobler kvantitative klassifiseringsmodeller til konkrete beslutninger i reelle sykehussystemer. Denne oppgaven søker å fylle dette gapet.</w:t>
       </w:r>
     </w:p>
     <w:p>
       <w:pPr>
         <w:spacing w:line="360" w:lineRule="auto"/>
+        <w:jc w:val="both"/>
       </w:pPr>
       <w:r>
         <w:rPr>
@@ -7378,7 +5610,35 @@
           <w:i/>
           <w:sz w:val="20"/>
         </w:rPr>
-        <w:t>Tabell 1. Litteraturoversikt: sentrale kilder med tema og relevans for oppgaven.</w:t>
+        <w:t xml:space="preserve">Tabell </w:t>
+      </w:r>
+      <w:r>
+        <w:fldChar w:fldCharType="begin"/>
+      </w:r>
+      <w:r>
+        <w:instrText xml:space="preserve"> SEQ Tabell \* ARABIC </w:instrText>
+      </w:r>
+      <w:r>
+        <w:fldChar w:fldCharType="separate"/>
+      </w:r>
+      <w:r>
+        <w:rPr>
+          <w:rFonts w:ascii="Times New Roman" w:hAnsi="Times New Roman"/>
+          <w:i/>
+          <w:sz w:val="20"/>
+        </w:rPr>
+        <w:t>N</w:t>
+      </w:r>
+      <w:r>
+        <w:fldChar w:fldCharType="end"/>
+      </w:r>
+      <w:r>
+        <w:rPr>
+          <w:rFonts w:ascii="Times New Roman" w:hAnsi="Times New Roman"/>
+          <w:i/>
+          <w:sz w:val="20"/>
+        </w:rPr>
+        <w:t>. Litteraturoversikt: sentrale kilder med tema og relevans for oppgaven.</w:t>
       </w:r>
     </w:p>
     <w:tbl>
@@ -7501,6 +5761,7 @@
             <w:r>
               <w:rPr>
                 <w:rFonts w:ascii="Times New Roman" w:hAnsi="Times New Roman"/>
+                <w:b w:val="0"/>
                 <w:sz w:val="22"/>
               </w:rPr>
               <w:t>Bijvank &amp; Vis</w:t>
@@ -7516,6 +5777,7 @@
             <w:r>
               <w:rPr>
                 <w:rFonts w:ascii="Times New Roman" w:hAnsi="Times New Roman"/>
+                <w:b w:val="0"/>
                 <w:sz w:val="22"/>
               </w:rPr>
               <w:t>2012</w:t>
@@ -7531,6 +5793,7 @@
             <w:r>
               <w:rPr>
                 <w:rFonts w:ascii="Times New Roman" w:hAnsi="Times New Roman"/>
+                <w:b w:val="0"/>
                 <w:sz w:val="22"/>
               </w:rPr>
               <w:t>Lagerstyring ved brukssted i sykehus</w:t>
@@ -7546,6 +5809,7 @@
             <w:r>
               <w:rPr>
                 <w:rFonts w:ascii="Times New Roman" w:hAnsi="Times New Roman"/>
+                <w:b w:val="0"/>
                 <w:sz w:val="22"/>
               </w:rPr>
               <w:t>Lost-sales-modell, forsyningssikkerhet</w:t>
@@ -7563,6 +5827,7 @@
             <w:r>
               <w:rPr>
                 <w:rFonts w:ascii="Times New Roman" w:hAnsi="Times New Roman"/>
+                <w:b w:val="0"/>
                 <w:sz w:val="22"/>
               </w:rPr>
               <w:t>de Vries</w:t>
@@ -7578,6 +5843,7 @@
             <w:r>
               <w:rPr>
                 <w:rFonts w:ascii="Times New Roman" w:hAnsi="Times New Roman"/>
+                <w:b w:val="0"/>
                 <w:sz w:val="22"/>
               </w:rPr>
               <w:t>2011</w:t>
@@ -7593,6 +5859,7 @@
             <w:r>
               <w:rPr>
                 <w:rFonts w:ascii="Times New Roman" w:hAnsi="Times New Roman"/>
+                <w:b w:val="0"/>
                 <w:sz w:val="22"/>
               </w:rPr>
               <w:t>Interessentanalyse, lageromstilling i helse</w:t>
@@ -7608,6 +5875,7 @@
             <w:r>
               <w:rPr>
                 <w:rFonts w:ascii="Times New Roman" w:hAnsi="Times New Roman"/>
+                <w:b w:val="0"/>
                 <w:sz w:val="22"/>
               </w:rPr>
               <w:t>Organisatoriske barrierer ved sentralisering</w:t>
@@ -7625,6 +5893,7 @@
             <w:r>
               <w:rPr>
                 <w:rFonts w:ascii="Times New Roman" w:hAnsi="Times New Roman"/>
+                <w:b w:val="0"/>
                 <w:sz w:val="22"/>
               </w:rPr>
               <w:t>Fragapane et al.</w:t>
@@ -7640,6 +5909,7 @@
             <w:r>
               <w:rPr>
                 <w:rFonts w:ascii="Times New Roman" w:hAnsi="Times New Roman"/>
+                <w:b w:val="0"/>
                 <w:sz w:val="22"/>
               </w:rPr>
               <w:t>2019</w:t>
@@ -7655,6 +5925,7 @@
             <w:r>
               <w:rPr>
                 <w:rFonts w:ascii="Times New Roman" w:hAnsi="Times New Roman"/>
+                <w:b w:val="0"/>
                 <w:sz w:val="22"/>
               </w:rPr>
               <w:t>Forsyning til brukssted (APL)</w:t>
@@ -7670,6 +5941,7 @@
             <w:r>
               <w:rPr>
                 <w:rFonts w:ascii="Times New Roman" w:hAnsi="Times New Roman"/>
+                <w:b w:val="0"/>
                 <w:sz w:val="22"/>
               </w:rPr>
               <w:t>APL-leveransemodell, sentraliseringskrav</w:t>
@@ -7687,6 +5959,7 @@
             <w:r>
               <w:rPr>
                 <w:rFonts w:ascii="Times New Roman" w:hAnsi="Times New Roman"/>
+                <w:b w:val="0"/>
                 <w:sz w:val="22"/>
               </w:rPr>
               <w:t>Gupta et al.</w:t>
@@ -7702,6 +5975,7 @@
             <w:r>
               <w:rPr>
                 <w:rFonts w:ascii="Times New Roman" w:hAnsi="Times New Roman"/>
+                <w:b w:val="0"/>
                 <w:sz w:val="22"/>
               </w:rPr>
               <w:t>2007</w:t>
@@ -7717,6 +5991,7 @@
             <w:r>
               <w:rPr>
                 <w:rFonts w:ascii="Times New Roman" w:hAnsi="Times New Roman"/>
+                <w:b w:val="0"/>
                 <w:sz w:val="22"/>
               </w:rPr>
               <w:t>ABC- og VED-analyse, militærmedisinsk</w:t>
@@ -7732,6 +6007,7 @@
             <w:r>
               <w:rPr>
                 <w:rFonts w:ascii="Times New Roman" w:hAnsi="Times New Roman"/>
+                <w:b w:val="0"/>
                 <w:sz w:val="22"/>
               </w:rPr>
               <w:t>ABC i sykehuskontekst med SAP-data</w:t>
@@ -7749,6 +6025,7 @@
             <w:r>
               <w:rPr>
                 <w:rFonts w:ascii="Times New Roman" w:hAnsi="Times New Roman"/>
+                <w:b w:val="0"/>
                 <w:sz w:val="22"/>
               </w:rPr>
               <w:t>Gurumurthy et al.</w:t>
@@ -7764,6 +6041,7 @@
             <w:r>
               <w:rPr>
                 <w:rFonts w:ascii="Times New Roman" w:hAnsi="Times New Roman"/>
+                <w:b w:val="0"/>
                 <w:sz w:val="22"/>
               </w:rPr>
               <w:t>2021</w:t>
@@ -7779,6 +6057,7 @@
             <w:r>
               <w:rPr>
                 <w:rFonts w:ascii="Times New Roman" w:hAnsi="Times New Roman"/>
+                <w:b w:val="0"/>
                 <w:sz w:val="22"/>
               </w:rPr>
               <w:t>Hybrid lagerklassifisering, lean i sykehus</w:t>
@@ -7794,6 +6073,7 @@
             <w:r>
               <w:rPr>
                 <w:rFonts w:ascii="Times New Roman" w:hAnsi="Times New Roman"/>
+                <w:b w:val="0"/>
                 <w:sz w:val="22"/>
               </w:rPr>
               <w:t>K-means i sykehuslogistikk</w:t>
@@ -7811,6 +6091,7 @@
             <w:r>
               <w:rPr>
                 <w:rFonts w:ascii="Times New Roman" w:hAnsi="Times New Roman"/>
+                <w:b w:val="0"/>
                 <w:sz w:val="22"/>
               </w:rPr>
               <w:t>Hautaniemi &amp; Pirttilä</w:t>
@@ -7826,6 +6107,7 @@
             <w:r>
               <w:rPr>
                 <w:rFonts w:ascii="Times New Roman" w:hAnsi="Times New Roman"/>
+                <w:b w:val="0"/>
                 <w:sz w:val="22"/>
               </w:rPr>
               <w:t>1999</w:t>
@@ -7841,6 +6123,7 @@
             <w:r>
               <w:rPr>
                 <w:rFonts w:ascii="Times New Roman" w:hAnsi="Times New Roman"/>
+                <w:b w:val="0"/>
                 <w:sz w:val="22"/>
               </w:rPr>
               <w:t>Påfyllingspolicyer i MRP-miljø</w:t>
@@ -7856,6 +6139,7 @@
             <w:r>
               <w:rPr>
                 <w:rFonts w:ascii="Times New Roman" w:hAnsi="Times New Roman"/>
+                <w:b w:val="0"/>
                 <w:sz w:val="22"/>
               </w:rPr>
               <w:t>EOQ-forutsetninger, lot sizing</w:t>
@@ -7873,6 +6157,7 @@
             <w:r>
               <w:rPr>
                 <w:rFonts w:ascii="Times New Roman" w:hAnsi="Times New Roman"/>
+                <w:b w:val="0"/>
                 <w:sz w:val="22"/>
               </w:rPr>
               <w:t>Kelle et al.</w:t>
@@ -7888,6 +6173,7 @@
             <w:r>
               <w:rPr>
                 <w:rFonts w:ascii="Times New Roman" w:hAnsi="Times New Roman"/>
+                <w:b w:val="0"/>
                 <w:sz w:val="22"/>
               </w:rPr>
               <w:t>2012</w:t>
@@ -7903,6 +6189,7 @@
             <w:r>
               <w:rPr>
                 <w:rFonts w:ascii="Times New Roman" w:hAnsi="Times New Roman"/>
+                <w:b w:val="0"/>
                 <w:sz w:val="22"/>
               </w:rPr>
               <w:t>Farmasøytisk forsyningskjede, sykehus</w:t>
@@ -7918,6 +6205,7 @@
             <w:r>
               <w:rPr>
                 <w:rFonts w:ascii="Times New Roman" w:hAnsi="Times New Roman"/>
+                <w:b w:val="0"/>
                 <w:sz w:val="22"/>
               </w:rPr>
               <w:t>Ordrekostnad S, sykehusinnkjøp</w:t>
@@ -7935,6 +6223,7 @@
             <w:r>
               <w:rPr>
                 <w:rFonts w:ascii="Times New Roman" w:hAnsi="Times New Roman"/>
+                <w:b w:val="0"/>
                 <w:sz w:val="22"/>
               </w:rPr>
               <w:t>Keshavarz Ghorabaee et al.</w:t>
@@ -7950,6 +6239,7 @@
             <w:r>
               <w:rPr>
                 <w:rFonts w:ascii="Times New Roman" w:hAnsi="Times New Roman"/>
+                <w:b w:val="0"/>
                 <w:sz w:val="22"/>
               </w:rPr>
               <w:t>2015</w:t>
@@ -7965,6 +6255,7 @@
             <w:r>
               <w:rPr>
                 <w:rFonts w:ascii="Times New Roman" w:hAnsi="Times New Roman"/>
+                <w:b w:val="0"/>
                 <w:sz w:val="22"/>
               </w:rPr>
               <w:t>EDAS flerkriterieklassifisering</w:t>
@@ -7980,6 +6271,7 @@
             <w:r>
               <w:rPr>
                 <w:rFonts w:ascii="Times New Roman" w:hAnsi="Times New Roman"/>
+                <w:b w:val="0"/>
                 <w:sz w:val="22"/>
               </w:rPr>
               <w:t>Alternativ til ABC, avstandsmetode</w:t>
@@ -7997,6 +6289,7 @@
             <w:r>
               <w:rPr>
                 <w:rFonts w:ascii="Times New Roman" w:hAnsi="Times New Roman"/>
+                <w:b w:val="0"/>
                 <w:sz w:val="22"/>
               </w:rPr>
               <w:t>Ketkar &amp; Vaidya</w:t>
@@ -8012,6 +6305,7 @@
             <w:r>
               <w:rPr>
                 <w:rFonts w:ascii="Times New Roman" w:hAnsi="Times New Roman"/>
+                <w:b w:val="0"/>
                 <w:sz w:val="22"/>
               </w:rPr>
               <w:t>2014</w:t>
@@ -8027,6 +6321,7 @@
             <w:r>
               <w:rPr>
                 <w:rFonts w:ascii="Times New Roman" w:hAnsi="Times New Roman"/>
+                <w:b w:val="0"/>
                 <w:sz w:val="22"/>
               </w:rPr>
               <w:t>Bestillingspolicy, flerklassifisering</w:t>
@@ -8042,6 +6337,7 @@
             <w:r>
               <w:rPr>
                 <w:rFonts w:ascii="Times New Roman" w:hAnsi="Times New Roman"/>
+                <w:b w:val="0"/>
                 <w:sz w:val="22"/>
               </w:rPr>
               <w:t>Holdesats h = 20 %, ABC/XYZ-kombinasjon</w:t>
@@ -8059,6 +6355,7 @@
             <w:r>
               <w:rPr>
                 <w:rFonts w:ascii="Times New Roman" w:hAnsi="Times New Roman"/>
+                <w:b w:val="0"/>
                 <w:sz w:val="22"/>
               </w:rPr>
               <w:t>Moons et al.</w:t>
@@ -8074,6 +6371,7 @@
             <w:r>
               <w:rPr>
                 <w:rFonts w:ascii="Times New Roman" w:hAnsi="Times New Roman"/>
+                <w:b w:val="0"/>
                 <w:sz w:val="22"/>
               </w:rPr>
               <w:t>2019</w:t>
@@ -8089,6 +6387,7 @@
             <w:r>
               <w:rPr>
                 <w:rFonts w:ascii="Times New Roman" w:hAnsi="Times New Roman"/>
+                <w:b w:val="0"/>
                 <w:sz w:val="22"/>
               </w:rPr>
               <w:t>Ytelsesmåling, intern sykehusforsyning</w:t>
@@ -8104,6 +6403,7 @@
             <w:r>
               <w:rPr>
                 <w:rFonts w:ascii="Times New Roman" w:hAnsi="Times New Roman"/>
+                <w:b w:val="0"/>
                 <w:sz w:val="22"/>
               </w:rPr>
               <w:t>Flerkriteriebaserte ytelsesmål</w:t>
@@ -8121,6 +6421,7 @@
             <w:r>
               <w:rPr>
                 <w:rFonts w:ascii="Times New Roman" w:hAnsi="Times New Roman"/>
+                <w:b w:val="0"/>
                 <w:sz w:val="22"/>
               </w:rPr>
               <w:t>Nowotyńska</w:t>
@@ -8136,6 +6437,7 @@
             <w:r>
               <w:rPr>
                 <w:rFonts w:ascii="Times New Roman" w:hAnsi="Times New Roman"/>
+                <w:b w:val="0"/>
                 <w:sz w:val="22"/>
               </w:rPr>
               <w:t>2013</w:t>
@@ -8151,6 +6453,7 @@
             <w:r>
               <w:rPr>
                 <w:rFonts w:ascii="Times New Roman" w:hAnsi="Times New Roman"/>
+                <w:b w:val="0"/>
                 <w:sz w:val="22"/>
               </w:rPr>
               <w:t>XYZ-analyse, lagerstyring</w:t>
@@ -8166,6 +6469,7 @@
             <w:r>
               <w:rPr>
                 <w:rFonts w:ascii="Times New Roman" w:hAnsi="Times New Roman"/>
+                <w:b w:val="0"/>
                 <w:sz w:val="22"/>
               </w:rPr>
               <w:t>CV-grenser X/Y/Z, metodegrunnlag</w:t>
@@ -8183,6 +6487,7 @@
             <w:r>
               <w:rPr>
                 <w:rFonts w:ascii="Times New Roman" w:hAnsi="Times New Roman"/>
+                <w:b w:val="0"/>
                 <w:sz w:val="22"/>
               </w:rPr>
               <w:t>Pujawan</w:t>
@@ -8198,6 +6503,7 @@
             <w:r>
               <w:rPr>
                 <w:rFonts w:ascii="Times New Roman" w:hAnsi="Times New Roman"/>
+                <w:b w:val="0"/>
                 <w:sz w:val="22"/>
               </w:rPr>
               <w:t>2004</w:t>
@@ -8213,6 +6519,7 @@
             <w:r>
               <w:rPr>
                 <w:rFonts w:ascii="Times New Roman" w:hAnsi="Times New Roman"/>
+                <w:b w:val="0"/>
                 <w:sz w:val="22"/>
               </w:rPr>
               <w:t>Lot sizing, ordrevariabilitet</w:t>
@@ -8228,6 +6535,7 @@
             <w:r>
               <w:rPr>
                 <w:rFonts w:ascii="Times New Roman" w:hAnsi="Times New Roman"/>
+                <w:b w:val="0"/>
                 <w:sz w:val="22"/>
               </w:rPr>
               <w:t>Bullwhip-effekt, EOQ-relevans</w:t>
@@ -8245,6 +6553,7 @@
             <w:r>
               <w:rPr>
                 <w:rFonts w:ascii="Times New Roman" w:hAnsi="Times New Roman"/>
+                <w:b w:val="0"/>
                 <w:sz w:val="22"/>
               </w:rPr>
               <w:t>Saha &amp; Ray</w:t>
@@ -8260,6 +6569,7 @@
             <w:r>
               <w:rPr>
                 <w:rFonts w:ascii="Times New Roman" w:hAnsi="Times New Roman"/>
+                <w:b w:val="0"/>
                 <w:sz w:val="22"/>
               </w:rPr>
               <w:t>2019</w:t>
@@ -8275,6 +6585,7 @@
             <w:r>
               <w:rPr>
                 <w:rFonts w:ascii="Times New Roman" w:hAnsi="Times New Roman"/>
+                <w:b w:val="0"/>
                 <w:sz w:val="22"/>
               </w:rPr>
               <w:t>Lagermodeller i helsesektoren (review, 137 art.)</w:t>
@@ -8290,6 +6601,7 @@
             <w:r>
               <w:rPr>
                 <w:rFonts w:ascii="Times New Roman" w:hAnsi="Times New Roman"/>
+                <w:b w:val="0"/>
                 <w:sz w:val="22"/>
               </w:rPr>
               <w:t>Gap: empiriske SAP-casestudier mangler</w:t>
@@ -8307,6 +6619,7 @@
             <w:r>
               <w:rPr>
                 <w:rFonts w:ascii="Times New Roman" w:hAnsi="Times New Roman"/>
+                <w:b w:val="0"/>
                 <w:sz w:val="22"/>
               </w:rPr>
               <w:t>Silaen et al.</w:t>
@@ -8322,6 +6635,7 @@
             <w:r>
               <w:rPr>
                 <w:rFonts w:ascii="Times New Roman" w:hAnsi="Times New Roman"/>
+                <w:b w:val="0"/>
                 <w:sz w:val="22"/>
               </w:rPr>
               <w:t>2023</w:t>
@@ -8337,6 +6651,7 @@
             <w:r>
               <w:rPr>
                 <w:rFonts w:ascii="Times New Roman" w:hAnsi="Times New Roman"/>
+                <w:b w:val="0"/>
                 <w:sz w:val="22"/>
               </w:rPr>
               <w:t>ABC-analyse, implementering</w:t>
@@ -8352,6 +6667,7 @@
             <w:r>
               <w:rPr>
                 <w:rFonts w:ascii="Times New Roman" w:hAnsi="Times New Roman"/>
+                <w:b w:val="0"/>
                 <w:sz w:val="22"/>
               </w:rPr>
               <w:t>ABC-grenser 80/95 %, Pareto-prinsippet</w:t>
@@ -8369,6 +6685,7 @@
             <w:r>
               <w:rPr>
                 <w:rFonts w:ascii="Times New Roman" w:hAnsi="Times New Roman"/>
+                <w:b w:val="0"/>
                 <w:sz w:val="22"/>
               </w:rPr>
               <w:t>Srinivasan &amp; Moon</w:t>
@@ -8384,6 +6701,7 @@
             <w:r>
               <w:rPr>
                 <w:rFonts w:ascii="Times New Roman" w:hAnsi="Times New Roman"/>
+                <w:b w:val="0"/>
                 <w:sz w:val="22"/>
               </w:rPr>
               <w:t>1999</w:t>
@@ -8399,6 +6717,7 @@
             <w:r>
               <w:rPr>
                 <w:rFonts w:ascii="Times New Roman" w:hAnsi="Times New Roman"/>
+                <w:b w:val="0"/>
                 <w:sz w:val="22"/>
               </w:rPr>
               <w:t>Klyngeanalyse, forsyningskjedenettverk</w:t>
@@ -8414,6 +6733,7 @@
             <w:r>
               <w:rPr>
                 <w:rFonts w:ascii="Times New Roman" w:hAnsi="Times New Roman"/>
+                <w:b w:val="0"/>
                 <w:sz w:val="22"/>
               </w:rPr>
               <w:t>K-means i SCM, nær-optimale løsninger</w:t>
@@ -8431,6 +6751,7 @@
             <w:r>
               <w:rPr>
                 <w:rFonts w:ascii="Times New Roman" w:hAnsi="Times New Roman"/>
+                <w:b w:val="0"/>
                 <w:sz w:val="22"/>
               </w:rPr>
               <w:t>Suryaputri et al.</w:t>
@@ -8446,6 +6767,7 @@
             <w:r>
               <w:rPr>
                 <w:rFonts w:ascii="Times New Roman" w:hAnsi="Times New Roman"/>
+                <w:b w:val="0"/>
                 <w:sz w:val="22"/>
               </w:rPr>
               <w:t>2022</w:t>
@@ -8461,6 +6783,7 @@
             <w:r>
               <w:rPr>
                 <w:rFonts w:ascii="Times New Roman" w:hAnsi="Times New Roman"/>
+                <w:b w:val="0"/>
                 <w:sz w:val="22"/>
               </w:rPr>
               <w:t>ABC-XYZ-integrasjon, helseindustri</w:t>
@@ -8476,6 +6799,7 @@
             <w:r>
               <w:rPr>
                 <w:rFonts w:ascii="Times New Roman" w:hAnsi="Times New Roman"/>
+                <w:b w:val="0"/>
                 <w:sz w:val="22"/>
               </w:rPr>
               <w:t>ABC/XYZ-matrise, bestillingspolicy</w:t>
@@ -8493,6 +6817,7 @@
             <w:r>
               <w:rPr>
                 <w:rFonts w:ascii="Times New Roman" w:hAnsi="Times New Roman"/>
+                <w:b w:val="0"/>
                 <w:sz w:val="22"/>
               </w:rPr>
               <w:t>van Kampen et al.</w:t>
@@ -8508,6 +6833,7 @@
             <w:r>
               <w:rPr>
                 <w:rFonts w:ascii="Times New Roman" w:hAnsi="Times New Roman"/>
+                <w:b w:val="0"/>
                 <w:sz w:val="22"/>
               </w:rPr>
               <w:t>2012</w:t>
@@ -8523,6 +6849,7 @@
             <w:r>
               <w:rPr>
                 <w:rFonts w:ascii="Times New Roman" w:hAnsi="Times New Roman"/>
+                <w:b w:val="0"/>
                 <w:sz w:val="22"/>
               </w:rPr>
               <w:t>SKU-klassifiseringsrammeverk</w:t>
@@ -8538,6 +6865,7 @@
             <w:r>
               <w:rPr>
                 <w:rFonts w:ascii="Times New Roman" w:hAnsi="Times New Roman"/>
+                <w:b w:val="0"/>
                 <w:sz w:val="22"/>
               </w:rPr>
               <w:t>Tre hoveddimensjoner, posisjonering</w:t>
@@ -8555,6 +6883,7 @@
             <w:r>
               <w:rPr>
                 <w:rFonts w:ascii="Times New Roman" w:hAnsi="Times New Roman"/>
+                <w:b w:val="0"/>
                 <w:sz w:val="22"/>
               </w:rPr>
               <w:t>Volland et al.</w:t>
@@ -8570,6 +6899,7 @@
             <w:r>
               <w:rPr>
                 <w:rFonts w:ascii="Times New Roman" w:hAnsi="Times New Roman"/>
+                <w:b w:val="0"/>
                 <w:sz w:val="22"/>
               </w:rPr>
               <w:t>2017</w:t>
@@ -8585,6 +6915,7 @@
             <w:r>
               <w:rPr>
                 <w:rFonts w:ascii="Times New Roman" w:hAnsi="Times New Roman"/>
+                <w:b w:val="0"/>
                 <w:sz w:val="22"/>
               </w:rPr>
               <w:t>Materiallogistikk i sykehus (review, 145 pub.)</w:t>
@@ -8600,6 +6931,7 @@
             <w:r>
               <w:rPr>
                 <w:rFonts w:ascii="Times New Roman" w:hAnsi="Times New Roman"/>
+                <w:b w:val="0"/>
                 <w:sz w:val="22"/>
               </w:rPr>
               <w:t>Lagerstyring dominerer, 30–40 % av drift</w:t>
@@ -8624,6 +6956,7 @@
     <w:p>
       <w:pPr>
         <w:spacing w:line="360" w:lineRule="auto"/>
+        <w:jc w:val="both"/>
       </w:pPr>
       <w:r>
         <w:rPr>
@@ -8636,6 +6969,7 @@
     <w:p>
       <w:pPr>
         <w:spacing w:line="360" w:lineRule="auto"/>
+        <w:jc w:val="both"/>
       </w:pPr>
       <w:r>
         <w:rPr>
@@ -8661,6 +6995,7 @@
     <w:p>
       <w:pPr>
         <w:spacing w:line="360" w:lineRule="auto"/>
+        <w:jc w:val="both"/>
       </w:pPr>
       <w:r>
         <w:rPr>
@@ -8709,13 +7044,14 @@
     <w:p>
       <w:pPr>
         <w:spacing w:line="360" w:lineRule="auto"/>
-      </w:pPr>
-      <w:r>
-        <w:rPr>
-          <w:rFonts w:ascii="Times New Roman" w:hAnsi="Times New Roman" w:cs="Times New Roman"/>
-          <w:sz w:val="24"/>
-        </w:rPr>
-        <w:t>XYZ er metodisk komplementær til ABC: en AX-artikkel er en svært god kandidat for sentralisert styring, mens en AZ-artikkel krever lokal beredskapslagring uavhengig av verdi. Suryaputri et al. (2022) viser at ABC/XYZ-matrisen gir substansielt bedre differensiering av bestillingspolicy sammenlignet med enkelt-kriterieanalyse. En sentral utfordring er at SAP-feltet ZZXYZ ikke oppdateres løpende; oppgaven behandler dette som et valideringsspørsmål og rapporterer samsvarsprosenten eksplisitt.</w:t>
+        <w:jc w:val="both"/>
+      </w:pPr>
+      <w:r>
+        <w:rPr>
+          <w:rFonts w:ascii="Times New Roman" w:hAnsi="Times New Roman" w:cs="Times New Roman"/>
+          <w:sz w:val="24"/>
+        </w:rPr>
+        <w:t>XYZ er metodisk komplementær til ABC: en AX-artikkel er en svært god kandidat for sentralisert styring, mens en AZ-artikkel krever lokal beredskapslagring uavhengig av verdi. Suryaputri et al. (2022) viser at ABC/XYZ-matrisen gir substansielt bedre differensiering av bestillingspolicy sammenlignet med enkeltkriterieanalyse. En sentral utfordring er at SAP-feltet ZZXYZ ikke oppdateres løpende; oppgaven behandler dette som et valideringsspørsmål og rapporterer samsvarsprosenten eksplisitt.</w:t>
       </w:r>
     </w:p>
     <w:p>
@@ -8734,6 +7070,7 @@
     <w:p>
       <w:pPr>
         <w:spacing w:line="360" w:lineRule="auto"/>
+        <w:jc w:val="both"/>
       </w:pPr>
       <w:r>
         <w:rPr>
@@ -8746,13 +7083,14 @@
     <w:p>
       <w:pPr>
         <w:spacing w:line="360" w:lineRule="auto"/>
-      </w:pPr>
-      <w:r>
-        <w:rPr>
-          <w:rFonts w:ascii="Times New Roman" w:hAnsi="Times New Roman" w:cs="Times New Roman"/>
-          <w:sz w:val="24"/>
-        </w:rPr>
-        <w:t>Modellen forutsetter konstant etterspørsel, øyeblikkelig leveranse, ingen kvantumsrabatter og lineær holdekostnad — forutsetninger som i praksis brytes i varierende grad. Hautaniemi og Pirttilä (1999) påpeker at EOQ i mange tilfeller overstiger faktisk etterspørsel per periode, og Pujawan (2004) viser at suboptimale partistørrelser kan forplante seg som ordrevariabilitet oppover i forsyningskjeden. I sykehuskontekst begrenses dette noe av relativt stabile etterspørselsmønstre for volumartikler, men problemstillingen er relevant for Z-klassifiserte artikler. Parametervalgene (</w:t>
+        <w:jc w:val="both"/>
+      </w:pPr>
+      <w:r>
+        <w:rPr>
+          <w:rFonts w:ascii="Times New Roman" w:hAnsi="Times New Roman" w:cs="Times New Roman"/>
+          <w:sz w:val="24"/>
+        </w:rPr>
+        <w:t>Modellen forutsetter konstant etterspørsel, øyeblikkelig leveranse, ingen kvantumsrabatter og lineær holdekostnad – forutsetninger som i praksis brytes i varierende grad. Hautaniemi og Pirttilä (1999) påpeker at EOQ i mange tilfeller overstiger faktisk etterspørsel per periode, og Pujawan (2004) viser at suboptimale partistørrelser kan forplante seg som ordrevariabilitet oppover i forsyningskjeden. I sykehuskontekst begrenses dette noe av relativt stabile etterspørselsmønstre for volumartikler, men problemstillingen er relevant for Z-klassifiserte artikler. Parametervalgene (</w:t>
       </w:r>
       <m:oMath>
         <m:r>
@@ -8798,6 +7136,7 @@
     <w:p>
       <w:pPr>
         <w:spacing w:line="360" w:lineRule="auto"/>
+        <w:jc w:val="both"/>
       </w:pPr>
       <w:r>
         <w:rPr>
@@ -8816,12 +7155,13 @@
           <w:rFonts w:ascii="Times New Roman" w:hAnsi="Times New Roman" w:cs="Times New Roman"/>
           <w:sz w:val="24"/>
         </w:rPr>
-        <w:t xml:space="preserve"> klynger ved å minimere summen av kvadrerte euklidske avstander fra hvert datapunkt til tilhørende klyngesenter (Pedregosa et al., 2011). Optimalt antall klynger bestemmes via silhouette-score, der verdier over 0,3 anses akseptable (Pedregosa et al., 2011). Log-transformasjon og z-score-standardisering sikrer at variabler med ulik skala bidrar likeverdig til distanseberegningene; den tekniske spesifikasjonen er gitt i kapittel 5.</w:t>
+        <w:t xml:space="preserve"> klynger ved å minimere summen av kvadrerte euklidske avstander fra hvert datapunkt til tilhørende klyngesenter (Pedregosa et al., 2011). Optimalt antall klynger bestemmes via silhouette-score (Rousseeuw, 1987), der verdier over 0,3 regnes som akseptable for eksplorativ analyse (Ketkar &amp; Vaidya, 2014). Log-transformasjon og z-score-standardisering sikrer at variabler med ulik skala bidrar likeverdig til distanseberegningene; den tekniske spesifikasjonen er gitt i kapittel 5.</w:t>
       </w:r>
     </w:p>
     <w:p>
       <w:pPr>
         <w:spacing w:line="360" w:lineRule="auto"/>
+        <w:jc w:val="both"/>
       </w:pPr>
       <w:r>
         <w:rPr>
@@ -8847,6 +7187,7 @@
     <w:p>
       <w:pPr>
         <w:spacing w:line="360" w:lineRule="auto"/>
+        <w:jc w:val="both"/>
       </w:pPr>
       <w:r>
         <w:rPr>
@@ -8859,6 +7200,7 @@
     <w:p>
       <w:pPr>
         <w:spacing w:line="360" w:lineRule="auto"/>
+        <w:jc w:val="both"/>
       </w:pPr>
       <w:r>
         <w:rPr>
@@ -8871,6 +7213,7 @@
     <w:p>
       <w:pPr>
         <w:spacing w:line="360" w:lineRule="auto"/>
+        <w:jc w:val="both"/>
       </w:pPr>
       <w:r>
         <w:rPr>
@@ -8887,7 +7230,35 @@
           <w:i/>
           <w:sz w:val="20"/>
         </w:rPr>
-        <w:t>Tabell 2. Sammenligning av analysemetoder brukt i oppgaven.</w:t>
+        <w:t xml:space="preserve">Tabell </w:t>
+      </w:r>
+      <w:r>
+        <w:fldChar w:fldCharType="begin"/>
+      </w:r>
+      <w:r>
+        <w:instrText xml:space="preserve"> SEQ Tabell \* ARABIC </w:instrText>
+      </w:r>
+      <w:r>
+        <w:fldChar w:fldCharType="separate"/>
+      </w:r>
+      <w:r>
+        <w:rPr>
+          <w:rFonts w:ascii="Times New Roman" w:hAnsi="Times New Roman"/>
+          <w:i/>
+          <w:sz w:val="20"/>
+        </w:rPr>
+        <w:t>N</w:t>
+      </w:r>
+      <w:r>
+        <w:fldChar w:fldCharType="end"/>
+      </w:r>
+      <w:r>
+        <w:rPr>
+          <w:rFonts w:ascii="Times New Roman" w:hAnsi="Times New Roman"/>
+          <w:i/>
+          <w:sz w:val="20"/>
+        </w:rPr>
+        <w:t>. Sammenligning av analysemetoder brukt i oppgaven.</w:t>
       </w:r>
     </w:p>
     <w:tbl>
@@ -9033,6 +7404,7 @@
             <w:r>
               <w:rPr>
                 <w:rFonts w:ascii="Times New Roman" w:hAnsi="Times New Roman"/>
+                <w:b w:val="0"/>
                 <w:sz w:val="22"/>
               </w:rPr>
               <w:t>ABC-analyse</w:t>
@@ -9048,6 +7420,7 @@
             <w:r>
               <w:rPr>
                 <w:rFonts w:ascii="Times New Roman" w:hAnsi="Times New Roman"/>
+                <w:b w:val="0"/>
                 <w:sz w:val="22"/>
               </w:rPr>
               <w:t>Enkel, transparent, bred støtte i litteraturen</w:t>
@@ -9063,6 +7436,7 @@
             <w:r>
               <w:rPr>
                 <w:rFonts w:ascii="Times New Roman" w:hAnsi="Times New Roman"/>
+                <w:b w:val="0"/>
                 <w:sz w:val="22"/>
               </w:rPr>
               <w:t>Ignorerer etterspørselsvariabilitet og kritikalitet</w:t>
@@ -9078,6 +7452,7 @@
             <w:r>
               <w:rPr>
                 <w:rFonts w:ascii="Times New Roman" w:hAnsi="Times New Roman"/>
+                <w:b w:val="0"/>
                 <w:sz w:val="22"/>
               </w:rPr>
               <w:t>Kjent årsverdi per artikkel</w:t>
@@ -9093,6 +7468,7 @@
             <w:r>
               <w:rPr>
                 <w:rFonts w:ascii="Times New Roman" w:hAnsi="Times New Roman"/>
+                <w:b w:val="0"/>
                 <w:sz w:val="22"/>
               </w:rPr>
               <w:t>Silaen et al. (2023)</w:t>
@@ -9110,6 +7486,7 @@
             <w:r>
               <w:rPr>
                 <w:rFonts w:ascii="Times New Roman" w:hAnsi="Times New Roman"/>
+                <w:b w:val="0"/>
                 <w:sz w:val="22"/>
               </w:rPr>
               <w:t>XYZ-klassifisering</w:t>
@@ -9125,6 +7502,7 @@
             <w:r>
               <w:rPr>
                 <w:rFonts w:ascii="Times New Roman" w:hAnsi="Times New Roman"/>
+                <w:b w:val="0"/>
                 <w:sz w:val="22"/>
               </w:rPr>
               <w:t>Fanger variabilitet i etterspørsel over tid</w:t>
@@ -9140,6 +7518,7 @@
             <w:r>
               <w:rPr>
                 <w:rFonts w:ascii="Times New Roman" w:hAnsi="Times New Roman"/>
+                <w:b w:val="0"/>
                 <w:sz w:val="22"/>
               </w:rPr>
               <w:t>Krever tilstrekkelig transaksjonshistorikk</w:t>
@@ -9155,6 +7534,7 @@
             <w:r>
               <w:rPr>
                 <w:rFonts w:ascii="Times New Roman" w:hAnsi="Times New Roman"/>
+                <w:b w:val="0"/>
                 <w:sz w:val="22"/>
               </w:rPr>
               <w:t>Månedlige forbruksdata tilgjengelig</w:t>
@@ -9170,6 +7550,7 @@
             <w:r>
               <w:rPr>
                 <w:rFonts w:ascii="Times New Roman" w:hAnsi="Times New Roman"/>
+                <w:b w:val="0"/>
                 <w:sz w:val="22"/>
               </w:rPr>
               <w:t>Nowotyńska (2013)</w:t>
@@ -9187,6 +7568,7 @@
             <w:r>
               <w:rPr>
                 <w:rFonts w:ascii="Times New Roman" w:hAnsi="Times New Roman"/>
+                <w:b w:val="0"/>
                 <w:sz w:val="22"/>
               </w:rPr>
               <w:t>EOQ (Wilson)</w:t>
@@ -9202,6 +7584,7 @@
             <w:r>
               <w:rPr>
                 <w:rFonts w:ascii="Times New Roman" w:hAnsi="Times New Roman"/>
+                <w:b w:val="0"/>
                 <w:sz w:val="22"/>
               </w:rPr>
               <w:t>Analytisk optimal ordrekvantum, kvantifiserbart avvik</w:t>
@@ -9217,6 +7600,7 @@
             <w:r>
               <w:rPr>
                 <w:rFonts w:ascii="Times New Roman" w:hAnsi="Times New Roman"/>
+                <w:b w:val="0"/>
                 <w:sz w:val="22"/>
               </w:rPr>
               <w:t>Sensitiv for S og H; antar konstant etterspørsel</w:t>
@@ -9232,6 +7616,7 @@
             <w:r>
               <w:rPr>
                 <w:rFonts w:ascii="Times New Roman" w:hAnsi="Times New Roman"/>
+                <w:b w:val="0"/>
                 <w:sz w:val="22"/>
               </w:rPr>
               <w:t>Kjent S og H; kontinuerlig etterspørsel</w:t>
@@ -9247,6 +7632,7 @@
             <w:r>
               <w:rPr>
                 <w:rFonts w:ascii="Times New Roman" w:hAnsi="Times New Roman"/>
+                <w:b w:val="0"/>
                 <w:sz w:val="22"/>
               </w:rPr>
               <w:t>Hautaniemi &amp; Pirttilä (1999)</w:t>
@@ -9264,6 +7650,7 @@
             <w:r>
               <w:rPr>
                 <w:rFonts w:ascii="Times New Roman" w:hAnsi="Times New Roman"/>
+                <w:b w:val="0"/>
                 <w:sz w:val="22"/>
               </w:rPr>
               <w:t>K-means klyngeanalyse</w:t>
@@ -9279,6 +7666,7 @@
             <w:r>
               <w:rPr>
                 <w:rFonts w:ascii="Times New Roman" w:hAnsi="Times New Roman"/>
+                <w:b w:val="0"/>
                 <w:sz w:val="22"/>
               </w:rPr>
               <w:t>Avdekker skjulte mønstre uten forhåndsbestemte grenser</w:t>
@@ -9294,6 +7682,7 @@
             <w:r>
               <w:rPr>
                 <w:rFonts w:ascii="Times New Roman" w:hAnsi="Times New Roman"/>
+                <w:b w:val="0"/>
                 <w:sz w:val="22"/>
               </w:rPr>
               <w:t>Sensitiv for K-valg og initialisering</w:t>
@@ -9309,6 +7698,7 @@
             <w:r>
               <w:rPr>
                 <w:rFonts w:ascii="Times New Roman" w:hAnsi="Times New Roman"/>
+                <w:b w:val="0"/>
                 <w:sz w:val="22"/>
               </w:rPr>
               <w:t>Normaliserte features; euklidsk avstand</w:t>
@@ -9324,6 +7714,7 @@
             <w:r>
               <w:rPr>
                 <w:rFonts w:ascii="Times New Roman" w:hAnsi="Times New Roman"/>
+                <w:b w:val="0"/>
                 <w:sz w:val="22"/>
               </w:rPr>
               <w:t>Srinivasan &amp; Moon (1999)</w:t>
@@ -9348,13 +7739,14 @@
     <w:p>
       <w:pPr>
         <w:spacing w:line="360" w:lineRule="auto"/>
-      </w:pPr>
-      <w:r>
-        <w:rPr>
-          <w:rFonts w:ascii="Times New Roman" w:hAnsi="Times New Roman" w:cs="Times New Roman"/>
-          <w:sz w:val="24"/>
-        </w:rPr>
-        <w:t xml:space="preserve">Denne oppgaven opererer innenfor et konseptuelt rammeverk som beskriver en sekvensiell analysemodell fra rådata til beslutningsanbefaling. Modellen kombinerer deterministisk klassifisering (ABC og XYZ) med eksplorativ segmentering (K-means): de regelbaserte metodene produserer reproduserbare klasser ut fra forhåndsdefinerte grenseverdier, mens K-means avdekker datadrevne gruppestrukturer uten forhåndsbestemte grenser. Rammeverket er illustrert i Figur 1 og setter de fire metodene i et logisk avhengighetsforhold: ABC og XYZ er uavhengige analysedimensjoner som beregnes parallelt fra henholdsvis innkjøpsdata (EKPO/EKBE) og forbruksdata (MSEG). EOQ-avviksanalysen supplerer med en tredje dimensjon — kostnadseffektiviteten av nåværende bestillingspraksis. K-means klyngeanalyse er eksplorativ og avdekker datadrevne gruppestrukturer som ikke er forhåndsbestemt av regelgrenser. Regelmotor-trinnet integrerer alle fire dimensjoner til én anbefaling per artikkel: </w:t>
+        <w:jc w:val="both"/>
+      </w:pPr>
+      <w:r>
+        <w:rPr>
+          <w:rFonts w:ascii="Times New Roman" w:hAnsi="Times New Roman" w:cs="Times New Roman"/>
+          <w:sz w:val="24"/>
+        </w:rPr>
+        <w:t xml:space="preserve">Denne oppgaven opererer innenfor et konseptuelt rammeverk som beskriver en sekvensiell analysemodell fra rådata til beslutningsanbefaling. Modellen kombinerer deterministisk klassifisering (ABC og XYZ) med eksplorativ segmentering (K-means): de regelbaserte metodene produserer reproduserbare klasser ut fra forhåndsdefinerte grenseverdier, mens K-means avdekker datadrevne gruppestrukturer uten forhåndsbestemte grenser. Rammeverket er illustrert i Figur 1 og setter de fire metodene i et logisk avhengighetsforhold: ABC og XYZ er uavhengige analysedimensjoner som beregnes parallelt fra henholdsvis innkjøpsdata (EKPO/EKBE) og forbruksdata (MSEG). EOQ-avviksanalysen supplerer med en tredje dimensjon – kostnadseffektiviteten av nåværende bestillingspraksis. K-means klyngeanalyse er eksplorativ og avdekker datadrevne gruppestrukturer som ikke er forhåndsbestemt av regelgrenser. Regelmotor-trinnet integrerer alle fire dimensjoner til én anbefaling per artikkel: </w:t>
       </w:r>
       <w:r>
         <w:rPr>
@@ -9448,19 +7840,48 @@
           <w:i/>
           <w:sz w:val="20"/>
         </w:rPr>
-        <w:t>Figur 1. Konseptuelt rammeverk – fra SAP-data til HVFS-anbefaling. Generert med støtte fra Claude (Anthropic, 2026).</w:t>
+        <w:t xml:space="preserve">Figur </w:t>
+      </w:r>
+      <w:r>
+        <w:fldChar w:fldCharType="begin"/>
+      </w:r>
+      <w:r>
+        <w:instrText xml:space="preserve"> SEQ Figur \* ARABIC </w:instrText>
+      </w:r>
+      <w:r>
+        <w:fldChar w:fldCharType="separate"/>
+      </w:r>
+      <w:r>
+        <w:rPr>
+          <w:rFonts w:ascii="Times New Roman" w:hAnsi="Times New Roman"/>
+          <w:i/>
+          <w:sz w:val="20"/>
+        </w:rPr>
+        <w:t>N</w:t>
+      </w:r>
+      <w:r>
+        <w:fldChar w:fldCharType="end"/>
+      </w:r>
+      <w:r>
+        <w:rPr>
+          <w:rFonts w:ascii="Times New Roman" w:hAnsi="Times New Roman"/>
+          <w:i/>
+          <w:sz w:val="20"/>
+        </w:rPr>
+        <w:t>. Konseptuelt rammeverk – fra SAP-data til HVFS-anbefaling. Generert med støtte fra Claude (Anthropic, 2026).</w:t>
       </w:r>
     </w:p>
     <w:p>
       <w:pPr>
         <w:spacing w:line="360" w:lineRule="auto"/>
-      </w:pPr>
-      <w:r>
-        <w:rPr>
-          <w:rFonts w:ascii="Times New Roman" w:hAnsi="Times New Roman" w:cs="Times New Roman"/>
-          <w:sz w:val="24"/>
-        </w:rPr>
-        <w:t>Figur 1 refererer til dette rammeverket. Den detaljerte matematiske formuleringen av alle modellkomponenter — parameterdefinisjonene, formlene og grenseverdiene — presenteres i kapittel 5.</w:t>
+        <w:jc w:val="both"/>
+      </w:pPr>
+      <w:r>
+        <w:rPr>
+          <w:rFonts w:ascii="Times New Roman" w:hAnsi="Times New Roman" w:cs="Times New Roman"/>
+          <w:sz w:val="24"/>
+        </w:rPr>
+        <w:t>Den detaljerte matematiske formuleringen av alle modellkomponenter – parameterdefinisjonene, formlene og grenseverdiene – presenteres i kapittel 5. Rammeverket anvendes på en konkret sykehuskontekst som beskrives i neste kapittel.</w:t>
       </w:r>
     </w:p>
     <w:p>
@@ -9493,6 +7914,7 @@
     <w:p>
       <w:pPr>
         <w:spacing w:line="360" w:lineRule="auto"/>
+        <w:jc w:val="both"/>
       </w:pPr>
       <w:r>
         <w:rPr>
@@ -9505,13 +7927,14 @@
     <w:p>
       <w:pPr>
         <w:spacing w:line="360" w:lineRule="auto"/>
-      </w:pPr>
-      <w:r>
-        <w:rPr>
-          <w:rFonts w:ascii="Times New Roman" w:hAnsi="Times New Roman" w:cs="Times New Roman"/>
-          <w:sz w:val="24"/>
-        </w:rPr>
-        <w:t>Helse Bergen er i SAP S/4HANA registrert under anleggskode (WERKS) 3300. Det operative forsyningslageret for medisinsk forbruksmateriell er tilordnet lagersted (LGORT) 3001 under dette anlegget. Lageret håndterer anskaffelse, mottak, lagring og distribusjon av forbruksartikler til kliniske avdelinger. Innkjøp gjennomføres via innkjøpsgruppe 300 og 3000 i SAP, med bestillingstype ZNB som er Helse Bergens lokale bestillingstype for forsyningslageret. Alle varebevegelser — forbruk ut til avdeling (BWART 201 og 647) og varemottak inn fra leverandør (BWART 101) — er registrert som transaksjonsdata i SAP og utgjør det primære datagrunnlaget for denne oppgaven. Foretakets organisasjonsmessige plassering i Helse Vest og SAP-strukturen er illustrert i Figur 2. Tabell 3 oppsummerer nøkkeltallene for casevirksomheten.</w:t>
+        <w:jc w:val="both"/>
+      </w:pPr>
+      <w:r>
+        <w:rPr>
+          <w:rFonts w:ascii="Times New Roman" w:hAnsi="Times New Roman" w:cs="Times New Roman"/>
+          <w:sz w:val="24"/>
+        </w:rPr>
+        <w:t>Helse Bergen er i SAP S/4HANA registrert under anleggskode (WERKS) 3300. Det operative forsyningslageret for medisinsk forbruksmateriell er tilordnet lagersted (LGORT) 3001 under dette anlegget. Lageret håndterer anskaffelse, mottak, lagring og distribusjon av forbruksartikler til kliniske avdelinger. Innkjøp gjennomføres via innkjøpsgruppe 300 og 3000 i SAP, med bestillingstype ZNB som er Helse Bergens lokale bestillingstype for forsyningslageret. Alle varebevegelser – forbruk ut til avdeling (BWART 201 og 647) og varemottak inn fra leverandør (BWART 101) – er registrert som transaksjonsdata i SAP og utgjør det primære datagrunnlaget for denne oppgaven. Foretakets organisasjonsmessige plassering i Helse Vest og SAP-strukturen er illustrert i Figur 2. Tabell 3 oppsummerer nøkkeltallene for casevirksomheten.</w:t>
       </w:r>
     </w:p>
     <w:p>
@@ -9521,7 +7944,35 @@
           <w:i/>
           <w:sz w:val="20"/>
         </w:rPr>
-        <w:t>Tabell 3. Nøkkeltall for casevirksomheten Helse Bergen, WERKS 3300.</w:t>
+        <w:t xml:space="preserve">Tabell </w:t>
+      </w:r>
+      <w:r>
+        <w:fldChar w:fldCharType="begin"/>
+      </w:r>
+      <w:r>
+        <w:instrText xml:space="preserve"> SEQ Tabell \* ARABIC </w:instrText>
+      </w:r>
+      <w:r>
+        <w:fldChar w:fldCharType="separate"/>
+      </w:r>
+      <w:r>
+        <w:rPr>
+          <w:rFonts w:ascii="Times New Roman" w:hAnsi="Times New Roman"/>
+          <w:i/>
+          <w:sz w:val="20"/>
+        </w:rPr>
+        <w:t>N</w:t>
+      </w:r>
+      <w:r>
+        <w:fldChar w:fldCharType="end"/>
+      </w:r>
+      <w:r>
+        <w:rPr>
+          <w:rFonts w:ascii="Times New Roman" w:hAnsi="Times New Roman"/>
+          <w:i/>
+          <w:sz w:val="20"/>
+        </w:rPr>
+        <w:t>. Nøkkeltall for casevirksomheten Helse Bergen, WERKS 3300.</w:t>
       </w:r>
     </w:p>
     <w:tbl>
@@ -9621,6 +8072,7 @@
             <w:r>
               <w:rPr>
                 <w:rFonts w:ascii="Times New Roman" w:hAnsi="Times New Roman"/>
+                <w:b w:val="0"/>
                 <w:sz w:val="22"/>
               </w:rPr>
               <w:t>Helseforetak</w:t>
@@ -9636,6 +8088,7 @@
             <w:r>
               <w:rPr>
                 <w:rFonts w:ascii="Times New Roman" w:hAnsi="Times New Roman"/>
+                <w:b w:val="0"/>
                 <w:sz w:val="22"/>
               </w:rPr>
               <w:t>Helse Bergen HF</w:t>
@@ -9651,6 +8104,7 @@
             <w:r>
               <w:rPr>
                 <w:rFonts w:ascii="Times New Roman" w:hAnsi="Times New Roman"/>
+                <w:b w:val="0"/>
                 <w:sz w:val="22"/>
               </w:rPr>
               <w:t>Helse Vest RHF</w:t>
@@ -9668,6 +8122,7 @@
             <w:r>
               <w:rPr>
                 <w:rFonts w:ascii="Times New Roman" w:hAnsi="Times New Roman"/>
+                <w:b w:val="0"/>
                 <w:sz w:val="22"/>
               </w:rPr>
               <w:t>SAP-anlegg (WERKS)</w:t>
@@ -9683,6 +8138,7 @@
             <w:r>
               <w:rPr>
                 <w:rFonts w:ascii="Times New Roman" w:hAnsi="Times New Roman"/>
+                <w:b w:val="0"/>
                 <w:sz w:val="22"/>
               </w:rPr>
               <w:t>3300</w:t>
@@ -9698,6 +8154,7 @@
             <w:r>
               <w:rPr>
                 <w:rFonts w:ascii="Times New Roman" w:hAnsi="Times New Roman"/>
+                <w:b w:val="0"/>
                 <w:sz w:val="22"/>
               </w:rPr>
               <w:t>SAP S/4HANA</w:t>
@@ -9715,6 +8172,7 @@
             <w:r>
               <w:rPr>
                 <w:rFonts w:ascii="Times New Roman" w:hAnsi="Times New Roman"/>
+                <w:b w:val="0"/>
                 <w:sz w:val="22"/>
               </w:rPr>
               <w:t>Lagersted (LGORT)</w:t>
@@ -9730,6 +8188,7 @@
             <w:r>
               <w:rPr>
                 <w:rFonts w:ascii="Times New Roman" w:hAnsi="Times New Roman"/>
+                <w:b w:val="0"/>
                 <w:sz w:val="22"/>
               </w:rPr>
               <w:t>3001</w:t>
@@ -9745,6 +8204,7 @@
             <w:r>
               <w:rPr>
                 <w:rFonts w:ascii="Times New Roman" w:hAnsi="Times New Roman"/>
+                <w:b w:val="0"/>
                 <w:sz w:val="22"/>
               </w:rPr>
               <w:t>SAP S/4HANA</w:t>
@@ -9762,6 +8222,7 @@
             <w:r>
               <w:rPr>
                 <w:rFonts w:ascii="Times New Roman" w:hAnsi="Times New Roman"/>
+                <w:b w:val="0"/>
                 <w:sz w:val="22"/>
               </w:rPr>
               <w:t>Antall aktive artikler</w:t>
@@ -9777,6 +8238,7 @@
             <w:r>
               <w:rPr>
                 <w:rFonts w:ascii="Times New Roman" w:hAnsi="Times New Roman"/>
+                <w:b w:val="0"/>
                 <w:sz w:val="22"/>
               </w:rPr>
               <w:t>709</w:t>
@@ -9792,6 +8254,7 @@
             <w:r>
               <w:rPr>
                 <w:rFonts w:ascii="Times New Roman" w:hAnsi="Times New Roman"/>
+                <w:b w:val="0"/>
                 <w:sz w:val="22"/>
               </w:rPr>
               <w:t>MASTERFILE_V1.xlsx (D-01)</w:t>
@@ -9809,6 +8272,7 @@
             <w:r>
               <w:rPr>
                 <w:rFonts w:ascii="Times New Roman" w:hAnsi="Times New Roman"/>
+                <w:b w:val="0"/>
                 <w:sz w:val="22"/>
               </w:rPr>
               <w:t>Analyseperiode</w:t>
@@ -9824,6 +8288,7 @@
             <w:r>
               <w:rPr>
                 <w:rFonts w:ascii="Times New Roman" w:hAnsi="Times New Roman"/>
+                <w:b w:val="0"/>
                 <w:sz w:val="22"/>
               </w:rPr>
               <w:t>Januar 2024 – desember 2025 (24 mnd)</w:t>
@@ -9839,6 +8304,7 @@
             <w:r>
               <w:rPr>
                 <w:rFonts w:ascii="Times New Roman" w:hAnsi="Times New Roman"/>
+                <w:b w:val="0"/>
                 <w:sz w:val="22"/>
               </w:rPr>
               <w:t>SAP SE16H</w:t>
@@ -9856,6 +8322,7 @@
             <w:r>
               <w:rPr>
                 <w:rFonts w:ascii="Times New Roman" w:hAnsi="Times New Roman"/>
+                <w:b w:val="0"/>
                 <w:sz w:val="22"/>
               </w:rPr>
               <w:t>Antall SAP-kildetabeller</w:t>
@@ -9871,6 +8338,7 @@
             <w:r>
               <w:rPr>
                 <w:rFonts w:ascii="Times New Roman" w:hAnsi="Times New Roman"/>
+                <w:b w:val="0"/>
                 <w:sz w:val="22"/>
               </w:rPr>
               <w:t>14</w:t>
@@ -9886,6 +8354,7 @@
             <w:r>
               <w:rPr>
                 <w:rFonts w:ascii="Times New Roman" w:hAnsi="Times New Roman"/>
+                <w:b w:val="0"/>
                 <w:sz w:val="22"/>
               </w:rPr>
               <w:t>Dataspesifikasjon (Vedlegg A)</w:t>
@@ -9903,6 +8372,7 @@
             <w:r>
               <w:rPr>
                 <w:rFonts w:ascii="Times New Roman" w:hAnsi="Times New Roman"/>
+                <w:b w:val="0"/>
                 <w:sz w:val="22"/>
               </w:rPr>
               <w:t>ERP-system</w:t>
@@ -9918,6 +8388,7 @@
             <w:r>
               <w:rPr>
                 <w:rFonts w:ascii="Times New Roman" w:hAnsi="Times New Roman"/>
+                <w:b w:val="0"/>
                 <w:sz w:val="22"/>
               </w:rPr>
               <w:t>SAP S/4HANA (LIBRA-prosjektet)</w:t>
@@ -9933,6 +8404,7 @@
             <w:r>
               <w:rPr>
                 <w:rFonts w:ascii="Times New Roman" w:hAnsi="Times New Roman"/>
+                <w:b w:val="0"/>
                 <w:sz w:val="22"/>
               </w:rPr>
               <w:t>Helse Vest IKT</w:t>
@@ -9950,6 +8422,7 @@
             <w:r>
               <w:rPr>
                 <w:rFonts w:ascii="Times New Roman" w:hAnsi="Times New Roman"/>
+                <w:b w:val="0"/>
                 <w:sz w:val="22"/>
               </w:rPr>
               <w:t>Regionalt sentrallager</w:t>
@@ -9965,6 +8438,7 @@
             <w:r>
               <w:rPr>
                 <w:rFonts w:ascii="Times New Roman" w:hAnsi="Times New Roman"/>
+                <w:b w:val="0"/>
                 <w:sz w:val="22"/>
               </w:rPr>
               <w:t>HVFS (Helse Vest Forsyningssenter)</w:t>
@@ -9980,6 +8454,7 @@
             <w:r>
               <w:rPr>
                 <w:rFonts w:ascii="Times New Roman" w:hAnsi="Times New Roman"/>
+                <w:b w:val="0"/>
                 <w:sz w:val="22"/>
               </w:rPr>
               <w:t>Helse Vest RHF (2024)</w:t>
@@ -9997,6 +8472,7 @@
             <w:r>
               <w:rPr>
                 <w:rFonts w:ascii="Times New Roman" w:hAnsi="Times New Roman"/>
+                <w:b w:val="0"/>
                 <w:sz w:val="22"/>
               </w:rPr>
               <w:t>APL-operatør</w:t>
@@ -10012,6 +8488,7 @@
             <w:r>
               <w:rPr>
                 <w:rFonts w:ascii="Times New Roman" w:hAnsi="Times New Roman"/>
+                <w:b w:val="0"/>
                 <w:sz w:val="22"/>
               </w:rPr>
               <w:t>NorEngros</w:t>
@@ -10027,6 +8504,7 @@
             <w:r>
               <w:rPr>
                 <w:rFonts w:ascii="Times New Roman" w:hAnsi="Times New Roman"/>
+                <w:b w:val="0"/>
                 <w:sz w:val="22"/>
               </w:rPr>
               <w:t>Helse Vest RHF (2024)</w:t>
@@ -10044,6 +8522,7 @@
             <w:r>
               <w:rPr>
                 <w:rFonts w:ascii="Times New Roman" w:hAnsi="Times New Roman"/>
+                <w:b w:val="0"/>
                 <w:sz w:val="22"/>
               </w:rPr>
               <w:t>Innkjøpsgruppe</w:t>
@@ -10059,6 +8538,7 @@
             <w:r>
               <w:rPr>
                 <w:rFonts w:ascii="Times New Roman" w:hAnsi="Times New Roman"/>
+                <w:b w:val="0"/>
                 <w:sz w:val="22"/>
               </w:rPr>
               <w:t>300 / 3000</w:t>
@@ -10074,6 +8554,7 @@
             <w:r>
               <w:rPr>
                 <w:rFonts w:ascii="Times New Roman" w:hAnsi="Times New Roman"/>
+                <w:b w:val="0"/>
                 <w:sz w:val="22"/>
               </w:rPr>
               <w:t>SAP MM</w:t>
@@ -10091,6 +8572,7 @@
             <w:r>
               <w:rPr>
                 <w:rFonts w:ascii="Times New Roman" w:hAnsi="Times New Roman"/>
+                <w:b w:val="0"/>
                 <w:sz w:val="22"/>
               </w:rPr>
               <w:t>Bestillingstype</w:t>
@@ -10106,6 +8588,7 @@
             <w:r>
               <w:rPr>
                 <w:rFonts w:ascii="Times New Roman" w:hAnsi="Times New Roman"/>
+                <w:b w:val="0"/>
                 <w:sz w:val="22"/>
               </w:rPr>
               <w:t>ZNB (lokal bestillingstype)</w:t>
@@ -10121,6 +8604,7 @@
             <w:r>
               <w:rPr>
                 <w:rFonts w:ascii="Times New Roman" w:hAnsi="Times New Roman"/>
+                <w:b w:val="0"/>
                 <w:sz w:val="22"/>
               </w:rPr>
               <w:t>SAP MM</w:t>
@@ -10175,7 +8659,35 @@
           <w:i/>
           <w:sz w:val="20"/>
         </w:rPr>
-        <w:t>Figur 2. Lagerstruktur – Helse Vest forsyningskjede (forenklet). Generert med støtte fra Claude (Anthropic, 2026).</w:t>
+        <w:t xml:space="preserve">Figur </w:t>
+      </w:r>
+      <w:r>
+        <w:fldChar w:fldCharType="begin"/>
+      </w:r>
+      <w:r>
+        <w:instrText xml:space="preserve"> SEQ Figur \* ARABIC </w:instrText>
+      </w:r>
+      <w:r>
+        <w:fldChar w:fldCharType="separate"/>
+      </w:r>
+      <w:r>
+        <w:rPr>
+          <w:rFonts w:ascii="Times New Roman" w:hAnsi="Times New Roman"/>
+          <w:i/>
+          <w:sz w:val="20"/>
+        </w:rPr>
+        <w:t>N</w:t>
+      </w:r>
+      <w:r>
+        <w:fldChar w:fldCharType="end"/>
+      </w:r>
+      <w:r>
+        <w:rPr>
+          <w:rFonts w:ascii="Times New Roman" w:hAnsi="Times New Roman"/>
+          <w:i/>
+          <w:sz w:val="20"/>
+        </w:rPr>
+        <w:t>. Lagerstruktur – Helse Vest forsyningskjede (forenklet). Generert med støtte fra Claude (Anthropic, 2026).</w:t>
       </w:r>
     </w:p>
     <w:p>
@@ -10194,6 +8706,7 @@
     <w:p>
       <w:pPr>
         <w:spacing w:line="360" w:lineRule="auto"/>
+        <w:jc w:val="both"/>
       </w:pPr>
       <w:r>
         <w:rPr>
@@ -10206,25 +8719,27 @@
     <w:p>
       <w:pPr>
         <w:spacing w:line="360" w:lineRule="auto"/>
-      </w:pPr>
-      <w:r>
-        <w:rPr>
-          <w:rFonts w:ascii="Times New Roman" w:hAnsi="Times New Roman" w:cs="Times New Roman"/>
-          <w:sz w:val="24"/>
-        </w:rPr>
-        <w:t>Et sentralt element i HVFS-konseptet er avdelingspakkede leveranser (APL) — ferdigpakkede leveranser direkte til avdeling uten mellomlagring. APL forutsetter stabil og forutsigbar etterspørsel, noe som gjør forbruksmønsterets stabilitet (XYZ-dimensjonen) til et relevant klassifiseringskriterium for HVFS-egnethet. APL-modellen er planlagt implementert frem mot 2029.</w:t>
+        <w:jc w:val="both"/>
+      </w:pPr>
+      <w:r>
+        <w:rPr>
+          <w:rFonts w:ascii="Times New Roman" w:hAnsi="Times New Roman" w:cs="Times New Roman"/>
+          <w:sz w:val="24"/>
+        </w:rPr>
+        <w:t>Et sentralt element i HVFS-konseptet er avdelingspakkede leveranser (APL) – ferdigpakkede leveranser direkte til avdeling uten mellomlagring. APL forutsetter stabil og forutsigbar etterspørsel, noe som gjør forbruksmønsterets stabilitet (XYZ-dimensjonen) til et relevant klassifiseringskriterium for HVFS-egnethet. APL-modellen er planlagt implementert frem mot 2029.</w:t>
       </w:r>
     </w:p>
     <w:p>
       <w:pPr>
         <w:spacing w:line="360" w:lineRule="auto"/>
-      </w:pPr>
-      <w:r>
-        <w:rPr>
-          <w:rFonts w:ascii="Times New Roman" w:hAnsi="Times New Roman" w:cs="Times New Roman"/>
-          <w:sz w:val="24"/>
-        </w:rPr>
-        <w:t>LIBRA-prosjektet er Helse Vest IKTs regionale program for implementering og harmonisering av SAP S/4HANA på tvers av alle helseforetak i Helse Vest. LIBRA legger det tekniske grunnlaget for at data fra ulike foretak kan sammenlignes og analyseres på tvers — en forutsetning for at HVFS-klassifisering skal ha overføringsverdi fra Helse Bergen til de øvrige foretakene. Fragapane et al. (2019) understreker at sentraliserte leveringsmodeller som APL krever et systematisk klassifiseringsgrunnlag for å skille mellom artikler som egner seg for sentralisering og artikler som bør forbli lokalt tilgjengelig.</w:t>
+        <w:jc w:val="both"/>
+      </w:pPr>
+      <w:r>
+        <w:rPr>
+          <w:rFonts w:ascii="Times New Roman" w:hAnsi="Times New Roman" w:cs="Times New Roman"/>
+          <w:sz w:val="24"/>
+        </w:rPr>
+        <w:t>LIBRA-prosjektet er Helse Vest IKTs regionale program for implementering og harmonisering av SAP S/4HANA på tvers av alle helseforetak i Helse Vest. LIBRA legger det tekniske grunnlaget for at data fra ulike foretak kan sammenlignes og analyseres på tvers – en forutsetning for at HVFS-klassifisering skal ha overføringsverdi fra Helse Bergen til de øvrige foretakene. Fragapane et al. (2019) understreker at sentraliserte leveringsmodeller som APL krever et systematisk klassifiseringsgrunnlag for å skille mellom artikler som egner seg for sentralisering og artikler som bør forbli lokalt tilgjengelig.</w:t>
       </w:r>
     </w:p>
     <w:p>
@@ -10243,6 +8758,7 @@
     <w:p>
       <w:pPr>
         <w:spacing w:line="360" w:lineRule="auto"/>
+        <w:jc w:val="both"/>
       </w:pPr>
       <w:r>
         <w:rPr>
@@ -10255,6 +8771,7 @@
     <w:p>
       <w:pPr>
         <w:spacing w:line="360" w:lineRule="auto"/>
+        <w:jc w:val="both"/>
       </w:pPr>
       <w:r>
         <w:rPr>
@@ -10267,25 +8784,27 @@
     <w:p>
       <w:pPr>
         <w:spacing w:line="360" w:lineRule="auto"/>
-      </w:pPr>
-      <w:r>
-        <w:rPr>
-          <w:rFonts w:ascii="Times New Roman" w:hAnsi="Times New Roman" w:cs="Times New Roman"/>
-          <w:sz w:val="24"/>
-        </w:rPr>
-        <w:t>Datagrunnlaget for analysen er hentet fra 14 SAP-tabeller via transaksjonen SE16H i SAP S/4HANA ved Helse Bergen, for perioden 2024–2025 (se Tabell 4 for fullstendig tabelloversikt). Tabellene dekker fire funksjonelle kategorier. Masterdata — MARD, MDMA, MARA, MAKT, MARC og MBEW — definerer artikkeluniverset, gir pris- og varegruppedata samt Helse Bergens operative ABC/XYZ-indikatorer. Forbruksdata fra MSEG (bevegelsestype BWART 201 og 647) registrerer faktisk forbruk ut fra lageret til avdeling på månedlig nivå, og er grunnlaget for XYZ-klassifisering og beregning av etterspørselen D i EOQ-formelen. Innkjøpsdata fra EKKO, EKPO og EKBE dokumenterer innkjøpsordrer og varemottak fra leverandør i analyseperioden, og benyttes til ABC-verdiberegning og kartlegging av faktisk bestillingsfrekvens. Supplerende tabeller — EINA, EINE og T023T — bidrar med leveringstidsdata og varegruppenavn. Det er en viktig funksjonell distinksjon at forbruksdata (MSEG) og innkjøpsdata (EKKO/EKPO/EKBE) representerer henholdsvis vareflyt ut av og inn til lager, og benyttes til ulike analysedimensjoner.</w:t>
+        <w:jc w:val="both"/>
+      </w:pPr>
+      <w:r>
+        <w:rPr>
+          <w:rFonts w:ascii="Times New Roman" w:hAnsi="Times New Roman" w:cs="Times New Roman"/>
+          <w:sz w:val="24"/>
+        </w:rPr>
+        <w:t>Datagrunnlaget for analysen er hentet fra 14 SAP-tabeller via transaksjonen SE16H i SAP S/4HANA ved Helse Bergen, for perioden 2024–2025 (se Tabell 4 for fullstendig tabelloversikt). Tabellene dekker fire funksjonelle kategorier. Masterdata – MARD, MDMA, MARA, MAKT, MARC og MBEW – definerer artikkeluniverset, gir pris- og varegruppedata samt Helse Bergens operative ABC/XYZ-indikatorer. Forbruksdata fra MSEG (bevegelsestype BWART 201 og 647) registrerer faktisk forbruk ut fra lageret til avdeling på månedlig nivå, og er grunnlaget for XYZ-klassifisering og beregning av etterspørselen D i EOQ-formelen. Innkjøpsdata fra EKKO, EKPO og EKBE dokumenterer innkjøpsordrer og varemottak fra leverandør i analyseperioden, og benyttes til ABC-verdiberegning og kartlegging av faktisk bestillingsfrekvens. Supplerende tabeller – EINA, EINE og T023T – bidrar med leveringstidsdata og varegruppenavn. Det er en viktig funksjonell distinksjon at forbruksdata (MSEG) og innkjøpsdata (EKKO/EKPO/EKBE) representerer henholdsvis vareflyt ut av og inn til lager, og benyttes til ulike analysedimensjoner.</w:t>
       </w:r>
     </w:p>
     <w:p>
       <w:pPr>
         <w:spacing w:line="360" w:lineRule="auto"/>
-      </w:pPr>
-      <w:r>
-        <w:rPr>
-          <w:rFonts w:ascii="Times New Roman" w:hAnsi="Times New Roman" w:cs="Times New Roman"/>
-          <w:sz w:val="24"/>
-        </w:rPr>
-        <w:t>Datapipelinen fra råuttrekk til analyseresultat er illustrert i Figur 4. En sentral datakvalitetsutfordring er at enhetspris i MBEW (feltet STPRS) ikke er per stykk, men per prisenhet (PEINH), som ofte er 10 eller 100 for medisinsk forbruksmateriell. Korrekt enhetspris beregnes derfor som STPRS ÷ PEINH. I tillegg mangler 204 artikler innkjøpsdata fra EKPO i analyseperioden, noe som nødvendiggjør en alternativ verdiberegning basert på annualisert forbruk og enhetspris. Disse og øvrige datakvalitetsbeslutninger er dokumentert i kapittel 4.</w:t>
+        <w:jc w:val="both"/>
+      </w:pPr>
+      <w:r>
+        <w:rPr>
+          <w:rFonts w:ascii="Times New Roman" w:hAnsi="Times New Roman" w:cs="Times New Roman"/>
+          <w:sz w:val="24"/>
+        </w:rPr>
+        <w:t>Datapipelinen fra råuttrekk til analyseresultat er illustrert i Figur 4 (avsnitt 4.3). En sentral datakvalitetsutfordring er at enhetspris i MBEW (feltet STPRS) ikke er per stykk, men per prisenhet (PEINH), som ofte er 10 eller 100 for medisinsk forbruksmateriell. Korrekt enhetspris beregnes derfor som STPRS ÷ PEINH. I tillegg mangler 204 artikler innkjøpsdata fra EKPO i analyseperioden, noe som nødvendiggjør en alternativ verdiberegning basert på annualisert forbruk og enhetspris. Disse og øvrige datakvalitetsbeslutninger er dokumentert i kapittel 4.</w:t>
       </w:r>
     </w:p>
     <w:p>
@@ -10318,30 +8837,33 @@
     <w:p>
       <w:pPr>
         <w:spacing w:line="360" w:lineRule="auto"/>
-      </w:pPr>
-      <w:r>
-        <w:rPr>
-          <w:rFonts w:ascii="Times New Roman" w:hAnsi="Times New Roman" w:cs="Times New Roman"/>
-          <w:sz w:val="24"/>
-        </w:rPr>
-        <w:t>Denne studien er utformet som en kvantitativ casestudie med deskriptiv, eksplorativ og normativ komponent. Det deskriptive elementet omfatter ABC/XYZ-klassifisering av eksisterende forbruksmønstre; det eksplorative omfatter K-means klyngeanalyse for mønstergjenkjenning; og det normative omfatter regelmotoren og besparelsesformelen som genererer handlingsanbefalinger. Casestudiedesignet egner seg fordi problemstillingen er avgrenset til én operativ kontekst — Helse Bergens forsyningslager WERKS 3300, LGORT 3001 — og fordi målet er å generere handlingsrettede anbefalinger basert på de operasjonelle dataene som faktisk eksisterer i dette systemet.</w:t>
+        <w:jc w:val="both"/>
+      </w:pPr>
+      <w:r>
+        <w:rPr>
+          <w:rFonts w:ascii="Times New Roman" w:hAnsi="Times New Roman" w:cs="Times New Roman"/>
+          <w:sz w:val="24"/>
+        </w:rPr>
+        <w:t>Denne studien er utformet som en kvantitativ casestudie med deskriptiv, eksplorativ og normativ komponent. Det deskriptive elementet omfatter ABC/XYZ-klassifisering av eksisterende forbruksmønstre; det eksplorative omfatter K-means klyngeanalyse for mønstergjenkjenning; og det normative omfatter regelmotoren og besparelsesformelen som genererer handlingsanbefalinger. Casestudiedesignet egner seg fordi problemstillingen er avgrenset til én operativ kontekst – Helse Bergens forsyningslager WERKS 3300, LGORT 3001 – og fordi målet er å generere handlingsrettede anbefalinger basert på de operasjonelle dataene som faktisk eksisterer i dette systemet.</w:t>
       </w:r>
     </w:p>
     <w:p>
       <w:pPr>
         <w:spacing w:line="360" w:lineRule="auto"/>
-      </w:pPr>
-      <w:r>
-        <w:rPr>
-          <w:rFonts w:ascii="Times New Roman" w:hAnsi="Times New Roman" w:cs="Times New Roman"/>
-          <w:sz w:val="24"/>
-        </w:rPr>
-        <w:t>Studien er rent kvantitativ — det benyttes ingen spørreundersøkelser, intervjuer eller deltakerobservasjon. Alle analyser er basert på operasjonelle ERP-data fra SAP S/4HANA, som er automatisk registrert og ikke gjenstand for selvrapporteringsfeil (Saha &amp; Ray, 2019). Analyseenheten er den individuelle lagerartikkelen (SKU), og populasjonen er de 709 aktive artiklene i LGORT 3001 per analyseperioden 2024–2025.</w:t>
+        <w:jc w:val="both"/>
+      </w:pPr>
+      <w:r>
+        <w:rPr>
+          <w:rFonts w:ascii="Times New Roman" w:hAnsi="Times New Roman" w:cs="Times New Roman"/>
+          <w:sz w:val="24"/>
+        </w:rPr>
+        <w:t>Studien er rent kvantitativ – det benyttes ingen spørreundersøkelser, intervjuer eller deltakerobservasjon. Alle analyser er basert på operasjonelle ERP-data fra SAP S/4HANA, som er automatisk registrert og i vesentlig grad fri fra selvrapporteringsfeil, men som kan inneholde registreringsfeil og uregistrerte uttakstyper (Saha &amp; Ray, 2019; jf. diskusjon i avsnitt 8.2). Datauttrekket ble gjennomført av forfatteren i januar 2026, med lesetilgang gjennom rollen som SAP MM-konsulent ved Helse Vest IKT. Analyseenheten er den individuelle lagerartikkelen (SKU), og populasjonen er de 709 aktive artiklene i LGORT 3001 per analyseperioden 2024–2025.</w:t>
       </w:r>
     </w:p>
     <w:p>
       <w:pPr>
         <w:spacing w:line="360" w:lineRule="auto"/>
+        <w:jc w:val="both"/>
       </w:pPr>
       <w:r>
         <w:rPr>
@@ -10367,6 +8889,7 @@
     <w:p>
       <w:pPr>
         <w:spacing w:line="360" w:lineRule="auto"/>
+        <w:jc w:val="both"/>
       </w:pPr>
       <w:r>
         <w:rPr>
@@ -10383,7 +8906,35 @@
           <w:i/>
           <w:sz w:val="20"/>
         </w:rPr>
-        <w:t>Tabell 4. Datagrunnlag: 14 SAP S/4HANA-tabeller hentet via SE16H, analyseperiode 2024–2025, WERKS 3300 / LGORT 3001.</w:t>
+        <w:t xml:space="preserve">Tabell </w:t>
+      </w:r>
+      <w:r>
+        <w:fldChar w:fldCharType="begin"/>
+      </w:r>
+      <w:r>
+        <w:instrText xml:space="preserve"> SEQ Tabell \* ARABIC </w:instrText>
+      </w:r>
+      <w:r>
+        <w:fldChar w:fldCharType="separate"/>
+      </w:r>
+      <w:r>
+        <w:rPr>
+          <w:rFonts w:ascii="Times New Roman" w:hAnsi="Times New Roman"/>
+          <w:i/>
+          <w:sz w:val="20"/>
+        </w:rPr>
+        <w:t>N</w:t>
+      </w:r>
+      <w:r>
+        <w:fldChar w:fldCharType="end"/>
+      </w:r>
+      <w:r>
+        <w:rPr>
+          <w:rFonts w:ascii="Times New Roman" w:hAnsi="Times New Roman"/>
+          <w:i/>
+          <w:sz w:val="20"/>
+        </w:rPr>
+        <w:t>. Datagrunnlag: 14 SAP S/4HANA-tabeller hentet via SE16H, analyseperiode 2024–2025, WERKS 3300 / LGORT 3001.</w:t>
       </w:r>
     </w:p>
     <w:tbl>
@@ -10506,6 +9057,7 @@
             <w:r>
               <w:rPr>
                 <w:rFonts w:ascii="Times New Roman" w:hAnsi="Times New Roman"/>
+                <w:b w:val="0"/>
                 <w:sz w:val="22"/>
               </w:rPr>
               <w:t>1</w:t>
@@ -10521,6 +9073,7 @@
             <w:r>
               <w:rPr>
                 <w:rFonts w:ascii="Times New Roman" w:hAnsi="Times New Roman"/>
+                <w:b w:val="0"/>
                 <w:sz w:val="22"/>
               </w:rPr>
               <w:t>MARD</w:t>
@@ -10536,6 +9089,7 @@
             <w:r>
               <w:rPr>
                 <w:rFonts w:ascii="Times New Roman" w:hAnsi="Times New Roman"/>
+                <w:b w:val="0"/>
                 <w:sz w:val="22"/>
               </w:rPr>
               <w:t>Lagerdata per lagersted (beholdning)</w:t>
@@ -10551,6 +9105,7 @@
             <w:r>
               <w:rPr>
                 <w:rFonts w:ascii="Times New Roman" w:hAnsi="Times New Roman"/>
+                <w:b w:val="0"/>
                 <w:sz w:val="22"/>
               </w:rPr>
               <w:t>Masterdata</w:t>
@@ -10568,6 +9123,7 @@
             <w:r>
               <w:rPr>
                 <w:rFonts w:ascii="Times New Roman" w:hAnsi="Times New Roman"/>
+                <w:b w:val="0"/>
                 <w:sz w:val="22"/>
               </w:rPr>
               <w:t>2</w:t>
@@ -10583,6 +9139,7 @@
             <w:r>
               <w:rPr>
                 <w:rFonts w:ascii="Times New Roman" w:hAnsi="Times New Roman"/>
+                <w:b w:val="0"/>
                 <w:sz w:val="22"/>
               </w:rPr>
               <w:t>MDMA</w:t>
@@ -10598,6 +9155,7 @@
             <w:r>
               <w:rPr>
                 <w:rFonts w:ascii="Times New Roman" w:hAnsi="Times New Roman"/>
+                <w:b w:val="0"/>
                 <w:sz w:val="22"/>
               </w:rPr>
               <w:t>MRP-data, ABC/XYZ-indikator (ZZABC, ZZXYZ)</w:t>
@@ -10613,6 +9171,7 @@
             <w:r>
               <w:rPr>
                 <w:rFonts w:ascii="Times New Roman" w:hAnsi="Times New Roman"/>
+                <w:b w:val="0"/>
                 <w:sz w:val="22"/>
               </w:rPr>
               <w:t>Masterdata</w:t>
@@ -10630,6 +9189,7 @@
             <w:r>
               <w:rPr>
                 <w:rFonts w:ascii="Times New Roman" w:hAnsi="Times New Roman"/>
+                <w:b w:val="0"/>
                 <w:sz w:val="22"/>
               </w:rPr>
               <w:t>3</w:t>
@@ -10645,6 +9205,7 @@
             <w:r>
               <w:rPr>
                 <w:rFonts w:ascii="Times New Roman" w:hAnsi="Times New Roman"/>
+                <w:b w:val="0"/>
                 <w:sz w:val="22"/>
               </w:rPr>
               <w:t>MARA</w:t>
@@ -10660,6 +9221,7 @@
             <w:r>
               <w:rPr>
                 <w:rFonts w:ascii="Times New Roman" w:hAnsi="Times New Roman"/>
+                <w:b w:val="0"/>
                 <w:sz w:val="22"/>
               </w:rPr>
               <w:t>Artikkelstamdata (MTART, MATKL, MEINS)</w:t>
@@ -10675,6 +9237,7 @@
             <w:r>
               <w:rPr>
                 <w:rFonts w:ascii="Times New Roman" w:hAnsi="Times New Roman"/>
+                <w:b w:val="0"/>
                 <w:sz w:val="22"/>
               </w:rPr>
               <w:t>Masterdata</w:t>
@@ -10692,6 +9255,7 @@
             <w:r>
               <w:rPr>
                 <w:rFonts w:ascii="Times New Roman" w:hAnsi="Times New Roman"/>
+                <w:b w:val="0"/>
                 <w:sz w:val="22"/>
               </w:rPr>
               <w:t>4</w:t>
@@ -10707,6 +9271,7 @@
             <w:r>
               <w:rPr>
                 <w:rFonts w:ascii="Times New Roman" w:hAnsi="Times New Roman"/>
+                <w:b w:val="0"/>
                 <w:sz w:val="22"/>
               </w:rPr>
               <w:t>MAKT</w:t>
@@ -10722,6 +9287,7 @@
             <w:r>
               <w:rPr>
                 <w:rFonts w:ascii="Times New Roman" w:hAnsi="Times New Roman"/>
+                <w:b w:val="0"/>
                 <w:sz w:val="22"/>
               </w:rPr>
               <w:t>Artikkeltekst (MAKTX)</w:t>
@@ -10737,6 +9303,7 @@
             <w:r>
               <w:rPr>
                 <w:rFonts w:ascii="Times New Roman" w:hAnsi="Times New Roman"/>
+                <w:b w:val="0"/>
                 <w:sz w:val="22"/>
               </w:rPr>
               <w:t>Masterdata</w:t>
@@ -10754,6 +9321,7 @@
             <w:r>
               <w:rPr>
                 <w:rFonts w:ascii="Times New Roman" w:hAnsi="Times New Roman"/>
+                <w:b w:val="0"/>
                 <w:sz w:val="22"/>
               </w:rPr>
               <w:t>5</w:t>
@@ -10769,6 +9337,7 @@
             <w:r>
               <w:rPr>
                 <w:rFonts w:ascii="Times New Roman" w:hAnsi="Times New Roman"/>
+                <w:b w:val="0"/>
                 <w:sz w:val="22"/>
               </w:rPr>
               <w:t>MARC</w:t>
@@ -10784,6 +9353,7 @@
             <w:r>
               <w:rPr>
                 <w:rFonts w:ascii="Times New Roman" w:hAnsi="Times New Roman"/>
+                <w:b w:val="0"/>
                 <w:sz w:val="22"/>
               </w:rPr>
               <w:t>Anleggsdata per materiale (MARC_ABC)</w:t>
@@ -10799,6 +9369,7 @@
             <w:r>
               <w:rPr>
                 <w:rFonts w:ascii="Times New Roman" w:hAnsi="Times New Roman"/>
+                <w:b w:val="0"/>
                 <w:sz w:val="22"/>
               </w:rPr>
               <w:t>Masterdata</w:t>
@@ -10816,6 +9387,7 @@
             <w:r>
               <w:rPr>
                 <w:rFonts w:ascii="Times New Roman" w:hAnsi="Times New Roman"/>
+                <w:b w:val="0"/>
                 <w:sz w:val="22"/>
               </w:rPr>
               <w:t>6</w:t>
@@ -10831,6 +9403,7 @@
             <w:r>
               <w:rPr>
                 <w:rFonts w:ascii="Times New Roman" w:hAnsi="Times New Roman"/>
+                <w:b w:val="0"/>
                 <w:sz w:val="22"/>
               </w:rPr>
               <w:t>MBEW</w:t>
@@ -10846,6 +9419,7 @@
             <w:r>
               <w:rPr>
                 <w:rFonts w:ascii="Times New Roman" w:hAnsi="Times New Roman"/>
+                <w:b w:val="0"/>
                 <w:sz w:val="22"/>
               </w:rPr>
               <w:t>Verdsettingsdata (STPRS, PEINH)</w:t>
@@ -10861,6 +9435,7 @@
             <w:r>
               <w:rPr>
                 <w:rFonts w:ascii="Times New Roman" w:hAnsi="Times New Roman"/>
+                <w:b w:val="0"/>
                 <w:sz w:val="22"/>
               </w:rPr>
               <w:t>Masterdata</w:t>
@@ -10878,6 +9453,7 @@
             <w:r>
               <w:rPr>
                 <w:rFonts w:ascii="Times New Roman" w:hAnsi="Times New Roman"/>
+                <w:b w:val="0"/>
                 <w:sz w:val="22"/>
               </w:rPr>
               <w:t>7</w:t>
@@ -10893,6 +9469,7 @@
             <w:r>
               <w:rPr>
                 <w:rFonts w:ascii="Times New Roman" w:hAnsi="Times New Roman"/>
+                <w:b w:val="0"/>
                 <w:sz w:val="22"/>
               </w:rPr>
               <w:t>MSEG</w:t>
@@ -10908,6 +9485,7 @@
             <w:r>
               <w:rPr>
                 <w:rFonts w:ascii="Times New Roman" w:hAnsi="Times New Roman"/>
+                <w:b w:val="0"/>
                 <w:sz w:val="22"/>
               </w:rPr>
               <w:t>Varebevegelser, forbruk (BWART 201, 647)</w:t>
@@ -10923,6 +9501,7 @@
             <w:r>
               <w:rPr>
                 <w:rFonts w:ascii="Times New Roman" w:hAnsi="Times New Roman"/>
+                <w:b w:val="0"/>
                 <w:sz w:val="22"/>
               </w:rPr>
               <w:t>Forbruksdata</w:t>
@@ -10940,6 +9519,7 @@
             <w:r>
               <w:rPr>
                 <w:rFonts w:ascii="Times New Roman" w:hAnsi="Times New Roman"/>
+                <w:b w:val="0"/>
                 <w:sz w:val="22"/>
               </w:rPr>
               <w:t>8</w:t>
@@ -10955,6 +9535,7 @@
             <w:r>
               <w:rPr>
                 <w:rFonts w:ascii="Times New Roman" w:hAnsi="Times New Roman"/>
+                <w:b w:val="0"/>
                 <w:sz w:val="22"/>
               </w:rPr>
               <w:t>EKKO</w:t>
@@ -10970,6 +9551,7 @@
             <w:r>
               <w:rPr>
                 <w:rFonts w:ascii="Times New Roman" w:hAnsi="Times New Roman"/>
+                <w:b w:val="0"/>
                 <w:sz w:val="22"/>
               </w:rPr>
               <w:t>Innkjøpsordrehoder (bestillingstype ZNB)</w:t>
@@ -10985,6 +9567,7 @@
             <w:r>
               <w:rPr>
                 <w:rFonts w:ascii="Times New Roman" w:hAnsi="Times New Roman"/>
+                <w:b w:val="0"/>
                 <w:sz w:val="22"/>
               </w:rPr>
               <w:t>Innkjøpsdata</w:t>
@@ -11002,6 +9585,7 @@
             <w:r>
               <w:rPr>
                 <w:rFonts w:ascii="Times New Roman" w:hAnsi="Times New Roman"/>
+                <w:b w:val="0"/>
                 <w:sz w:val="22"/>
               </w:rPr>
               <w:t>9</w:t>
@@ -11017,6 +9601,7 @@
             <w:r>
               <w:rPr>
                 <w:rFonts w:ascii="Times New Roman" w:hAnsi="Times New Roman"/>
+                <w:b w:val="0"/>
                 <w:sz w:val="22"/>
               </w:rPr>
               <w:t>EKPO</w:t>
@@ -11032,6 +9617,7 @@
             <w:r>
               <w:rPr>
                 <w:rFonts w:ascii="Times New Roman" w:hAnsi="Times New Roman"/>
+                <w:b w:val="0"/>
                 <w:sz w:val="22"/>
               </w:rPr>
               <w:t>Innkjøpsordreposisjoner (NETWR)</w:t>
@@ -11047,6 +9633,7 @@
             <w:r>
               <w:rPr>
                 <w:rFonts w:ascii="Times New Roman" w:hAnsi="Times New Roman"/>
+                <w:b w:val="0"/>
                 <w:sz w:val="22"/>
               </w:rPr>
               <w:t>Innkjøpsdata</w:t>
@@ -11064,6 +9651,7 @@
             <w:r>
               <w:rPr>
                 <w:rFonts w:ascii="Times New Roman" w:hAnsi="Times New Roman"/>
+                <w:b w:val="0"/>
                 <w:sz w:val="22"/>
               </w:rPr>
               <w:t>10</w:t>
@@ -11079,6 +9667,7 @@
             <w:r>
               <w:rPr>
                 <w:rFonts w:ascii="Times New Roman" w:hAnsi="Times New Roman"/>
+                <w:b w:val="0"/>
                 <w:sz w:val="22"/>
               </w:rPr>
               <w:t>EKBE</w:t>
@@ -11094,6 +9683,7 @@
             <w:r>
               <w:rPr>
                 <w:rFonts w:ascii="Times New Roman" w:hAnsi="Times New Roman"/>
+                <w:b w:val="0"/>
                 <w:sz w:val="22"/>
               </w:rPr>
               <w:t>Innkjøpsordrehistorikk/varemottak</w:t>
@@ -11109,6 +9699,7 @@
             <w:r>
               <w:rPr>
                 <w:rFonts w:ascii="Times New Roman" w:hAnsi="Times New Roman"/>
+                <w:b w:val="0"/>
                 <w:sz w:val="22"/>
               </w:rPr>
               <w:t>Innkjøpsdata</w:t>
@@ -11126,6 +9717,7 @@
             <w:r>
               <w:rPr>
                 <w:rFonts w:ascii="Times New Roman" w:hAnsi="Times New Roman"/>
+                <w:b w:val="0"/>
                 <w:sz w:val="22"/>
               </w:rPr>
               <w:t>11</w:t>
@@ -11141,6 +9733,7 @@
             <w:r>
               <w:rPr>
                 <w:rFonts w:ascii="Times New Roman" w:hAnsi="Times New Roman"/>
+                <w:b w:val="0"/>
                 <w:sz w:val="22"/>
               </w:rPr>
               <w:t>EINA</w:t>
@@ -11156,6 +9749,7 @@
             <w:r>
               <w:rPr>
                 <w:rFonts w:ascii="Times New Roman" w:hAnsi="Times New Roman"/>
+                <w:b w:val="0"/>
                 <w:sz w:val="22"/>
               </w:rPr>
               <w:t>Innkjøpsinforecord – generell del</w:t>
@@ -11171,6 +9765,7 @@
             <w:r>
               <w:rPr>
                 <w:rFonts w:ascii="Times New Roman" w:hAnsi="Times New Roman"/>
+                <w:b w:val="0"/>
                 <w:sz w:val="22"/>
               </w:rPr>
               <w:t>Supplerende</w:t>
@@ -11188,6 +9783,7 @@
             <w:r>
               <w:rPr>
                 <w:rFonts w:ascii="Times New Roman" w:hAnsi="Times New Roman"/>
+                <w:b w:val="0"/>
                 <w:sz w:val="22"/>
               </w:rPr>
               <w:t>12</w:t>
@@ -11203,6 +9799,7 @@
             <w:r>
               <w:rPr>
                 <w:rFonts w:ascii="Times New Roman" w:hAnsi="Times New Roman"/>
+                <w:b w:val="0"/>
                 <w:sz w:val="22"/>
               </w:rPr>
               <w:t>EINE</w:t>
@@ -11218,6 +9815,7 @@
             <w:r>
               <w:rPr>
                 <w:rFonts w:ascii="Times New Roman" w:hAnsi="Times New Roman"/>
+                <w:b w:val="0"/>
                 <w:sz w:val="22"/>
               </w:rPr>
               <w:t>Innkjøpsinforecord – organisasjonsdel (WETAG)</w:t>
@@ -11233,6 +9831,7 @@
             <w:r>
               <w:rPr>
                 <w:rFonts w:ascii="Times New Roman" w:hAnsi="Times New Roman"/>
+                <w:b w:val="0"/>
                 <w:sz w:val="22"/>
               </w:rPr>
               <w:t>Supplerende</w:t>
@@ -11250,6 +9849,7 @@
             <w:r>
               <w:rPr>
                 <w:rFonts w:ascii="Times New Roman" w:hAnsi="Times New Roman"/>
+                <w:b w:val="0"/>
                 <w:sz w:val="22"/>
               </w:rPr>
               <w:t>13</w:t>
@@ -11265,6 +9865,7 @@
             <w:r>
               <w:rPr>
                 <w:rFonts w:ascii="Times New Roman" w:hAnsi="Times New Roman"/>
+                <w:b w:val="0"/>
                 <w:sz w:val="22"/>
               </w:rPr>
               <w:t>T023T</w:t>
@@ -11280,6 +9881,7 @@
             <w:r>
               <w:rPr>
                 <w:rFonts w:ascii="Times New Roman" w:hAnsi="Times New Roman"/>
+                <w:b w:val="0"/>
                 <w:sz w:val="22"/>
               </w:rPr>
               <w:t>Varegruppenavn (WGBEZ)</w:t>
@@ -11295,6 +9897,7 @@
             <w:r>
               <w:rPr>
                 <w:rFonts w:ascii="Times New Roman" w:hAnsi="Times New Roman"/>
+                <w:b w:val="0"/>
                 <w:sz w:val="22"/>
               </w:rPr>
               <w:t>Supplerende</w:t>
@@ -11312,6 +9915,7 @@
             <w:r>
               <w:rPr>
                 <w:rFonts w:ascii="Times New Roman" w:hAnsi="Times New Roman"/>
+                <w:b w:val="0"/>
                 <w:sz w:val="22"/>
               </w:rPr>
               <w:t>14</w:t>
@@ -11327,6 +9931,7 @@
             <w:r>
               <w:rPr>
                 <w:rFonts w:ascii="Times New Roman" w:hAnsi="Times New Roman"/>
+                <w:b w:val="0"/>
                 <w:sz w:val="22"/>
               </w:rPr>
               <w:t>T024</w:t>
@@ -11342,6 +9947,7 @@
             <w:r>
               <w:rPr>
                 <w:rFonts w:ascii="Times New Roman" w:hAnsi="Times New Roman"/>
+                <w:b w:val="0"/>
                 <w:sz w:val="22"/>
               </w:rPr>
               <w:t>Innkjøpsgrupper (EKGRP)</w:t>
@@ -11357,6 +9963,7 @@
             <w:r>
               <w:rPr>
                 <w:rFonts w:ascii="Times New Roman" w:hAnsi="Times New Roman"/>
+                <w:b w:val="0"/>
                 <w:sz w:val="22"/>
               </w:rPr>
               <w:t>Supplerende</w:t>
@@ -11368,6 +9975,7 @@
     <w:p>
       <w:pPr>
         <w:spacing w:line="360" w:lineRule="auto"/>
+        <w:jc w:val="both"/>
       </w:pPr>
       <w:r>
         <w:rPr>
@@ -11423,7 +10031,35 @@
           <w:i/>
           <w:sz w:val="20"/>
         </w:rPr>
-        <w:t>Figur 3. Dataoversikt: fordeling av nøkkelvariabler for 709 artikler ved WERKS 3300, LGORT 3001. Generert med støtte fra Claude (Anthropic, 2026).</w:t>
+        <w:t xml:space="preserve">Figur </w:t>
+      </w:r>
+      <w:r>
+        <w:fldChar w:fldCharType="begin"/>
+      </w:r>
+      <w:r>
+        <w:instrText xml:space="preserve"> SEQ Figur \* ARABIC </w:instrText>
+      </w:r>
+      <w:r>
+        <w:fldChar w:fldCharType="separate"/>
+      </w:r>
+      <w:r>
+        <w:rPr>
+          <w:rFonts w:ascii="Times New Roman" w:hAnsi="Times New Roman"/>
+          <w:i/>
+          <w:sz w:val="20"/>
+        </w:rPr>
+        <w:t>N</w:t>
+      </w:r>
+      <w:r>
+        <w:fldChar w:fldCharType="end"/>
+      </w:r>
+      <w:r>
+        <w:rPr>
+          <w:rFonts w:ascii="Times New Roman" w:hAnsi="Times New Roman"/>
+          <w:i/>
+          <w:sz w:val="20"/>
+        </w:rPr>
+        <w:t>. Dataoversikt: fordeling av nøkkelvariabler for 709 artikler ved WERKS 3300, LGORT 3001. Generert med støtte fra Claude (Anthropic, 2026).</w:t>
       </w:r>
     </w:p>
     <w:p>
@@ -11442,6 +10078,7 @@
     <w:p>
       <w:pPr>
         <w:spacing w:line="360" w:lineRule="auto"/>
+        <w:jc w:val="both"/>
       </w:pPr>
       <w:r>
         <w:rPr>
@@ -11458,7 +10095,35 @@
           <w:i/>
           <w:sz w:val="20"/>
         </w:rPr>
-        <w:t>Tabell 5. Datavalgsbeslutninger D-01–D-08 med begrunnelse.</w:t>
+        <w:t xml:space="preserve">Tabell </w:t>
+      </w:r>
+      <w:r>
+        <w:fldChar w:fldCharType="begin"/>
+      </w:r>
+      <w:r>
+        <w:instrText xml:space="preserve"> SEQ Tabell \* ARABIC </w:instrText>
+      </w:r>
+      <w:r>
+        <w:fldChar w:fldCharType="separate"/>
+      </w:r>
+      <w:r>
+        <w:rPr>
+          <w:rFonts w:ascii="Times New Roman" w:hAnsi="Times New Roman"/>
+          <w:i/>
+          <w:sz w:val="20"/>
+        </w:rPr>
+        <w:t>N</w:t>
+      </w:r>
+      <w:r>
+        <w:fldChar w:fldCharType="end"/>
+      </w:r>
+      <w:r>
+        <w:rPr>
+          <w:rFonts w:ascii="Times New Roman" w:hAnsi="Times New Roman"/>
+          <w:i/>
+          <w:sz w:val="20"/>
+        </w:rPr>
+        <w:t>. Datavalgsbeslutninger D-01–D-08 med begrunnelse.</w:t>
       </w:r>
     </w:p>
     <w:tbl>
@@ -11581,6 +10246,7 @@
             <w:r>
               <w:rPr>
                 <w:rFonts w:ascii="Times New Roman" w:hAnsi="Times New Roman"/>
+                <w:b w:val="0"/>
                 <w:sz w:val="22"/>
               </w:rPr>
               <w:t>D-01</w:t>
@@ -11596,6 +10262,7 @@
             <w:r>
               <w:rPr>
                 <w:rFonts w:ascii="Times New Roman" w:hAnsi="Times New Roman"/>
+                <w:b w:val="0"/>
                 <w:sz w:val="22"/>
               </w:rPr>
               <w:t>Populasjonsavgrensning</w:t>
@@ -11611,6 +10278,7 @@
             <w:r>
               <w:rPr>
                 <w:rFonts w:ascii="Times New Roman" w:hAnsi="Times New Roman"/>
+                <w:b w:val="0"/>
                 <w:sz w:val="22"/>
               </w:rPr>
               <w:t>1 006 → 709 artikler</w:t>
@@ -11626,6 +10294,7 @@
             <w:r>
               <w:rPr>
                 <w:rFonts w:ascii="Times New Roman" w:hAnsi="Times New Roman"/>
+                <w:b w:val="0"/>
                 <w:sz w:val="22"/>
               </w:rPr>
               <w:t>Ekskluderer 297 inaktive (D_ANNUAL = 0 og TOTAL_STOCK = 0)</w:t>
@@ -11643,6 +10312,7 @@
             <w:r>
               <w:rPr>
                 <w:rFonts w:ascii="Times New Roman" w:hAnsi="Times New Roman"/>
+                <w:b w:val="0"/>
                 <w:sz w:val="22"/>
               </w:rPr>
               <w:t>D-02</w:t>
@@ -11658,6 +10328,7 @@
             <w:r>
               <w:rPr>
                 <w:rFonts w:ascii="Times New Roman" w:hAnsi="Times New Roman"/>
+                <w:b w:val="0"/>
                 <w:sz w:val="22"/>
               </w:rPr>
               <w:t>PEINH-korrigering</w:t>
@@ -11673,6 +10344,7 @@
             <w:r>
               <w:rPr>
                 <w:rFonts w:ascii="Times New Roman" w:hAnsi="Times New Roman"/>
+                <w:b w:val="0"/>
                 <w:sz w:val="22"/>
               </w:rPr>
               <w:t>UNIT_PRICE = STPRS ÷ PEINH</w:t>
@@ -11688,6 +10360,7 @@
             <w:r>
               <w:rPr>
                 <w:rFonts w:ascii="Times New Roman" w:hAnsi="Times New Roman"/>
+                <w:b w:val="0"/>
                 <w:sz w:val="22"/>
               </w:rPr>
               <w:t>Korrigerer for prisenhet ≠ 1</w:t>
@@ -11705,6 +10378,7 @@
             <w:r>
               <w:rPr>
                 <w:rFonts w:ascii="Times New Roman" w:hAnsi="Times New Roman"/>
+                <w:b w:val="0"/>
                 <w:sz w:val="22"/>
               </w:rPr>
               <w:t>D-03</w:t>
@@ -11720,6 +10394,7 @@
             <w:r>
               <w:rPr>
                 <w:rFonts w:ascii="Times New Roman" w:hAnsi="Times New Roman"/>
+                <w:b w:val="0"/>
                 <w:sz w:val="22"/>
               </w:rPr>
               <w:t>Beregnet ABC-verdi</w:t>
@@ -11735,6 +10410,7 @@
             <w:r>
               <w:rPr>
                 <w:rFonts w:ascii="Times New Roman" w:hAnsi="Times New Roman"/>
+                <w:b w:val="0"/>
                 <w:sz w:val="22"/>
               </w:rPr>
               <w:t>204 artikler uten EKPO</w:t>
@@ -11750,6 +10426,7 @@
             <w:r>
               <w:rPr>
                 <w:rFonts w:ascii="Times New Roman" w:hAnsi="Times New Roman"/>
+                <w:b w:val="0"/>
                 <w:sz w:val="22"/>
               </w:rPr>
               <w:t>ABC_VALUE = D_ANNUAL × UNIT_PRICE som standardverdi</w:t>
@@ -11767,6 +10444,7 @@
             <w:r>
               <w:rPr>
                 <w:rFonts w:ascii="Times New Roman" w:hAnsi="Times New Roman"/>
+                <w:b w:val="0"/>
                 <w:sz w:val="22"/>
               </w:rPr>
               <w:t>D-04</w:t>
@@ -11782,6 +10460,7 @@
             <w:r>
               <w:rPr>
                 <w:rFonts w:ascii="Times New Roman" w:hAnsi="Times New Roman"/>
+                <w:b w:val="0"/>
                 <w:sz w:val="22"/>
               </w:rPr>
               <w:t>CV-basert XYZ</w:t>
@@ -11797,6 +10476,7 @@
             <w:r>
               <w:rPr>
                 <w:rFonts w:ascii="Times New Roman" w:hAnsi="Times New Roman"/>
+                <w:b w:val="0"/>
                 <w:sz w:val="22"/>
               </w:rPr>
               <w:t>Erstatter ZZXYZ</w:t>
@@ -11812,6 +10492,7 @@
             <w:r>
               <w:rPr>
                 <w:rFonts w:ascii="Times New Roman" w:hAnsi="Times New Roman"/>
+                <w:b w:val="0"/>
                 <w:sz w:val="22"/>
               </w:rPr>
               <w:t>33 % samsvar → beregnet CV foretrukket</w:t>
@@ -11829,6 +10510,7 @@
             <w:r>
               <w:rPr>
                 <w:rFonts w:ascii="Times New Roman" w:hAnsi="Times New Roman"/>
+                <w:b w:val="0"/>
                 <w:sz w:val="22"/>
               </w:rPr>
               <w:t>D-05</w:t>
@@ -11844,6 +10526,7 @@
             <w:r>
               <w:rPr>
                 <w:rFonts w:ascii="Times New Roman" w:hAnsi="Times New Roman"/>
+                <w:b w:val="0"/>
                 <w:sz w:val="22"/>
               </w:rPr>
               <w:t>Leveringstid standardverdi</w:t>
@@ -11859,6 +10542,7 @@
             <w:r>
               <w:rPr>
                 <w:rFonts w:ascii="Times New Roman" w:hAnsi="Times New Roman"/>
+                <w:b w:val="0"/>
                 <w:sz w:val="22"/>
               </w:rPr>
               <w:t>14 dager for 94 %</w:t>
@@ -11874,6 +10558,7 @@
             <w:r>
               <w:rPr>
                 <w:rFonts w:ascii="Times New Roman" w:hAnsi="Times New Roman"/>
+                <w:b w:val="0"/>
                 <w:sz w:val="22"/>
               </w:rPr>
               <w:t>EINE WETAG dekker kun 6 %</w:t>
@@ -11891,6 +10576,7 @@
             <w:r>
               <w:rPr>
                 <w:rFonts w:ascii="Times New Roman" w:hAnsi="Times New Roman"/>
+                <w:b w:val="0"/>
                 <w:sz w:val="22"/>
               </w:rPr>
               <w:t>D-06</w:t>
@@ -11906,6 +10592,7 @@
             <w:r>
               <w:rPr>
                 <w:rFonts w:ascii="Times New Roman" w:hAnsi="Times New Roman"/>
+                <w:b w:val="0"/>
                 <w:sz w:val="22"/>
               </w:rPr>
               <w:t>MSEG_STATUS blank → AKTIV</w:t>
@@ -11921,6 +10608,7 @@
             <w:r>
               <w:rPr>
                 <w:rFonts w:ascii="Times New Roman" w:hAnsi="Times New Roman"/>
+                <w:b w:val="0"/>
                 <w:sz w:val="22"/>
               </w:rPr>
               <w:t>Fyller manglende verdier</w:t>
@@ -11936,6 +10624,7 @@
             <w:r>
               <w:rPr>
                 <w:rFonts w:ascii="Times New Roman" w:hAnsi="Times New Roman"/>
+                <w:b w:val="0"/>
                 <w:sz w:val="22"/>
               </w:rPr>
               <w:t>Antar normal driftsstatus</w:t>
@@ -11953,6 +10642,7 @@
             <w:r>
               <w:rPr>
                 <w:rFonts w:ascii="Times New Roman" w:hAnsi="Times New Roman"/>
+                <w:b w:val="0"/>
                 <w:sz w:val="22"/>
               </w:rPr>
               <w:t>D-07</w:t>
@@ -11968,6 +10658,7 @@
             <w:r>
               <w:rPr>
                 <w:rFonts w:ascii="Times New Roman" w:hAnsi="Times New Roman"/>
+                <w:b w:val="0"/>
                 <w:sz w:val="22"/>
               </w:rPr>
               <w:t>ABC_VALUE_SOURCE</w:t>
@@ -11983,6 +10674,7 @@
             <w:r>
               <w:rPr>
                 <w:rFonts w:ascii="Times New Roman" w:hAnsi="Times New Roman"/>
+                <w:b w:val="0"/>
                 <w:sz w:val="22"/>
               </w:rPr>
               <w:t>EKPO-verdi prioriteres</w:t>
@@ -11998,6 +10690,7 @@
             <w:r>
               <w:rPr>
                 <w:rFonts w:ascii="Times New Roman" w:hAnsi="Times New Roman"/>
+                <w:b w:val="0"/>
                 <w:sz w:val="22"/>
               </w:rPr>
               <w:t>TOTAL_NETWR &gt; 0 kreves for EKPO-kilde</w:t>
@@ -12015,6 +10708,7 @@
             <w:r>
               <w:rPr>
                 <w:rFonts w:ascii="Times New Roman" w:hAnsi="Times New Roman"/>
+                <w:b w:val="0"/>
                 <w:sz w:val="22"/>
               </w:rPr>
               <w:t>D-08</w:t>
@@ -12030,6 +10724,7 @@
             <w:r>
               <w:rPr>
                 <w:rFonts w:ascii="Times New Roman" w:hAnsi="Times New Roman"/>
+                <w:b w:val="0"/>
                 <w:sz w:val="22"/>
               </w:rPr>
               <w:t>Annualisering av ordrefrekvens</w:t>
@@ -12045,6 +10740,7 @@
             <w:r>
               <w:rPr>
                 <w:rFonts w:ascii="Times New Roman" w:hAnsi="Times New Roman"/>
+                <w:b w:val="0"/>
                 <w:sz w:val="22"/>
               </w:rPr>
               <w:t>ACTUAL_FREQ = ORDER_COUNT × 12/24</w:t>
@@ -12060,6 +10756,7 @@
             <w:r>
               <w:rPr>
                 <w:rFonts w:ascii="Times New Roman" w:hAnsi="Times New Roman"/>
+                <w:b w:val="0"/>
                 <w:sz w:val="22"/>
               </w:rPr>
               <w:t>24 mnd data → årsbasis</w:t>
@@ -12071,13 +10768,14 @@
     <w:p>
       <w:pPr>
         <w:spacing w:line="360" w:lineRule="auto"/>
-      </w:pPr>
-      <w:r>
-        <w:rPr>
-          <w:rFonts w:ascii="Times New Roman" w:hAnsi="Times New Roman" w:cs="Times New Roman"/>
-          <w:sz w:val="24"/>
-        </w:rPr>
-        <w:t>Datapipelinen fra rådata til analyseklart datasett er illustrert i Figur 4 nedenfor.</w:t>
+        <w:jc w:val="both"/>
+      </w:pPr>
+      <w:r>
+        <w:rPr>
+          <w:rFonts w:ascii="Times New Roman" w:hAnsi="Times New Roman" w:cs="Times New Roman"/>
+          <w:sz w:val="24"/>
+        </w:rPr>
+        <w:t>Figur 4 nedenfor illustrerer den samlede datapipelinen fra rådata til analyseklart datasett.</w:t>
       </w:r>
     </w:p>
     <w:p>
@@ -12126,7 +10824,35 @@
           <w:i/>
           <w:sz w:val="20"/>
         </w:rPr>
-        <w:t>Figur 4. Analysepipeline: fra SAP-rådata til HVFS-anbefaling. Generert med støtte fra Claude (Anthropic, 2026).</w:t>
+        <w:t xml:space="preserve">Figur </w:t>
+      </w:r>
+      <w:r>
+        <w:fldChar w:fldCharType="begin"/>
+      </w:r>
+      <w:r>
+        <w:instrText xml:space="preserve"> SEQ Figur \* ARABIC </w:instrText>
+      </w:r>
+      <w:r>
+        <w:fldChar w:fldCharType="separate"/>
+      </w:r>
+      <w:r>
+        <w:rPr>
+          <w:rFonts w:ascii="Times New Roman" w:hAnsi="Times New Roman"/>
+          <w:i/>
+          <w:sz w:val="20"/>
+        </w:rPr>
+        <w:t>N</w:t>
+      </w:r>
+      <w:r>
+        <w:fldChar w:fldCharType="end"/>
+      </w:r>
+      <w:r>
+        <w:rPr>
+          <w:rFonts w:ascii="Times New Roman" w:hAnsi="Times New Roman"/>
+          <w:i/>
+          <w:sz w:val="20"/>
+        </w:rPr>
+        <w:t>. Analysepipeline: fra SAP-rådata til HVFS-anbefaling. Generert med støtte fra Claude (Anthropic, 2026).</w:t>
       </w:r>
     </w:p>
     <w:p>
@@ -12145,6 +10871,7 @@
     <w:p>
       <w:pPr>
         <w:spacing w:line="360" w:lineRule="auto"/>
+        <w:jc w:val="both"/>
       </w:pPr>
       <w:r>
         <w:rPr>
@@ -12157,18 +10884,20 @@
     <w:p>
       <w:pPr>
         <w:spacing w:line="360" w:lineRule="auto"/>
-      </w:pPr>
-      <w:r>
-        <w:rPr>
-          <w:rFonts w:ascii="Times New Roman" w:hAnsi="Times New Roman" w:cs="Times New Roman"/>
-          <w:sz w:val="24"/>
-        </w:rPr>
-        <w:t>Parametervalgene S og h er begrunnet i avsnitt 1.4 og testes i sensitivitetsanalysen (kap. 7.6).</w:t>
+        <w:jc w:val="both"/>
+      </w:pPr>
+      <w:r>
+        <w:rPr>
+          <w:rFonts w:ascii="Times New Roman" w:hAnsi="Times New Roman" w:cs="Times New Roman"/>
+          <w:sz w:val="24"/>
+        </w:rPr>
+        <w:t>Parametervalgene S og h er begrunnet i avsnitt 1.4 og testes i sensitivitetsanalysen (kap. 7.6). Det understrekes at verktøyet produserer et rangert beslutningsunderlag, ikke autoriserte beslutninger: en feilklassifisering – for eksempel at en klinisk kritisk artikkel anbefales overført – kan ha konsekvenser for forsyningssikkerheten. Nettopp derfor anbefales en begrenset pilotfase med faglig og klinisk gjennomgang før implementering (se kap. 9.2).</w:t>
       </w:r>
     </w:p>
     <w:p>
       <w:pPr>
         <w:spacing w:line="360" w:lineRule="auto"/>
+        <w:jc w:val="both"/>
       </w:pPr>
       <w:r>
         <w:rPr>
@@ -12194,13 +10923,14 @@
     <w:p>
       <w:pPr>
         <w:spacing w:line="360" w:lineRule="auto"/>
-      </w:pPr>
-      <w:r>
-        <w:rPr>
-          <w:rFonts w:ascii="Times New Roman" w:hAnsi="Times New Roman" w:cs="Times New Roman"/>
-          <w:sz w:val="24"/>
-        </w:rPr>
-        <w:t>Kunstig intelligens i form av store språkmodeller ble benyttet som faglig støtteverktøy gjennom hele prosjektperioden, i tråd med retningslinjene i kursets skrivekompendium (Rekdal &amp; Pettersen, 2025). Claude (Anthropic, 2026) ble anvendt til kodestøtte, generering av datavisualiseringer og språklig bearbeiding av rapportteksten. KI-verktøyet er ikke brukt som fagkilde og er ikke sitert som belegg for faglige påstander. Detaljert beskrivelse av bruken finnes i Vedlegg C.</w:t>
+        <w:jc w:val="both"/>
+      </w:pPr>
+      <w:r>
+        <w:rPr>
+          <w:rFonts w:ascii="Times New Roman" w:hAnsi="Times New Roman" w:cs="Times New Roman"/>
+          <w:sz w:val="24"/>
+        </w:rPr>
+        <w:t>Kunstig intelligens i form av store språkmodeller ble benyttet som faglig støtteverktøy gjennom hele prosjektperioden, i tråd med retningslinjene i kursets skrivekompendium (Rekdal &amp; Pettersen, 2025). Claude (Anthropic, 2026) ble anvendt til kodestøtte, generering av datavisualiseringer og språklig bearbeiding av rapportteksten. KI-verktøyet er ikke brukt som fagkilde og er ikke sitert som belegg for faglige påstander. All KI-generert kode og tekst er kritisk gjennomgått og revidert av forfatteren; en refleksjon over KI-brukens påvirkning på arbeidsprosessen er gitt i Vedlegg C.</w:t>
       </w:r>
     </w:p>
     <w:p>
@@ -12233,6 +10963,7 @@
     <w:p>
       <w:pPr>
         <w:spacing w:line="360" w:lineRule="auto"/>
+        <w:jc w:val="both"/>
       </w:pPr>
       <w:r>
         <w:rPr>
@@ -12245,6 +10976,7 @@
     <w:p>
       <w:pPr>
         <w:spacing w:line="360" w:lineRule="auto"/>
+        <w:jc w:val="both"/>
       </w:pPr>
       <w:r>
         <w:rPr>
@@ -12343,6 +11075,7 @@
     <w:p>
       <w:pPr>
         <w:spacing w:line="360" w:lineRule="auto"/>
+        <w:jc w:val="both"/>
       </w:pPr>
       <w:r>
         <w:rPr>
@@ -12370,13 +11103,16 @@
           <w:rFonts w:ascii="Times New Roman" w:hAnsi="Times New Roman" w:cs="Times New Roman"/>
           <w:sz w:val="24"/>
         </w:rPr>
-        <w:t xml:space="preserve"> er annualisert forbruk (enheter/år) og UNIT\_PRICE</w:t>
+        <w:t xml:space="preserve"> er annualisert forbruk (enheter/år) og </w:t>
       </w:r>
       <m:oMath>
         <m:sSub>
           <m:e>
             <m:r>
-              <m:t/>
+              <m:rPr>
+                <m:nor/>
+              </m:rPr>
+              <m:t>UNIT\_PRICE</m:t>
             </m:r>
           </m:e>
           <m:sub>
@@ -12519,6 +11255,7 @@
     <w:p>
       <w:pPr>
         <w:spacing w:line="360" w:lineRule="auto"/>
+        <w:jc w:val="both"/>
       </w:pPr>
       <w:r>
         <w:rPr>
@@ -12672,6 +11409,7 @@
     <w:p>
       <w:pPr>
         <w:spacing w:line="360" w:lineRule="auto"/>
+        <w:jc w:val="both"/>
       </w:pPr>
       <w:r>
         <w:rPr>
@@ -12688,7 +11426,35 @@
           <w:i/>
           <w:sz w:val="20"/>
         </w:rPr>
-        <w:t>Tabell 6. Modellparametere: ABC-klassifiseringsgrenser og øvrige analyseinnstillinger.</w:t>
+        <w:t xml:space="preserve">Tabell </w:t>
+      </w:r>
+      <w:r>
+        <w:fldChar w:fldCharType="begin"/>
+      </w:r>
+      <w:r>
+        <w:instrText xml:space="preserve"> SEQ Tabell \* ARABIC </w:instrText>
+      </w:r>
+      <w:r>
+        <w:fldChar w:fldCharType="separate"/>
+      </w:r>
+      <w:r>
+        <w:rPr>
+          <w:rFonts w:ascii="Times New Roman" w:hAnsi="Times New Roman"/>
+          <w:i/>
+          <w:sz w:val="20"/>
+        </w:rPr>
+        <w:t>N</w:t>
+      </w:r>
+      <w:r>
+        <w:fldChar w:fldCharType="end"/>
+      </w:r>
+      <w:r>
+        <w:rPr>
+          <w:rFonts w:ascii="Times New Roman" w:hAnsi="Times New Roman"/>
+          <w:i/>
+          <w:sz w:val="20"/>
+        </w:rPr>
+        <w:t>. Modellparametere: ABC-klassifiseringsgrenser og øvrige analyseinnstillinger.</w:t>
       </w:r>
     </w:p>
     <w:tbl>
@@ -12788,6 +11554,7 @@
             <w:r>
               <w:rPr>
                 <w:rFonts w:ascii="Times New Roman" w:hAnsi="Times New Roman"/>
+                <w:b w:val="0"/>
                 <w:sz w:val="22"/>
               </w:rPr>
               <w:t>ABC A-grense</w:t>
@@ -12803,6 +11570,7 @@
             <w:r>
               <w:rPr>
                 <w:rFonts w:ascii="Times New Roman" w:hAnsi="Times New Roman"/>
+                <w:b w:val="0"/>
                 <w:sz w:val="22"/>
               </w:rPr>
               <w:t>80 % kumulativ verdi</w:t>
@@ -12818,6 +11586,7 @@
             <w:r>
               <w:rPr>
                 <w:rFonts w:ascii="Times New Roman" w:hAnsi="Times New Roman"/>
+                <w:b w:val="0"/>
                 <w:sz w:val="22"/>
               </w:rPr>
               <w:t>Silaen et al. (2023)</w:t>
@@ -12835,6 +11604,7 @@
             <w:r>
               <w:rPr>
                 <w:rFonts w:ascii="Times New Roman" w:hAnsi="Times New Roman"/>
+                <w:b w:val="0"/>
                 <w:sz w:val="22"/>
               </w:rPr>
               <w:t>ABC B-grense</w:t>
@@ -12850,6 +11620,7 @@
             <w:r>
               <w:rPr>
                 <w:rFonts w:ascii="Times New Roman" w:hAnsi="Times New Roman"/>
+                <w:b w:val="0"/>
                 <w:sz w:val="22"/>
               </w:rPr>
               <w:t>95 % kumulativ verdi</w:t>
@@ -12865,6 +11636,7 @@
             <w:r>
               <w:rPr>
                 <w:rFonts w:ascii="Times New Roman" w:hAnsi="Times New Roman"/>
+                <w:b w:val="0"/>
                 <w:sz w:val="22"/>
               </w:rPr>
               <w:t>Silaen et al. (2023)</w:t>
@@ -12882,6 +11654,7 @@
             <w:r>
               <w:rPr>
                 <w:rFonts w:ascii="Times New Roman" w:hAnsi="Times New Roman"/>
+                <w:b w:val="0"/>
                 <w:sz w:val="22"/>
               </w:rPr>
               <w:t>XYZ X-grense</w:t>
@@ -12897,6 +11670,7 @@
             <w:r>
               <w:rPr>
                 <w:rFonts w:ascii="Times New Roman" w:hAnsi="Times New Roman"/>
+                <w:b w:val="0"/>
                 <w:sz w:val="22"/>
               </w:rPr>
               <w:t>CV &lt; 0,5</w:t>
@@ -12912,6 +11686,7 @@
             <w:r>
               <w:rPr>
                 <w:rFonts w:ascii="Times New Roman" w:hAnsi="Times New Roman"/>
+                <w:b w:val="0"/>
                 <w:sz w:val="22"/>
               </w:rPr>
               <w:t>Nowotyńska (2013)</w:t>
@@ -12929,6 +11704,7 @@
             <w:r>
               <w:rPr>
                 <w:rFonts w:ascii="Times New Roman" w:hAnsi="Times New Roman"/>
+                <w:b w:val="0"/>
                 <w:sz w:val="22"/>
               </w:rPr>
               <w:t>XYZ Y-grense</w:t>
@@ -12944,6 +11720,7 @@
             <w:r>
               <w:rPr>
                 <w:rFonts w:ascii="Times New Roman" w:hAnsi="Times New Roman"/>
+                <w:b w:val="0"/>
                 <w:sz w:val="22"/>
               </w:rPr>
               <w:t>0,5 ≤ CV &lt; 1,0</w:t>
@@ -12959,6 +11736,7 @@
             <w:r>
               <w:rPr>
                 <w:rFonts w:ascii="Times New Roman" w:hAnsi="Times New Roman"/>
+                <w:b w:val="0"/>
                 <w:sz w:val="22"/>
               </w:rPr>
               <w:t>Nowotyńska (2013)</w:t>
@@ -12976,6 +11754,7 @@
             <w:r>
               <w:rPr>
                 <w:rFonts w:ascii="Times New Roman" w:hAnsi="Times New Roman"/>
+                <w:b w:val="0"/>
                 <w:sz w:val="22"/>
               </w:rPr>
               <w:t>XYZ Z-grense</w:t>
@@ -12991,6 +11770,7 @@
             <w:r>
               <w:rPr>
                 <w:rFonts w:ascii="Times New Roman" w:hAnsi="Times New Roman"/>
+                <w:b w:val="0"/>
                 <w:sz w:val="22"/>
               </w:rPr>
               <w:t>CV ≥ 1,0</w:t>
@@ -13006,6 +11786,7 @@
             <w:r>
               <w:rPr>
                 <w:rFonts w:ascii="Times New Roman" w:hAnsi="Times New Roman"/>
+                <w:b w:val="0"/>
                 <w:sz w:val="22"/>
               </w:rPr>
               <w:t>Nowotyńska (2013)</w:t>
@@ -13023,6 +11804,7 @@
             <w:r>
               <w:rPr>
                 <w:rFonts w:ascii="Times New Roman" w:hAnsi="Times New Roman"/>
+                <w:b w:val="0"/>
                 <w:sz w:val="22"/>
               </w:rPr>
               <w:t>Ordrekostnad S</w:t>
@@ -13038,6 +11820,7 @@
             <w:r>
               <w:rPr>
                 <w:rFonts w:ascii="Times New Roman" w:hAnsi="Times New Roman"/>
+                <w:b w:val="0"/>
                 <w:sz w:val="22"/>
               </w:rPr>
               <w:t>750 NOK</w:t>
@@ -13053,6 +11836,7 @@
             <w:r>
               <w:rPr>
                 <w:rFonts w:ascii="Times New Roman" w:hAnsi="Times New Roman"/>
+                <w:b w:val="0"/>
                 <w:sz w:val="22"/>
               </w:rPr>
               <w:t>Kelle et al. (2012); Bijvank &amp; Vis (2012)</w:t>
@@ -13070,6 +11854,7 @@
             <w:r>
               <w:rPr>
                 <w:rFonts w:ascii="Times New Roman" w:hAnsi="Times New Roman"/>
+                <w:b w:val="0"/>
                 <w:sz w:val="22"/>
               </w:rPr>
               <w:t>Holdesats h</w:t>
@@ -13085,6 +11870,7 @@
             <w:r>
               <w:rPr>
                 <w:rFonts w:ascii="Times New Roman" w:hAnsi="Times New Roman"/>
+                <w:b w:val="0"/>
                 <w:sz w:val="22"/>
               </w:rPr>
               <w:t>20 % av UNIT_PRICE</w:t>
@@ -13100,6 +11886,7 @@
             <w:r>
               <w:rPr>
                 <w:rFonts w:ascii="Times New Roman" w:hAnsi="Times New Roman"/>
+                <w:b w:val="0"/>
                 <w:sz w:val="22"/>
               </w:rPr>
               <w:t>Ketkar &amp; Vaidya (2014)</w:t>
@@ -13117,6 +11904,7 @@
             <w:r>
               <w:rPr>
                 <w:rFonts w:ascii="Times New Roman" w:hAnsi="Times New Roman"/>
+                <w:b w:val="0"/>
                 <w:sz w:val="22"/>
               </w:rPr>
               <w:t>Leveringstid standardverdi</w:t>
@@ -13132,6 +11920,7 @@
             <w:r>
               <w:rPr>
                 <w:rFonts w:ascii="Times New Roman" w:hAnsi="Times New Roman"/>
+                <w:b w:val="0"/>
                 <w:sz w:val="22"/>
               </w:rPr>
               <w:t>14 dager</w:t>
@@ -13147,6 +11936,7 @@
             <w:r>
               <w:rPr>
                 <w:rFonts w:ascii="Times New Roman" w:hAnsi="Times New Roman"/>
+                <w:b w:val="0"/>
                 <w:sz w:val="22"/>
               </w:rPr>
               <w:t>Bransjepraksis (D-05)</w:t>
@@ -13164,6 +11954,7 @@
             <w:r>
               <w:rPr>
                 <w:rFonts w:ascii="Times New Roman" w:hAnsi="Times New Roman"/>
+                <w:b w:val="0"/>
                 <w:sz w:val="22"/>
               </w:rPr>
               <w:t>EOQ-terskel τ_f</w:t>
@@ -13179,9 +11970,56 @@
             <w:r>
               <w:rPr>
                 <w:rFonts w:ascii="Times New Roman" w:hAnsi="Times New Roman"/>
-                <w:sz w:val="22"/>
-              </w:rPr>
-              <w:t>1,5 ($f_{text{obs}} &gt; 1{,}5 cdot f^*$, dvs. FREQ_AVVIK &gt; 0,5)</w:t>
+                <w:b w:val="0"/>
+                <w:sz w:val="22"/>
+              </w:rPr>
+              <w:t>1,5 (</w:t>
+            </w:r>
+            <m:oMath>
+              <m:sSub>
+                <m:e>
+                  <m:r>
+                    <m:t>f</m:t>
+                  </m:r>
+                </m:e>
+                <m:sub>
+                  <m:r>
+                    <m:rPr>
+                      <m:nor/>
+                    </m:rPr>
+                    <m:t>obs</m:t>
+                  </m:r>
+                </m:sub>
+              </m:sSub>
+              <m:r>
+                <m:t>&gt;1</m:t>
+              </m:r>
+              <m:r>
+                <m:t>,</m:t>
+              </m:r>
+              <m:r>
+                <m:t>5·</m:t>
+              </m:r>
+              <m:sSup>
+                <m:e>
+                  <m:r>
+                    <m:t>f</m:t>
+                  </m:r>
+                </m:e>
+                <m:sup>
+                  <m:r>
+                    <m:t>*</m:t>
+                  </m:r>
+                </m:sup>
+              </m:sSup>
+            </m:oMath>
+            <w:r>
+              <w:rPr>
+                <w:rFonts w:ascii="Times New Roman" w:hAnsi="Times New Roman"/>
+                <w:b w:val="0"/>
+                <w:sz w:val="22"/>
+              </w:rPr>
+              <w:t>, dvs. FREQ_AVVIK &gt; 0,5)</w:t>
             </w:r>
           </w:p>
         </w:tc>
@@ -13194,6 +12032,7 @@
             <w:r>
               <w:rPr>
                 <w:rFonts w:ascii="Times New Roman" w:hAnsi="Times New Roman"/>
+                <w:b w:val="0"/>
                 <w:sz w:val="22"/>
               </w:rPr>
               <w:t>Operasjonelt vesentlig avvik</w:t>
@@ -13211,6 +12050,7 @@
             <w:r>
               <w:rPr>
                 <w:rFonts w:ascii="Times New Roman" w:hAnsi="Times New Roman"/>
+                <w:b w:val="0"/>
                 <w:sz w:val="22"/>
               </w:rPr>
               <w:t>K-means K-søk</w:t>
@@ -13226,6 +12066,7 @@
             <w:r>
               <w:rPr>
                 <w:rFonts w:ascii="Times New Roman" w:hAnsi="Times New Roman"/>
+                <w:b w:val="0"/>
                 <w:sz w:val="22"/>
               </w:rPr>
               <w:t>K ∈ {2, 3, 4, 5, 6, 7}</w:t>
@@ -13241,6 +12082,7 @@
             <w:r>
               <w:rPr>
                 <w:rFonts w:ascii="Times New Roman" w:hAnsi="Times New Roman"/>
+                <w:b w:val="0"/>
                 <w:sz w:val="22"/>
               </w:rPr>
               <w:t>Silhouette-optimering</w:t>
@@ -13258,6 +12100,7 @@
             <w:r>
               <w:rPr>
                 <w:rFonts w:ascii="Times New Roman" w:hAnsi="Times New Roman"/>
+                <w:b w:val="0"/>
                 <w:sz w:val="22"/>
               </w:rPr>
               <w:t>K-means n_init</w:t>
@@ -13273,6 +12116,7 @@
             <w:r>
               <w:rPr>
                 <w:rFonts w:ascii="Times New Roman" w:hAnsi="Times New Roman"/>
+                <w:b w:val="0"/>
                 <w:sz w:val="22"/>
               </w:rPr>
               <w:t>50</w:t>
@@ -13288,6 +12132,7 @@
             <w:r>
               <w:rPr>
                 <w:rFonts w:ascii="Times New Roman" w:hAnsi="Times New Roman"/>
+                <w:b w:val="0"/>
                 <w:sz w:val="22"/>
               </w:rPr>
               <w:t>Robust initialisering</w:t>
@@ -13305,6 +12150,7 @@
             <w:r>
               <w:rPr>
                 <w:rFonts w:ascii="Times New Roman" w:hAnsi="Times New Roman"/>
+                <w:b w:val="0"/>
                 <w:sz w:val="22"/>
               </w:rPr>
               <w:t>Random state</w:t>
@@ -13320,6 +12166,7 @@
             <w:r>
               <w:rPr>
                 <w:rFonts w:ascii="Times New Roman" w:hAnsi="Times New Roman"/>
+                <w:b w:val="0"/>
                 <w:sz w:val="22"/>
               </w:rPr>
               <w:t>42</w:t>
@@ -13335,6 +12182,7 @@
             <w:r>
               <w:rPr>
                 <w:rFonts w:ascii="Times New Roman" w:hAnsi="Times New Roman"/>
+                <w:b w:val="0"/>
                 <w:sz w:val="22"/>
               </w:rPr>
               <w:t>Reproduserbarhet</w:t>
@@ -13352,6 +12200,7 @@
             <w:r>
               <w:rPr>
                 <w:rFonts w:ascii="Times New Roman" w:hAnsi="Times New Roman"/>
+                <w:b w:val="0"/>
                 <w:sz w:val="22"/>
               </w:rPr>
               <w:t>Train/test split</w:t>
@@ -13367,6 +12216,7 @@
             <w:r>
               <w:rPr>
                 <w:rFonts w:ascii="Times New Roman" w:hAnsi="Times New Roman"/>
+                <w:b w:val="0"/>
                 <w:sz w:val="22"/>
               </w:rPr>
               <w:t>80/20</w:t>
@@ -13382,6 +12232,7 @@
             <w:r>
               <w:rPr>
                 <w:rFonts w:ascii="Times New Roman" w:hAnsi="Times New Roman"/>
+                <w:b w:val="0"/>
                 <w:sz w:val="22"/>
               </w:rPr>
               <w:t>Standard validering</w:t>
@@ -13393,6 +12244,7 @@
     <w:p>
       <w:pPr>
         <w:spacing w:line="360" w:lineRule="auto"/>
+        <w:jc w:val="both"/>
       </w:pPr>
       <w:r>
         <w:rPr>
@@ -13418,6 +12270,7 @@
     <w:p>
       <w:pPr>
         <w:spacing w:line="360" w:lineRule="auto"/>
+        <w:jc w:val="both"/>
       </w:pPr>
       <w:r>
         <w:rPr>
@@ -13489,6 +12342,7 @@
     <w:p>
       <w:pPr>
         <w:spacing w:line="360" w:lineRule="auto"/>
+        <w:jc w:val="both"/>
       </w:pPr>
       <w:r>
         <w:rPr>
@@ -13555,6 +12409,7 @@
     <w:p>
       <w:pPr>
         <w:spacing w:line="360" w:lineRule="auto"/>
+        <w:jc w:val="both"/>
       </w:pPr>
       <w:r>
         <w:rPr>
@@ -13567,6 +12422,7 @@
     <w:p>
       <w:pPr>
         <w:spacing w:line="360" w:lineRule="auto"/>
+        <w:jc w:val="both"/>
       </w:pPr>
       <w:r>
         <w:rPr>
@@ -13592,6 +12448,7 @@
     <w:p>
       <w:pPr>
         <w:spacing w:line="360" w:lineRule="auto"/>
+        <w:jc w:val="both"/>
       </w:pPr>
       <w:r>
         <w:rPr>
@@ -13679,6 +12536,7 @@
     <w:p>
       <w:pPr>
         <w:spacing w:line="360" w:lineRule="auto"/>
+        <w:jc w:val="both"/>
       </w:pPr>
       <w:r>
         <w:rPr>
@@ -13821,6 +12679,7 @@
     <w:p>
       <w:pPr>
         <w:spacing w:line="360" w:lineRule="auto"/>
+        <w:jc w:val="both"/>
       </w:pPr>
       <w:r>
         <w:rPr>
@@ -13955,6 +12814,7 @@
     <w:p>
       <w:pPr>
         <w:spacing w:line="360" w:lineRule="auto"/>
+        <w:jc w:val="both"/>
       </w:pPr>
       <w:r>
         <w:rPr>
@@ -14063,7 +12923,75 @@
           <w:rFonts w:ascii="Times New Roman" w:hAnsi="Times New Roman" w:cs="Times New Roman"/>
           <w:sz w:val="24"/>
         </w:rPr>
-        <w:t xml:space="preserve">, det vil si at faktisk ordrefrekvens er mer enn 50 % høyere enn EOQ-optimal frekvens. Terskelen </w:t>
+        <w:t xml:space="preserve">, det vil si at faktisk ordrefrekvens er mer enn 50 % høyere enn EOQ-optimal frekvens. Symmetrisk klassifiseres artikler med FREQ\_AVVIK </w:t>
+      </w:r>
+      <m:oMath>
+        <m:d>
+          <m:dPr>
+            <m:begChr m:val="&lt;"/>
+            <m:sepChr m:val="−"/>
+            <m:endChr m:val=""/>
+          </m:dPr>
+          <m:e/>
+          <m:e>
+            <m:r>
+              <m:t>0</m:t>
+            </m:r>
+            <m:r>
+              <m:t>,</m:t>
+            </m:r>
+            <m:r>
+              <m:t>5</m:t>
+            </m:r>
+          </m:e>
+        </m:d>
+      </m:oMath>
+      <w:r>
+        <w:rPr>
+          <w:rFonts w:ascii="Times New Roman" w:hAnsi="Times New Roman" w:cs="Times New Roman"/>
+          <w:sz w:val="24"/>
+        </w:rPr>
+        <w:t xml:space="preserve"> som FOR\_FÅ\_ORDRER, mens artikler i intervallet </w:t>
+      </w:r>
+      <m:oMath>
+        <m:d>
+          <m:dPr>
+            <m:begChr m:val="["/>
+            <m:sepChr m:val="−"/>
+            <m:endChr m:val="]"/>
+          </m:dPr>
+          <m:e/>
+          <m:e>
+            <m:r>
+              <m:t>0</m:t>
+            </m:r>
+            <m:r>
+              <m:t>,</m:t>
+            </m:r>
+            <m:r>
+              <m:t>5</m:t>
+            </m:r>
+            <m:r>
+              <m:t>;</m:t>
+            </m:r>
+            <m:r>
+              <m:t>0</m:t>
+            </m:r>
+            <m:r>
+              <m:t>,</m:t>
+            </m:r>
+            <m:r>
+              <m:t>5</m:t>
+            </m:r>
+          </m:e>
+        </m:d>
+      </m:oMath>
+      <w:r>
+        <w:rPr>
+          <w:rFonts w:ascii="Times New Roman" w:hAnsi="Times New Roman" w:cs="Times New Roman"/>
+          <w:sz w:val="24"/>
+        </w:rPr>
+        <w:t xml:space="preserve"> klassifiseres som OK. Terskelen </w:t>
       </w:r>
       <m:oMath>
         <m:sSub>
@@ -14157,6 +13085,7 @@
     <w:p>
       <w:pPr>
         <w:spacing w:line="360" w:lineRule="auto"/>
+        <w:jc w:val="both"/>
       </w:pPr>
       <w:r>
         <w:rPr>
@@ -14210,6 +13139,7 @@
     <w:p>
       <w:pPr>
         <w:spacing w:line="360" w:lineRule="auto"/>
+        <w:jc w:val="both"/>
       </w:pPr>
       <w:r>
         <w:rPr>
@@ -14291,6 +13221,7 @@
     <w:p>
       <w:pPr>
         <w:spacing w:line="360" w:lineRule="auto"/>
+        <w:jc w:val="both"/>
       </w:pPr>
       <w:r>
         <w:rPr>
@@ -14402,6 +13333,7 @@
     <w:p>
       <w:pPr>
         <w:spacing w:line="360" w:lineRule="auto"/>
+        <w:jc w:val="both"/>
       </w:pPr>
       <w:r>
         <w:rPr>
@@ -14420,7 +13352,7 @@
           <w:rFonts w:ascii="Times New Roman" w:hAnsi="Times New Roman" w:cs="Times New Roman"/>
           <w:sz w:val="24"/>
         </w:rPr>
-        <w:t xml:space="preserve"> er en gevinstrealiseringsgrad som reflekterer at ikke alle teoretiske besparelser lar seg realisere fullt ut i praksis — blant annet som følge av implementeringsfriksjon, endrede leverandøravtaler og SAP-parameterjusteringer. Tre scenarier er definert: worst case (</w:t>
+        <w:t xml:space="preserve"> er en gevinstrealiseringsgrad som reflekterer at ikke alle teoretiske besparelser lar seg realisere fullt ut i praksis – blant annet som følge av implementeringsfriksjon, endrede leverandøravtaler og SAP-parameterjusteringer. Tre scenarier er definert: worst case (</w:t>
       </w:r>
       <m:oMath>
         <m:r>
@@ -14504,7 +13436,7 @@
           <w:rFonts w:ascii="Times New Roman" w:hAnsi="Times New Roman" w:cs="Times New Roman"/>
           <w:sz w:val="24"/>
         </w:rPr>
-        <w:t xml:space="preserve"> modellerer kostnadsavviket fra suboptimal ordrefrekvens — en avvik som nettopp adresseres ved sentralisering til HVFS. Sensitivitetsanalysen i kapittel 7 undersøker robustheten av dette estimatet ved systematisk variasjon i </w:t>
+        <w:t xml:space="preserve"> modellerer kostnadsavviket fra suboptimal ordrefrekvens – en avvik som nettopp adresseres ved sentralisering til HVFS. Sensitivitetsanalysen i kapittel 7 undersøker robustheten av dette estimatet ved systematisk variasjon i </w:t>
       </w:r>
       <m:oMath>
         <m:r>
@@ -14580,6 +13512,7 @@
     <w:p>
       <w:pPr>
         <w:spacing w:line="360" w:lineRule="auto"/>
+        <w:jc w:val="both"/>
       </w:pPr>
       <w:r>
         <w:rPr>
@@ -14622,12 +13555,43 @@
           <w:rFonts w:ascii="Times New Roman" w:hAnsi="Times New Roman" w:cs="Times New Roman"/>
           <w:sz w:val="24"/>
         </w:rPr>
-        <w:t xml:space="preserve"> sentroider, tildeler hvert datapunkt til nærmeste sentroid, oppdaterer sentroider som klyngenes tyngdepunkter og gjentar til konvergens. Implementasjonen benytter scikit-learn (Pedregosa et al., 2011) med `n_init=50` og `max_iter=300` for robust initialisering.</w:t>
+        <w:t xml:space="preserve"> sentroider, tildeler hvert datapunkt til nærmeste sentroid, oppdaterer sentroider som klyngenes tyngdepunkter og gjentar til konvergens. Implementasjonen benytter scikit-learn (Pedregosa et al., 2011) med </w:t>
+      </w:r>
+      <w:r>
+        <w:rPr>
+          <w:rFonts w:ascii="Consolas" w:hAnsi="Consolas" w:cs="Consolas"/>
+          <w:sz w:val="20"/>
+          <w:shd w:val="clear" w:color="auto" w:fill="F4F4F4"/>
+        </w:rPr>
+        <w:t>n_init=50</w:t>
+      </w:r>
+      <w:r>
+        <w:rPr>
+          <w:rFonts w:ascii="Times New Roman" w:hAnsi="Times New Roman" w:cs="Times New Roman"/>
+          <w:sz w:val="24"/>
+        </w:rPr>
+        <w:t xml:space="preserve"> og </w:t>
+      </w:r>
+      <w:r>
+        <w:rPr>
+          <w:rFonts w:ascii="Consolas" w:hAnsi="Consolas" w:cs="Consolas"/>
+          <w:sz w:val="20"/>
+          <w:shd w:val="clear" w:color="auto" w:fill="F4F4F4"/>
+        </w:rPr>
+        <w:t>max_iter=300</w:t>
+      </w:r>
+      <w:r>
+        <w:rPr>
+          <w:rFonts w:ascii="Times New Roman" w:hAnsi="Times New Roman" w:cs="Times New Roman"/>
+          <w:sz w:val="24"/>
+        </w:rPr>
+        <w:t xml:space="preserve"> for robust initialisering.</w:t>
       </w:r>
     </w:p>
     <w:p>
       <w:pPr>
         <w:spacing w:line="360" w:lineRule="auto"/>
+        <w:jc w:val="both"/>
       </w:pPr>
       <w:r>
         <w:rPr>
@@ -14755,6 +13719,7 @@
     <w:p>
       <w:pPr>
         <w:spacing w:line="360" w:lineRule="auto"/>
+        <w:jc w:val="both"/>
       </w:pPr>
       <w:r>
         <w:rPr>
@@ -14857,6 +13822,7 @@
     <w:p>
       <w:pPr>
         <w:spacing w:line="360" w:lineRule="auto"/>
+        <w:jc w:val="both"/>
       </w:pPr>
       <w:r>
         <w:rPr>
@@ -14871,12 +13837,13 @@
           <w:rFonts w:ascii="Times New Roman" w:hAnsi="Times New Roman" w:cs="Times New Roman"/>
           <w:sz w:val="24"/>
         </w:rPr>
-        <w:t xml:space="preserve"> Datasettet deles i et treningssett (80 %, random\_state = 42) og et testsett (20 %). StandardScaler fittes utelukkende på treningsdataene og transformerer deretter begge sett. KMeans-modellen fittes kun på treningsdataene. Testsettet evaluerer klyngestrukturens generaliserbarhet.</w:t>
+        <w:t xml:space="preserve"> Datasettet deles i et treningssett (80 %, random\_state = 42) og et testsett (20 %). StandardScaler tilpasses utelukkende til treningsdataene og transformerer deretter begge sett. KMeans-modellen trenes kun på treningsdataene. Testsettet evaluerer klyngestrukturens generaliserbarhet.</w:t>
       </w:r>
     </w:p>
     <w:p>
       <w:pPr>
         <w:spacing w:line="360" w:lineRule="auto"/>
+        <w:jc w:val="both"/>
       </w:pPr>
       <w:r>
         <w:rPr>
@@ -15072,6 +14039,7 @@
     <w:p>
       <w:pPr>
         <w:spacing w:line="360" w:lineRule="auto"/>
+        <w:jc w:val="both"/>
       </w:pPr>
       <w:r>
         <w:rPr>
@@ -15126,6 +14094,7 @@
     <w:p>
       <w:pPr>
         <w:spacing w:line="360" w:lineRule="auto"/>
+        <w:jc w:val="both"/>
       </w:pPr>
       <w:r>
         <w:rPr>
@@ -15152,7 +14121,7 @@
           <w:rFonts w:ascii="Times New Roman" w:hAnsi="Times New Roman" w:cs="Times New Roman"/>
           <w:sz w:val="24"/>
         </w:rPr>
-        <w:t xml:space="preserve"> beregnes to rangeringer — </w:t>
+        <w:t xml:space="preserve"> beregnes to rangeringer – </w:t>
       </w:r>
       <m:oMath>
         <m:r>
@@ -15235,7 +14204,7 @@
           <w:rFonts w:ascii="Times New Roman" w:hAnsi="Times New Roman" w:cs="Times New Roman"/>
           <w:sz w:val="24"/>
         </w:rPr>
-        <w:t xml:space="preserve"> synkende — og klyngen med lavest rangsum velges:</w:t>
+        <w:t xml:space="preserve"> synkende – og klyngen med lavest rangsum velges:</w:t>
       </w:r>
     </w:p>
     <w:p>
@@ -15350,13 +14319,29 @@
     <w:p>
       <w:pPr>
         <w:spacing w:line="360" w:lineRule="auto"/>
-      </w:pPr>
-      <w:r>
-        <w:rPr>
-          <w:rFonts w:ascii="Times New Roman" w:hAnsi="Times New Roman" w:cs="Times New Roman"/>
-          <w:sz w:val="24"/>
-        </w:rPr>
-        <w:t xml:space="preserve">K\_OVERFØR er altså klyngen med lavest gjennomsnittlig CV (stabilt forbruksmønster) og høyest gjennomsnittlig artikkelverdi. Implementasjonen benytter `pandas.Series.rank()` på klyngeprofilens CV- og verdikolonner (se Vedlegg B). Ettersom </w:t>
+        <w:jc w:val="both"/>
+      </w:pPr>
+      <w:r>
+        <w:rPr>
+          <w:rFonts w:ascii="Times New Roman" w:hAnsi="Times New Roman" w:cs="Times New Roman"/>
+          <w:sz w:val="24"/>
+        </w:rPr>
+        <w:t xml:space="preserve">K\_OVERFØR er altså klyngen med lavest gjennomsnittlig CV (stabilt forbruksmønster) og høyest gjennomsnittlig artikkelverdi. Implementasjonen benytter </w:t>
+      </w:r>
+      <w:r>
+        <w:rPr>
+          <w:rFonts w:ascii="Consolas" w:hAnsi="Consolas" w:cs="Consolas"/>
+          <w:sz w:val="20"/>
+          <w:shd w:val="clear" w:color="auto" w:fill="F4F4F4"/>
+        </w:rPr>
+        <w:t>pandas.Series.rank()</w:t>
+      </w:r>
+      <w:r>
+        <w:rPr>
+          <w:rFonts w:ascii="Times New Roman" w:hAnsi="Times New Roman" w:cs="Times New Roman"/>
+          <w:sz w:val="24"/>
+        </w:rPr>
+        <w:t xml:space="preserve"> på klyngeprofilens CV- og verdikolonner (se Vedlegg B). Ettersom </w:t>
       </w:r>
       <m:oMath>
         <m:d>
@@ -15402,6 +14387,7 @@
     <w:p>
       <w:pPr>
         <w:spacing w:line="360" w:lineRule="auto"/>
+        <w:jc w:val="both"/>
       </w:pPr>
       <w:r>
         <w:rPr>
@@ -15418,7 +14404,35 @@
           <w:i/>
           <w:sz w:val="20"/>
         </w:rPr>
-        <w:t>Tabell 7. Regelmotor: 8 beslutningsregler i prioritert rekkefølge.</w:t>
+        <w:t xml:space="preserve">Tabell </w:t>
+      </w:r>
+      <w:r>
+        <w:fldChar w:fldCharType="begin"/>
+      </w:r>
+      <w:r>
+        <w:instrText xml:space="preserve"> SEQ Tabell \* ARABIC </w:instrText>
+      </w:r>
+      <w:r>
+        <w:fldChar w:fldCharType="separate"/>
+      </w:r>
+      <w:r>
+        <w:rPr>
+          <w:rFonts w:ascii="Times New Roman" w:hAnsi="Times New Roman"/>
+          <w:i/>
+          <w:sz w:val="20"/>
+        </w:rPr>
+        <w:t>N</w:t>
+      </w:r>
+      <w:r>
+        <w:fldChar w:fldCharType="end"/>
+      </w:r>
+      <w:r>
+        <w:rPr>
+          <w:rFonts w:ascii="Times New Roman" w:hAnsi="Times New Roman"/>
+          <w:i/>
+          <w:sz w:val="20"/>
+        </w:rPr>
+        <w:t>. Regelmotor: 8 beslutningsregler i prioritert rekkefølge.</w:t>
       </w:r>
     </w:p>
     <w:tbl>
@@ -15541,6 +14555,7 @@
             <w:r>
               <w:rPr>
                 <w:rFonts w:ascii="Times New Roman" w:hAnsi="Times New Roman"/>
+                <w:b w:val="0"/>
                 <w:sz w:val="22"/>
               </w:rPr>
               <w:t>R1</w:t>
@@ -15556,21 +14571,23 @@
             <w:r>
               <w:rPr>
                 <w:rFonts w:ascii="Times New Roman" w:hAnsi="Times New Roman"/>
-                <w:sz w:val="22"/>
-              </w:rPr>
-              <w:t>XYZ = Z</w:t>
-            </w:r>
-          </w:p>
-        </w:tc>
-        <w:tc>
-          <w:tcPr>
-            <w:tcW w:type="dxa" w:w="2192"/>
-          </w:tcPr>
-          <w:p>
-            <w:r/>
-            <w:r>
-              <w:rPr>
-                <w:rFonts w:ascii="Times New Roman" w:hAnsi="Times New Roman"/>
+                <w:b w:val="0"/>
+                <w:sz w:val="22"/>
+              </w:rPr>
+              <w:t>XYZ = Z (uavh. av ABC)</w:t>
+            </w:r>
+          </w:p>
+        </w:tc>
+        <w:tc>
+          <w:tcPr>
+            <w:tcW w:type="dxa" w:w="2192"/>
+          </w:tcPr>
+          <w:p>
+            <w:r/>
+            <w:r>
+              <w:rPr>
+                <w:rFonts w:ascii="Times New Roman" w:hAnsi="Times New Roman"/>
+                <w:b w:val="0"/>
                 <w:sz w:val="22"/>
               </w:rPr>
               <w:t>BEHOLD_LOKALT</w:t>
@@ -15586,6 +14603,7 @@
             <w:r>
               <w:rPr>
                 <w:rFonts w:ascii="Times New Roman" w:hAnsi="Times New Roman"/>
+                <w:b w:val="0"/>
                 <w:sz w:val="22"/>
               </w:rPr>
               <w:t>Uforutsigbart forbruk → uegnet for APL</w:t>
@@ -15603,6 +14621,7 @@
             <w:r>
               <w:rPr>
                 <w:rFonts w:ascii="Times New Roman" w:hAnsi="Times New Roman"/>
+                <w:b w:val="0"/>
                 <w:sz w:val="22"/>
               </w:rPr>
               <w:t>R2</w:t>
@@ -15618,6 +14637,7 @@
             <w:r>
               <w:rPr>
                 <w:rFonts w:ascii="Times New Roman" w:hAnsi="Times New Roman"/>
+                <w:b w:val="0"/>
                 <w:sz w:val="22"/>
               </w:rPr>
               <w:t>ABC = C og XYZ = Y</w:t>
@@ -15633,6 +14653,7 @@
             <w:r>
               <w:rPr>
                 <w:rFonts w:ascii="Times New Roman" w:hAnsi="Times New Roman"/>
+                <w:b w:val="0"/>
                 <w:sz w:val="22"/>
               </w:rPr>
               <w:t>BEHOLD_LOKALT</w:t>
@@ -15648,6 +14669,7 @@
             <w:r>
               <w:rPr>
                 <w:rFonts w:ascii="Times New Roman" w:hAnsi="Times New Roman"/>
+                <w:b w:val="0"/>
                 <w:sz w:val="22"/>
               </w:rPr>
               <w:t>Lav verdi + moderat variasjon</w:t>
@@ -15665,6 +14687,7 @@
             <w:r>
               <w:rPr>
                 <w:rFonts w:ascii="Times New Roman" w:hAnsi="Times New Roman"/>
+                <w:b w:val="0"/>
                 <w:sz w:val="22"/>
               </w:rPr>
               <w:t>R3</w:t>
@@ -15680,6 +14703,7 @@
             <w:r>
               <w:rPr>
                 <w:rFonts w:ascii="Times New Roman" w:hAnsi="Times New Roman"/>
+                <w:b w:val="0"/>
                 <w:sz w:val="22"/>
               </w:rPr>
               <w:t>ABC ∈ {A, B} og XYZ = X og EOQ = FOR_MANGE</w:t>
@@ -15695,6 +14719,7 @@
             <w:r>
               <w:rPr>
                 <w:rFonts w:ascii="Times New Roman" w:hAnsi="Times New Roman"/>
+                <w:b w:val="0"/>
                 <w:sz w:val="22"/>
               </w:rPr>
               <w:t>OVERFØR_HVFS</w:t>
@@ -15710,6 +14735,7 @@
             <w:r>
               <w:rPr>
                 <w:rFonts w:ascii="Times New Roman" w:hAnsi="Times New Roman"/>
+                <w:b w:val="0"/>
                 <w:sz w:val="22"/>
               </w:rPr>
               <w:t>Sterkeste signal: høy verdi, stabilt, overbestilt</w:t>
@@ -15727,6 +14753,7 @@
             <w:r>
               <w:rPr>
                 <w:rFonts w:ascii="Times New Roman" w:hAnsi="Times New Roman"/>
+                <w:b w:val="0"/>
                 <w:sz w:val="22"/>
               </w:rPr>
               <w:t>R4</w:t>
@@ -15742,6 +14769,7 @@
             <w:r>
               <w:rPr>
                 <w:rFonts w:ascii="Times New Roman" w:hAnsi="Times New Roman"/>
+                <w:b w:val="0"/>
                 <w:sz w:val="22"/>
               </w:rPr>
               <w:t>ABC ∈ {A, B} og XYZ = X og K_OVERFØR</w:t>
@@ -15757,6 +14785,7 @@
             <w:r>
               <w:rPr>
                 <w:rFonts w:ascii="Times New Roman" w:hAnsi="Times New Roman"/>
+                <w:b w:val="0"/>
                 <w:sz w:val="22"/>
               </w:rPr>
               <w:t>OVERFØR_HVFS</w:t>
@@ -15772,6 +14801,7 @@
             <w:r>
               <w:rPr>
                 <w:rFonts w:ascii="Times New Roman" w:hAnsi="Times New Roman"/>
+                <w:b w:val="0"/>
                 <w:sz w:val="22"/>
               </w:rPr>
               <w:t>Høy verdi, stabilt, klyngeprofil bekrefter</w:t>
@@ -15789,6 +14819,7 @@
             <w:r>
               <w:rPr>
                 <w:rFonts w:ascii="Times New Roman" w:hAnsi="Times New Roman"/>
+                <w:b w:val="0"/>
                 <w:sz w:val="22"/>
               </w:rPr>
               <w:t>R5</w:t>
@@ -15804,6 +14835,7 @@
             <w:r>
               <w:rPr>
                 <w:rFonts w:ascii="Times New Roman" w:hAnsi="Times New Roman"/>
+                <w:b w:val="0"/>
                 <w:sz w:val="22"/>
               </w:rPr>
               <w:t>ABC ∈ {A, B} og XYZ = Y og K_OVERFØR</w:t>
@@ -15819,6 +14851,7 @@
             <w:r>
               <w:rPr>
                 <w:rFonts w:ascii="Times New Roman" w:hAnsi="Times New Roman"/>
+                <w:b w:val="0"/>
                 <w:sz w:val="22"/>
               </w:rPr>
               <w:t>OVERFØR_HVFS</w:t>
@@ -15834,6 +14867,7 @@
             <w:r>
               <w:rPr>
                 <w:rFonts w:ascii="Times New Roman" w:hAnsi="Times New Roman"/>
+                <w:b w:val="0"/>
                 <w:sz w:val="22"/>
               </w:rPr>
               <w:t>Høy verdi, moderat variasjon, klyngeprofil bekrefter</w:t>
@@ -15851,6 +14885,7 @@
             <w:r>
               <w:rPr>
                 <w:rFonts w:ascii="Times New Roman" w:hAnsi="Times New Roman"/>
+                <w:b w:val="0"/>
                 <w:sz w:val="22"/>
               </w:rPr>
               <w:t>R6</w:t>
@@ -15866,6 +14901,7 @@
             <w:r>
               <w:rPr>
                 <w:rFonts w:ascii="Times New Roman" w:hAnsi="Times New Roman"/>
+                <w:b w:val="0"/>
                 <w:sz w:val="22"/>
               </w:rPr>
               <w:t>ABC ∈ {A, B} og XYZ = X</w:t>
@@ -15881,6 +14917,7 @@
             <w:r>
               <w:rPr>
                 <w:rFonts w:ascii="Times New Roman" w:hAnsi="Times New Roman"/>
+                <w:b w:val="0"/>
                 <w:sz w:val="22"/>
               </w:rPr>
               <w:t>VURDER_NÆRMERE</w:t>
@@ -15896,6 +14933,7 @@
             <w:r>
               <w:rPr>
                 <w:rFonts w:ascii="Times New Roman" w:hAnsi="Times New Roman"/>
+                <w:b w:val="0"/>
                 <w:sz w:val="22"/>
               </w:rPr>
               <w:t>Høy verdi, stabilt, men ikke K_OVERFØR</w:t>
@@ -15913,6 +14951,7 @@
             <w:r>
               <w:rPr>
                 <w:rFonts w:ascii="Times New Roman" w:hAnsi="Times New Roman"/>
+                <w:b w:val="0"/>
                 <w:sz w:val="22"/>
               </w:rPr>
               <w:t>R7</w:t>
@@ -15928,6 +14967,7 @@
             <w:r>
               <w:rPr>
                 <w:rFonts w:ascii="Times New Roman" w:hAnsi="Times New Roman"/>
+                <w:b w:val="0"/>
                 <w:sz w:val="22"/>
               </w:rPr>
               <w:t>ABC ∈ {A, B} og XYZ = Y</w:t>
@@ -15943,6 +14983,7 @@
             <w:r>
               <w:rPr>
                 <w:rFonts w:ascii="Times New Roman" w:hAnsi="Times New Roman"/>
+                <w:b w:val="0"/>
                 <w:sz w:val="22"/>
               </w:rPr>
               <w:t>VURDER_NÆRMERE</w:t>
@@ -15958,6 +14999,7 @@
             <w:r>
               <w:rPr>
                 <w:rFonts w:ascii="Times New Roman" w:hAnsi="Times New Roman"/>
+                <w:b w:val="0"/>
                 <w:sz w:val="22"/>
               </w:rPr>
               <w:t>Høy verdi, moderat variasjon, ikke K_OVERFØR</w:t>
@@ -15975,6 +15017,7 @@
             <w:r>
               <w:rPr>
                 <w:rFonts w:ascii="Times New Roman" w:hAnsi="Times New Roman"/>
+                <w:b w:val="0"/>
                 <w:sz w:val="22"/>
               </w:rPr>
               <w:t>R8</w:t>
@@ -15990,6 +15033,7 @@
             <w:r>
               <w:rPr>
                 <w:rFonts w:ascii="Times New Roman" w:hAnsi="Times New Roman"/>
+                <w:b w:val="0"/>
                 <w:sz w:val="22"/>
               </w:rPr>
               <w:t>Ellers (inkl. C + X)</w:t>
@@ -16005,6 +15049,7 @@
             <w:r>
               <w:rPr>
                 <w:rFonts w:ascii="Times New Roman" w:hAnsi="Times New Roman"/>
+                <w:b w:val="0"/>
                 <w:sz w:val="22"/>
               </w:rPr>
               <w:t>VURDER_NÆRMERE</w:t>
@@ -16020,6 +15065,7 @@
             <w:r>
               <w:rPr>
                 <w:rFonts w:ascii="Times New Roman" w:hAnsi="Times New Roman"/>
+                <w:b w:val="0"/>
                 <w:sz w:val="22"/>
               </w:rPr>
               <w:t>Uklart signalmønster eller lav verdi</w:t>
@@ -16031,6 +15077,7 @@
     <w:p>
       <w:pPr>
         <w:spacing w:line="360" w:lineRule="auto"/>
+        <w:jc w:val="both"/>
       </w:pPr>
       <w:r>
         <w:rPr>
@@ -16043,13 +15090,14 @@
     <w:p>
       <w:pPr>
         <w:spacing w:line="360" w:lineRule="auto"/>
-      </w:pPr>
-      <w:r>
-        <w:rPr>
-          <w:rFonts w:ascii="Times New Roman" w:hAnsi="Times New Roman" w:cs="Times New Roman"/>
-          <w:sz w:val="24"/>
-        </w:rPr>
-        <w:t>Reglene 3–5 definerer positivt overføringssignal med to krav: artikkelen må ha høy verdi (A/B) og stabilt forbruk (X eller Y), og i tillegg enten dokumentert overbestilling (R3: FOR\_MANGE\_ORDRER) eller klyngetilhørighet som bekrefter HVFS-egnethet (R4 og R5: K\_OVERFØR). K\_OVERFØR-kravet i R4 og R5 er et bevisst designvalg for å sikre at overføringsanbefalinger for artikler uten EOQ-avvikssignal er forankret i klyngeanalysen — dette gir regelmotoren høyere presisjon på bekostning av recall, og er grunnen til at VURDER-kategorien er den største enkeltgruppen. Regel 6 sender A/B-artikler med XYZ = X, men uten K\_OVERFØR-signal, til manuell vurdering; regel 7 gjør det samme for A/B-artikler med XYZ = Y. Regel 8 fanger opp alle øvrige artikler, inkludert C + X (lav verdi, stabilt forbruk), som sendes til vurdering. Regelmotorens sekvensielle beslutningsflyt er illustrert i Figur 5.</w:t>
+        <w:jc w:val="both"/>
+      </w:pPr>
+      <w:r>
+        <w:rPr>
+          <w:rFonts w:ascii="Times New Roman" w:hAnsi="Times New Roman" w:cs="Times New Roman"/>
+          <w:sz w:val="24"/>
+        </w:rPr>
+        <w:t>Reglene 3–5 definerer positivt overføringssignal med to krav: artikkelen må ha høy verdi (A/B) og stabilt forbruk (X eller Y), og i tillegg enten dokumentert overbestilling (R3: FOR\_MANGE\_ORDRER) eller klyngetilhørighet som bekrefter HVFS-egnethet (R4 og R5: K\_OVERFØR). K\_OVERFØR-kravet i R4 og R5 er et bevisst designvalg for å sikre at overføringsanbefalinger for artikler uten EOQ-avvikssignal er forankret i klyngeanalysen – dette gir regelmotoren høyere presisjon på bekostning av recall, og er grunnen til at VURDER-kategorien er den største enkeltgruppen. Regel 6 sender A/B-artikler med XYZ = X, men uten K\_OVERFØR-signal, til manuell vurdering; regel 7 gjør det samme for A/B-artikler med XYZ = Y. Regel 8 fanger opp alle øvrige artikler, inkludert C + X (lav verdi, stabilt forbruk), som sendes til vurdering. Regelmotorens sekvensielle beslutningsflyt er illustrert i Figur 5.</w:t>
       </w:r>
     </w:p>
     <w:p>
@@ -16098,19 +15146,48 @@
           <w:i/>
           <w:sz w:val="20"/>
         </w:rPr>
-        <w:t>Figur 5. Regelmotor: sekvensiell beslutningsflyt for HVFS-anbefaling (R1–R8). Generert med støtte fra Claude (Anthropic, 2026).</w:t>
+        <w:t xml:space="preserve">Figur </w:t>
+      </w:r>
+      <w:r>
+        <w:fldChar w:fldCharType="begin"/>
+      </w:r>
+      <w:r>
+        <w:instrText xml:space="preserve"> SEQ Figur \* ARABIC </w:instrText>
+      </w:r>
+      <w:r>
+        <w:fldChar w:fldCharType="separate"/>
+      </w:r>
+      <w:r>
+        <w:rPr>
+          <w:rFonts w:ascii="Times New Roman" w:hAnsi="Times New Roman"/>
+          <w:i/>
+          <w:sz w:val="20"/>
+        </w:rPr>
+        <w:t>N</w:t>
+      </w:r>
+      <w:r>
+        <w:fldChar w:fldCharType="end"/>
+      </w:r>
+      <w:r>
+        <w:rPr>
+          <w:rFonts w:ascii="Times New Roman" w:hAnsi="Times New Roman"/>
+          <w:i/>
+          <w:sz w:val="20"/>
+        </w:rPr>
+        <w:t>. Regelmotor: sekvensiell beslutningsflyt for HVFS-anbefaling (R1–R8). Generert med støtte fra Claude (Anthropic, 2026).</w:t>
       </w:r>
     </w:p>
     <w:p>
       <w:pPr>
         <w:spacing w:line="360" w:lineRule="auto"/>
-      </w:pPr>
-      <w:r>
-        <w:rPr>
-          <w:rFonts w:ascii="Times New Roman" w:hAnsi="Times New Roman" w:cs="Times New Roman"/>
-          <w:sz w:val="24"/>
-        </w:rPr>
-        <w:t>Artikler som ikke fanges opp av noen av de åtte reglene – typisk fordi CV-data eller verdidata mangler – klassifiseres som MANGLER\_DATA. Disse inngår ikke i besparelsesestimatet, men rapporteres separat for å synliggjøre datakvalitetsproblemer i kildedataene. Det understrekes at regelmotoren er et normativt beslutningsstøtteverktøy: den produserer en datadrevet anbefaling per artikkel, men erstatter ikke innkjøpsfaglig skjønn. Alle anbefalinger bør valideres i en begrenset pilot mot ekspertvurdering fra innkjøpsfunksjonen ved Helse Bergen før implementering i full skala. Alle beregnede anbefalinger, klyngeprofiler og besparelsesestimater presenteres som sluttresultater i kapittel 7.</w:t>
+        <w:jc w:val="both"/>
+      </w:pPr>
+      <w:r>
+        <w:rPr>
+          <w:rFonts w:ascii="Times New Roman" w:hAnsi="Times New Roman" w:cs="Times New Roman"/>
+          <w:sz w:val="24"/>
+        </w:rPr>
+        <w:t>Artikler som ikke fanges opp av noen av de åtte reglene – typisk fordi CV-data eller verdidata mangler – klassifiseres som MANGLER\_DATA. Disse inngår ikke i besparelsesestimatet, men rapporteres separat for å synliggjøre datakvalitetsproblemer i kildedataene. Det understrekes at regelmotoren er et normativt beslutningsstøtteverktøy: den produserer en datadrevet anbefaling per artikkel, men erstatter ikke innkjøpsfaglig skjønn. Alle anbefalinger bør valideres i en begrenset pilot mot ekspertvurdering fra innkjøpsfunksjonen ved Helse Bergen før implementering i full skala. Alle beregnede anbefalinger, klyngeprofiler og besparelsesestimater presenteres som sluttresultater i kapittel 7. Kapittel 6 beskriver den analytiske gjennomføringen av modellene fra kapittel 5 på de 709 artiklene i LGORT 3001.</w:t>
       </w:r>
     </w:p>
     <w:p>
@@ -16143,6 +15220,7 @@
     <w:p>
       <w:pPr>
         <w:spacing w:line="360" w:lineRule="auto"/>
+        <w:jc w:val="both"/>
       </w:pPr>
       <w:r>
         <w:rPr>
@@ -16224,13 +15302,16 @@
           <w:rFonts w:ascii="Times New Roman" w:hAnsi="Times New Roman" w:cs="Times New Roman"/>
           <w:sz w:val="24"/>
         </w:rPr>
-        <w:t xml:space="preserve"> er annualisert forbruk og UNIT\_PRICE</w:t>
+        <w:t xml:space="preserve"> er annualisert forbruk og </w:t>
       </w:r>
       <m:oMath>
         <m:sSub>
           <m:e>
             <m:r>
-              <m:t/>
+              <m:rPr>
+                <m:nor/>
+              </m:rPr>
+              <m:t>UNIT\_PRICE</m:t>
             </m:r>
           </m:e>
           <m:sub>
@@ -16293,13 +15374,14 @@
     <w:p>
       <w:pPr>
         <w:spacing w:line="360" w:lineRule="auto"/>
-      </w:pPr>
-      <w:r>
-        <w:rPr>
-          <w:rFonts w:ascii="Times New Roman" w:hAnsi="Times New Roman" w:cs="Times New Roman"/>
-          <w:sz w:val="24"/>
-        </w:rPr>
-        <w:t>Pareto-grensene 80 % og 95 % ble deretter lagt på den kumulative kurven, som vist i Figur 6 nedenfor. Kurvens form — en bratt stigning tidlig etterfulgt av en lang flat hale — bekrefter at verdikonsentrasjonen følger Pareto-mønsteret. Endelig fordeling mellom A-, B- og C-artikler presenteres i Tabell 8 i kapittel 7.</w:t>
+        <w:jc w:val="both"/>
+      </w:pPr>
+      <w:r>
+        <w:rPr>
+          <w:rFonts w:ascii="Times New Roman" w:hAnsi="Times New Roman" w:cs="Times New Roman"/>
+          <w:sz w:val="24"/>
+        </w:rPr>
+        <w:t>Pareto-grensene 80 % og 95 % ble deretter lagt på den kumulative kurven, som vist i Figur 6 nedenfor. Kurvens form – en bratt stigning tidlig etterfulgt av en lang flat hale – bekrefter at verdikonsentrasjonen følger Pareto-mønsteret. Endelig fordeling mellom A-, B- og C-artikler presenteres i Tabell 8 i kapittel 7.</w:t>
       </w:r>
     </w:p>
     <w:p>
@@ -16348,7 +15430,35 @@
           <w:i/>
           <w:sz w:val="20"/>
         </w:rPr>
-        <w:t>Figur 6. ABC Pareto-kurve: kumulativ verdiandel for 709 artikler rangert etter årsverdi, med grenser ved 80 % (A/B) og 95 % (B/C). Generert med støtte fra Claude (Anthropic, 2026).</w:t>
+        <w:t xml:space="preserve">Figur </w:t>
+      </w:r>
+      <w:r>
+        <w:fldChar w:fldCharType="begin"/>
+      </w:r>
+      <w:r>
+        <w:instrText xml:space="preserve"> SEQ Figur \* ARABIC </w:instrText>
+      </w:r>
+      <w:r>
+        <w:fldChar w:fldCharType="separate"/>
+      </w:r>
+      <w:r>
+        <w:rPr>
+          <w:rFonts w:ascii="Times New Roman" w:hAnsi="Times New Roman"/>
+          <w:i/>
+          <w:sz w:val="20"/>
+        </w:rPr>
+        <w:t>N</w:t>
+      </w:r>
+      <w:r>
+        <w:fldChar w:fldCharType="end"/>
+      </w:r>
+      <w:r>
+        <w:rPr>
+          <w:rFonts w:ascii="Times New Roman" w:hAnsi="Times New Roman"/>
+          <w:i/>
+          <w:sz w:val="20"/>
+        </w:rPr>
+        <w:t>. ABC Pareto-kurve: kumulativ verdiandel for 709 artikler rangert etter årsverdi, med grenser ved 80 % (A/B) og 95 % (B/C). Generert med støtte fra Claude (Anthropic, 2026).</w:t>
       </w:r>
     </w:p>
     <w:p>
@@ -16367,19 +15477,23 @@
     <w:p>
       <w:pPr>
         <w:spacing w:line="360" w:lineRule="auto"/>
-      </w:pPr>
-      <w:r>
-        <w:rPr>
-          <w:rFonts w:ascii="Times New Roman" w:hAnsi="Times New Roman" w:cs="Times New Roman"/>
-          <w:sz w:val="24"/>
-        </w:rPr>
-        <w:t>XYZ-klassifiseringen tok utgangspunkt i månedlig MSEG-forbruk per artikkel over den 24 måneder lange analyseperioden, med bevegelsestypene 201 og 647. For hver artikkel ble variasjonskoeffisienten CV</w:t>
+        <w:jc w:val="both"/>
+      </w:pPr>
+      <w:r>
+        <w:rPr>
+          <w:rFonts w:ascii="Times New Roman" w:hAnsi="Times New Roman" w:cs="Times New Roman"/>
+          <w:sz w:val="24"/>
+        </w:rPr>
+        <w:t xml:space="preserve">XYZ-klassifiseringen tok utgangspunkt i månedlig MSEG-forbruk per artikkel over den 24 måneder lange analyseperioden, med bevegelsestypene 201 og 647. For hver artikkel ble variasjonskoeffisienten </w:t>
       </w:r>
       <m:oMath>
         <m:sSub>
           <m:e>
             <m:r>
-              <m:t/>
+              <m:rPr>
+                <m:nor/>
+              </m:rPr>
+              <m:t>CV</m:t>
             </m:r>
           </m:e>
           <m:sub>
@@ -16466,12 +15580,13 @@
           <w:rFonts w:ascii="Times New Roman" w:hAnsi="Times New Roman" w:cs="Times New Roman"/>
           <w:sz w:val="24"/>
         </w:rPr>
-        <w:t xml:space="preserve"> er gjennomsnittet av de månedlige forbruksobservasjonene. For å sikre at CV-estimatene er basert på et tilstrekkelig antall observasjoner, ble det satt et minimumskrav om registrert forbruk i minst tre av de 24 månedene i analyseperioden. Artikler med færre enn tre måneder med registrert forbruk ble ekskludert fra XYZ-klassifiseringen for å unngå at CV-estimater basert på svært få observasjoner gir misvisende klassifisering. CV-beregningen benytter alle 24 måneder inkludert nullmåneder for artikler som oppfyller minimumskravet, noe som innebærer at artikler med sporadisk forbruk får en høyere CV enn artikler med jevnt forbruk over samme volum — en ønsket egenskap for å fange opp forbruksstabilitet. Totalt 22 av 709 artikler tilfredsstilte ikke datakravet og ble ikke XYZ-klassifisert; disse rapporteres i MANGLER\_DATA-kategorien og inngår ikke i ABC/XYZ-kryssmatrisen.</w:t>
+        <w:t xml:space="preserve"> er gjennomsnittet av de månedlige forbruksobservasjonene. For å sikre at CV-estimatene er basert på et tilstrekkelig antall observasjoner, ble det satt et minimumskrav om registrert forbruk i minst tre av de 24 månedene i analyseperioden. Artikler med færre enn tre måneder med registrert forbruk ble ekskludert fra XYZ-klassifiseringen for å unngå at CV-estimater basert på svært få observasjoner gir misvisende klassifisering. CV-beregningen benytter alle 24 måneder inkludert nullmåneder for artikler som oppfyller minimumskravet, noe som innebærer at artikler med sporadisk forbruk får en høyere CV enn artikler med jevnt forbruk over samme volum – en ønsket egenskap for å fange opp forbruksstabilitet. Totalt 22 av 709 artikler tilfredsstilte ikke datakravet og ble ikke XYZ-klassifisert; disse rapporteres i MANGLER\_DATA-kategorien og inngår ikke i ABC/XYZ-kryssmatrisen.</w:t>
       </w:r>
     </w:p>
     <w:p>
       <w:pPr>
         <w:spacing w:line="360" w:lineRule="auto"/>
+        <w:jc w:val="both"/>
       </w:pPr>
       <w:r>
         <w:rPr>
@@ -16520,6 +15635,7 @@
     <w:p>
       <w:pPr>
         <w:spacing w:line="360" w:lineRule="auto"/>
+        <w:jc w:val="both"/>
       </w:pPr>
       <w:r>
         <w:rPr>
@@ -16575,12 +15691,41 @@
           <w:i/>
           <w:sz w:val="20"/>
         </w:rPr>
-        <w:t>Figur 7. ABC/XYZ-kryssmatrise: antall artikler per kombinasjon (709 artikler, WERKS 3300 / LGORT 3001). Generert med støtte fra Claude (Anthropic, 2026).</w:t>
+        <w:t xml:space="preserve">Figur </w:t>
+      </w:r>
+      <w:r>
+        <w:fldChar w:fldCharType="begin"/>
+      </w:r>
+      <w:r>
+        <w:instrText xml:space="preserve"> SEQ Figur \* ARABIC </w:instrText>
+      </w:r>
+      <w:r>
+        <w:fldChar w:fldCharType="separate"/>
+      </w:r>
+      <w:r>
+        <w:rPr>
+          <w:rFonts w:ascii="Times New Roman" w:hAnsi="Times New Roman"/>
+          <w:i/>
+          <w:sz w:val="20"/>
+        </w:rPr>
+        <w:t>N</w:t>
+      </w:r>
+      <w:r>
+        <w:fldChar w:fldCharType="end"/>
+      </w:r>
+      <w:r>
+        <w:rPr>
+          <w:rFonts w:ascii="Times New Roman" w:hAnsi="Times New Roman"/>
+          <w:i/>
+          <w:sz w:val="20"/>
+        </w:rPr>
+        <w:t>. ABC/XYZ-kryssmatrise: antall artikler per kombinasjon (687 klassifiserte artikler, WERKS 3300 / LGORT 3001). Generert med støtte fra Claude (Anthropic, 2026).</w:t>
       </w:r>
     </w:p>
     <w:p>
       <w:pPr>
         <w:spacing w:line="360" w:lineRule="auto"/>
+        <w:jc w:val="both"/>
       </w:pPr>
       <w:r>
         <w:rPr>
@@ -16606,6 +15751,7 @@
     <w:p>
       <w:pPr>
         <w:spacing w:line="360" w:lineRule="auto"/>
+        <w:jc w:val="both"/>
       </w:pPr>
       <w:r>
         <w:rPr>
@@ -16806,19 +15952,23 @@
     <w:p>
       <w:pPr>
         <w:spacing w:line="360" w:lineRule="auto"/>
-      </w:pPr>
-      <w:r>
-        <w:rPr>
-          <w:rFonts w:ascii="Times New Roman" w:hAnsi="Times New Roman" w:cs="Times New Roman"/>
-          <w:sz w:val="24"/>
-        </w:rPr>
-        <w:t>Det relative frekvensavviket FREQ\_AVVIK</w:t>
+        <w:jc w:val="both"/>
+      </w:pPr>
+      <w:r>
+        <w:rPr>
+          <w:rFonts w:ascii="Times New Roman" w:hAnsi="Times New Roman" w:cs="Times New Roman"/>
+          <w:sz w:val="24"/>
+        </w:rPr>
+        <w:t xml:space="preserve">Det relative frekvensavviket </w:t>
       </w:r>
       <m:oMath>
         <m:sSub>
           <m:e>
             <m:r>
-              <m:t/>
+              <m:rPr>
+                <m:nor/>
+              </m:rPr>
+              <m:t>FREQ\_AVVIK</m:t>
             </m:r>
           </m:e>
           <m:sub>
@@ -17033,12 +16183,41 @@
           <w:i/>
           <w:sz w:val="20"/>
         </w:rPr>
-        <w:t>Figur 8. EOQ-avvik: relativ frekvensavvik (FREQ_AVVIK) for artikler med tilstrekkelige data, med terskel ved τ_f = 1,5. Generert med støtte fra Claude (Anthropic, 2026).</w:t>
+        <w:t xml:space="preserve">Figur </w:t>
+      </w:r>
+      <w:r>
+        <w:fldChar w:fldCharType="begin"/>
+      </w:r>
+      <w:r>
+        <w:instrText xml:space="preserve"> SEQ Figur \* ARABIC </w:instrText>
+      </w:r>
+      <w:r>
+        <w:fldChar w:fldCharType="separate"/>
+      </w:r>
+      <w:r>
+        <w:rPr>
+          <w:rFonts w:ascii="Times New Roman" w:hAnsi="Times New Roman"/>
+          <w:i/>
+          <w:sz w:val="20"/>
+        </w:rPr>
+        <w:t>N</w:t>
+      </w:r>
+      <w:r>
+        <w:fldChar w:fldCharType="end"/>
+      </w:r>
+      <w:r>
+        <w:rPr>
+          <w:rFonts w:ascii="Times New Roman" w:hAnsi="Times New Roman"/>
+          <w:i/>
+          <w:sz w:val="20"/>
+        </w:rPr>
+        <w:t>. EOQ-avvik: relativ frekvensavvik (FREQ_AVVIK) for artikler med tilstrekkelige data, med terskel ved τ_f = 1,5. Generert med støtte fra Claude (Anthropic, 2026).</w:t>
       </w:r>
     </w:p>
     <w:p>
       <w:pPr>
         <w:spacing w:line="360" w:lineRule="auto"/>
+        <w:jc w:val="both"/>
       </w:pPr>
       <w:r>
         <w:rPr>
@@ -17076,6 +16255,7 @@
     <w:p>
       <w:pPr>
         <w:spacing w:line="360" w:lineRule="auto"/>
+        <w:jc w:val="both"/>
       </w:pPr>
       <w:r>
         <w:rPr>
@@ -17216,12 +16396,28 @@
           <w:rFonts w:ascii="Times New Roman" w:hAnsi="Times New Roman" w:cs="Times New Roman"/>
           <w:sz w:val="24"/>
         </w:rPr>
-        <w:t>) med `random_state=42`. StandardScaler ble fittet utelukkende på treningsdataene og deretter brukt til å transformere begge sett, slik at informasjon fra testsettet ikke lekker inn i skaleringen.</w:t>
+        <w:t xml:space="preserve">) med </w:t>
+      </w:r>
+      <w:r>
+        <w:rPr>
+          <w:rFonts w:ascii="Consolas" w:hAnsi="Consolas" w:cs="Consolas"/>
+          <w:sz w:val="20"/>
+          <w:shd w:val="clear" w:color="auto" w:fill="F4F4F4"/>
+        </w:rPr>
+        <w:t>random_state=42</w:t>
+      </w:r>
+      <w:r>
+        <w:rPr>
+          <w:rFonts w:ascii="Times New Roman" w:hAnsi="Times New Roman" w:cs="Times New Roman"/>
+          <w:sz w:val="24"/>
+        </w:rPr>
+        <w:t>. StandardScaler ble tilpasset utelukkende til treningsdataene og deretter brukt til å transformere begge sett, slik at informasjon fra testsettet ikke lekker inn i skaleringen.</w:t>
       </w:r>
     </w:p>
     <w:p>
       <w:pPr>
         <w:spacing w:line="360" w:lineRule="auto"/>
+        <w:jc w:val="both"/>
       </w:pPr>
       <w:r>
         <w:rPr>
@@ -17236,7 +16432,7 @@
           <w:rFonts w:ascii="Times New Roman" w:hAnsi="Times New Roman" w:cs="Times New Roman"/>
           <w:sz w:val="24"/>
         </w:rPr>
-        <w:t xml:space="preserve"> KMeans-modellen ble fittet for </w:t>
+        <w:t xml:space="preserve"> KMeans-modellen ble trent for </w:t>
       </w:r>
       <m:oMath>
         <m:r>
@@ -17297,12 +16493,41 @@
           <w:i/>
           <w:sz w:val="20"/>
         </w:rPr>
-        <w:t>Figur 9. Silhouette-score for K = 2–7 (treningsdata, n = 389): K = 3 gir høyest score (0,383). Generert med støtte fra Claude (Anthropic, 2026).</w:t>
+        <w:t xml:space="preserve">Figur </w:t>
+      </w:r>
+      <w:r>
+        <w:fldChar w:fldCharType="begin"/>
+      </w:r>
+      <w:r>
+        <w:instrText xml:space="preserve"> SEQ Figur \* ARABIC </w:instrText>
+      </w:r>
+      <w:r>
+        <w:fldChar w:fldCharType="separate"/>
+      </w:r>
+      <w:r>
+        <w:rPr>
+          <w:rFonts w:ascii="Times New Roman" w:hAnsi="Times New Roman"/>
+          <w:i/>
+          <w:sz w:val="20"/>
+        </w:rPr>
+        <w:t>N</w:t>
+      </w:r>
+      <w:r>
+        <w:fldChar w:fldCharType="end"/>
+      </w:r>
+      <w:r>
+        <w:rPr>
+          <w:rFonts w:ascii="Times New Roman" w:hAnsi="Times New Roman"/>
+          <w:i/>
+          <w:sz w:val="20"/>
+        </w:rPr>
+        <w:t>. Silhouette-score for K = 2–7 (treningsdata, n = 389): K = 3 gir høyest score (0,383). Generert med støtte fra Claude (Anthropic, 2026).</w:t>
       </w:r>
     </w:p>
     <w:p>
       <w:pPr>
         <w:spacing w:line="360" w:lineRule="auto"/>
+        <w:jc w:val="both"/>
       </w:pPr>
       <m:oMath>
         <m:r>
@@ -17338,7 +16563,37 @@
           <w:rFonts w:ascii="Times New Roman" w:hAnsi="Times New Roman" w:cs="Times New Roman"/>
           <w:sz w:val="24"/>
         </w:rPr>
-        <w:t>, `n_init=50` og `max_iter=300`. Testdataene (</w:t>
+        <w:t xml:space="preserve">, </w:t>
+      </w:r>
+      <w:r>
+        <w:rPr>
+          <w:rFonts w:ascii="Consolas" w:hAnsi="Consolas" w:cs="Consolas"/>
+          <w:sz w:val="20"/>
+          <w:shd w:val="clear" w:color="auto" w:fill="F4F4F4"/>
+        </w:rPr>
+        <w:t>n_init=50</w:t>
+      </w:r>
+      <w:r>
+        <w:rPr>
+          <w:rFonts w:ascii="Times New Roman" w:hAnsi="Times New Roman" w:cs="Times New Roman"/>
+          <w:sz w:val="24"/>
+        </w:rPr>
+        <w:t xml:space="preserve"> og </w:t>
+      </w:r>
+      <w:r>
+        <w:rPr>
+          <w:rFonts w:ascii="Consolas" w:hAnsi="Consolas" w:cs="Consolas"/>
+          <w:sz w:val="20"/>
+          <w:shd w:val="clear" w:color="auto" w:fill="F4F4F4"/>
+        </w:rPr>
+        <w:t>max_iter=300</w:t>
+      </w:r>
+      <w:r>
+        <w:rPr>
+          <w:rFonts w:ascii="Times New Roman" w:hAnsi="Times New Roman" w:cs="Times New Roman"/>
+          <w:sz w:val="24"/>
+        </w:rPr>
+        <w:t>. Testdataene (</w:t>
       </w:r>
       <m:oMath>
         <m:r>
@@ -17356,6 +16611,7 @@
     <w:p>
       <w:pPr>
         <w:spacing w:line="360" w:lineRule="auto"/>
+        <w:jc w:val="both"/>
       </w:pPr>
       <w:r>
         <w:rPr>
@@ -17370,7 +16626,7 @@
           <w:rFonts w:ascii="Times New Roman" w:hAnsi="Times New Roman" w:cs="Times New Roman"/>
           <w:sz w:val="24"/>
         </w:rPr>
-        <w:t xml:space="preserve"> Etter at KMeans-modellen var fittet på treningsdataene, ble samtlige 487 artikler med tilstrekkelig data predikert til én av de tre klyngene. Klyngene ble karakterisert langs de tre featuredimensjonene, og én klynge ble identifisert som K\_OVERFØR basert på lavest gjennomsnittlig CV (stabilt forbruksmønster) og høyest gjennomsnittlig artikkelverdi. Figur 10 visualiserer klyngestrukturen i en todimensjonal projeksjon langs de to mest informative featurene.</w:t>
+        <w:t xml:space="preserve"> Etter at KMeans-modellen var trent på treningsdataene, ble samtlige 487 artikler med tilstrekkelig data predikert til én av de tre klyngene. Klyngene ble karakterisert langs de tre featuredimensjonene, og én klynge ble identifisert som K\_OVERFØR basert på lavest gjennomsnittlig CV (stabilt forbruksmønster) og høyest gjennomsnittlig artikkelverdi. Figur 10 visualiserer klyngestrukturen i en todimensjonal projeksjon langs de to mest informative featurene.</w:t>
       </w:r>
     </w:p>
     <w:p>
@@ -17419,19 +16675,48 @@
           <w:i/>
           <w:sz w:val="20"/>
         </w:rPr>
-        <w:t>Figur 10. K-means klyngeresultat (K = 3): artikler plottet langs z(ln CV) og z(ln verdi), farge etter klynge. K_OVERFØR-klyngen er markert med stjerne (★). Generert med støtte fra Claude (Anthropic, 2026).</w:t>
+        <w:t xml:space="preserve">Figur </w:t>
+      </w:r>
+      <w:r>
+        <w:fldChar w:fldCharType="begin"/>
+      </w:r>
+      <w:r>
+        <w:instrText xml:space="preserve"> SEQ Figur \* ARABIC </w:instrText>
+      </w:r>
+      <w:r>
+        <w:fldChar w:fldCharType="separate"/>
+      </w:r>
+      <w:r>
+        <w:rPr>
+          <w:rFonts w:ascii="Times New Roman" w:hAnsi="Times New Roman"/>
+          <w:i/>
+          <w:sz w:val="20"/>
+        </w:rPr>
+        <w:t>N</w:t>
+      </w:r>
+      <w:r>
+        <w:fldChar w:fldCharType="end"/>
+      </w:r>
+      <w:r>
+        <w:rPr>
+          <w:rFonts w:ascii="Times New Roman" w:hAnsi="Times New Roman"/>
+          <w:i/>
+          <w:sz w:val="20"/>
+        </w:rPr>
+        <w:t>. K-means klyngeresultat (K = 3): artikler plottet langs z(ln CV) og z(ln verdi), farge etter klynge. K_OVERFØR-klyngen er markert med stjerne (★). Generert med støtte fra Claude (Anthropic, 2026).</w:t>
       </w:r>
     </w:p>
     <w:p>
       <w:pPr>
         <w:spacing w:line="360" w:lineRule="auto"/>
-      </w:pPr>
-      <w:r>
-        <w:rPr>
-          <w:rFonts w:ascii="Times New Roman" w:hAnsi="Times New Roman" w:cs="Times New Roman"/>
-          <w:sz w:val="24"/>
-        </w:rPr>
-        <w:t>Figur 10 viser at de tre klyngene er rimelig separert i feature-rommet, særlig K\_OVERFØR-klyngen (grønn), som skiller seg fra de øvrige ved sin kombinasjon av lav CV og høy verdi. For å tolke innholdet i hver klynge viser Figur 11 gjennomsnittlig standardisert verdi per feature for de tre klyngene.</w:t>
+        <w:jc w:val="both"/>
+      </w:pPr>
+      <w:r>
+        <w:rPr>
+          <w:rFonts w:ascii="Times New Roman" w:hAnsi="Times New Roman" w:cs="Times New Roman"/>
+          <w:sz w:val="24"/>
+        </w:rPr>
+        <w:t>Figur 10 viser at de tre klyngene er rimelig separert i featurerommet, særlig K\_OVERFØR-klyngen (grønn), som skiller seg fra de øvrige ved sin kombinasjon av lav CV og høy verdi. For å tolke innholdet i hver klynge viser Figur 11 gjennomsnittlig standardisert verdi per feature for de tre klyngene.</w:t>
       </w:r>
     </w:p>
     <w:p>
@@ -17480,12 +16765,41 @@
           <w:i/>
           <w:sz w:val="20"/>
         </w:rPr>
-        <w:t>Figur 11. Klyngeprofiler for K-means (K=3): gjennomsnittlig z-score per feature per klynge. K\_OVERFØR-klyngen (grønn) kjennetegnes av lav CV og høy verdi. Generert med støtte fra Claude (Anthropic, 2026).</w:t>
+        <w:t xml:space="preserve">Figur </w:t>
+      </w:r>
+      <w:r>
+        <w:fldChar w:fldCharType="begin"/>
+      </w:r>
+      <w:r>
+        <w:instrText xml:space="preserve"> SEQ Figur \* ARABIC </w:instrText>
+      </w:r>
+      <w:r>
+        <w:fldChar w:fldCharType="separate"/>
+      </w:r>
+      <w:r>
+        <w:rPr>
+          <w:rFonts w:ascii="Times New Roman" w:hAnsi="Times New Roman"/>
+          <w:i/>
+          <w:sz w:val="20"/>
+        </w:rPr>
+        <w:t>N</w:t>
+      </w:r>
+      <w:r>
+        <w:fldChar w:fldCharType="end"/>
+      </w:r>
+      <w:r>
+        <w:rPr>
+          <w:rFonts w:ascii="Times New Roman" w:hAnsi="Times New Roman"/>
+          <w:i/>
+          <w:sz w:val="20"/>
+        </w:rPr>
+        <w:t>. Klyngeprofiler for K-means (K=3): gjennomsnittlig z-score per feature per klynge. K\_OVERFØR-klyngen (grønn) kjennetegnes av lav CV og høy verdi. Generert med støtte fra Claude (Anthropic, 2026).</w:t>
       </w:r>
     </w:p>
     <w:p>
       <w:pPr>
         <w:spacing w:line="360" w:lineRule="auto"/>
+        <w:jc w:val="both"/>
       </w:pPr>
       <w:r>
         <w:rPr>
@@ -17538,6 +16852,7 @@
     <w:p>
       <w:pPr>
         <w:spacing w:line="360" w:lineRule="auto"/>
+        <w:jc w:val="both"/>
       </w:pPr>
       <w:r>
         <w:rPr>
@@ -17550,6 +16865,7 @@
     <w:p>
       <w:pPr>
         <w:spacing w:line="360" w:lineRule="auto"/>
+        <w:jc w:val="both"/>
       </w:pPr>
       <w:r>
         <w:rPr>
@@ -17667,12 +16983,13 @@
           <w:rFonts w:ascii="Times New Roman" w:hAnsi="Times New Roman" w:cs="Times New Roman"/>
           <w:sz w:val="24"/>
         </w:rPr>
-        <w:t xml:space="preserve"> modellerer kostnadsavviket fra suboptimal ordrefrekvens — et avvik som adresseres direkte ved sentralisering til HVFS. Totalt inngår 117 artikler i dette grunnlaget.</w:t>
+        <w:t xml:space="preserve"> modellerer kostnadsavviket fra suboptimal ordrefrekvens – et avvik som adresseres direkte ved sentralisering til HVFS. Totalt inngår 117 artikler i dette grunnlaget.</w:t>
       </w:r>
     </w:p>
     <w:p>
       <w:pPr>
         <w:spacing w:line="360" w:lineRule="auto"/>
+        <w:jc w:val="both"/>
       </w:pPr>
       <w:r>
         <w:rPr>
@@ -17773,12 +17090,41 @@
           <w:i/>
           <w:sz w:val="20"/>
         </w:rPr>
-        <w:t>Figur 12. Regelmotor og besparelsesanalyse: fordeling av HVFS-anbefalinger (venstre) og estimert årlig EOQ-besparelse under tre realiseringsscenarier (høyre). 709 artikler, WERKS 3300 / LGORT 3001. Generert med støtte fra Claude (Anthropic, 2026).</w:t>
+        <w:t xml:space="preserve">Figur </w:t>
+      </w:r>
+      <w:r>
+        <w:fldChar w:fldCharType="begin"/>
+      </w:r>
+      <w:r>
+        <w:instrText xml:space="preserve"> SEQ Figur \* ARABIC </w:instrText>
+      </w:r>
+      <w:r>
+        <w:fldChar w:fldCharType="separate"/>
+      </w:r>
+      <w:r>
+        <w:rPr>
+          <w:rFonts w:ascii="Times New Roman" w:hAnsi="Times New Roman"/>
+          <w:i/>
+          <w:sz w:val="20"/>
+        </w:rPr>
+        <w:t>N</w:t>
+      </w:r>
+      <w:r>
+        <w:fldChar w:fldCharType="end"/>
+      </w:r>
+      <w:r>
+        <w:rPr>
+          <w:rFonts w:ascii="Times New Roman" w:hAnsi="Times New Roman"/>
+          <w:i/>
+          <w:sz w:val="20"/>
+        </w:rPr>
+        <w:t>. Regelmotor og besparelsesanalyse: fordeling av HVFS-anbefalinger (venstre) og estimert årlig EOQ-besparelse under tre realiseringsscenarier (høyre). 709 artikler, WERKS 3300 / LGORT 3001. Generert med støtte fra Claude (Anthropic, 2026).</w:t>
       </w:r>
     </w:p>
     <w:p>
       <w:pPr>
         <w:spacing w:line="360" w:lineRule="auto"/>
+        <w:jc w:val="both"/>
       </w:pPr>
       <w:r>
         <w:rPr>
@@ -17822,7 +17168,35 @@
           <w:i/>
           <w:sz w:val="20"/>
         </w:rPr>
-        <w:t>Tabell 8. ABC-fordeling: antall artikler og verdiandel per klasse (n = 709).</w:t>
+        <w:t xml:space="preserve">Tabell </w:t>
+      </w:r>
+      <w:r>
+        <w:fldChar w:fldCharType="begin"/>
+      </w:r>
+      <w:r>
+        <w:instrText xml:space="preserve"> SEQ Tabell \* ARABIC </w:instrText>
+      </w:r>
+      <w:r>
+        <w:fldChar w:fldCharType="separate"/>
+      </w:r>
+      <w:r>
+        <w:rPr>
+          <w:rFonts w:ascii="Times New Roman" w:hAnsi="Times New Roman"/>
+          <w:i/>
+          <w:sz w:val="20"/>
+        </w:rPr>
+        <w:t>N</w:t>
+      </w:r>
+      <w:r>
+        <w:fldChar w:fldCharType="end"/>
+      </w:r>
+      <w:r>
+        <w:rPr>
+          <w:rFonts w:ascii="Times New Roman" w:hAnsi="Times New Roman"/>
+          <w:i/>
+          <w:sz w:val="20"/>
+        </w:rPr>
+        <w:t>. ABC-fordeling: antall artikler og verdiandel per klasse (n = 709).</w:t>
       </w:r>
     </w:p>
     <w:tbl>
@@ -17945,6 +17319,7 @@
             <w:r>
               <w:rPr>
                 <w:rFonts w:ascii="Times New Roman" w:hAnsi="Times New Roman"/>
+                <w:b w:val="0"/>
                 <w:sz w:val="22"/>
               </w:rPr>
               <w:t>A</w:t>
@@ -17960,6 +17335,7 @@
             <w:r>
               <w:rPr>
                 <w:rFonts w:ascii="Times New Roman" w:hAnsi="Times New Roman"/>
+                <w:b w:val="0"/>
                 <w:sz w:val="22"/>
               </w:rPr>
               <w:t>182</w:t>
@@ -17975,6 +17351,7 @@
             <w:r>
               <w:rPr>
                 <w:rFonts w:ascii="Times New Roman" w:hAnsi="Times New Roman"/>
+                <w:b w:val="0"/>
                 <w:sz w:val="22"/>
               </w:rPr>
               <w:t>25,7 %</w:t>
@@ -17990,6 +17367,7 @@
             <w:r>
               <w:rPr>
                 <w:rFonts w:ascii="Times New Roman" w:hAnsi="Times New Roman"/>
+                <w:b w:val="0"/>
                 <w:sz w:val="22"/>
               </w:rPr>
               <w:t>0–80 %</w:t>
@@ -18007,6 +17385,7 @@
             <w:r>
               <w:rPr>
                 <w:rFonts w:ascii="Times New Roman" w:hAnsi="Times New Roman"/>
+                <w:b w:val="0"/>
                 <w:sz w:val="22"/>
               </w:rPr>
               <w:t>B</w:t>
@@ -18022,6 +17401,7 @@
             <w:r>
               <w:rPr>
                 <w:rFonts w:ascii="Times New Roman" w:hAnsi="Times New Roman"/>
+                <w:b w:val="0"/>
                 <w:sz w:val="22"/>
               </w:rPr>
               <w:t>184</w:t>
@@ -18037,6 +17417,7 @@
             <w:r>
               <w:rPr>
                 <w:rFonts w:ascii="Times New Roman" w:hAnsi="Times New Roman"/>
+                <w:b w:val="0"/>
                 <w:sz w:val="22"/>
               </w:rPr>
               <w:t>26,0 %</w:t>
@@ -18052,6 +17433,7 @@
             <w:r>
               <w:rPr>
                 <w:rFonts w:ascii="Times New Roman" w:hAnsi="Times New Roman"/>
+                <w:b w:val="0"/>
                 <w:sz w:val="22"/>
               </w:rPr>
               <w:t>80–95 %</w:t>
@@ -18069,6 +17451,7 @@
             <w:r>
               <w:rPr>
                 <w:rFonts w:ascii="Times New Roman" w:hAnsi="Times New Roman"/>
+                <w:b w:val="0"/>
                 <w:sz w:val="22"/>
               </w:rPr>
               <w:t>C</w:t>
@@ -18084,6 +17467,7 @@
             <w:r>
               <w:rPr>
                 <w:rFonts w:ascii="Times New Roman" w:hAnsi="Times New Roman"/>
+                <w:b w:val="0"/>
                 <w:sz w:val="22"/>
               </w:rPr>
               <w:t>338</w:t>
@@ -18099,6 +17483,7 @@
             <w:r>
               <w:rPr>
                 <w:rFonts w:ascii="Times New Roman" w:hAnsi="Times New Roman"/>
+                <w:b w:val="0"/>
                 <w:sz w:val="22"/>
               </w:rPr>
               <w:t>47,7 %</w:t>
@@ -18114,6 +17499,7 @@
             <w:r>
               <w:rPr>
                 <w:rFonts w:ascii="Times New Roman" w:hAnsi="Times New Roman"/>
+                <w:b w:val="0"/>
                 <w:sz w:val="22"/>
               </w:rPr>
               <w:t>95–100 %</w:t>
@@ -18131,6 +17517,7 @@
             <w:r>
               <w:rPr>
                 <w:rFonts w:ascii="Times New Roman" w:hAnsi="Times New Roman"/>
+                <w:b w:val="0"/>
                 <w:sz w:val="22"/>
               </w:rPr>
               <w:t>Ikke klassifisert</w:t>
@@ -18146,6 +17533,7 @@
             <w:r>
               <w:rPr>
                 <w:rFonts w:ascii="Times New Roman" w:hAnsi="Times New Roman"/>
+                <w:b w:val="0"/>
                 <w:sz w:val="22"/>
               </w:rPr>
               <w:t>5</w:t>
@@ -18161,6 +17549,7 @@
             <w:r>
               <w:rPr>
                 <w:rFonts w:ascii="Times New Roman" w:hAnsi="Times New Roman"/>
+                <w:b w:val="0"/>
                 <w:sz w:val="22"/>
               </w:rPr>
               <w:t>0,7 %</w:t>
@@ -18176,6 +17565,7 @@
             <w:r>
               <w:rPr>
                 <w:rFonts w:ascii="Times New Roman" w:hAnsi="Times New Roman"/>
+                <w:b w:val="0"/>
                 <w:sz w:val="22"/>
               </w:rPr>
               <w:t>Mangler verdidata</w:t>
@@ -18193,6 +17583,7 @@
             <w:r>
               <w:rPr>
                 <w:rFonts w:ascii="Times New Roman" w:hAnsi="Times New Roman"/>
+                <w:b/>
                 <w:sz w:val="22"/>
               </w:rPr>
               <w:t>Totalt</w:t>
@@ -18208,6 +17599,7 @@
             <w:r>
               <w:rPr>
                 <w:rFonts w:ascii="Times New Roman" w:hAnsi="Times New Roman"/>
+                <w:b/>
                 <w:sz w:val="22"/>
               </w:rPr>
               <w:t>709</w:t>
@@ -18223,6 +17615,7 @@
             <w:r>
               <w:rPr>
                 <w:rFonts w:ascii="Times New Roman" w:hAnsi="Times New Roman"/>
+                <w:b/>
                 <w:sz w:val="22"/>
               </w:rPr>
               <w:t>100 %</w:t>
@@ -18235,12 +17628,6 @@
           </w:tcPr>
           <w:p>
             <w:r/>
-            <w:r>
-              <w:rPr>
-                <w:rFonts w:ascii="Times New Roman" w:hAnsi="Times New Roman"/>
-                <w:sz w:val="22"/>
-              </w:rPr>
-            </w:r>
           </w:p>
         </w:tc>
       </w:tr>
@@ -18248,6 +17635,7 @@
     <w:p>
       <w:pPr>
         <w:spacing w:line="360" w:lineRule="auto"/>
+        <w:jc w:val="both"/>
       </w:pPr>
       <w:r>
         <w:rPr>
@@ -18277,7 +17665,35 @@
           <w:i/>
           <w:sz w:val="20"/>
         </w:rPr>
-        <w:t>Tabell 9. XYZ-fordeling: antall artikler per klasse (n = 687 klassifiserte).</w:t>
+        <w:t xml:space="preserve">Tabell </w:t>
+      </w:r>
+      <w:r>
+        <w:fldChar w:fldCharType="begin"/>
+      </w:r>
+      <w:r>
+        <w:instrText xml:space="preserve"> SEQ Tabell \* ARABIC </w:instrText>
+      </w:r>
+      <w:r>
+        <w:fldChar w:fldCharType="separate"/>
+      </w:r>
+      <w:r>
+        <w:rPr>
+          <w:rFonts w:ascii="Times New Roman" w:hAnsi="Times New Roman"/>
+          <w:i/>
+          <w:sz w:val="20"/>
+        </w:rPr>
+        <w:t>N</w:t>
+      </w:r>
+      <w:r>
+        <w:fldChar w:fldCharType="end"/>
+      </w:r>
+      <w:r>
+        <w:rPr>
+          <w:rFonts w:ascii="Times New Roman" w:hAnsi="Times New Roman"/>
+          <w:i/>
+          <w:sz w:val="20"/>
+        </w:rPr>
+        <w:t>. XYZ-fordeling: antall artikler per klasse (n = 687 klassifiserte).</w:t>
       </w:r>
     </w:p>
     <w:tbl>
@@ -18400,6 +17816,7 @@
             <w:r>
               <w:rPr>
                 <w:rFonts w:ascii="Times New Roman" w:hAnsi="Times New Roman"/>
+                <w:b w:val="0"/>
                 <w:sz w:val="22"/>
               </w:rPr>
               <w:t>X (stabilt)</w:t>
@@ -18415,6 +17832,7 @@
             <w:r>
               <w:rPr>
                 <w:rFonts w:ascii="Times New Roman" w:hAnsi="Times New Roman"/>
+                <w:b w:val="0"/>
                 <w:sz w:val="22"/>
               </w:rPr>
               <w:t>CV &lt; 0,5</w:t>
@@ -18430,6 +17848,7 @@
             <w:r>
               <w:rPr>
                 <w:rFonts w:ascii="Times New Roman" w:hAnsi="Times New Roman"/>
+                <w:b w:val="0"/>
                 <w:sz w:val="22"/>
               </w:rPr>
               <w:t>350</w:t>
@@ -18445,6 +17864,7 @@
             <w:r>
               <w:rPr>
                 <w:rFonts w:ascii="Times New Roman" w:hAnsi="Times New Roman"/>
+                <w:b w:val="0"/>
                 <w:sz w:val="22"/>
               </w:rPr>
               <w:t>50,9 %</w:t>
@@ -18462,6 +17882,7 @@
             <w:r>
               <w:rPr>
                 <w:rFonts w:ascii="Times New Roman" w:hAnsi="Times New Roman"/>
+                <w:b w:val="0"/>
                 <w:sz w:val="22"/>
               </w:rPr>
               <w:t>Y (moderat)</w:t>
@@ -18477,6 +17898,7 @@
             <w:r>
               <w:rPr>
                 <w:rFonts w:ascii="Times New Roman" w:hAnsi="Times New Roman"/>
+                <w:b w:val="0"/>
                 <w:sz w:val="22"/>
               </w:rPr>
               <w:t>0,5 ≤ CV &lt; 1,0</w:t>
@@ -18492,6 +17914,7 @@
             <w:r>
               <w:rPr>
                 <w:rFonts w:ascii="Times New Roman" w:hAnsi="Times New Roman"/>
+                <w:b w:val="0"/>
                 <w:sz w:val="22"/>
               </w:rPr>
               <w:t>193</w:t>
@@ -18507,6 +17930,7 @@
             <w:r>
               <w:rPr>
                 <w:rFonts w:ascii="Times New Roman" w:hAnsi="Times New Roman"/>
+                <w:b w:val="0"/>
                 <w:sz w:val="22"/>
               </w:rPr>
               <w:t>28,1 %</w:t>
@@ -18524,6 +17948,7 @@
             <w:r>
               <w:rPr>
                 <w:rFonts w:ascii="Times New Roman" w:hAnsi="Times New Roman"/>
+                <w:b w:val="0"/>
                 <w:sz w:val="22"/>
               </w:rPr>
               <w:t>Z (uregelmessig)</w:t>
@@ -18539,6 +17964,7 @@
             <w:r>
               <w:rPr>
                 <w:rFonts w:ascii="Times New Roman" w:hAnsi="Times New Roman"/>
+                <w:b w:val="0"/>
                 <w:sz w:val="22"/>
               </w:rPr>
               <w:t>CV ≥ 1,0</w:t>
@@ -18554,6 +17980,7 @@
             <w:r>
               <w:rPr>
                 <w:rFonts w:ascii="Times New Roman" w:hAnsi="Times New Roman"/>
+                <w:b w:val="0"/>
                 <w:sz w:val="22"/>
               </w:rPr>
               <w:t>144</w:t>
@@ -18569,6 +17996,7 @@
             <w:r>
               <w:rPr>
                 <w:rFonts w:ascii="Times New Roman" w:hAnsi="Times New Roman"/>
+                <w:b w:val="0"/>
                 <w:sz w:val="22"/>
               </w:rPr>
               <w:t>20,9 %</w:t>
@@ -18586,6 +18014,7 @@
             <w:r>
               <w:rPr>
                 <w:rFonts w:ascii="Times New Roman" w:hAnsi="Times New Roman"/>
+                <w:b w:val="0"/>
                 <w:sz w:val="22"/>
               </w:rPr>
               <w:t>Ikke klassifisert</w:t>
@@ -18601,21 +18030,23 @@
             <w:r>
               <w:rPr>
                 <w:rFonts w:ascii="Times New Roman" w:hAnsi="Times New Roman"/>
-                <w:sz w:val="22"/>
-              </w:rPr>
-              <w:t>—</w:t>
-            </w:r>
-          </w:p>
-        </w:tc>
-        <w:tc>
-          <w:tcPr>
-            <w:tcW w:type="dxa" w:w="2192"/>
-          </w:tcPr>
-          <w:p>
-            <w:r/>
-            <w:r>
-              <w:rPr>
-                <w:rFonts w:ascii="Times New Roman" w:hAnsi="Times New Roman"/>
+                <w:b w:val="0"/>
+                <w:sz w:val="22"/>
+              </w:rPr>
+              <w:t>–</w:t>
+            </w:r>
+          </w:p>
+        </w:tc>
+        <w:tc>
+          <w:tcPr>
+            <w:tcW w:type="dxa" w:w="2192"/>
+          </w:tcPr>
+          <w:p>
+            <w:r/>
+            <w:r>
+              <w:rPr>
+                <w:rFonts w:ascii="Times New Roman" w:hAnsi="Times New Roman"/>
+                <w:b w:val="0"/>
                 <w:sz w:val="22"/>
               </w:rPr>
               <w:t>22</w:t>
@@ -18631,9 +18062,10 @@
             <w:r>
               <w:rPr>
                 <w:rFonts w:ascii="Times New Roman" w:hAnsi="Times New Roman"/>
-                <w:sz w:val="22"/>
-              </w:rPr>
-              <w:t>—</w:t>
+                <w:b w:val="0"/>
+                <w:sz w:val="22"/>
+              </w:rPr>
+              <w:t>–</w:t>
             </w:r>
           </w:p>
         </w:tc>
@@ -18642,18 +18074,20 @@
     <w:p>
       <w:pPr>
         <w:spacing w:line="360" w:lineRule="auto"/>
-      </w:pPr>
-      <w:r>
-        <w:rPr>
-          <w:rFonts w:ascii="Times New Roman" w:hAnsi="Times New Roman" w:cs="Times New Roman"/>
-          <w:sz w:val="24"/>
-        </w:rPr>
-        <w:t>350 artikler (50,9 % av klassifiserte) har stabilt forbruksmønster (X), 193 artikler (28,1 %) har moderat variasjon (Y), og 144 artikler (20,9 %) har uregelmessig forbruk (Z). At over halvparten av artiklene faller i X-kategorien er positivt for HVFS-sentralisering, da stabilt forbruk er en forutsetning for APL-leveransemodellen. De 22 ikke-klassifiserte artiklene mangler tilstrekkelig forbrukshistorikk i MSEG (færre enn tre måneder med registrert forbruk) og er ekskludert fra XYZ-analysen for å unngå misvisende CV-estimater.</w:t>
+        <w:jc w:val="both"/>
+      </w:pPr>
+      <w:r>
+        <w:rPr>
+          <w:rFonts w:ascii="Times New Roman" w:hAnsi="Times New Roman" w:cs="Times New Roman"/>
+          <w:sz w:val="24"/>
+        </w:rPr>
+        <w:t>350 artikler (50,9 % av klassifiserte) har stabilt forbruksmønster (X), 193 artikler (28,1 %) har moderat variasjon (Y), og 144 artikler (20,9 %) har uregelmessig forbruk (Z). At over halvparten av artiklene faller i X-kategorien tyder på at en vesentlig andel av sortimentet har den forbruksstabiliteten som APL-leveransemodellen forutsetter (Fragapane et al., 2019). De 22 ikke-klassifiserte artiklene mangler tilstrekkelig forbrukshistorikk i MSEG (færre enn tre måneder med registrert forbruk) og er ekskludert fra XYZ-analysen for å unngå misvisende CV-estimater.</w:t>
       </w:r>
     </w:p>
     <w:p>
       <w:pPr>
         <w:spacing w:line="360" w:lineRule="auto"/>
+        <w:jc w:val="both"/>
       </w:pPr>
       <w:r>
         <w:rPr>
@@ -18670,7 +18104,35 @@
           <w:i/>
           <w:sz w:val="20"/>
         </w:rPr>
-        <w:t>Tabell 10. SAP ZZXYZ-validering: samsvar mellom systemklasse og beregnet CV-klasse (n = 375 artikler med data i begge kilder).</w:t>
+        <w:t xml:space="preserve">Tabell </w:t>
+      </w:r>
+      <w:r>
+        <w:fldChar w:fldCharType="begin"/>
+      </w:r>
+      <w:r>
+        <w:instrText xml:space="preserve"> SEQ Tabell \* ARABIC </w:instrText>
+      </w:r>
+      <w:r>
+        <w:fldChar w:fldCharType="separate"/>
+      </w:r>
+      <w:r>
+        <w:rPr>
+          <w:rFonts w:ascii="Times New Roman" w:hAnsi="Times New Roman"/>
+          <w:i/>
+          <w:sz w:val="20"/>
+        </w:rPr>
+        <w:t>N</w:t>
+      </w:r>
+      <w:r>
+        <w:fldChar w:fldCharType="end"/>
+      </w:r>
+      <w:r>
+        <w:rPr>
+          <w:rFonts w:ascii="Times New Roman" w:hAnsi="Times New Roman"/>
+          <w:i/>
+          <w:sz w:val="20"/>
+        </w:rPr>
+        <w:t>. SAP ZZXYZ-validering: samsvar mellom systemklasse og beregnet CV-klasse (n = 375 artikler med data i begge kilder).</w:t>
       </w:r>
     </w:p>
     <w:tbl>
@@ -18707,13 +18169,6 @@
           </w:tcPr>
           <w:p>
             <w:r/>
-            <w:r>
-              <w:rPr>
-                <w:rFonts w:ascii="Times New Roman" w:hAnsi="Times New Roman"/>
-                <w:b/>
-                <w:sz w:val="22"/>
-              </w:rPr>
-            </w:r>
           </w:p>
         </w:tc>
         <w:tc>
@@ -18815,6 +18270,7 @@
             <w:r>
               <w:rPr>
                 <w:rFonts w:ascii="Times New Roman" w:hAnsi="Times New Roman"/>
+                <w:b w:val="0"/>
                 <w:sz w:val="22"/>
               </w:rPr>
               <w:t>SAP X</w:t>
@@ -18830,6 +18286,7 @@
             <w:r>
               <w:rPr>
                 <w:rFonts w:ascii="Times New Roman" w:hAnsi="Times New Roman"/>
+                <w:b/>
                 <w:sz w:val="22"/>
               </w:rPr>
               <w:t>94</w:t>
@@ -18845,6 +18302,7 @@
             <w:r>
               <w:rPr>
                 <w:rFonts w:ascii="Times New Roman" w:hAnsi="Times New Roman"/>
+                <w:b w:val="0"/>
                 <w:sz w:val="22"/>
               </w:rPr>
               <w:t>65</w:t>
@@ -18860,6 +18318,7 @@
             <w:r>
               <w:rPr>
                 <w:rFonts w:ascii="Times New Roman" w:hAnsi="Times New Roman"/>
+                <w:b w:val="0"/>
                 <w:sz w:val="22"/>
               </w:rPr>
               <w:t>59</w:t>
@@ -18875,6 +18334,7 @@
             <w:r>
               <w:rPr>
                 <w:rFonts w:ascii="Times New Roman" w:hAnsi="Times New Roman"/>
+                <w:b w:val="0"/>
                 <w:sz w:val="22"/>
               </w:rPr>
               <w:t>218</w:t>
@@ -18892,6 +18352,7 @@
             <w:r>
               <w:rPr>
                 <w:rFonts w:ascii="Times New Roman" w:hAnsi="Times New Roman"/>
+                <w:b w:val="0"/>
                 <w:sz w:val="22"/>
               </w:rPr>
               <w:t>SAP Y</w:t>
@@ -18907,6 +18368,7 @@
             <w:r>
               <w:rPr>
                 <w:rFonts w:ascii="Times New Roman" w:hAnsi="Times New Roman"/>
+                <w:b w:val="0"/>
                 <w:sz w:val="22"/>
               </w:rPr>
               <w:t>99</w:t>
@@ -18922,6 +18384,7 @@
             <w:r>
               <w:rPr>
                 <w:rFonts w:ascii="Times New Roman" w:hAnsi="Times New Roman"/>
+                <w:b/>
                 <w:sz w:val="22"/>
               </w:rPr>
               <w:t>31</w:t>
@@ -18937,6 +18400,7 @@
             <w:r>
               <w:rPr>
                 <w:rFonts w:ascii="Times New Roman" w:hAnsi="Times New Roman"/>
+                <w:b w:val="0"/>
                 <w:sz w:val="22"/>
               </w:rPr>
               <w:t>20</w:t>
@@ -18952,6 +18416,7 @@
             <w:r>
               <w:rPr>
                 <w:rFonts w:ascii="Times New Roman" w:hAnsi="Times New Roman"/>
+                <w:b w:val="0"/>
                 <w:sz w:val="22"/>
               </w:rPr>
               <w:t>150</w:t>
@@ -18969,6 +18434,7 @@
             <w:r>
               <w:rPr>
                 <w:rFonts w:ascii="Times New Roman" w:hAnsi="Times New Roman"/>
+                <w:b w:val="0"/>
                 <w:sz w:val="22"/>
               </w:rPr>
               <w:t>SAP Z</w:t>
@@ -18984,6 +18450,7 @@
             <w:r>
               <w:rPr>
                 <w:rFonts w:ascii="Times New Roman" w:hAnsi="Times New Roman"/>
+                <w:b w:val="0"/>
                 <w:sz w:val="22"/>
               </w:rPr>
               <w:t>6</w:t>
@@ -18999,6 +18466,7 @@
             <w:r>
               <w:rPr>
                 <w:rFonts w:ascii="Times New Roman" w:hAnsi="Times New Roman"/>
+                <w:b w:val="0"/>
                 <w:sz w:val="22"/>
               </w:rPr>
               <w:t>1</w:t>
@@ -19014,6 +18482,7 @@
             <w:r>
               <w:rPr>
                 <w:rFonts w:ascii="Times New Roman" w:hAnsi="Times New Roman"/>
+                <w:b/>
                 <w:sz w:val="22"/>
               </w:rPr>
               <w:t>0</w:t>
@@ -19029,6 +18498,7 @@
             <w:r>
               <w:rPr>
                 <w:rFonts w:ascii="Times New Roman" w:hAnsi="Times New Roman"/>
+                <w:b w:val="0"/>
                 <w:sz w:val="22"/>
               </w:rPr>
               <w:t>7</w:t>
@@ -19046,6 +18516,7 @@
             <w:r>
               <w:rPr>
                 <w:rFonts w:ascii="Times New Roman" w:hAnsi="Times New Roman"/>
+                <w:b/>
                 <w:sz w:val="22"/>
               </w:rPr>
               <w:t>Totalt samsvar</w:t>
@@ -19058,12 +18529,6 @@
           </w:tcPr>
           <w:p>
             <w:r/>
-            <w:r>
-              <w:rPr>
-                <w:rFonts w:ascii="Times New Roman" w:hAnsi="Times New Roman"/>
-                <w:sz w:val="22"/>
-              </w:rPr>
-            </w:r>
           </w:p>
         </w:tc>
         <w:tc>
@@ -19072,12 +18537,6 @@
           </w:tcPr>
           <w:p>
             <w:r/>
-            <w:r>
-              <w:rPr>
-                <w:rFonts w:ascii="Times New Roman" w:hAnsi="Times New Roman"/>
-                <w:sz w:val="22"/>
-              </w:rPr>
-            </w:r>
           </w:p>
         </w:tc>
         <w:tc>
@@ -19086,12 +18545,6 @@
           </w:tcPr>
           <w:p>
             <w:r/>
-            <w:r>
-              <w:rPr>
-                <w:rFonts w:ascii="Times New Roman" w:hAnsi="Times New Roman"/>
-                <w:sz w:val="22"/>
-              </w:rPr>
-            </w:r>
           </w:p>
         </w:tc>
         <w:tc>
@@ -19103,6 +18556,7 @@
             <w:r>
               <w:rPr>
                 <w:rFonts w:ascii="Times New Roman" w:hAnsi="Times New Roman"/>
+                <w:b/>
                 <w:sz w:val="22"/>
               </w:rPr>
               <w:t>125 / 375 (33 %)</w:t>
@@ -19131,7 +18585,35 @@
           <w:i/>
           <w:sz w:val="20"/>
         </w:rPr>
-        <w:t>Tabell 11. EOQ-avviksresultater: fordeling av artikler etter ordrefrekvensavvik (n = 487).</w:t>
+        <w:t xml:space="preserve">Tabell </w:t>
+      </w:r>
+      <w:r>
+        <w:fldChar w:fldCharType="begin"/>
+      </w:r>
+      <w:r>
+        <w:instrText xml:space="preserve"> SEQ Tabell \* ARABIC </w:instrText>
+      </w:r>
+      <w:r>
+        <w:fldChar w:fldCharType="separate"/>
+      </w:r>
+      <w:r>
+        <w:rPr>
+          <w:rFonts w:ascii="Times New Roman" w:hAnsi="Times New Roman"/>
+          <w:i/>
+          <w:sz w:val="20"/>
+        </w:rPr>
+        <w:t>N</w:t>
+      </w:r>
+      <w:r>
+        <w:fldChar w:fldCharType="end"/>
+      </w:r>
+      <w:r>
+        <w:rPr>
+          <w:rFonts w:ascii="Times New Roman" w:hAnsi="Times New Roman"/>
+          <w:i/>
+          <w:sz w:val="20"/>
+        </w:rPr>
+        <w:t>. EOQ-avviksresultater: fordeling av artikler etter ordrefrekvensavvik (n = 487).</w:t>
       </w:r>
     </w:p>
     <w:tbl>
@@ -19254,6 +18736,7 @@
             <w:r>
               <w:rPr>
                 <w:rFonts w:ascii="Times New Roman" w:hAnsi="Times New Roman"/>
+                <w:b w:val="0"/>
                 <w:sz w:val="22"/>
               </w:rPr>
               <w:t>FOR_MANGE_ORDRER</w:t>
@@ -19269,6 +18752,7 @@
             <w:r>
               <w:rPr>
                 <w:rFonts w:ascii="Times New Roman" w:hAnsi="Times New Roman"/>
+                <w:b w:val="0"/>
                 <w:sz w:val="22"/>
               </w:rPr>
               <w:t>FREQ_AVVIK &gt; 0,5</w:t>
@@ -19284,6 +18768,7 @@
             <w:r>
               <w:rPr>
                 <w:rFonts w:ascii="Times New Roman" w:hAnsi="Times New Roman"/>
+                <w:b w:val="0"/>
                 <w:sz w:val="22"/>
               </w:rPr>
               <w:t>356</w:t>
@@ -19299,6 +18784,7 @@
             <w:r>
               <w:rPr>
                 <w:rFonts w:ascii="Times New Roman" w:hAnsi="Times New Roman"/>
+                <w:b w:val="0"/>
                 <w:sz w:val="22"/>
               </w:rPr>
               <w:t>73,1 %</w:t>
@@ -19316,6 +18802,7 @@
             <w:r>
               <w:rPr>
                 <w:rFonts w:ascii="Times New Roman" w:hAnsi="Times New Roman"/>
+                <w:b w:val="0"/>
                 <w:sz w:val="22"/>
               </w:rPr>
               <w:t>OK</w:t>
@@ -19331,6 +18818,7 @@
             <w:r>
               <w:rPr>
                 <w:rFonts w:ascii="Times New Roman" w:hAnsi="Times New Roman"/>
+                <w:b w:val="0"/>
                 <w:sz w:val="22"/>
               </w:rPr>
               <w:t>−0,5 ≤ FREQ_AVVIK ≤ 0,5</w:t>
@@ -19346,6 +18834,7 @@
             <w:r>
               <w:rPr>
                 <w:rFonts w:ascii="Times New Roman" w:hAnsi="Times New Roman"/>
+                <w:b w:val="0"/>
                 <w:sz w:val="22"/>
               </w:rPr>
               <w:t>100</w:t>
@@ -19361,6 +18850,7 @@
             <w:r>
               <w:rPr>
                 <w:rFonts w:ascii="Times New Roman" w:hAnsi="Times New Roman"/>
+                <w:b w:val="0"/>
                 <w:sz w:val="22"/>
               </w:rPr>
               <w:t>20,5 %</w:t>
@@ -19378,6 +18868,7 @@
             <w:r>
               <w:rPr>
                 <w:rFonts w:ascii="Times New Roman" w:hAnsi="Times New Roman"/>
+                <w:b w:val="0"/>
                 <w:sz w:val="22"/>
               </w:rPr>
               <w:t>FOR_FÅ_ORDRER</w:t>
@@ -19393,6 +18884,7 @@
             <w:r>
               <w:rPr>
                 <w:rFonts w:ascii="Times New Roman" w:hAnsi="Times New Roman"/>
+                <w:b w:val="0"/>
                 <w:sz w:val="22"/>
               </w:rPr>
               <w:t>FREQ_AVVIK &lt; −0,5</w:t>
@@ -19408,6 +18900,7 @@
             <w:r>
               <w:rPr>
                 <w:rFonts w:ascii="Times New Roman" w:hAnsi="Times New Roman"/>
+                <w:b w:val="0"/>
                 <w:sz w:val="22"/>
               </w:rPr>
               <w:t>31</w:t>
@@ -19423,6 +18916,7 @@
             <w:r>
               <w:rPr>
                 <w:rFonts w:ascii="Times New Roman" w:hAnsi="Times New Roman"/>
+                <w:b w:val="0"/>
                 <w:sz w:val="22"/>
               </w:rPr>
               <w:t>6,4 %</w:t>
@@ -19440,6 +18934,7 @@
             <w:r>
               <w:rPr>
                 <w:rFonts w:ascii="Times New Roman" w:hAnsi="Times New Roman"/>
+                <w:b/>
                 <w:sz w:val="22"/>
               </w:rPr>
               <w:t>Totalt analysert</w:t>
@@ -19452,23 +18947,18 @@
           </w:tcPr>
           <w:p>
             <w:r/>
-            <w:r>
-              <w:rPr>
-                <w:rFonts w:ascii="Times New Roman" w:hAnsi="Times New Roman"/>
-                <w:sz w:val="22"/>
-              </w:rPr>
-            </w:r>
-          </w:p>
-        </w:tc>
-        <w:tc>
-          <w:tcPr>
-            <w:tcW w:type="dxa" w:w="2192"/>
-          </w:tcPr>
-          <w:p>
-            <w:r/>
-            <w:r>
-              <w:rPr>
-                <w:rFonts w:ascii="Times New Roman" w:hAnsi="Times New Roman"/>
+          </w:p>
+        </w:tc>
+        <w:tc>
+          <w:tcPr>
+            <w:tcW w:type="dxa" w:w="2192"/>
+          </w:tcPr>
+          <w:p>
+            <w:r/>
+            <w:r>
+              <w:rPr>
+                <w:rFonts w:ascii="Times New Roman" w:hAnsi="Times New Roman"/>
+                <w:b/>
                 <w:sz w:val="22"/>
               </w:rPr>
               <w:t>487</w:t>
@@ -19484,6 +18974,7 @@
             <w:r>
               <w:rPr>
                 <w:rFonts w:ascii="Times New Roman" w:hAnsi="Times New Roman"/>
+                <w:b/>
                 <w:sz w:val="22"/>
               </w:rPr>
               <w:t>100 %</w:t>
@@ -19501,6 +18992,7 @@
             <w:r>
               <w:rPr>
                 <w:rFonts w:ascii="Times New Roman" w:hAnsi="Times New Roman"/>
+                <w:b w:val="0"/>
                 <w:sz w:val="22"/>
               </w:rPr>
               <w:t>Samlet ΔTC (alle 487)</w:t>
@@ -19513,23 +19005,18 @@
           </w:tcPr>
           <w:p>
             <w:r/>
-            <w:r>
-              <w:rPr>
-                <w:rFonts w:ascii="Times New Roman" w:hAnsi="Times New Roman"/>
-                <w:sz w:val="22"/>
-              </w:rPr>
-            </w:r>
-          </w:p>
-        </w:tc>
-        <w:tc>
-          <w:tcPr>
-            <w:tcW w:type="dxa" w:w="2192"/>
-          </w:tcPr>
-          <w:p>
-            <w:r/>
-            <w:r>
-              <w:rPr>
-                <w:rFonts w:ascii="Times New Roman" w:hAnsi="Times New Roman"/>
+          </w:p>
+        </w:tc>
+        <w:tc>
+          <w:tcPr>
+            <w:tcW w:type="dxa" w:w="2192"/>
+          </w:tcPr>
+          <w:p>
+            <w:r/>
+            <w:r>
+              <w:rPr>
+                <w:rFonts w:ascii="Times New Roman" w:hAnsi="Times New Roman"/>
+                <w:b/>
                 <w:sz w:val="22"/>
               </w:rPr>
               <w:t>kr 2 333 441 / år</w:t>
@@ -19542,12 +19029,6 @@
           </w:tcPr>
           <w:p>
             <w:r/>
-            <w:r>
-              <w:rPr>
-                <w:rFonts w:ascii="Times New Roman" w:hAnsi="Times New Roman"/>
-                <w:sz w:val="22"/>
-              </w:rPr>
-            </w:r>
           </w:p>
         </w:tc>
       </w:tr>
@@ -19555,6 +19036,7 @@
     <w:p>
       <w:pPr>
         <w:spacing w:line="360" w:lineRule="auto"/>
+        <w:jc w:val="both"/>
       </w:pPr>
       <w:r>
         <w:rPr>
@@ -19606,7 +19088,7 @@
           <w:rFonts w:ascii="Times New Roman" w:hAnsi="Times New Roman" w:cs="Times New Roman"/>
           <w:sz w:val="24"/>
         </w:rPr>
-        <w:t xml:space="preserve">), og er klassifisert som FOR\_MANGE\_ORDRER. 100 artikler (20,5 %) opererer innenfor akseptabelt avvik (OK), og 31 artikler (6,4 %) bestiller sjeldnere enn EOQ-optimalt (FOR\_FÅ\_ORDRER). Den høye andelen FOR\_MANGE\_ORDRER indikerer at den eksisterende bestillingspraksisen ved LGORT 3001 er systematisk suboptimal — artiklene bestilles i for små kvanta og for ofte i forhold til hva Wilson-modellen tilsier med de gitte parameterne </w:t>
+        <w:t xml:space="preserve">), og er klassifisert som FOR\_MANGE\_ORDRER. 100 artikler (20,5 %) opererer innenfor akseptabelt avvik (OK), og 31 artikler (6,4 %) bestiller sjeldnere enn EOQ-optimalt (FOR\_FÅ\_ORDRER). Den høye andelen FOR\_MANGE\_ORDRER indikerer at bestillingspraksisen ved LGORT 3001 avviker vesentlig fra EOQ-optimalt nivå – artiklene bestilles i for små kvanta og for ofte i forhold til hva Wilson-modellen tilsier med de gitte parameterne </w:t>
       </w:r>
       <m:oMath>
         <m:r>
@@ -19636,6 +19118,7 @@
     <w:p>
       <w:pPr>
         <w:spacing w:line="360" w:lineRule="auto"/>
+        <w:jc w:val="both"/>
       </w:pPr>
       <w:r>
         <w:rPr>
@@ -19685,6 +19168,7 @@
     <w:p>
       <w:pPr>
         <w:spacing w:line="360" w:lineRule="auto"/>
+        <w:jc w:val="both"/>
       </w:pPr>
       <w:r>
         <w:rPr>
@@ -19737,7 +19221,35 @@
           <w:i/>
           <w:sz w:val="20"/>
         </w:rPr>
-        <w:t>Tabell 12. K-means klyngeprofiler: gjennomsnittsverdier per klynge for de tre featurene (K = 3, n = 487).</w:t>
+        <w:t xml:space="preserve">Tabell </w:t>
+      </w:r>
+      <w:r>
+        <w:fldChar w:fldCharType="begin"/>
+      </w:r>
+      <w:r>
+        <w:instrText xml:space="preserve"> SEQ Tabell \* ARABIC </w:instrText>
+      </w:r>
+      <w:r>
+        <w:fldChar w:fldCharType="separate"/>
+      </w:r>
+      <w:r>
+        <w:rPr>
+          <w:rFonts w:ascii="Times New Roman" w:hAnsi="Times New Roman"/>
+          <w:i/>
+          <w:sz w:val="20"/>
+        </w:rPr>
+        <w:t>N</w:t>
+      </w:r>
+      <w:r>
+        <w:fldChar w:fldCharType="end"/>
+      </w:r>
+      <w:r>
+        <w:rPr>
+          <w:rFonts w:ascii="Times New Roman" w:hAnsi="Times New Roman"/>
+          <w:i/>
+          <w:sz w:val="20"/>
+        </w:rPr>
+        <w:t>. K-means klyngeprofiler: gjennomsnittsverdier per klynge for de tre featurene (K = 3, n = 487).</w:t>
       </w:r>
     </w:p>
     <w:tbl>
@@ -19906,6 +19418,7 @@
             <w:r>
               <w:rPr>
                 <w:rFonts w:ascii="Times New Roman" w:hAnsi="Times New Roman"/>
+                <w:b w:val="0"/>
                 <w:sz w:val="22"/>
               </w:rPr>
               <w:t>1</w:t>
@@ -19921,6 +19434,7 @@
             <w:r>
               <w:rPr>
                 <w:rFonts w:ascii="Times New Roman" w:hAnsi="Times New Roman"/>
+                <w:b w:val="0"/>
                 <w:sz w:val="22"/>
               </w:rPr>
               <w:t>31</w:t>
@@ -19936,6 +19450,7 @@
             <w:r>
               <w:rPr>
                 <w:rFonts w:ascii="Times New Roman" w:hAnsi="Times New Roman"/>
+                <w:b w:val="0"/>
                 <w:sz w:val="22"/>
               </w:rPr>
               <w:t>1,05</w:t>
@@ -19951,6 +19466,7 @@
             <w:r>
               <w:rPr>
                 <w:rFonts w:ascii="Times New Roman" w:hAnsi="Times New Roman"/>
+                <w:b w:val="0"/>
                 <w:sz w:val="22"/>
               </w:rPr>
               <w:t>150</w:t>
@@ -19966,6 +19482,7 @@
             <w:r>
               <w:rPr>
                 <w:rFonts w:ascii="Times New Roman" w:hAnsi="Times New Roman"/>
+                <w:b w:val="0"/>
                 <w:sz w:val="22"/>
               </w:rPr>
               <w:t>4 999</w:t>
@@ -19981,6 +19498,7 @@
             <w:r>
               <w:rPr>
                 <w:rFonts w:ascii="Times New Roman" w:hAnsi="Times New Roman"/>
+                <w:b w:val="0"/>
                 <w:sz w:val="22"/>
               </w:rPr>
               <w:t>Lav verdi, høy variasjon</w:t>
@@ -19998,6 +19516,7 @@
             <w:r>
               <w:rPr>
                 <w:rFonts w:ascii="Times New Roman" w:hAnsi="Times New Roman"/>
+                <w:b w:val="0"/>
                 <w:sz w:val="22"/>
               </w:rPr>
               <w:t>2</w:t>
@@ -20013,6 +19532,7 @@
             <w:r>
               <w:rPr>
                 <w:rFonts w:ascii="Times New Roman" w:hAnsi="Times New Roman"/>
+                <w:b w:val="0"/>
                 <w:sz w:val="22"/>
               </w:rPr>
               <w:t>175</w:t>
@@ -20028,6 +19548,7 @@
             <w:r>
               <w:rPr>
                 <w:rFonts w:ascii="Times New Roman" w:hAnsi="Times New Roman"/>
+                <w:b w:val="0"/>
                 <w:sz w:val="22"/>
               </w:rPr>
               <w:t>1,59</w:t>
@@ -20043,6 +19564,7 @@
             <w:r>
               <w:rPr>
                 <w:rFonts w:ascii="Times New Roman" w:hAnsi="Times New Roman"/>
+                <w:b w:val="0"/>
                 <w:sz w:val="22"/>
               </w:rPr>
               <w:t>79 658</w:t>
@@ -20058,6 +19580,7 @@
             <w:r>
               <w:rPr>
                 <w:rFonts w:ascii="Times New Roman" w:hAnsi="Times New Roman"/>
+                <w:b w:val="0"/>
                 <w:sz w:val="22"/>
               </w:rPr>
               <w:t>1 199</w:t>
@@ -20073,6 +19596,7 @@
             <w:r>
               <w:rPr>
                 <w:rFonts w:ascii="Times New Roman" w:hAnsi="Times New Roman"/>
+                <w:b w:val="0"/>
                 <w:sz w:val="22"/>
               </w:rPr>
               <w:t>Middels verdi, svært variabelt</w:t>
@@ -20090,6 +19614,7 @@
             <w:r>
               <w:rPr>
                 <w:rFonts w:ascii="Times New Roman" w:hAnsi="Times New Roman"/>
+                <w:b w:val="0"/>
                 <w:sz w:val="22"/>
               </w:rPr>
               <w:t>3 (K_OVERFØR)</w:t>
@@ -20105,6 +19630,7 @@
             <w:r>
               <w:rPr>
                 <w:rFonts w:ascii="Times New Roman" w:hAnsi="Times New Roman"/>
+                <w:b w:val="0"/>
                 <w:sz w:val="22"/>
               </w:rPr>
               <w:t>281</w:t>
@@ -20120,6 +19646,7 @@
             <w:r>
               <w:rPr>
                 <w:rFonts w:ascii="Times New Roman" w:hAnsi="Times New Roman"/>
+                <w:b w:val="0"/>
                 <w:sz w:val="22"/>
               </w:rPr>
               <w:t>0,47</w:t>
@@ -20135,6 +19662,7 @@
             <w:r>
               <w:rPr>
                 <w:rFonts w:ascii="Times New Roman" w:hAnsi="Times New Roman"/>
+                <w:b w:val="0"/>
                 <w:sz w:val="22"/>
               </w:rPr>
               <w:t>167 267</w:t>
@@ -20150,6 +19678,7 @@
             <w:r>
               <w:rPr>
                 <w:rFonts w:ascii="Times New Roman" w:hAnsi="Times New Roman"/>
+                <w:b w:val="0"/>
                 <w:sz w:val="22"/>
               </w:rPr>
               <w:t>7 005</w:t>
@@ -20165,6 +19694,7 @@
             <w:r>
               <w:rPr>
                 <w:rFonts w:ascii="Times New Roman" w:hAnsi="Times New Roman"/>
+                <w:b w:val="0"/>
                 <w:sz w:val="22"/>
               </w:rPr>
               <w:t>Høy verdi, stabilt, høyt avvik</w:t>
@@ -20176,18 +19706,20 @@
     <w:p>
       <w:pPr>
         <w:spacing w:line="360" w:lineRule="auto"/>
-      </w:pPr>
-      <w:r>
-        <w:rPr>
-          <w:rFonts w:ascii="Times New Roman" w:hAnsi="Times New Roman" w:cs="Times New Roman"/>
-          <w:sz w:val="24"/>
-        </w:rPr>
-        <w:t>Klynge 1 (31 artikler) representerer en liten gruppe med gjennomsnittlig CV = 1,05 (Z-nivå), lav årsverdi (kr 150) og moderat kostnadsavvik (kr 4 999). Disse artiklene har uregelmessig forbruk og lav verdi — en profil som tilsier lokal lagring. Klynge 2 (175 artikler) har gjennomsnittlig CV = 1,59 (svært variabelt), middels årsverdi (kr 79 658) og lavt kostnadsavvik (kr 1 199). Den høye CV-en gjør disse artiklene uegnet for sentralisering trass i middels verdi.</w:t>
+        <w:jc w:val="both"/>
+      </w:pPr>
+      <w:r>
+        <w:rPr>
+          <w:rFonts w:ascii="Times New Roman" w:hAnsi="Times New Roman" w:cs="Times New Roman"/>
+          <w:sz w:val="24"/>
+        </w:rPr>
+        <w:t>Klynge 1 (31 artikler) representerer en liten gruppe med gjennomsnittlig CV = 1,05 (Z-nivå), lav årsverdi (kr 150) og moderat kostnadsavvik (kr 4 999). Disse artiklene har uregelmessig forbruk og lav verdi – en profil som tilsier lokal lagring. Klynge 2 (175 artikler) har gjennomsnittlig CV = 1,59 (svært variabelt), middels årsverdi (kr 79 658) og lavt kostnadsavvik (kr 1 199). Den høye CV-en gjør disse artiklene uegnet for sentralisering trass i middels verdi.</w:t>
       </w:r>
     </w:p>
     <w:p>
       <w:pPr>
         <w:spacing w:line="360" w:lineRule="auto"/>
+        <w:jc w:val="both"/>
       </w:pPr>
       <w:r>
         <w:rPr>
@@ -20221,7 +19753,7 @@
           <w:rFonts w:ascii="Times New Roman" w:hAnsi="Times New Roman" w:cs="Times New Roman"/>
           <w:sz w:val="24"/>
         </w:rPr>
-        <w:t xml:space="preserve"> kr 7 005 — den høyeste av alle tre klynger. Profilen viser at denne klyngen samler artikler som er verdifulle, stabile og overbestilte, noe som gjør dem til naturlige kandidater for sentralisering. K\_OVERFØR-flagget settes automatisk basert på rangering av klyngenes gjennomsnittlige CV (stigende) og verdi (synkende). Klyngeprofilen i feature-rommet er visualisert i Figur 10 i kapittel 6.</w:t>
+        <w:t xml:space="preserve"> kr 7 005 – den høyeste av alle tre klynger. Profilen viser at denne klyngen samler artikler som er verdifulle, stabile og overbestilte, noe som gjør dem til naturlige kandidater for sentralisering. K\_OVERFØR-flagget settes automatisk basert på rangering av klyngenes gjennomsnittlige CV (stigende) og verdi (synkende). Klyngeprofilen i featurerommet er visualisert i Figur 10 i kapittel 6.</w:t>
       </w:r>
     </w:p>
     <w:p>
@@ -20240,6 +19772,7 @@
     <w:p>
       <w:pPr>
         <w:spacing w:line="360" w:lineRule="auto"/>
+        <w:jc w:val="both"/>
       </w:pPr>
       <w:r>
         <w:rPr>
@@ -20256,7 +19789,35 @@
           <w:i/>
           <w:sz w:val="20"/>
         </w:rPr>
-        <w:t>Tabell 13. HVFS-anbefalinger fra regelmotor: fordeling per kategori (n = 709, LGORT 3001).</w:t>
+        <w:t xml:space="preserve">Tabell </w:t>
+      </w:r>
+      <w:r>
+        <w:fldChar w:fldCharType="begin"/>
+      </w:r>
+      <w:r>
+        <w:instrText xml:space="preserve"> SEQ Tabell \* ARABIC </w:instrText>
+      </w:r>
+      <w:r>
+        <w:fldChar w:fldCharType="separate"/>
+      </w:r>
+      <w:r>
+        <w:rPr>
+          <w:rFonts w:ascii="Times New Roman" w:hAnsi="Times New Roman"/>
+          <w:i/>
+          <w:sz w:val="20"/>
+        </w:rPr>
+        <w:t>N</w:t>
+      </w:r>
+      <w:r>
+        <w:fldChar w:fldCharType="end"/>
+      </w:r>
+      <w:r>
+        <w:rPr>
+          <w:rFonts w:ascii="Times New Roman" w:hAnsi="Times New Roman"/>
+          <w:i/>
+          <w:sz w:val="20"/>
+        </w:rPr>
+        <w:t>. HVFS-anbefalinger fra regelmotor: fordeling per kategori (n = 709, LGORT 3001).</w:t>
       </w:r>
     </w:p>
     <w:tbl>
@@ -20379,6 +19940,7 @@
             <w:r>
               <w:rPr>
                 <w:rFonts w:ascii="Times New Roman" w:hAnsi="Times New Roman"/>
+                <w:b w:val="0"/>
                 <w:sz w:val="22"/>
               </w:rPr>
               <w:t>OVERFØR_HVFS</w:t>
@@ -20394,6 +19956,7 @@
             <w:r>
               <w:rPr>
                 <w:rFonts w:ascii="Times New Roman" w:hAnsi="Times New Roman"/>
+                <w:b w:val="0"/>
                 <w:sz w:val="22"/>
               </w:rPr>
               <w:t>145</w:t>
@@ -20409,6 +19972,7 @@
             <w:r>
               <w:rPr>
                 <w:rFonts w:ascii="Times New Roman" w:hAnsi="Times New Roman"/>
+                <w:b w:val="0"/>
                 <w:sz w:val="22"/>
               </w:rPr>
               <w:t>20,5 %</w:t>
@@ -20424,6 +19988,7 @@
             <w:r>
               <w:rPr>
                 <w:rFonts w:ascii="Times New Roman" w:hAnsi="Times New Roman"/>
+                <w:b w:val="0"/>
                 <w:sz w:val="22"/>
               </w:rPr>
               <w:t>Anbefales overført til HVFS</w:t>
@@ -20441,6 +20006,7 @@
             <w:r>
               <w:rPr>
                 <w:rFonts w:ascii="Times New Roman" w:hAnsi="Times New Roman"/>
+                <w:b w:val="0"/>
                 <w:sz w:val="22"/>
               </w:rPr>
               <w:t>BEHOLD_LOKALT</w:t>
@@ -20456,6 +20022,7 @@
             <w:r>
               <w:rPr>
                 <w:rFonts w:ascii="Times New Roman" w:hAnsi="Times New Roman"/>
+                <w:b w:val="0"/>
                 <w:sz w:val="22"/>
               </w:rPr>
               <w:t>257</w:t>
@@ -20471,6 +20038,7 @@
             <w:r>
               <w:rPr>
                 <w:rFonts w:ascii="Times New Roman" w:hAnsi="Times New Roman"/>
+                <w:b w:val="0"/>
                 <w:sz w:val="22"/>
               </w:rPr>
               <w:t>36,2 %</w:t>
@@ -20486,6 +20054,7 @@
             <w:r>
               <w:rPr>
                 <w:rFonts w:ascii="Times New Roman" w:hAnsi="Times New Roman"/>
+                <w:b w:val="0"/>
                 <w:sz w:val="22"/>
               </w:rPr>
               <w:t>Beholdes lokalt (Z-klasse eller CY)</w:t>
@@ -20503,6 +20072,7 @@
             <w:r>
               <w:rPr>
                 <w:rFonts w:ascii="Times New Roman" w:hAnsi="Times New Roman"/>
+                <w:b w:val="0"/>
                 <w:sz w:val="22"/>
               </w:rPr>
               <w:t>VURDER_NÆRMERE</w:t>
@@ -20518,6 +20088,7 @@
             <w:r>
               <w:rPr>
                 <w:rFonts w:ascii="Times New Roman" w:hAnsi="Times New Roman"/>
+                <w:b w:val="0"/>
                 <w:sz w:val="22"/>
               </w:rPr>
               <w:t>284</w:t>
@@ -20533,6 +20104,7 @@
             <w:r>
               <w:rPr>
                 <w:rFonts w:ascii="Times New Roman" w:hAnsi="Times New Roman"/>
+                <w:b w:val="0"/>
                 <w:sz w:val="22"/>
               </w:rPr>
               <w:t>40,1 %</w:t>
@@ -20548,6 +20120,7 @@
             <w:r>
               <w:rPr>
                 <w:rFonts w:ascii="Times New Roman" w:hAnsi="Times New Roman"/>
+                <w:b w:val="0"/>
                 <w:sz w:val="22"/>
               </w:rPr>
               <w:t>Krever manuell vurdering</w:t>
@@ -20565,6 +20138,7 @@
             <w:r>
               <w:rPr>
                 <w:rFonts w:ascii="Times New Roman" w:hAnsi="Times New Roman"/>
+                <w:b w:val="0"/>
                 <w:sz w:val="22"/>
               </w:rPr>
               <w:t>MANGLER_DATA</w:t>
@@ -20580,6 +20154,7 @@
             <w:r>
               <w:rPr>
                 <w:rFonts w:ascii="Times New Roman" w:hAnsi="Times New Roman"/>
+                <w:b w:val="0"/>
                 <w:sz w:val="22"/>
               </w:rPr>
               <w:t>23</w:t>
@@ -20595,6 +20170,7 @@
             <w:r>
               <w:rPr>
                 <w:rFonts w:ascii="Times New Roman" w:hAnsi="Times New Roman"/>
+                <w:b w:val="0"/>
                 <w:sz w:val="22"/>
               </w:rPr>
               <w:t>3,2 %</w:t>
@@ -20610,6 +20186,7 @@
             <w:r>
               <w:rPr>
                 <w:rFonts w:ascii="Times New Roman" w:hAnsi="Times New Roman"/>
+                <w:b w:val="0"/>
                 <w:sz w:val="22"/>
               </w:rPr>
               <w:t>Utilstrekkelig data for klassifisering</w:t>
@@ -20627,6 +20204,7 @@
             <w:r>
               <w:rPr>
                 <w:rFonts w:ascii="Times New Roman" w:hAnsi="Times New Roman"/>
+                <w:b/>
                 <w:sz w:val="22"/>
               </w:rPr>
               <w:t>Totalt</w:t>
@@ -20642,6 +20220,7 @@
             <w:r>
               <w:rPr>
                 <w:rFonts w:ascii="Times New Roman" w:hAnsi="Times New Roman"/>
+                <w:b/>
                 <w:sz w:val="22"/>
               </w:rPr>
               <w:t>709</w:t>
@@ -20657,6 +20236,7 @@
             <w:r>
               <w:rPr>
                 <w:rFonts w:ascii="Times New Roman" w:hAnsi="Times New Roman"/>
+                <w:b/>
                 <w:sz w:val="22"/>
               </w:rPr>
               <w:t>100 %</w:t>
@@ -20669,12 +20249,6 @@
           </w:tcPr>
           <w:p>
             <w:r/>
-            <w:r>
-              <w:rPr>
-                <w:rFonts w:ascii="Times New Roman" w:hAnsi="Times New Roman"/>
-                <w:sz w:val="22"/>
-              </w:rPr>
-            </w:r>
           </w:p>
         </w:tc>
       </w:tr>
@@ -20682,6 +20256,7 @@
     <w:p>
       <w:pPr>
         <w:spacing w:line="360" w:lineRule="auto"/>
+        <w:jc w:val="both"/>
       </w:pPr>
       <w:r>
         <w:rPr>
@@ -20694,13 +20269,14 @@
     <w:p>
       <w:pPr>
         <w:spacing w:line="360" w:lineRule="auto"/>
-      </w:pPr>
-      <w:r>
-        <w:rPr>
-          <w:rFonts w:ascii="Times New Roman" w:hAnsi="Times New Roman" w:cs="Times New Roman"/>
-          <w:sz w:val="24"/>
-        </w:rPr>
-        <w:t>257 artikler (36,2 %) beholdes lokalt, primært grunnet Z-klassifisering (R1: 143 artikler) eller CY-profil (R2: 114 artikler). Z-override (R1) er den enkeltregelen som fanger flest artikler, noe som bekrefter at uforutsigbart forbruksmønster er den vanligste kontraindikasjonen mot sentralisering i dette sortimentet. 284 artikler (40,1 %) sendes til manuell vurdering — artikler der de kvantitative signalene fra ABC, XYZ, EOQ og K-means ikke er tilstrekkelig entydige til å generere en automatisert anbefaling. For å gjøre gjennomgangen håndterbar anbefales en prioritert tilnærming: (a) start med CX-artiklene, som har stabilt forbruk og lav verdi og i mange tilfeller kan overføres med begrenset risiko; (b) gjennomgå deretter A/B-artikler med K\_OVERFØR-signal som ikke fanges av R3–R5; (c) adresser til slutt artiklene med blandede signaler. 23 artikler (3,2 %) mangler tilstrekkelig data for klassifisering. Fordelingen er visualisert i Figur 12 i kapittel 6.</w:t>
+        <w:jc w:val="both"/>
+      </w:pPr>
+      <w:r>
+        <w:rPr>
+          <w:rFonts w:ascii="Times New Roman" w:hAnsi="Times New Roman" w:cs="Times New Roman"/>
+          <w:sz w:val="24"/>
+        </w:rPr>
+        <w:t>257 artikler (36,2 %) beholdes lokalt, primært grunnet Z-klassifisering (R1: 143 artikler) eller CY-profil (R2: 114 artikler). Z-override (R1) er den enkeltregelen som fanger flest artikler, noe som bekrefter at uforutsigbart forbruksmønster er den vanligste kontraindikasjonen mot sentralisering i dette sortimentet. 284 artikler (40,1 %) sendes til manuell vurdering – artikler der de kvantitative signalene fra ABC, XYZ, EOQ og K-means ikke er tilstrekkelig entydige til å generere en automatisert anbefaling. For å gjøre gjennomgangen håndterbar anbefales en prioritert tilnærming: (a) start med CX-artiklene, som har stabilt forbruk og lav verdi og i mange tilfeller kan overføres med begrenset risiko; (b) gjennomgå deretter A/B-artikler med K\_OVERFØR-signal som ikke fanges av R3–R5; (c) adresser til slutt artiklene med blandede signaler. 23 artikler (3,2 %) mangler tilstrekkelig data for klassifisering – dette omfatter de 22 artiklene uten XYZ-klassifisering pluss én artikkel som mangler verdidata men har XYZ. Fordelingen er visualisert i Figur 12 i kapittel 6.</w:t>
       </w:r>
     </w:p>
     <w:p>
@@ -20719,6 +20295,7 @@
     <w:p>
       <w:pPr>
         <w:spacing w:line="360" w:lineRule="auto"/>
+        <w:jc w:val="both"/>
       </w:pPr>
       <w:r>
         <w:rPr>
@@ -20794,7 +20371,35 @@
           <w:i/>
           <w:sz w:val="20"/>
         </w:rPr>
-        <w:t>Tabell 14. Besparelsesestimater for tre scenarier: 117 artikler (OVERFØR\_HVFS ∩ FOR\_MANGE\_ORDRER), S = 750 NOK.</w:t>
+        <w:t xml:space="preserve">Tabell </w:t>
+      </w:r>
+      <w:r>
+        <w:fldChar w:fldCharType="begin"/>
+      </w:r>
+      <w:r>
+        <w:instrText xml:space="preserve"> SEQ Tabell \* ARABIC </w:instrText>
+      </w:r>
+      <w:r>
+        <w:fldChar w:fldCharType="separate"/>
+      </w:r>
+      <w:r>
+        <w:rPr>
+          <w:rFonts w:ascii="Times New Roman" w:hAnsi="Times New Roman"/>
+          <w:i/>
+          <w:sz w:val="20"/>
+        </w:rPr>
+        <w:t>N</w:t>
+      </w:r>
+      <w:r>
+        <w:fldChar w:fldCharType="end"/>
+      </w:r>
+      <w:r>
+        <w:rPr>
+          <w:rFonts w:ascii="Times New Roman" w:hAnsi="Times New Roman"/>
+          <w:i/>
+          <w:sz w:val="20"/>
+        </w:rPr>
+        <w:t>. Besparelsesestimater for tre scenarier: 117 artikler (OVERFØR\_HVFS ∩ FOR\_MANGE\_ORDRER), S = 750 NOK.</w:t>
       </w:r>
     </w:p>
     <w:tbl>
@@ -20894,6 +20499,7 @@
             <w:r>
               <w:rPr>
                 <w:rFonts w:ascii="Times New Roman" w:hAnsi="Times New Roman"/>
+                <w:b w:val="0"/>
                 <w:sz w:val="22"/>
               </w:rPr>
               <w:t>Worst case</w:t>
@@ -20909,6 +20515,7 @@
             <w:r>
               <w:rPr>
                 <w:rFonts w:ascii="Times New Roman" w:hAnsi="Times New Roman"/>
+                <w:b w:val="0"/>
                 <w:sz w:val="22"/>
               </w:rPr>
               <w:t>50 %</w:t>
@@ -20924,6 +20531,7 @@
             <w:r>
               <w:rPr>
                 <w:rFonts w:ascii="Times New Roman" w:hAnsi="Times New Roman"/>
+                <w:b w:val="0"/>
                 <w:sz w:val="22"/>
               </w:rPr>
               <w:t>301 010</w:t>
@@ -20941,6 +20549,7 @@
             <w:r>
               <w:rPr>
                 <w:rFonts w:ascii="Times New Roman" w:hAnsi="Times New Roman"/>
+                <w:b/>
                 <w:sz w:val="22"/>
               </w:rPr>
               <w:t>Base case</w:t>
@@ -20956,6 +20565,7 @@
             <w:r>
               <w:rPr>
                 <w:rFonts w:ascii="Times New Roman" w:hAnsi="Times New Roman"/>
+                <w:b/>
                 <w:sz w:val="22"/>
               </w:rPr>
               <w:t>75 %</w:t>
@@ -20971,6 +20581,7 @@
             <w:r>
               <w:rPr>
                 <w:rFonts w:ascii="Times New Roman" w:hAnsi="Times New Roman"/>
+                <w:b/>
                 <w:sz w:val="22"/>
               </w:rPr>
               <w:t>451 515</w:t>
@@ -20988,6 +20599,7 @@
             <w:r>
               <w:rPr>
                 <w:rFonts w:ascii="Times New Roman" w:hAnsi="Times New Roman"/>
+                <w:b w:val="0"/>
                 <w:sz w:val="22"/>
               </w:rPr>
               <w:t>Best case</w:t>
@@ -21003,6 +20615,7 @@
             <w:r>
               <w:rPr>
                 <w:rFonts w:ascii="Times New Roman" w:hAnsi="Times New Roman"/>
+                <w:b w:val="0"/>
                 <w:sz w:val="22"/>
               </w:rPr>
               <w:t>100 %</w:t>
@@ -21018,6 +20631,7 @@
             <w:r>
               <w:rPr>
                 <w:rFonts w:ascii="Times New Roman" w:hAnsi="Times New Roman"/>
+                <w:b w:val="0"/>
                 <w:sz w:val="22"/>
               </w:rPr>
               <w:t>602 020</w:t>
@@ -21029,6 +20643,7 @@
     <w:p>
       <w:pPr>
         <w:spacing w:line="360" w:lineRule="auto"/>
+        <w:jc w:val="both"/>
       </w:pPr>
       <w:r>
         <w:rPr>
@@ -21089,13 +20704,14 @@
     <w:p>
       <w:pPr>
         <w:spacing w:line="360" w:lineRule="auto"/>
-      </w:pPr>
-      <w:r>
-        <w:rPr>
-          <w:rFonts w:ascii="Times New Roman" w:hAnsi="Times New Roman" w:cs="Times New Roman"/>
-          <w:sz w:val="24"/>
-        </w:rPr>
-        <w:t xml:space="preserve">Sensitivitetsanalysen over 27 scenarier — der S varieres over {500, 750, 1 000} NOK, h over {15 %, 20 %, 25 %} og terskelparameteren </w:t>
+        <w:jc w:val="both"/>
+      </w:pPr>
+      <w:r>
+        <w:rPr>
+          <w:rFonts w:ascii="Times New Roman" w:hAnsi="Times New Roman" w:cs="Times New Roman"/>
+          <w:sz w:val="24"/>
+        </w:rPr>
+        <w:t xml:space="preserve">Sensitivitetsanalysen over 27 scenarier – der S varieres over {500, 750, 1 000} NOK, h over {15 %, 20 %, 25 %} og terskelparameteren </w:t>
       </w:r>
       <m:oMath>
         <m:sSub>
@@ -21116,7 +20732,7 @@
           <w:rFonts w:ascii="Times New Roman" w:hAnsi="Times New Roman" w:cs="Times New Roman"/>
           <w:sz w:val="24"/>
         </w:rPr>
-        <w:t xml:space="preserve"> over {1,25, 1,50, 2,00} — viser at det samlede </w:t>
+        <w:t xml:space="preserve"> over {1,25, 1,50, 2,00} – viser at det samlede </w:t>
       </w:r>
       <m:oMath>
         <m:r>
@@ -21185,7 +20801,7 @@
           <w:rFonts w:ascii="Times New Roman" w:hAnsi="Times New Roman" w:cs="Times New Roman"/>
           <w:sz w:val="24"/>
         </w:rPr>
-        <w:t xml:space="preserve"> primært påvirker antallet artikler som klassifiseres som FOR\_MANGE\_ORDRER — en lavere terskel (1,25) gir flere artikler i overføringsgrunnlaget, men reduserer gjennomsnittlig </w:t>
+        <w:t xml:space="preserve"> primært påvirker antallet artikler som klassifiseres som FOR\_MANGE\_ORDRER – en lavere terskel (1,25) gir flere artikler i overføringsgrunnlaget, men reduserer gjennomsnittlig </w:t>
       </w:r>
       <m:oMath>
         <m:r>
@@ -21230,6 +20846,7 @@
     <w:p>
       <w:pPr>
         <w:spacing w:line="360" w:lineRule="auto"/>
+        <w:jc w:val="both"/>
       </w:pPr>
       <w:r>
         <w:rPr>
@@ -21242,6 +20859,7 @@
     <w:p>
       <w:pPr>
         <w:spacing w:line="360" w:lineRule="auto"/>
+        <w:jc w:val="both"/>
       </w:pPr>
       <w:r>
         <w:rPr>
@@ -21254,30 +20872,33 @@
     <w:p>
       <w:pPr>
         <w:spacing w:line="360" w:lineRule="auto"/>
-      </w:pPr>
-      <w:r>
-        <w:rPr>
-          <w:rFonts w:ascii="Times New Roman" w:hAnsi="Times New Roman" w:cs="Times New Roman"/>
-          <w:sz w:val="24"/>
-        </w:rPr>
-        <w:t>Silhouette-scoren (0,383 trening, 0,368 test) er over minstekravet 0,3 for eksplorativ analyse (Ketkar &amp; Vaidya, 2014), men moderat — noe som er typisk for lagerklassifiseringsproblemer der artikler ikke naturlig danner skarpt separerte grupper (Srinivasan &amp; Moon, 1999). Differansen på 0,015 indikerer akseptabel generalisering.</w:t>
+        <w:jc w:val="both"/>
+      </w:pPr>
+      <w:r>
+        <w:rPr>
+          <w:rFonts w:ascii="Times New Roman" w:hAnsi="Times New Roman" w:cs="Times New Roman"/>
+          <w:sz w:val="24"/>
+        </w:rPr>
+        <w:t>Silhouette-scoren (0,383 trening, 0,368 test) er over minstekravet 0,3 for eksplorativ analyse (Ketkar &amp; Vaidya, 2014), men moderat – noe som er typisk for lagerklassifiseringsproblemer der artikler ikke naturlig danner skarpt separerte grupper (Srinivasan &amp; Moon, 1999). Differansen på 0,015 indikerer akseptabel generalisering.</w:t>
       </w:r>
     </w:p>
     <w:p>
       <w:pPr>
         <w:spacing w:line="360" w:lineRule="auto"/>
-      </w:pPr>
-      <w:r>
-        <w:rPr>
-          <w:rFonts w:ascii="Times New Roman" w:hAnsi="Times New Roman" w:cs="Times New Roman"/>
-          <w:sz w:val="24"/>
-        </w:rPr>
-        <w:t>Base case-besparelsen (kr 451 515/år) er i tråd med Moons et al. (2019), som rapporterer moderate, men operasjonelt vesentlige gevinster ved optimalisert bestillingspraksis i europeiske sykehus.</w:t>
+        <w:jc w:val="both"/>
+      </w:pPr>
+      <w:r>
+        <w:rPr>
+          <w:rFonts w:ascii="Times New Roman" w:hAnsi="Times New Roman" w:cs="Times New Roman"/>
+          <w:sz w:val="24"/>
+        </w:rPr>
+        <w:t>Base case-besparelsen (kr 451 515/år) er i tråd med Moons et al. (2019), som rapporterer moderate, men operasjonelt vesentlige gevinster ved optimalisert bestillingspraksis i europeiske sykehus. At 73,1 % av EOQ-analyserte artikler klassifiseres som FOR\_MANGE\_ORDRER er konsistent med Pujawan (2004), som viser at suboptimale partistørrelser er utbredt og kan forplante seg som ordrevariabilitet i forsyningskjeden. Suryaputri et al. (2022) bekrefter at kryssmatrisen ABC/XYZ gir merverdi utover enkeltkriterieanalyse for lagersegmentering, noe som understøtter valget om å kombinere klassifiseringsdimensjonene.</w:t>
       </w:r>
     </w:p>
     <w:p>
       <w:pPr>
         <w:spacing w:line="360" w:lineRule="auto"/>
+        <w:jc w:val="both"/>
       </w:pPr>
       <w:r>
         <w:rPr>
@@ -21294,7 +20915,35 @@
           <w:i/>
           <w:sz w:val="20"/>
         </w:rPr>
-        <w:t>Tabell 15. Sammenstilling av egne resultater mot funn i eksisterende litteratur.</w:t>
+        <w:t xml:space="preserve">Tabell </w:t>
+      </w:r>
+      <w:r>
+        <w:fldChar w:fldCharType="begin"/>
+      </w:r>
+      <w:r>
+        <w:instrText xml:space="preserve"> SEQ Tabell \* ARABIC </w:instrText>
+      </w:r>
+      <w:r>
+        <w:fldChar w:fldCharType="separate"/>
+      </w:r>
+      <w:r>
+        <w:rPr>
+          <w:rFonts w:ascii="Times New Roman" w:hAnsi="Times New Roman"/>
+          <w:i/>
+          <w:sz w:val="20"/>
+        </w:rPr>
+        <w:t>N</w:t>
+      </w:r>
+      <w:r>
+        <w:fldChar w:fldCharType="end"/>
+      </w:r>
+      <w:r>
+        <w:rPr>
+          <w:rFonts w:ascii="Times New Roman" w:hAnsi="Times New Roman"/>
+          <w:i/>
+          <w:sz w:val="20"/>
+        </w:rPr>
+        <w:t>. Sammenstilling av egne resultater mot funn i eksisterende litteratur.</w:t>
       </w:r>
     </w:p>
     <w:tbl>
@@ -21440,6 +21089,7 @@
             <w:r>
               <w:rPr>
                 <w:rFonts w:ascii="Times New Roman" w:hAnsi="Times New Roman"/>
+                <w:b w:val="0"/>
                 <w:sz w:val="22"/>
               </w:rPr>
               <w:t>A-klasse andel</w:t>
@@ -21455,6 +21105,7 @@
             <w:r>
               <w:rPr>
                 <w:rFonts w:ascii="Times New Roman" w:hAnsi="Times New Roman"/>
+                <w:b w:val="0"/>
                 <w:sz w:val="22"/>
               </w:rPr>
               <w:t>25,7 % av artikler = 80 % av verdi</w:t>
@@ -21470,6 +21121,7 @@
             <w:r>
               <w:rPr>
                 <w:rFonts w:ascii="Times New Roman" w:hAnsi="Times New Roman"/>
+                <w:b w:val="0"/>
                 <w:sz w:val="22"/>
               </w:rPr>
               <w:t>Typisk 20–25 % etter Pareto</w:t>
@@ -21485,6 +21137,7 @@
             <w:r>
               <w:rPr>
                 <w:rFonts w:ascii="Times New Roman" w:hAnsi="Times New Roman"/>
+                <w:b w:val="0"/>
                 <w:sz w:val="22"/>
               </w:rPr>
               <w:t>Ja</w:t>
@@ -21500,6 +21153,7 @@
             <w:r>
               <w:rPr>
                 <w:rFonts w:ascii="Times New Roman" w:hAnsi="Times New Roman"/>
+                <w:b w:val="0"/>
                 <w:sz w:val="22"/>
               </w:rPr>
               <w:t>Gupta et al. (2007)</w:t>
@@ -21517,6 +21171,7 @@
             <w:r>
               <w:rPr>
                 <w:rFonts w:ascii="Times New Roman" w:hAnsi="Times New Roman"/>
+                <w:b w:val="0"/>
                 <w:sz w:val="22"/>
               </w:rPr>
               <w:t>XYZ-samsvar med SAP ZZXYZ</w:t>
@@ -21532,6 +21187,7 @@
             <w:r>
               <w:rPr>
                 <w:rFonts w:ascii="Times New Roman" w:hAnsi="Times New Roman"/>
+                <w:b w:val="0"/>
                 <w:sz w:val="22"/>
               </w:rPr>
               <w:t>33 % (125/375)</w:t>
@@ -21547,6 +21203,7 @@
             <w:r>
               <w:rPr>
                 <w:rFonts w:ascii="Times New Roman" w:hAnsi="Times New Roman"/>
+                <w:b w:val="0"/>
                 <w:sz w:val="22"/>
               </w:rPr>
               <w:t>Statisk klassifisering divergerer over tid</w:t>
@@ -21562,6 +21219,7 @@
             <w:r>
               <w:rPr>
                 <w:rFonts w:ascii="Times New Roman" w:hAnsi="Times New Roman"/>
+                <w:b w:val="0"/>
                 <w:sz w:val="22"/>
               </w:rPr>
               <w:t>Ja</w:t>
@@ -21577,6 +21235,7 @@
             <w:r>
               <w:rPr>
                 <w:rFonts w:ascii="Times New Roman" w:hAnsi="Times New Roman"/>
+                <w:b w:val="0"/>
                 <w:sz w:val="22"/>
               </w:rPr>
               <w:t>van Kampen et al. (2012)</w:t>
@@ -21594,6 +21253,7 @@
             <w:r>
               <w:rPr>
                 <w:rFonts w:ascii="Times New Roman" w:hAnsi="Times New Roman"/>
+                <w:b w:val="0"/>
                 <w:sz w:val="22"/>
               </w:rPr>
               <w:t>X-artikler andel</w:t>
@@ -21609,6 +21269,7 @@
             <w:r>
               <w:rPr>
                 <w:rFonts w:ascii="Times New Roman" w:hAnsi="Times New Roman"/>
+                <w:b w:val="0"/>
                 <w:sz w:val="22"/>
               </w:rPr>
               <w:t>50,9 % (350 av 687)</w:t>
@@ -21624,6 +21285,7 @@
             <w:r>
               <w:rPr>
                 <w:rFonts w:ascii="Times New Roman" w:hAnsi="Times New Roman"/>
+                <w:b w:val="0"/>
                 <w:sz w:val="22"/>
               </w:rPr>
               <w:t>Stabile artikler utgjør gjerne flertallet</w:t>
@@ -21639,6 +21301,7 @@
             <w:r>
               <w:rPr>
                 <w:rFonts w:ascii="Times New Roman" w:hAnsi="Times New Roman"/>
+                <w:b w:val="0"/>
                 <w:sz w:val="22"/>
               </w:rPr>
               <w:t>Ja</w:t>
@@ -21654,6 +21317,7 @@
             <w:r>
               <w:rPr>
                 <w:rFonts w:ascii="Times New Roman" w:hAnsi="Times New Roman"/>
+                <w:b w:val="0"/>
                 <w:sz w:val="22"/>
               </w:rPr>
               <w:t>Nowotyńska (2013)</w:t>
@@ -21671,6 +21335,7 @@
             <w:r>
               <w:rPr>
                 <w:rFonts w:ascii="Times New Roman" w:hAnsi="Times New Roman"/>
+                <w:b w:val="0"/>
                 <w:sz w:val="22"/>
               </w:rPr>
               <w:t>K-means silhouette</w:t>
@@ -21686,6 +21351,7 @@
             <w:r>
               <w:rPr>
                 <w:rFonts w:ascii="Times New Roman" w:hAnsi="Times New Roman"/>
+                <w:b w:val="0"/>
                 <w:sz w:val="22"/>
               </w:rPr>
               <w:t>0,383 (tren) / 0,368 (test)</w:t>
@@ -21701,6 +21367,7 @@
             <w:r>
               <w:rPr>
                 <w:rFonts w:ascii="Times New Roman" w:hAnsi="Times New Roman"/>
+                <w:b w:val="0"/>
                 <w:sz w:val="22"/>
               </w:rPr>
               <w:t>&gt; 0,3 akseptabelt for eksplorativ analyse</w:t>
@@ -21716,6 +21383,7 @@
             <w:r>
               <w:rPr>
                 <w:rFonts w:ascii="Times New Roman" w:hAnsi="Times New Roman"/>
+                <w:b w:val="0"/>
                 <w:sz w:val="22"/>
               </w:rPr>
               <w:t>Ja</w:t>
@@ -21731,6 +21399,7 @@
             <w:r>
               <w:rPr>
                 <w:rFonts w:ascii="Times New Roman" w:hAnsi="Times New Roman"/>
+                <w:b w:val="0"/>
                 <w:sz w:val="22"/>
               </w:rPr>
               <w:t>Ketkar &amp; Vaidya (2014)</w:t>
@@ -21748,6 +21417,7 @@
             <w:r>
               <w:rPr>
                 <w:rFonts w:ascii="Times New Roman" w:hAnsi="Times New Roman"/>
+                <w:b w:val="0"/>
                 <w:sz w:val="22"/>
               </w:rPr>
               <w:t>Besparelse (base case)</w:t>
@@ -21763,6 +21433,7 @@
             <w:r>
               <w:rPr>
                 <w:rFonts w:ascii="Times New Roman" w:hAnsi="Times New Roman"/>
+                <w:b w:val="0"/>
                 <w:sz w:val="22"/>
               </w:rPr>
               <w:t>kr 451 515/år (g = 75 %)</w:t>
@@ -21778,6 +21449,7 @@
             <w:r>
               <w:rPr>
                 <w:rFonts w:ascii="Times New Roman" w:hAnsi="Times New Roman"/>
+                <w:b w:val="0"/>
                 <w:sz w:val="22"/>
               </w:rPr>
               <w:t>Moderate gevinster ved ordreoptimalisering</w:t>
@@ -21793,6 +21465,7 @@
             <w:r>
               <w:rPr>
                 <w:rFonts w:ascii="Times New Roman" w:hAnsi="Times New Roman"/>
+                <w:b w:val="0"/>
                 <w:sz w:val="22"/>
               </w:rPr>
               <w:t>Ja</w:t>
@@ -21808,6 +21481,7 @@
             <w:r>
               <w:rPr>
                 <w:rFonts w:ascii="Times New Roman" w:hAnsi="Times New Roman"/>
+                <w:b w:val="0"/>
                 <w:sz w:val="22"/>
               </w:rPr>
               <w:t>Moons et al. (2019)</w:t>
@@ -21825,6 +21499,7 @@
             <w:r>
               <w:rPr>
                 <w:rFonts w:ascii="Times New Roman" w:hAnsi="Times New Roman"/>
+                <w:b w:val="0"/>
                 <w:sz w:val="22"/>
               </w:rPr>
               <w:t>FOR_MANGE_ORDRER</w:t>
@@ -21840,6 +21515,7 @@
             <w:r>
               <w:rPr>
                 <w:rFonts w:ascii="Times New Roman" w:hAnsi="Times New Roman"/>
+                <w:b w:val="0"/>
                 <w:sz w:val="22"/>
               </w:rPr>
               <w:t>73,1 % (356/487)</w:t>
@@ -21855,6 +21531,7 @@
             <w:r>
               <w:rPr>
                 <w:rFonts w:ascii="Times New Roman" w:hAnsi="Times New Roman"/>
+                <w:b w:val="0"/>
                 <w:sz w:val="22"/>
               </w:rPr>
               <w:t>Suboptimal bestilling utbredt i sykehus</w:t>
@@ -21870,6 +21547,7 @@
             <w:r>
               <w:rPr>
                 <w:rFonts w:ascii="Times New Roman" w:hAnsi="Times New Roman"/>
+                <w:b w:val="0"/>
                 <w:sz w:val="22"/>
               </w:rPr>
               <w:t>Ja</w:t>
@@ -21885,9 +21563,174 @@
             <w:r>
               <w:rPr>
                 <w:rFonts w:ascii="Times New Roman" w:hAnsi="Times New Roman"/>
+                <w:b w:val="0"/>
                 <w:sz w:val="22"/>
               </w:rPr>
               <w:t>Volland et al. (2017)</w:t>
+            </w:r>
+          </w:p>
+        </w:tc>
+      </w:tr>
+      <w:tr>
+        <w:tc>
+          <w:tcPr>
+            <w:tcW w:type="dxa" w:w="1754"/>
+          </w:tcPr>
+          <w:p>
+            <w:r/>
+            <w:r>
+              <w:rPr>
+                <w:rFonts w:ascii="Times New Roman" w:hAnsi="Times New Roman"/>
+                <w:b w:val="0"/>
+                <w:sz w:val="22"/>
+              </w:rPr>
+              <w:t>ABC/XYZ-matrise</w:t>
+            </w:r>
+          </w:p>
+        </w:tc>
+        <w:tc>
+          <w:tcPr>
+            <w:tcW w:type="dxa" w:w="1754"/>
+          </w:tcPr>
+          <w:p>
+            <w:r/>
+            <w:r>
+              <w:rPr>
+                <w:rFonts w:ascii="Times New Roman" w:hAnsi="Times New Roman"/>
+                <w:b w:val="0"/>
+                <w:sz w:val="22"/>
+              </w:rPr>
+              <w:t>9-felts kryssklassifisering</w:t>
+            </w:r>
+          </w:p>
+        </w:tc>
+        <w:tc>
+          <w:tcPr>
+            <w:tcW w:type="dxa" w:w="1754"/>
+          </w:tcPr>
+          <w:p>
+            <w:r/>
+            <w:r>
+              <w:rPr>
+                <w:rFonts w:ascii="Times New Roman" w:hAnsi="Times New Roman"/>
+                <w:b w:val="0"/>
+                <w:sz w:val="22"/>
+              </w:rPr>
+              <w:t>Gir økt segmenteringsverdi</w:t>
+            </w:r>
+          </w:p>
+        </w:tc>
+        <w:tc>
+          <w:tcPr>
+            <w:tcW w:type="dxa" w:w="1754"/>
+          </w:tcPr>
+          <w:p>
+            <w:r/>
+            <w:r>
+              <w:rPr>
+                <w:rFonts w:ascii="Times New Roman" w:hAnsi="Times New Roman"/>
+                <w:b w:val="0"/>
+                <w:sz w:val="22"/>
+              </w:rPr>
+              <w:t>Ja</w:t>
+            </w:r>
+          </w:p>
+        </w:tc>
+        <w:tc>
+          <w:tcPr>
+            <w:tcW w:type="dxa" w:w="1754"/>
+          </w:tcPr>
+          <w:p>
+            <w:r/>
+            <w:r>
+              <w:rPr>
+                <w:rFonts w:ascii="Times New Roman" w:hAnsi="Times New Roman"/>
+                <w:b w:val="0"/>
+                <w:sz w:val="22"/>
+              </w:rPr>
+              <w:t>Suryaputri et al. (2022)</w:t>
+            </w:r>
+          </w:p>
+        </w:tc>
+      </w:tr>
+      <w:tr>
+        <w:tc>
+          <w:tcPr>
+            <w:tcW w:type="dxa" w:w="1754"/>
+          </w:tcPr>
+          <w:p>
+            <w:r/>
+            <w:r>
+              <w:rPr>
+                <w:rFonts w:ascii="Times New Roman" w:hAnsi="Times New Roman"/>
+                <w:b w:val="0"/>
+                <w:sz w:val="22"/>
+              </w:rPr>
+              <w:t>K-means merverdi</w:t>
+            </w:r>
+          </w:p>
+        </w:tc>
+        <w:tc>
+          <w:tcPr>
+            <w:tcW w:type="dxa" w:w="1754"/>
+          </w:tcPr>
+          <w:p>
+            <w:r/>
+            <w:r>
+              <w:rPr>
+                <w:rFonts w:ascii="Times New Roman" w:hAnsi="Times New Roman"/>
+                <w:b w:val="0"/>
+                <w:sz w:val="22"/>
+              </w:rPr>
+              <w:t>Begrenset – bekrefter ABC/XYZ</w:t>
+            </w:r>
+          </w:p>
+        </w:tc>
+        <w:tc>
+          <w:tcPr>
+            <w:tcW w:type="dxa" w:w="1754"/>
+          </w:tcPr>
+          <w:p>
+            <w:r/>
+            <w:r>
+              <w:rPr>
+                <w:rFonts w:ascii="Times New Roman" w:hAnsi="Times New Roman"/>
+                <w:b w:val="0"/>
+                <w:sz w:val="22"/>
+              </w:rPr>
+              <w:t>Klyngeanalyse komplementær, men ofte bekreftende</w:t>
+            </w:r>
+          </w:p>
+        </w:tc>
+        <w:tc>
+          <w:tcPr>
+            <w:tcW w:type="dxa" w:w="1754"/>
+          </w:tcPr>
+          <w:p>
+            <w:r/>
+            <w:r>
+              <w:rPr>
+                <w:rFonts w:ascii="Times New Roman" w:hAnsi="Times New Roman"/>
+                <w:b w:val="0"/>
+                <w:sz w:val="22"/>
+              </w:rPr>
+              <w:t>Delvis</w:t>
+            </w:r>
+          </w:p>
+        </w:tc>
+        <w:tc>
+          <w:tcPr>
+            <w:tcW w:type="dxa" w:w="1754"/>
+          </w:tcPr>
+          <w:p>
+            <w:r/>
+            <w:r>
+              <w:rPr>
+                <w:rFonts w:ascii="Times New Roman" w:hAnsi="Times New Roman"/>
+                <w:b w:val="0"/>
+                <w:sz w:val="22"/>
+              </w:rPr>
+              <w:t>Srinivasan &amp; Moon (1999)</w:t>
             </w:r>
           </w:p>
         </w:tc>
@@ -21909,6 +21752,7 @@
     <w:p>
       <w:pPr>
         <w:spacing w:line="360" w:lineRule="auto"/>
+        <w:jc w:val="both"/>
       </w:pPr>
       <w:r>
         <w:rPr>
@@ -21921,6 +21765,7 @@
     <w:p>
       <w:pPr>
         <w:spacing w:line="360" w:lineRule="auto"/>
+        <w:jc w:val="both"/>
       </w:pPr>
       <w:r>
         <w:rPr>
@@ -21933,6 +21778,7 @@
     <w:p>
       <w:pPr>
         <w:spacing w:line="360" w:lineRule="auto"/>
+        <w:jc w:val="both"/>
       </w:pPr>
       <w:r>
         <w:rPr>
@@ -21945,6 +21791,7 @@
     <w:p>
       <w:pPr>
         <w:spacing w:line="360" w:lineRule="auto"/>
+        <w:jc w:val="both"/>
       </w:pPr>
       <w:r>
         <w:rPr>
@@ -21975,7 +21822,7 @@
           <w:rFonts w:ascii="Times New Roman" w:hAnsi="Times New Roman" w:cs="Times New Roman"/>
           <w:sz w:val="24"/>
         </w:rPr>
-        <w:t xml:space="preserve"> — som utgjør grunnlaget for besparelsesestimatet — representerer dette en potensiell intern validitetstrussel: dersom etterspørselen er sesongavhengig eller har trend, vil den optimale ordrefrekvensen </w:t>
+        <w:t xml:space="preserve"> – som utgjør grunnlaget for besparelsesestimatet – representerer dette en potensiell intern validitetstrussel: dersom etterspørselen er sesongavhengig eller har trend, vil den optimale ordrefrekvensen </w:t>
       </w:r>
       <m:oMath>
         <m:sSup>
@@ -22002,6 +21849,7 @@
     <w:p>
       <w:pPr>
         <w:spacing w:line="360" w:lineRule="auto"/>
+        <w:jc w:val="both"/>
       </w:pPr>
       <w:r>
         <w:rPr>
@@ -22062,12 +21910,13 @@
           <w:rFonts w:ascii="Times New Roman" w:hAnsi="Times New Roman" w:cs="Times New Roman"/>
           <w:sz w:val="24"/>
         </w:rPr>
-        <w:t xml:space="preserve"> FOR\_MANGE\_ORDRER. Tre kostnadselementer er eksplisitt utenfor modellens rekkevidde: (1) redusert lokal lagerkapitalbinding ved overføring — en positiv gevinst som ikke er kvantifisert, men som Kelle et al. (2012) anslår til 5–15 % av lagerverdien for sentraliserte artikler; (2) transportkostnader fra HVFS til avdeling via APL-modellen, som representerer en motpost og må kartlegges i implementeringsfasen; og (3) engangskostnader for SAP MM-konfigurering, leverandørforhandlinger og prosessomstilling. Estimatet er dermed et konservativt transaksjonskostnadsestimat som ikke omfatter den fulle netto besparelseseffekten av sentralisering.</w:t>
+        <w:t xml:space="preserve"> FOR\_MANGE\_ORDRER. Tre kostnadselementer er eksplisitt utenfor modellens rekkevidde: (1) redusert lokal lagerkapitalbinding ved overføring – en positiv gevinst som ikke er kvantifisert, men som Kelle et al. (2012) anslår til 5–15 % av lagerverdien for sentraliserte artikler; (2) transportkostnader fra HVFS til avdeling via APL-modellen, som representerer en motpost og må kartlegges i implementeringsfasen; og (3) engangskostnader for SAP MM-konfigurering, leverandørforhandlinger og prosessomstilling. Estimatet er dermed et konservativt transaksjonskostnadsestimat som ikke omfatter den fulle netto besparelseseffekten av sentralisering.</w:t>
       </w:r>
     </w:p>
     <w:p>
       <w:pPr>
         <w:spacing w:line="360" w:lineRule="auto"/>
+        <w:jc w:val="both"/>
       </w:pPr>
       <w:r>
         <w:rPr>
@@ -22093,6 +21942,7 @@
     <w:p>
       <w:pPr>
         <w:spacing w:line="360" w:lineRule="auto"/>
+        <w:jc w:val="both"/>
       </w:pPr>
       <w:r>
         <w:rPr>
@@ -22105,6 +21955,7 @@
     <w:p>
       <w:pPr>
         <w:spacing w:line="360" w:lineRule="auto"/>
+        <w:jc w:val="both"/>
       </w:pPr>
       <w:r>
         <w:rPr>
@@ -22117,6 +21968,7 @@
     <w:p>
       <w:pPr>
         <w:spacing w:line="360" w:lineRule="auto"/>
+        <w:jc w:val="both"/>
       </w:pPr>
       <w:r>
         <w:rPr>
@@ -22129,13 +21981,14 @@
     <w:p>
       <w:pPr>
         <w:spacing w:line="360" w:lineRule="auto"/>
-      </w:pPr>
-      <w:r>
-        <w:rPr>
-          <w:rFonts w:ascii="Times New Roman" w:hAnsi="Times New Roman" w:cs="Times New Roman"/>
-          <w:sz w:val="24"/>
-        </w:rPr>
-        <w:t>For LIBRA-prosjektet spesifikt innebærer resultatene at det nå foreligger et kvantitativt, reproduserbart beslutningsgrunnlag som kan integreres i den regionale utrullingen av sentralisert forsyning. Rammeverket kan brukes som mal for tilsvarende analyser ved de øvrige helseforetakene (Helse Stavanger, Helse Fonna, Helse Førde) etter hvert som de kobles på HVFS via SAP S/4HANA. Dersom LIBRA velger å implementere periodisk reklassifisering – for eksempel årlig – vil analysescriptet kunne kjøres på oppdaterte data uten metodisk tilpasning, noe som gir HVFS et verktøy for kontinuerlig porteføljeoptimalisering.</w:t>
+        <w:jc w:val="both"/>
+      </w:pPr>
+      <w:r>
+        <w:rPr>
+          <w:rFonts w:ascii="Times New Roman" w:hAnsi="Times New Roman" w:cs="Times New Roman"/>
+          <w:sz w:val="24"/>
+        </w:rPr>
+        <w:t>For LIBRA-prosjektet spesifikt innebærer resultatene at det foreligger et forslag til et kvantitativt, reproduserbart beslutningsgrunnlag som potensielt kan integreres i den regionale utrullingen av sentralisert forsyning. Rammeverket kan brukes som mal for tilsvarende analyser ved de øvrige helseforetakene (Helse Stavanger, Helse Fonna, Helse Førde) etter hvert som de kobles på HVFS via SAP S/4HANA. Dersom LIBRA velger å implementere periodisk reklassifisering – for eksempel årlig – vil analysescriptet kunne kjøres på oppdaterte data uten metodisk tilpasning, noe som gir HVFS et verktøy for kontinuerlig porteføljeoptimalisering.</w:t>
       </w:r>
     </w:p>
     <w:p>
@@ -22154,6 +22007,7 @@
     <w:p>
       <w:pPr>
         <w:spacing w:line="360" w:lineRule="auto"/>
+        <w:jc w:val="both"/>
       </w:pPr>
       <w:r>
         <w:rPr>
@@ -22172,12 +22026,40 @@
           <w:rFonts w:ascii="Times New Roman" w:hAnsi="Times New Roman" w:cs="Times New Roman"/>
           <w:sz w:val="24"/>
         </w:rPr>
-        <w:t xml:space="preserve"> i besparelsesformelen er en scenarioparameter, ikke en empirisk prognose. Den faktiske gevinsten avhenger av gjennomføringskvalitet, leverandørenes kapasitet og Helse Bergens evne til å revidere SAP-parametere. Sensitivitetsanalysen over 27 scenarier synliggjør bredden i usikkerhetsintervallet.</w:t>
+        <w:t xml:space="preserve"> i besparelsesformelen er en scenarioparameter, ikke en empirisk prognose. Verdien </w:t>
+      </w:r>
+      <m:oMath>
+        <m:r>
+          <m:t>g=75</m:t>
+        </m:r>
+        <m:r>
+          <m:t>%</m:t>
+        </m:r>
+      </m:oMath>
+      <w:r>
+        <w:rPr>
+          <w:rFonts w:ascii="Times New Roman" w:hAnsi="Times New Roman" w:cs="Times New Roman"/>
+          <w:sz w:val="24"/>
+        </w:rPr>
+        <w:t xml:space="preserve"> (base case) er en ekspertantagelse uten direkte empirisk belegg fra sykehuslogistikk, og representerer den viktigste enkeltusikkerheten i besparelsesestimatet. Tilsvarende er ordrekostnad </w:t>
+      </w:r>
+      <m:oMath>
+        <m:r>
+          <m:t>S=750</m:t>
+        </m:r>
+      </m:oMath>
+      <w:r>
+        <w:rPr>
+          <w:rFonts w:ascii="Times New Roman" w:hAnsi="Times New Roman" w:cs="Times New Roman"/>
+          <w:sz w:val="24"/>
+        </w:rPr>
+        <w:t xml:space="preserve"> NOK basert på internasjonal litteratur og ikke empirisk estimert for Helse Bergen; en ABC-kalkyle (Activity-Based Costing) av faktisk ordrekostnad ville styrket estimatets presisjon. Den faktiske gevinsten avhenger av gjennomføringskvalitet, leverandørenes kapasitet og Helse Bergens evne til å revidere SAP-parametere. Sensitivitetsanalysen over 27 scenarier synliggjør bredden i usikkerhetsintervallet.</w:t>
       </w:r>
     </w:p>
     <w:p>
       <w:pPr>
         <w:spacing w:line="360" w:lineRule="auto"/>
+        <w:jc w:val="both"/>
       </w:pPr>
       <w:r>
         <w:rPr>
@@ -22190,6 +22072,7 @@
     <w:p>
       <w:pPr>
         <w:spacing w:line="360" w:lineRule="auto"/>
+        <w:jc w:val="both"/>
       </w:pPr>
       <w:r>
         <w:rPr>
@@ -22220,12 +22103,13 @@
           <w:rFonts w:ascii="Times New Roman" w:hAnsi="Times New Roman" w:cs="Times New Roman"/>
           <w:sz w:val="24"/>
         </w:rPr>
-        <w:t xml:space="preserve"> ville klyngestrukturen sett annerledes ut. Z-score-standardiseringen gir de tre featurene lik vekt — en normativ beslutning som påvirker klyngeresultatene. CV-koeffisienten har en kjent svakhet ved lavt forbruksvolum, der enkeltutleveringer kan gi kunstig høy eller lav CV.</w:t>
+        <w:t xml:space="preserve"> ville klyngestrukturen sett annerledes ut. Z-score-standardiseringen gir de tre featurene lik vekt – en normativ beslutning som påvirker klyngeresultatene. CV-koeffisienten har en kjent svakhet ved lavt forbruksvolum, der enkeltutleveringer kan gi kunstig høy eller lav CV. K-means-klyngens rolle i regelmotoren er begrenset: fordi K\_OVERFØR per definisjon er klyngen med lavest CV og høyest verdi, overlapper den i stor grad med artikler som allerede identifiseres via ABC/XYZ-reglene (R3). K-means fungerer dermed primært som et bekreftende støttefilter snarere enn som et uavhengig empirisk signal – en form for bekreftelsestendens som bør erkjennes.</w:t>
       </w:r>
     </w:p>
     <w:p>
       <w:pPr>
         <w:spacing w:line="360" w:lineRule="auto"/>
+        <w:jc w:val="both"/>
       </w:pPr>
       <w:r>
         <w:rPr>
@@ -22238,6 +22122,7 @@
     <w:p>
       <w:pPr>
         <w:spacing w:line="360" w:lineRule="auto"/>
+        <w:jc w:val="both"/>
       </w:pPr>
       <w:r>
         <w:rPr>
@@ -22250,6 +22135,7 @@
     <w:p>
       <w:pPr>
         <w:spacing w:line="360" w:lineRule="auto"/>
+        <w:jc w:val="both"/>
       </w:pPr>
       <w:r>
         <w:rPr>
@@ -22262,6 +22148,7 @@
     <w:p>
       <w:pPr>
         <w:spacing w:line="360" w:lineRule="auto"/>
+        <w:jc w:val="both"/>
       </w:pPr>
       <w:r>
         <w:rPr>
@@ -22301,6 +22188,7 @@
     <w:p>
       <w:pPr>
         <w:spacing w:line="360" w:lineRule="auto"/>
+        <w:jc w:val="both"/>
       </w:pPr>
       <w:r>
         <w:rPr>
@@ -22321,6 +22209,7 @@
     <w:p>
       <w:pPr>
         <w:spacing w:line="360" w:lineRule="auto"/>
+        <w:jc w:val="both"/>
       </w:pPr>
       <w:r>
         <w:rPr>
@@ -22342,12 +22231,13 @@
           <w:rFonts w:ascii="Times New Roman" w:hAnsi="Times New Roman" w:cs="Times New Roman"/>
           <w:sz w:val="24"/>
         </w:rPr>
-        <w:t xml:space="preserve"> (20,5 %) som prioriterte overføringskandidater til HVFS. Disse artiklene kjennetegnes ved høy verdi (A- eller B-klasse), stabilt forbruksmønster (X- eller Y-klasse) og dokumentert overbestilling eller klyngetilhørighet som indikerer ineffektiv ordrepraksis. Anbefalingene er ikke eksternt validert mot innkjøpsfaglig skjønn, og bør betraktes som et rangert beslutningsunderlag — ikke som verifiserte beslutningsregler.</w:t>
+        <w:t xml:space="preserve"> (20,5 %) som prioriterte overføringskandidater til HVFS. Disse artiklene kjennetegnes ved høy verdi (A- eller B-klasse), stabilt forbruksmønster (X- eller Y-klasse) og dokumentert overbestilling eller klyngetilhørighet som indikerer ineffektiv ordrepraksis. Anbefalingene er ikke eksternt validert mot innkjøpsfaglig skjønn, og bør betraktes som et rangert beslutningsunderlag – ikke som verifiserte beslutningsregler.</w:t>
       </w:r>
     </w:p>
     <w:p>
       <w:pPr>
         <w:spacing w:line="360" w:lineRule="auto"/>
+        <w:jc w:val="both"/>
       </w:pPr>
       <w:r>
         <w:rPr>
@@ -22405,7 +22295,7 @@
           <w:rFonts w:ascii="Times New Roman" w:hAnsi="Times New Roman" w:cs="Times New Roman"/>
           <w:sz w:val="24"/>
         </w:rPr>
-        <w:t xml:space="preserve">) gir kr 602 020. Sensitivitetsanalysen over 27 parameterkombinasjoner — med variasjon i S, h og </w:t>
+        <w:t xml:space="preserve">) gir kr 602 020. Sensitivitetsanalysen over 27 parameterkombinasjoner – med variasjon i S, h og </w:t>
       </w:r>
       <m:oMath>
         <m:sSub>
@@ -22426,7 +22316,7 @@
           <w:rFonts w:ascii="Times New Roman" w:hAnsi="Times New Roman" w:cs="Times New Roman"/>
           <w:sz w:val="24"/>
         </w:rPr>
-        <w:t xml:space="preserve"> — viser at </w:t>
+        <w:t xml:space="preserve"> – viser at </w:t>
       </w:r>
       <m:oMath>
         <m:sSub>
@@ -22468,13 +22358,14 @@
     <w:p>
       <w:pPr>
         <w:spacing w:line="360" w:lineRule="auto"/>
-      </w:pPr>
-      <w:r>
-        <w:rPr>
-          <w:rFonts w:ascii="Times New Roman" w:hAnsi="Times New Roman" w:cs="Times New Roman"/>
-          <w:sz w:val="24"/>
-        </w:rPr>
-        <w:t>Studien konkluderer dermed med at SAP-transaksjonsdata – hentet fra 14 tabeller via SE16H og bearbeidet med en reproduserbar Python-analyse – gir et tilstrekkelig informasjonsgrunnlag for datadrevet sentraliseringsvurdering. Metoderammeverket besvarer problemstillingen både kvalitativt (hvilke artikler) og kvantitativt (hva er besparelsespotensialet), og gir et strukturert beslutningsgrunnlag for LIBRA-prosjektets videre gjennomføring. Verktøyets primære verdi er systematisk prioritering og triage av artikkelporteføljen — den endelige overføringsbeslutningen krever innkjøpsfaglig og klinisk validering.</w:t>
+        <w:jc w:val="both"/>
+      </w:pPr>
+      <w:r>
+        <w:rPr>
+          <w:rFonts w:ascii="Times New Roman" w:hAnsi="Times New Roman" w:cs="Times New Roman"/>
+          <w:sz w:val="24"/>
+        </w:rPr>
+        <w:t>Studien konkluderer dermed med at SAP-transaksjonsdata – hentet fra 14 tabeller via SE16H og bearbeidet med en reproduserbar Python-analyse – gir et tilstrekkelig informasjonsgrunnlag for datadrevet sentraliseringsvurdering. Metoderammeverket besvarer problemstillingen både kvalitativt (hvilke artikler) og kvantitativt (hva er besparelsespotensialet), og gir et strukturert beslutningsgrunnlag for LIBRA-prosjektets videre gjennomføring. Verktøyets primære verdi er systematisk prioritering og triage av artikkelporteføljen – den endelige overføringsbeslutningen krever innkjøpsfaglig og klinisk validering.</w:t>
       </w:r>
     </w:p>
     <w:p>
@@ -22493,6 +22384,7 @@
     <w:p>
       <w:pPr>
         <w:spacing w:line="360" w:lineRule="auto"/>
+        <w:jc w:val="both"/>
       </w:pPr>
       <w:r>
         <w:rPr>
@@ -22505,6 +22397,7 @@
     <w:p>
       <w:pPr>
         <w:spacing w:line="360" w:lineRule="auto"/>
+        <w:jc w:val="both"/>
       </w:pPr>
       <w:r>
         <w:rPr>
@@ -22518,6 +22411,7 @@
     <w:p>
       <w:pPr>
         <w:spacing w:line="360" w:lineRule="auto"/>
+        <w:jc w:val="both"/>
       </w:pPr>
       <w:r>
         <w:rPr>
@@ -22530,6 +22424,7 @@
     <w:p>
       <w:pPr>
         <w:spacing w:line="360" w:lineRule="auto"/>
+        <w:jc w:val="both"/>
       </w:pPr>
       <w:r>
         <w:rPr>
@@ -22543,6 +22438,7 @@
     <w:p>
       <w:pPr>
         <w:spacing w:line="360" w:lineRule="auto"/>
+        <w:jc w:val="both"/>
       </w:pPr>
       <w:r>
         <w:rPr>
@@ -22555,6 +22451,7 @@
     <w:p>
       <w:pPr>
         <w:spacing w:line="360" w:lineRule="auto"/>
+        <w:jc w:val="both"/>
       </w:pPr>
       <w:r>
         <w:rPr>
@@ -22568,6 +22465,7 @@
     <w:p>
       <w:pPr>
         <w:spacing w:line="360" w:lineRule="auto"/>
+        <w:jc w:val="both"/>
       </w:pPr>
       <w:r>
         <w:rPr>
@@ -22580,6 +22478,7 @@
     <w:p>
       <w:pPr>
         <w:spacing w:line="360" w:lineRule="auto"/>
+        <w:jc w:val="both"/>
       </w:pPr>
       <w:r>
         <w:rPr>
@@ -22593,6 +22492,7 @@
     <w:p>
       <w:pPr>
         <w:spacing w:line="360" w:lineRule="auto"/>
+        <w:jc w:val="both"/>
       </w:pPr>
       <w:r>
         <w:rPr>
@@ -22618,6 +22518,7 @@
     <w:p>
       <w:pPr>
         <w:spacing w:line="360" w:lineRule="auto"/>
+        <w:jc w:val="both"/>
       </w:pPr>
       <w:r>
         <w:rPr>
@@ -22688,7 +22589,9 @@
     </w:p>
     <w:p>
       <w:pPr>
-        <w:spacing w:line="360" w:lineRule="auto"/>
+        <w:spacing w:line="240" w:lineRule="auto" w:after="120"/>
+        <w:ind w:left="720" w:hanging="720"/>
+        <w:jc w:val="both"/>
       </w:pPr>
       <w:r>
         <w:rPr>
@@ -22715,7 +22618,9 @@
     </w:p>
     <w:p>
       <w:pPr>
-        <w:spacing w:line="360" w:lineRule="auto"/>
+        <w:spacing w:line="240" w:lineRule="auto" w:after="120"/>
+        <w:ind w:left="720" w:hanging="720"/>
+        <w:jc w:val="both"/>
       </w:pPr>
       <w:r>
         <w:rPr>
@@ -22757,7 +22662,9 @@
     </w:p>
     <w:p>
       <w:pPr>
-        <w:spacing w:line="360" w:lineRule="auto"/>
+        <w:spacing w:line="240" w:lineRule="auto" w:after="120"/>
+        <w:ind w:left="720" w:hanging="720"/>
+        <w:jc w:val="both"/>
       </w:pPr>
       <w:r>
         <w:rPr>
@@ -22799,7 +22706,9 @@
     </w:p>
     <w:p>
       <w:pPr>
-        <w:spacing w:line="360" w:lineRule="auto"/>
+        <w:spacing w:line="240" w:lineRule="auto" w:after="120"/>
+        <w:ind w:left="720" w:hanging="720"/>
+        <w:jc w:val="both"/>
       </w:pPr>
       <w:r>
         <w:rPr>
@@ -22826,7 +22735,9 @@
     </w:p>
     <w:p>
       <w:pPr>
-        <w:spacing w:line="360" w:lineRule="auto"/>
+        <w:spacing w:line="240" w:lineRule="auto" w:after="120"/>
+        <w:ind w:left="720" w:hanging="720"/>
+        <w:jc w:val="both"/>
       </w:pPr>
       <w:r>
         <w:rPr>
@@ -22868,7 +22779,9 @@
     </w:p>
     <w:p>
       <w:pPr>
-        <w:spacing w:line="360" w:lineRule="auto"/>
+        <w:spacing w:line="240" w:lineRule="auto" w:after="120"/>
+        <w:ind w:left="720" w:hanging="720"/>
+        <w:jc w:val="both"/>
       </w:pPr>
       <w:r>
         <w:rPr>
@@ -22910,7 +22823,9 @@
     </w:p>
     <w:p>
       <w:pPr>
-        <w:spacing w:line="360" w:lineRule="auto"/>
+        <w:spacing w:line="240" w:lineRule="auto" w:after="120"/>
+        <w:ind w:left="720" w:hanging="720"/>
+        <w:jc w:val="both"/>
       </w:pPr>
       <w:r>
         <w:rPr>
@@ -22952,7 +22867,9 @@
     </w:p>
     <w:p>
       <w:pPr>
-        <w:spacing w:line="360" w:lineRule="auto"/>
+        <w:spacing w:line="240" w:lineRule="auto" w:after="120"/>
+        <w:ind w:left="720" w:hanging="720"/>
+        <w:jc w:val="both"/>
       </w:pPr>
       <w:r>
         <w:rPr>
@@ -22979,7 +22896,9 @@
     </w:p>
     <w:p>
       <w:pPr>
-        <w:spacing w:line="360" w:lineRule="auto"/>
+        <w:spacing w:line="240" w:lineRule="auto" w:after="120"/>
+        <w:ind w:left="720" w:hanging="720"/>
+        <w:jc w:val="both"/>
       </w:pPr>
       <w:r>
         <w:rPr>
@@ -23021,7 +22940,9 @@
     </w:p>
     <w:p>
       <w:pPr>
-        <w:spacing w:line="360" w:lineRule="auto"/>
+        <w:spacing w:line="240" w:lineRule="auto" w:after="120"/>
+        <w:ind w:left="720" w:hanging="720"/>
+        <w:jc w:val="both"/>
       </w:pPr>
       <w:r>
         <w:rPr>
@@ -23063,7 +22984,9 @@
     </w:p>
     <w:p>
       <w:pPr>
-        <w:spacing w:line="360" w:lineRule="auto"/>
+        <w:spacing w:line="240" w:lineRule="auto" w:after="120"/>
+        <w:ind w:left="720" w:hanging="720"/>
+        <w:jc w:val="both"/>
       </w:pPr>
       <w:r>
         <w:rPr>
@@ -23105,7 +23028,9 @@
     </w:p>
     <w:p>
       <w:pPr>
-        <w:spacing w:line="360" w:lineRule="auto"/>
+        <w:spacing w:line="240" w:lineRule="auto" w:after="120"/>
+        <w:ind w:left="720" w:hanging="720"/>
+        <w:jc w:val="both"/>
       </w:pPr>
       <w:r>
         <w:rPr>
@@ -23132,7 +23057,9 @@
     </w:p>
     <w:p>
       <w:pPr>
-        <w:spacing w:line="360" w:lineRule="auto"/>
+        <w:spacing w:line="240" w:lineRule="auto" w:after="120"/>
+        <w:ind w:left="720" w:hanging="720"/>
+        <w:jc w:val="both"/>
       </w:pPr>
       <w:r>
         <w:rPr>
@@ -23174,7 +23101,9 @@
     </w:p>
     <w:p>
       <w:pPr>
-        <w:spacing w:line="360" w:lineRule="auto"/>
+        <w:spacing w:line="240" w:lineRule="auto" w:after="120"/>
+        <w:ind w:left="720" w:hanging="720"/>
+        <w:jc w:val="both"/>
       </w:pPr>
       <w:r>
         <w:rPr>
@@ -23216,7 +23145,9 @@
     </w:p>
     <w:p>
       <w:pPr>
-        <w:spacing w:line="360" w:lineRule="auto"/>
+        <w:spacing w:line="240" w:lineRule="auto" w:after="120"/>
+        <w:ind w:left="720" w:hanging="720"/>
+        <w:jc w:val="both"/>
       </w:pPr>
       <w:r>
         <w:rPr>
@@ -23258,7 +23189,9 @@
     </w:p>
     <w:p>
       <w:pPr>
-        <w:spacing w:line="360" w:lineRule="auto"/>
+        <w:spacing w:line="240" w:lineRule="auto" w:after="120"/>
+        <w:ind w:left="720" w:hanging="720"/>
+        <w:jc w:val="both"/>
       </w:pPr>
       <w:r>
         <w:rPr>
@@ -23300,7 +23233,9 @@
     </w:p>
     <w:p>
       <w:pPr>
-        <w:spacing w:line="360" w:lineRule="auto"/>
+        <w:spacing w:line="240" w:lineRule="auto" w:after="120"/>
+        <w:ind w:left="720" w:hanging="720"/>
+        <w:jc w:val="both"/>
       </w:pPr>
       <w:r>
         <w:rPr>
@@ -23342,7 +23277,9 @@
     </w:p>
     <w:p>
       <w:pPr>
-        <w:spacing w:line="360" w:lineRule="auto"/>
+        <w:spacing w:line="240" w:lineRule="auto" w:after="120"/>
+        <w:ind w:left="720" w:hanging="720"/>
+        <w:jc w:val="both"/>
       </w:pPr>
       <w:r>
         <w:rPr>
@@ -23369,7 +23306,9 @@
     </w:p>
     <w:p>
       <w:pPr>
-        <w:spacing w:line="360" w:lineRule="auto"/>
+        <w:spacing w:line="240" w:lineRule="auto" w:after="120"/>
+        <w:ind w:left="720" w:hanging="720"/>
+        <w:jc w:val="both"/>
       </w:pPr>
       <w:r>
         <w:rPr>
@@ -23411,7 +23350,9 @@
     </w:p>
     <w:p>
       <w:pPr>
-        <w:spacing w:line="360" w:lineRule="auto"/>
+        <w:spacing w:line="240" w:lineRule="auto" w:after="120"/>
+        <w:ind w:left="720" w:hanging="720"/>
+        <w:jc w:val="both"/>
       </w:pPr>
       <w:r>
         <w:rPr>
@@ -23453,7 +23394,9 @@
     </w:p>
     <w:p>
       <w:pPr>
-        <w:spacing w:line="360" w:lineRule="auto"/>
+        <w:spacing w:line="240" w:lineRule="auto" w:after="120"/>
+        <w:ind w:left="720" w:hanging="720"/>
+        <w:jc w:val="both"/>
       </w:pPr>
       <w:r>
         <w:rPr>
@@ -23495,7 +23438,9 @@
     </w:p>
     <w:p>
       <w:pPr>
-        <w:spacing w:line="360" w:lineRule="auto"/>
+        <w:spacing w:line="240" w:lineRule="auto" w:after="120"/>
+        <w:ind w:left="720" w:hanging="720"/>
+        <w:jc w:val="both"/>
       </w:pPr>
       <w:r>
         <w:rPr>
@@ -23537,7 +23482,9 @@
     </w:p>
     <w:p>
       <w:pPr>
-        <w:spacing w:line="360" w:lineRule="auto"/>
+        <w:spacing w:line="240" w:lineRule="auto" w:after="120"/>
+        <w:ind w:left="720" w:hanging="720"/>
+        <w:jc w:val="both"/>
       </w:pPr>
       <w:r>
         <w:rPr>
@@ -23564,7 +23511,9 @@
     </w:p>
     <w:p>
       <w:pPr>
-        <w:spacing w:line="360" w:lineRule="auto"/>
+        <w:spacing w:line="240" w:lineRule="auto" w:after="120"/>
+        <w:ind w:left="720" w:hanging="720"/>
+        <w:jc w:val="both"/>
       </w:pPr>
       <w:r>
         <w:rPr>
@@ -23606,7 +23555,9 @@
     </w:p>
     <w:p>
       <w:pPr>
-        <w:spacing w:line="360" w:lineRule="auto"/>
+        <w:spacing w:line="240" w:lineRule="auto" w:after="120"/>
+        <w:ind w:left="720" w:hanging="720"/>
+        <w:jc w:val="both"/>
       </w:pPr>
       <w:r>
         <w:rPr>
@@ -23676,6 +23627,7 @@
     <w:p>
       <w:pPr>
         <w:spacing w:line="360" w:lineRule="auto"/>
+        <w:jc w:val="both"/>
       </w:pPr>
       <w:r>
         <w:rPr>
@@ -23701,6 +23653,7 @@
     <w:p>
       <w:pPr>
         <w:spacing w:line="360" w:lineRule="auto"/>
+        <w:jc w:val="both"/>
       </w:pPr>
       <w:r>
         <w:rPr>
@@ -23713,6 +23666,7 @@
     <w:p>
       <w:pPr>
         <w:spacing w:line="360" w:lineRule="auto"/>
+        <w:jc w:val="both"/>
       </w:pPr>
       <w:r>
         <w:rPr>
@@ -23727,12 +23681,28 @@
           <w:rFonts w:ascii="Times New Roman" w:hAnsi="Times New Roman" w:cs="Times New Roman"/>
           <w:sz w:val="24"/>
         </w:rPr>
-        <w:t xml:space="preserve"> `LOG650_analyse_v2_7.py` — deterministisk analysepipeline som leser MASTERFILE V1.xlsx og produserer alle klassifiseringer, K-means-modellen, regelmotoranbefalinger og besparelsesestimater. Outputformat: Excel (LOG650_Resultater.xlsx) med separate ark for hvert analysesteg.</w:t>
+        <w:t xml:space="preserve"> </w:t>
+      </w:r>
+      <w:r>
+        <w:rPr>
+          <w:rFonts w:ascii="Consolas" w:hAnsi="Consolas" w:cs="Consolas"/>
+          <w:sz w:val="20"/>
+          <w:shd w:val="clear" w:color="auto" w:fill="F4F4F4"/>
+        </w:rPr>
+        <w:t>LOG650_analyse_v2_7.py</w:t>
+      </w:r>
+      <w:r>
+        <w:rPr>
+          <w:rFonts w:ascii="Times New Roman" w:hAnsi="Times New Roman" w:cs="Times New Roman"/>
+          <w:sz w:val="24"/>
+        </w:rPr>
+        <w:t xml:space="preserve"> – deterministisk analysepipeline som leser MASTERFILE V1.xlsx og produserer alle klassifiseringer, K-means-modellen, regelmotoranbefalinger og besparelsesestimater. Outputformat: Excel (LOG650_Resultater.xlsx) med separate ark for hvert analysesteg.</w:t>
       </w:r>
     </w:p>
     <w:p>
       <w:pPr>
         <w:spacing w:line="360" w:lineRule="auto"/>
+        <w:jc w:val="both"/>
       </w:pPr>
       <w:r>
         <w:rPr>
@@ -23747,12 +23717,28 @@
           <w:rFonts w:ascii="Times New Roman" w:hAnsi="Times New Roman" w:cs="Times New Roman"/>
           <w:sz w:val="24"/>
         </w:rPr>
-        <w:t xml:space="preserve"> 12 separate Python-scripts (`plot_*.py`) som genererer figurene Fig00–Fig11 i konsistent stil (serif-font, 300 dpi, felles fargepalett).</w:t>
+        <w:t xml:space="preserve"> 12 separate Python-scripts (</w:t>
+      </w:r>
+      <w:r>
+        <w:rPr>
+          <w:rFonts w:ascii="Consolas" w:hAnsi="Consolas" w:cs="Consolas"/>
+          <w:sz w:val="20"/>
+          <w:shd w:val="clear" w:color="auto" w:fill="F4F4F4"/>
+        </w:rPr>
+        <w:t>plot_*.py</w:t>
+      </w:r>
+      <w:r>
+        <w:rPr>
+          <w:rFonts w:ascii="Times New Roman" w:hAnsi="Times New Roman" w:cs="Times New Roman"/>
+          <w:sz w:val="24"/>
+        </w:rPr>
+        <w:t>) som genererer figurene Fig00–Fig11 i konsistent stil (serif-font, 300 dpi, felles fargepalett).</w:t>
       </w:r>
     </w:p>
     <w:p>
       <w:pPr>
         <w:spacing w:line="360" w:lineRule="auto"/>
+        <w:jc w:val="both"/>
       </w:pPr>
       <w:r>
         <w:rPr>
@@ -23767,12 +23753,13 @@
           <w:rFonts w:ascii="Times New Roman" w:hAnsi="Times New Roman" w:cs="Times New Roman"/>
           <w:sz w:val="24"/>
         </w:rPr>
-        <w:t xml:space="preserve"> pandas 2.x (datastrukturer), scikit-learn 1.x (KMeans, StandardScaler, silhouette_score), matplotlib 3.x (visualisering), openpyxl (Excel I/O).</w:t>
+        <w:t xml:space="preserve"> pandas 2.2.2 (datastrukturer), numpy 1.26.4 (numeriske beregninger), scikit-learn 1.4.2 (KMeans, StandardScaler, silhouette\_score, train\_test\_split), matplotlib 3.8.4 (visualisering), openpyxl 3.1.2 (Excel-lesing), xlsxwriter 3.2.0 (Excel-skriving).</w:t>
       </w:r>
     </w:p>
     <w:p>
       <w:pPr>
         <w:spacing w:line="360" w:lineRule="auto"/>
+        <w:jc w:val="both"/>
       </w:pPr>
       <w:r>
         <w:rPr>
@@ -23787,12 +23774,28 @@
           <w:rFonts w:ascii="Times New Roman" w:hAnsi="Times New Roman" w:cs="Times New Roman"/>
           <w:sz w:val="24"/>
         </w:rPr>
-        <w:t xml:space="preserve"> Alle scripts bruker `random_state=42` for deterministisk output. Gjentatt kjøring med samme inputdata gir identiske resultater.</w:t>
+        <w:t xml:space="preserve"> Alle scripts bruker </w:t>
+      </w:r>
+      <w:r>
+        <w:rPr>
+          <w:rFonts w:ascii="Consolas" w:hAnsi="Consolas" w:cs="Consolas"/>
+          <w:sz w:val="20"/>
+          <w:shd w:val="clear" w:color="auto" w:fill="F4F4F4"/>
+        </w:rPr>
+        <w:t>random_state=42</w:t>
+      </w:r>
+      <w:r>
+        <w:rPr>
+          <w:rFonts w:ascii="Times New Roman" w:hAnsi="Times New Roman" w:cs="Times New Roman"/>
+          <w:sz w:val="24"/>
+        </w:rPr>
+        <w:t xml:space="preserve"> for deterministisk output. Gjentatt kjøring med samme inputdata gir identiske resultater.</w:t>
       </w:r>
     </w:p>
     <w:p>
       <w:pPr>
         <w:spacing w:line="360" w:lineRule="auto"/>
+        <w:jc w:val="both"/>
       </w:pPr>
       <w:r>
         <w:rPr>
@@ -23818,6 +23821,7 @@
     <w:p>
       <w:pPr>
         <w:spacing w:line="360" w:lineRule="auto"/>
+        <w:jc w:val="both"/>
       </w:pPr>
       <w:r>
         <w:rPr>
@@ -23830,6 +23834,7 @@
     <w:p>
       <w:pPr>
         <w:spacing w:line="360" w:lineRule="auto"/>
+        <w:jc w:val="both"/>
       </w:pPr>
       <w:r>
         <w:rPr>
@@ -23844,12 +23849,43 @@
           <w:rFonts w:ascii="Times New Roman" w:hAnsi="Times New Roman" w:cs="Times New Roman"/>
           <w:sz w:val="24"/>
         </w:rPr>
-        <w:t xml:space="preserve"> Claude ble brukt til kodestøtte og feilsøking i Python-scriptet (`LOG650_analyse_v2_7.py`) som implementerer ABC-, XYZ-, EOQ- og K-means-analysen. Verktøyet ble brukt til å forstå kodelogikk, feilsøke syntaksfeil og generere foreløpige kodeutdrag som senere ble tilpasset og integrert. All kode er gjennomgått, testet og modifisert av forfatteren for å sikre korrekthet. Den endelige implementasjonen, tolkningen av resultater og presentasjonen av numeriske verdier er forfatterens ansvar. Alle scripts bruker `random_state=42` for deterministisk og reproduserbar output.</w:t>
+        <w:t xml:space="preserve"> Claude ble brukt til kodestøtte og feilsøking i Python-scriptet (</w:t>
+      </w:r>
+      <w:r>
+        <w:rPr>
+          <w:rFonts w:ascii="Consolas" w:hAnsi="Consolas" w:cs="Consolas"/>
+          <w:sz w:val="20"/>
+          <w:shd w:val="clear" w:color="auto" w:fill="F4F4F4"/>
+        </w:rPr>
+        <w:t>LOG650_analyse_v2_7.py</w:t>
+      </w:r>
+      <w:r>
+        <w:rPr>
+          <w:rFonts w:ascii="Times New Roman" w:hAnsi="Times New Roman" w:cs="Times New Roman"/>
+          <w:sz w:val="24"/>
+        </w:rPr>
+        <w:t xml:space="preserve">) som implementerer ABC-, XYZ-, EOQ- og K-means-analysen. Verktøyet ble brukt til å forstå kodelogikk, feilsøke syntaksfeil og generere foreløpige kodeutdrag som senere ble tilpasset og integrert. All kode er gjennomgått, testet og modifisert av forfatteren for å sikre korrekthet. Den endelige implementasjonen, tolkningen av resultater og presentasjonen av numeriske verdier er forfatterens ansvar. Alle scripts bruker </w:t>
+      </w:r>
+      <w:r>
+        <w:rPr>
+          <w:rFonts w:ascii="Consolas" w:hAnsi="Consolas" w:cs="Consolas"/>
+          <w:sz w:val="20"/>
+          <w:shd w:val="clear" w:color="auto" w:fill="F4F4F4"/>
+        </w:rPr>
+        <w:t>random_state=42</w:t>
+      </w:r>
+      <w:r>
+        <w:rPr>
+          <w:rFonts w:ascii="Times New Roman" w:hAnsi="Times New Roman" w:cs="Times New Roman"/>
+          <w:sz w:val="24"/>
+        </w:rPr>
+        <w:t xml:space="preserve"> for deterministisk og reproduserbar output.</w:t>
       </w:r>
     </w:p>
     <w:p>
       <w:pPr>
         <w:spacing w:line="360" w:lineRule="auto"/>
+        <w:jc w:val="both"/>
       </w:pPr>
       <w:r>
         <w:rPr>
@@ -23864,12 +23900,13 @@
           <w:rFonts w:ascii="Times New Roman" w:hAnsi="Times New Roman" w:cs="Times New Roman"/>
           <w:sz w:val="24"/>
         </w:rPr>
-        <w:t xml:space="preserve"> Alle 12 figurer (Fig00–Fig11) er generert med matplotlib-scripts der Claude bidro til utforming av layout, fargepalett og aksetitler. Figurene er basert på analyseresultater produsert av Python-scriptet fra SAP-kildedata — KI-verktøyet har ikke produsert eller modifisert noen dataverdier. Hver figur er merket «Generert med støtte fra Claude (Anthropic, 2026)» i bildeteksten. Tabeller er formatert med støtte fra Claude, men alle verdier kommer direkte fra analysescriptet.</w:t>
+        <w:t xml:space="preserve"> Alle 12 figurer (Fig00–Fig11) er generert med matplotlib-scripts der Claude bidro til utforming av layout, fargepalett og aksetitler. Figurene er basert på analyseresultater produsert av Python-scriptet fra SAP-kildedata – KI-verktøyet har ikke produsert eller modifisert noen dataverdier. Hver figur er merket «Generert med støtte fra Claude (Anthropic, 2026)» i bildeteksten. Tabeller er formatert med støtte fra Claude, men alle verdier kommer direkte fra analysescriptet.</w:t>
       </w:r>
     </w:p>
     <w:p>
       <w:pPr>
         <w:spacing w:line="360" w:lineRule="auto"/>
+        <w:jc w:val="both"/>
       </w:pPr>
       <w:r>
         <w:rPr>
@@ -23890,6 +23927,7 @@
     <w:p>
       <w:pPr>
         <w:spacing w:line="360" w:lineRule="auto"/>
+        <w:jc w:val="both"/>
       </w:pPr>
       <w:r>
         <w:rPr>
@@ -23904,12 +23942,13 @@
           <w:rFonts w:ascii="Times New Roman" w:hAnsi="Times New Roman" w:cs="Times New Roman"/>
           <w:sz w:val="24"/>
         </w:rPr>
-        <w:t xml:space="preserve"> Bruken av Claude påvirket arbeidsprosessen på to vesentlige måter. For det første akselererte kodestøtten iterasjonshastigheten i Python-utviklingen, noe som muliggjorde flere eksperimentelle kjøringer og raskere feilsøking enn manuell utvikling alene ville tillatt. For det andre bidro den språklige bearbeidingen til mer konsise formuleringer, men krevde aktiv overvåking for å unngå at faglig presisjon gikk tapt til fordel for språklig eleganse. Den analytiske retningen — valg av metoder, regelutforming og tolkning av resultater — er ikke påvirket av KI-verktøyet.</w:t>
+        <w:t xml:space="preserve"> Bruken av Claude påvirket arbeidsprosessen på to vesentlige måter. For det første akselererte kodestøtten iterasjonshastigheten i Python-utviklingen, noe som muliggjorde flere eksperimentelle kjøringer og raskere feilsøking enn manuell utvikling alene ville tillatt. For det andre bidro den språklige bearbeidingen til mer konsise formuleringer, men krevde aktiv overvåking for å unngå at faglig presisjon gikk tapt til fordel for språklig eleganse. Den analytiske retningen – valg av metoder, regelutforming og tolkning av resultater – er ikke påvirket av KI-verktøyet.</w:t>
       </w:r>
     </w:p>
     <w:p>
       <w:pPr>
         <w:spacing w:line="360" w:lineRule="auto"/>
+        <w:jc w:val="both"/>
       </w:pPr>
       <w:r>
         <w:rPr>
@@ -28538,6 +28577,7 @@
     <w:rsid w:val="00B33323"/>
     <w:pPr>
       <w:spacing w:line="360" w:lineRule="auto"/>
+      <w:jc w:val="both"/>
     </w:pPr>
     <w:rPr>
       <w:rFonts w:cs="Sendnya" w:ascii="Times New Roman" w:hAnsi="Times New Roman"/>
@@ -28554,9 +28594,6 @@
     <w:rsid w:val="00B33323"/>
     <w:pPr>
       <w:keepNext/>
-      <w:numPr>
-        <w:numId w:val="21"/>
-      </w:numPr>
       <w:spacing w:before="240" w:after="60"/>
       <w:outlineLvl w:val="0"/>
     </w:pPr>
@@ -28579,10 +28616,6 @@
     <w:rsid w:val="00B33323"/>
     <w:pPr>
       <w:keepNext/>
-      <w:numPr>
-        <w:ilvl w:val="1"/>
-        <w:numId w:val="21"/>
-      </w:numPr>
       <w:spacing w:before="240" w:after="60"/>
       <w:outlineLvl w:val="1"/>
     </w:pPr>
@@ -28605,10 +28638,6 @@
     <w:rsid w:val="00B33323"/>
     <w:pPr>
       <w:keepNext/>
-      <w:numPr>
-        <w:ilvl w:val="2"/>
-        <w:numId w:val="21"/>
-      </w:numPr>
       <w:spacing w:before="240" w:after="60"/>
       <w:outlineLvl w:val="2"/>
     </w:pPr>

--- a/005 report/LOG650_Rapport.docx
+++ b/005 report/LOG650_Rapport.docx
@@ -5561,7 +5561,7 @@
           <w:rFonts w:ascii="Times New Roman" w:hAnsi="Times New Roman" w:cs="Times New Roman"/>
           <w:sz w:val="24"/>
         </w:rPr>
-        <w:t>Flerkriterietilnærminger som EDAS (Keshavarz Ghorabaee et al., 2015) krever subjektiv vekting, noe som svekker etterprøvbarheten. Denne oppgaven benytter derfor objektivt beregnbare kriterier (verdi, CV, EOQ-avvik). Klyngeanalyse representerer et datadrevet alternativ som fanger sammensatte mønstre uten forhåndsdefinerte terskelverdier (Srinivasan &amp; Moon, 1999). Kombinasjonen av K-means med regelbaserte beslutningssystemer er lite dokumentert i sykehuskontekst, og utgjør oppgavens metodiske bidrag.</w:t>
+        <w:t>Flerkriterietilnærminger som EDAS (Keshavarz Ghorabaee et al., 2015) krever subjektiv vekting, noe som svekker etterprøvbarheten. Denne oppgaven benytter derfor objektivt beregnbare kriterier (verdi, CV, EOQ-avvik). Klyngeanalyse representerer et datadrevet alternativ som fanger sammensatte mønstre uten forhåndsdefinerte terskelverdier (Srinivasan &amp; Moon, 1999). Kombinasjonen av K-means med regelbaserte beslutningssystemer er lite dokumentert i sykehuskontekst, og utgjør et utforskende element i oppgavens metoderammeverk.</w:t>
       </w:r>
     </w:p>
     <w:p>
@@ -7868,7 +7868,7 @@
           <w:i/>
           <w:sz w:val="20"/>
         </w:rPr>
-        <w:t>. Konseptuelt rammeverk – fra SAP-data til HVFS-anbefaling. Generert med støtte fra Claude (Anthropic, 2026).</w:t>
+        <w:t>. Konseptuelt rammeverk – fra SAP-data til HVFS-anbefaling. Generert med støtte fra Claude.</w:t>
       </w:r>
     </w:p>
     <w:p>
@@ -8687,7 +8687,7 @@
           <w:i/>
           <w:sz w:val="20"/>
         </w:rPr>
-        <w:t>. Lagerstruktur – Helse Vest forsyningskjede (forenklet). Generert med støtte fra Claude (Anthropic, 2026).</w:t>
+        <w:t>. Lagerstruktur – Helse Vest forsyningskjede (forenklet). Generert med støtte fra Claude.</w:t>
       </w:r>
     </w:p>
     <w:p>
@@ -10059,7 +10059,7 @@
           <w:i/>
           <w:sz w:val="20"/>
         </w:rPr>
-        <w:t>. Dataoversikt: fordeling av nøkkelvariabler for 709 artikler ved WERKS 3300, LGORT 3001. Generert med støtte fra Claude (Anthropic, 2026).</w:t>
+        <w:t>. Dataoversikt: fordeling av nøkkelvariabler for 709 artikler ved WERKS 3300, LGORT 3001. Generert med støtte fra Claude.</w:t>
       </w:r>
     </w:p>
     <w:p>
@@ -10852,7 +10852,7 @@
           <w:i/>
           <w:sz w:val="20"/>
         </w:rPr>
-        <w:t>. Analysepipeline: fra SAP-rådata til HVFS-anbefaling. Generert med støtte fra Claude (Anthropic, 2026).</w:t>
+        <w:t>. Analysepipeline: fra SAP-rådata til HVFS-anbefaling. Generert med støtte fra Claude.</w:t>
       </w:r>
     </w:p>
     <w:p>
@@ -10917,7 +10917,7 @@
           <w:color w:val="000000"/>
           <w:sz w:val="32"/>
         </w:rPr>
-        <w:t>4.5 Bruk av KI-verktøy</w:t>
+        <w:t>4.5 Bruk av kunstig intelligens</w:t>
       </w:r>
     </w:p>
     <w:p>
@@ -10930,7 +10930,7 @@
           <w:rFonts w:ascii="Times New Roman" w:hAnsi="Times New Roman" w:cs="Times New Roman"/>
           <w:sz w:val="24"/>
         </w:rPr>
-        <w:t>Kunstig intelligens i form av store språkmodeller ble benyttet som faglig støtteverktøy gjennom hele prosjektperioden, i tråd med retningslinjene i kursets skrivekompendium (Rekdal &amp; Pettersen, 2025). Claude (Anthropic, 2026) ble anvendt til kodestøtte, generering av datavisualiseringer og språklig bearbeiding av rapportteksten. KI-verktøyet er ikke brukt som fagkilde og er ikke sitert som belegg for faglige påstander. All KI-generert kode og tekst er kritisk gjennomgått og revidert av forfatteren; en refleksjon over KI-brukens påvirkning på arbeidsprosessen er gitt i Vedlegg C.</w:t>
+        <w:t>Kunstig intelligens i form av store språkmodeller ble benyttet som faglig støtteverktøy gjennom hele prosjektperioden, i tråd med retningslinjene i kursets skrivekompendium (Rekdal &amp; Pettersen, 2025). Claude ble anvendt til kodestøtte, generering av datavisualiseringer og språklig bearbeiding av rapportteksten. KI-verktøyet er ikke brukt som fagkilde og er ikke sitert som belegg for faglige påstander. All KI-generert kode og tekst er kritisk gjennomgått og revidert av forfatteren; en refleksjon over KI-brukens påvirkning på arbeidsprosessen er gitt i Vedlegg C.</w:t>
       </w:r>
     </w:p>
     <w:p>
@@ -11839,7 +11839,7 @@
                 <w:b w:val="0"/>
                 <w:sz w:val="22"/>
               </w:rPr>
-              <w:t>Kelle et al. (2012); Bijvank &amp; Vis (2012)</w:t>
+              <w:t>Bijvank &amp; Vis (2012); Kelle et al. (2012)</w:t>
             </w:r>
           </w:p>
         </w:tc>
@@ -15174,7 +15174,7 @@
           <w:i/>
           <w:sz w:val="20"/>
         </w:rPr>
-        <w:t>. Regelmotor: sekvensiell beslutningsflyt for HVFS-anbefaling (R1–R8). Generert med støtte fra Claude (Anthropic, 2026).</w:t>
+        <w:t>. Regelmotor: sekvensiell beslutningsflyt for HVFS-anbefaling (R1–R8). Generert med støtte fra Claude.</w:t>
       </w:r>
     </w:p>
     <w:p>
@@ -15458,7 +15458,7 @@
           <w:i/>
           <w:sz w:val="20"/>
         </w:rPr>
-        <w:t>. ABC Pareto-kurve: kumulativ verdiandel for 709 artikler rangert etter årsverdi, med grenser ved 80 % (A/B) og 95 % (B/C). Generert med støtte fra Claude (Anthropic, 2026).</w:t>
+        <w:t>. ABC Pareto-kurve: kumulativ verdiandel for 709 artikler rangert etter årsverdi, med grenser ved 80 % (A/B) og 95 % (B/C). Generert med støtte fra Claude.</w:t>
       </w:r>
     </w:p>
     <w:p>
@@ -15719,7 +15719,7 @@
           <w:i/>
           <w:sz w:val="20"/>
         </w:rPr>
-        <w:t>. ABC/XYZ-kryssmatrise: antall artikler per kombinasjon (687 klassifiserte artikler, WERKS 3300 / LGORT 3001). Generert med støtte fra Claude (Anthropic, 2026).</w:t>
+        <w:t>. ABC/XYZ-kryssmatrise: antall artikler per kombinasjon (687 klassifiserte artikler, WERKS 3300 / LGORT 3001). Generert med støtte fra Claude.</w:t>
       </w:r>
     </w:p>
     <w:p>
@@ -16211,7 +16211,7 @@
           <w:i/>
           <w:sz w:val="20"/>
         </w:rPr>
-        <w:t>. EOQ-avvik: relativ frekvensavvik (FREQ_AVVIK) for artikler med tilstrekkelige data, med terskel ved τ_f = 1,5. Generert med støtte fra Claude (Anthropic, 2026).</w:t>
+        <w:t>. EOQ-avvik: relativ frekvensavvik (FREQ_AVVIK) for artikler med tilstrekkelige data, med terskel ved τ_f = 1,5. Generert med støtte fra Claude.</w:t>
       </w:r>
     </w:p>
     <w:p>
@@ -16521,7 +16521,7 @@
           <w:i/>
           <w:sz w:val="20"/>
         </w:rPr>
-        <w:t>. Silhouette-score for K = 2–7 (treningsdata, n = 389): K = 3 gir høyest score (0,383). Generert med støtte fra Claude (Anthropic, 2026).</w:t>
+        <w:t>. Silhouette-score for K = 2–7 (treningsdata, n = 389): K = 3 gir høyest score (0,383). Generert med støtte fra Claude.</w:t>
       </w:r>
     </w:p>
     <w:p>
@@ -16703,7 +16703,7 @@
           <w:i/>
           <w:sz w:val="20"/>
         </w:rPr>
-        <w:t>. K-means klyngeresultat (K = 3): artikler plottet langs z(ln CV) og z(ln verdi), farge etter klynge. K_OVERFØR-klyngen er markert med stjerne (★). Generert med støtte fra Claude (Anthropic, 2026).</w:t>
+        <w:t>. K-means klyngeresultat (K = 3): artikler plottet langs z(ln CV) og z(ln verdi), farge etter klynge. K_OVERFØR-klyngen er markert med stjerne (★). Generert med støtte fra Claude.</w:t>
       </w:r>
     </w:p>
     <w:p>
@@ -16793,7 +16793,7 @@
           <w:i/>
           <w:sz w:val="20"/>
         </w:rPr>
-        <w:t>. Klyngeprofiler for K-means (K=3): gjennomsnittlig z-score per feature per klynge. K\_OVERFØR-klyngen (grønn) kjennetegnes av lav CV og høy verdi. Generert med støtte fra Claude (Anthropic, 2026).</w:t>
+        <w:t>. Klyngeprofiler for K-means (K=3): gjennomsnittlig z-score per feature per klynge. K\_OVERFØR-klyngen (grønn) kjennetegnes av lav CV og høy verdi. Generert med støtte fra Claude.</w:t>
       </w:r>
     </w:p>
     <w:p>
@@ -17118,7 +17118,7 @@
           <w:i/>
           <w:sz w:val="20"/>
         </w:rPr>
-        <w:t>. Regelmotor og besparelsesanalyse: fordeling av HVFS-anbefalinger (venstre) og estimert årlig EOQ-besparelse under tre realiseringsscenarier (høyre). 709 artikler, WERKS 3300 / LGORT 3001. Generert med støtte fra Claude (Anthropic, 2026).</w:t>
+        <w:t>. Regelmotor og besparelsesanalyse: fordeling av HVFS-anbefalinger (venstre) og estimert årlig EOQ-besparelse under tre realiseringsscenarier (høyre). 709 artikler, WERKS 3300 / LGORT 3001. Generert med støtte fra Claude.</w:t>
       </w:r>
     </w:p>
     <w:p>
@@ -22418,7 +22418,7 @@
           <w:rFonts w:ascii="Times New Roman" w:hAnsi="Times New Roman" w:cs="Times New Roman"/>
           <w:sz w:val="24"/>
         </w:rPr>
-        <w:t>De 145 artiklene som er identifisert som prioriterte overføringskandidater bør ikke overføres samlet i én operasjon. En pilotfase bør prioritere artiklene i skjæringspunktet mellom K_OVERFØR-klyngen og AX/BX-kategoriene, da disse har den sterkeste kombinasjonen av analysesignaler og lavest risiko for servicesvikt. En gradvis overføring gir mulighet til å verifisere at HVFS og NorEngros håndterer artiklene i henhold til APL-leveransemodellen før hele porteføljen flyttes.</w:t>
+        <w:t>De 145 artiklene som er identifisert som prioriterte overføringskandidater bør ikke overføres samlet i én operasjon. En pilotfase bør prioritere artiklene i skjæringspunktet mellom K_OVERFØR-klyngen og AX/BX-kategoriene, da disse har den sterkeste kombinasjonen av analysesignaler og lavest forbruksvariasjon. Pilotvalideringen bør suppleres med en klinisk kritikalitetsvurdering (jf. avsnitt 8.4) for å sikre at ingen artikler med høy pasientrisiko overføres uten tilstrekkelig forsyningssikkerhet. En gradvis overføring gir mulighet til å verifisere at HVFS og NorEngros håndterer artiklene i henhold til APL-leveransemodellen før hele porteføljen flyttes.</w:t>
       </w:r>
     </w:p>
     <w:p>
@@ -22598,7 +22598,7 @@
           <w:rFonts w:ascii="Times New Roman" w:hAnsi="Times New Roman" w:cs="Times New Roman"/>
           <w:sz w:val="24"/>
         </w:rPr>
-        <w:t xml:space="preserve">Anthropic. (2026). </w:t>
+        <w:t xml:space="preserve">Bijvank, M., &amp; Vis, I. F. A. (2012). Inventory control for point-of-use locations in hospitals. </w:t>
       </w:r>
       <w:r>
         <w:rPr>
@@ -22606,14 +22606,29 @@
           <w:i/>
           <w:sz w:val="24"/>
         </w:rPr>
-        <w:t>Claude</w:t>
-      </w:r>
-      <w:r>
-        <w:rPr>
-          <w:rFonts w:ascii="Times New Roman" w:hAnsi="Times New Roman" w:cs="Times New Roman"/>
-          <w:sz w:val="24"/>
-        </w:rPr>
-        <w:t xml:space="preserve"> [Stor språkmodell]. https://claude.ai</w:t>
+        <w:t>Journal of the Operational Research Society</w:t>
+      </w:r>
+      <w:r>
+        <w:rPr>
+          <w:rFonts w:ascii="Times New Roman" w:hAnsi="Times New Roman" w:cs="Times New Roman"/>
+          <w:sz w:val="24"/>
+        </w:rPr>
+        <w:t xml:space="preserve">, </w:t>
+      </w:r>
+      <w:r>
+        <w:rPr>
+          <w:rFonts w:ascii="Times New Roman" w:hAnsi="Times New Roman" w:cs="Times New Roman"/>
+          <w:i/>
+          <w:sz w:val="24"/>
+        </w:rPr>
+        <w:t>63</w:t>
+      </w:r>
+      <w:r>
+        <w:rPr>
+          <w:rFonts w:ascii="Times New Roman" w:hAnsi="Times New Roman" w:cs="Times New Roman"/>
+          <w:sz w:val="24"/>
+        </w:rPr>
+        <w:t>(4), 497–510. https://doi.org/10.1057/jors.2011.52</w:t>
       </w:r>
     </w:p>
     <w:p>
@@ -22627,7 +22642,7 @@
           <w:rFonts w:ascii="Times New Roman" w:hAnsi="Times New Roman" w:cs="Times New Roman"/>
           <w:sz w:val="24"/>
         </w:rPr>
-        <w:t xml:space="preserve">Bijvank, M., &amp; Vis, I. F. A. (2012). Inventory control for point-of-use locations in hospitals. </w:t>
+        <w:t xml:space="preserve">de Vries, J. (2011). The shaping of inventory systems in health services: A stakeholder analysis. </w:t>
       </w:r>
       <w:r>
         <w:rPr>
@@ -22635,7 +22650,7 @@
           <w:i/>
           <w:sz w:val="24"/>
         </w:rPr>
-        <w:t>Journal of the Operational Research Society</w:t>
+        <w:t>International Journal of Production Economics</w:t>
       </w:r>
       <w:r>
         <w:rPr>
@@ -22650,14 +22665,14 @@
           <w:i/>
           <w:sz w:val="24"/>
         </w:rPr>
-        <w:t>63</w:t>
-      </w:r>
-      <w:r>
-        <w:rPr>
-          <w:rFonts w:ascii="Times New Roman" w:hAnsi="Times New Roman" w:cs="Times New Roman"/>
-          <w:sz w:val="24"/>
-        </w:rPr>
-        <w:t>(4), 497–510. https://doi.org/10.1057/jors.2011.52</w:t>
+        <w:t>133</w:t>
+      </w:r>
+      <w:r>
+        <w:rPr>
+          <w:rFonts w:ascii="Times New Roman" w:hAnsi="Times New Roman" w:cs="Times New Roman"/>
+          <w:sz w:val="24"/>
+        </w:rPr>
+        <w:t>(1), 60–69. https://doi.org/10.1016/j.ijpe.2009.10.029</w:t>
       </w:r>
     </w:p>
     <w:p>
@@ -22671,7 +22686,7 @@
           <w:rFonts w:ascii="Times New Roman" w:hAnsi="Times New Roman" w:cs="Times New Roman"/>
           <w:sz w:val="24"/>
         </w:rPr>
-        <w:t xml:space="preserve">de Vries, J. (2011). The shaping of inventory systems in health services: A stakeholder analysis. </w:t>
+        <w:t xml:space="preserve">Fragapane, G. I., Bertnum, A. B., Hvolby, H.-H., &amp; Strandhagen, J. O. (2019). Medical supplies to the point-of-use in hospitals. I </w:t>
       </w:r>
       <w:r>
         <w:rPr>
@@ -22679,29 +22694,14 @@
           <w:i/>
           <w:sz w:val="24"/>
         </w:rPr>
-        <w:t>International Journal of Production Economics</w:t>
-      </w:r>
-      <w:r>
-        <w:rPr>
-          <w:rFonts w:ascii="Times New Roman" w:hAnsi="Times New Roman" w:cs="Times New Roman"/>
-          <w:sz w:val="24"/>
-        </w:rPr>
-        <w:t xml:space="preserve">, </w:t>
-      </w:r>
-      <w:r>
-        <w:rPr>
-          <w:rFonts w:ascii="Times New Roman" w:hAnsi="Times New Roman" w:cs="Times New Roman"/>
-          <w:i/>
-          <w:sz w:val="24"/>
-        </w:rPr>
-        <w:t>133</w:t>
-      </w:r>
-      <w:r>
-        <w:rPr>
-          <w:rFonts w:ascii="Times New Roman" w:hAnsi="Times New Roman" w:cs="Times New Roman"/>
-          <w:sz w:val="24"/>
-        </w:rPr>
-        <w:t>(1), 60–69. https://doi.org/10.1016/j.ijpe.2009.10.029</w:t>
+        <w:t>IFIP International Conference on Advances in Production Management Systems (APMS)</w:t>
+      </w:r>
+      <w:r>
+        <w:rPr>
+          <w:rFonts w:ascii="Times New Roman" w:hAnsi="Times New Roman" w:cs="Times New Roman"/>
+          <w:sz w:val="24"/>
+        </w:rPr>
+        <w:t xml:space="preserve"> (s. 248–255). Springer. https://doi.org/10.1007/978-3-030-29996-5_29</w:t>
       </w:r>
     </w:p>
     <w:p>
@@ -22715,7 +22715,7 @@
           <w:rFonts w:ascii="Times New Roman" w:hAnsi="Times New Roman" w:cs="Times New Roman"/>
           <w:sz w:val="24"/>
         </w:rPr>
-        <w:t xml:space="preserve">Fragapane, G. I., Bertnum, A. B., Hvolby, H.-H., &amp; Strandhagen, J. O. (2019). Medical supplies to the point-of-use in hospitals. I </w:t>
+        <w:t xml:space="preserve">Gupta, R., Gupta, K. K., Jain, B. R., &amp; Garg, R. K. (2007). ABC and VED analysis in medical stores inventory control. </w:t>
       </w:r>
       <w:r>
         <w:rPr>
@@ -22723,14 +22723,29 @@
           <w:i/>
           <w:sz w:val="24"/>
         </w:rPr>
-        <w:t>IFIP International Conference on Advances in Production Management Systems (APMS)</w:t>
-      </w:r>
-      <w:r>
-        <w:rPr>
-          <w:rFonts w:ascii="Times New Roman" w:hAnsi="Times New Roman" w:cs="Times New Roman"/>
-          <w:sz w:val="24"/>
-        </w:rPr>
-        <w:t xml:space="preserve"> (s. 248–255). Springer. https://doi.org/10.1007/978-3-030-29996-5_29</w:t>
+        <w:t>Medical Journal Armed Forces India</w:t>
+      </w:r>
+      <w:r>
+        <w:rPr>
+          <w:rFonts w:ascii="Times New Roman" w:hAnsi="Times New Roman" w:cs="Times New Roman"/>
+          <w:sz w:val="24"/>
+        </w:rPr>
+        <w:t xml:space="preserve">, </w:t>
+      </w:r>
+      <w:r>
+        <w:rPr>
+          <w:rFonts w:ascii="Times New Roman" w:hAnsi="Times New Roman" w:cs="Times New Roman"/>
+          <w:i/>
+          <w:sz w:val="24"/>
+        </w:rPr>
+        <w:t>63</w:t>
+      </w:r>
+      <w:r>
+        <w:rPr>
+          <w:rFonts w:ascii="Times New Roman" w:hAnsi="Times New Roman" w:cs="Times New Roman"/>
+          <w:sz w:val="24"/>
+        </w:rPr>
+        <w:t>(4), 325–327. https://doi.org/10.1016/S0377-1237(07)80005-2</w:t>
       </w:r>
     </w:p>
     <w:p>
@@ -22744,7 +22759,7 @@
           <w:rFonts w:ascii="Times New Roman" w:hAnsi="Times New Roman" w:cs="Times New Roman"/>
           <w:sz w:val="24"/>
         </w:rPr>
-        <w:t xml:space="preserve">Gupta, R., Gupta, K. K., Jain, B. R., &amp; Garg, R. K. (2007). ABC and VED analysis in medical stores inventory control. </w:t>
+        <w:t xml:space="preserve">Gurumurthy, A., Nair, V. K., &amp; Vinodh, S. (2021). Application of a hybrid selective inventory control technique in a hospital: A precursor for inventory reduction through lean thinking. </w:t>
       </w:r>
       <w:r>
         <w:rPr>
@@ -22752,7 +22767,7 @@
           <w:i/>
           <w:sz w:val="24"/>
         </w:rPr>
-        <w:t>Medical Journal Armed Forces India</w:t>
+        <w:t>The TQM Journal</w:t>
       </w:r>
       <w:r>
         <w:rPr>
@@ -22767,14 +22782,14 @@
           <w:i/>
           <w:sz w:val="24"/>
         </w:rPr>
-        <w:t>63</w:t>
-      </w:r>
-      <w:r>
-        <w:rPr>
-          <w:rFonts w:ascii="Times New Roman" w:hAnsi="Times New Roman" w:cs="Times New Roman"/>
-          <w:sz w:val="24"/>
-        </w:rPr>
-        <w:t>(4), 325–327. https://doi.org/10.1016/S0377-1237(07)80005-2</w:t>
+        <w:t>33</w:t>
+      </w:r>
+      <w:r>
+        <w:rPr>
+          <w:rFonts w:ascii="Times New Roman" w:hAnsi="Times New Roman" w:cs="Times New Roman"/>
+          <w:sz w:val="24"/>
+        </w:rPr>
+        <w:t>(3), 568–595. https://doi.org/10.1108/TQM-06-2020-0123</w:t>
       </w:r>
     </w:p>
     <w:p>
@@ -22788,7 +22803,7 @@
           <w:rFonts w:ascii="Times New Roman" w:hAnsi="Times New Roman" w:cs="Times New Roman"/>
           <w:sz w:val="24"/>
         </w:rPr>
-        <w:t xml:space="preserve">Gurumurthy, A., Nair, V. K., &amp; Vinodh, S. (2021). Application of a hybrid selective inventory control technique in a hospital: A precursor for inventory reduction through lean thinking. </w:t>
+        <w:t xml:space="preserve">Hautaniemi, P., &amp; Pirttilä, T. (1999). The choice of replenishment policies in an MRP environment. </w:t>
       </w:r>
       <w:r>
         <w:rPr>
@@ -22796,7 +22811,7 @@
           <w:i/>
           <w:sz w:val="24"/>
         </w:rPr>
-        <w:t>The TQM Journal</w:t>
+        <w:t>International Journal of Production Economics</w:t>
       </w:r>
       <w:r>
         <w:rPr>
@@ -22811,14 +22826,14 @@
           <w:i/>
           <w:sz w:val="24"/>
         </w:rPr>
-        <w:t>33</w:t>
-      </w:r>
-      <w:r>
-        <w:rPr>
-          <w:rFonts w:ascii="Times New Roman" w:hAnsi="Times New Roman" w:cs="Times New Roman"/>
-          <w:sz w:val="24"/>
-        </w:rPr>
-        <w:t>(3), 568–595. https://doi.org/10.1108/TQM-06-2020-0123</w:t>
+        <w:t>59</w:t>
+      </w:r>
+      <w:r>
+        <w:rPr>
+          <w:rFonts w:ascii="Times New Roman" w:hAnsi="Times New Roman" w:cs="Times New Roman"/>
+          <w:sz w:val="24"/>
+        </w:rPr>
+        <w:t>(1–3), 85–92. https://doi.org/10.1016/S0925-5273(98)00026-7</w:t>
       </w:r>
     </w:p>
     <w:p>
@@ -22832,7 +22847,7 @@
           <w:rFonts w:ascii="Times New Roman" w:hAnsi="Times New Roman" w:cs="Times New Roman"/>
           <w:sz w:val="24"/>
         </w:rPr>
-        <w:t xml:space="preserve">Hautaniemi, P., &amp; Pirttilä, T. (1999). The choice of replenishment policies in an MRP environment. </w:t>
+        <w:t xml:space="preserve">Helse Vest RHF. (2024). </w:t>
       </w:r>
       <w:r>
         <w:rPr>
@@ -22840,29 +22855,14 @@
           <w:i/>
           <w:sz w:val="24"/>
         </w:rPr>
-        <w:t>International Journal of Production Economics</w:t>
-      </w:r>
-      <w:r>
-        <w:rPr>
-          <w:rFonts w:ascii="Times New Roman" w:hAnsi="Times New Roman" w:cs="Times New Roman"/>
-          <w:sz w:val="24"/>
-        </w:rPr>
-        <w:t xml:space="preserve">, </w:t>
-      </w:r>
-      <w:r>
-        <w:rPr>
-          <w:rFonts w:ascii="Times New Roman" w:hAnsi="Times New Roman" w:cs="Times New Roman"/>
-          <w:i/>
-          <w:sz w:val="24"/>
-        </w:rPr>
-        <w:t>59</w:t>
-      </w:r>
-      <w:r>
-        <w:rPr>
-          <w:rFonts w:ascii="Times New Roman" w:hAnsi="Times New Roman" w:cs="Times New Roman"/>
-          <w:sz w:val="24"/>
-        </w:rPr>
-        <w:t>(1–3), 85–92. https://doi.org/10.1016/S0925-5273(98)00026-7</w:t>
+        <w:t>Kontraktstildeling: Drift av regionalt forsyningssenter</w:t>
+      </w:r>
+      <w:r>
+        <w:rPr>
+          <w:rFonts w:ascii="Times New Roman" w:hAnsi="Times New Roman" w:cs="Times New Roman"/>
+          <w:sz w:val="24"/>
+        </w:rPr>
+        <w:t xml:space="preserve"> [Kunngjøring om inngått kontrakt, kunngjøring 2024-101803]. Doffin – database for offentlige innkjøp. https://doffin.no/notices/2024-101803</w:t>
       </w:r>
     </w:p>
     <w:p>
@@ -22876,7 +22876,7 @@
           <w:rFonts w:ascii="Times New Roman" w:hAnsi="Times New Roman" w:cs="Times New Roman"/>
           <w:sz w:val="24"/>
         </w:rPr>
-        <w:t xml:space="preserve">Helse Vest RHF. (2024). </w:t>
+        <w:t xml:space="preserve">Kelle, P., Woosley, J., &amp; Schneider, H. (2012). Pharmaceutical supply chain specifics and inventory solutions for a hospital case. </w:t>
       </w:r>
       <w:r>
         <w:rPr>
@@ -22884,14 +22884,29 @@
           <w:i/>
           <w:sz w:val="24"/>
         </w:rPr>
-        <w:t>Kontraktstildeling: Drift av regionalt forsyningssenter</w:t>
-      </w:r>
-      <w:r>
-        <w:rPr>
-          <w:rFonts w:ascii="Times New Roman" w:hAnsi="Times New Roman" w:cs="Times New Roman"/>
-          <w:sz w:val="24"/>
-        </w:rPr>
-        <w:t xml:space="preserve"> [Kunngjøring om inngått kontrakt, kunngjøring 2024-101803]. Doffin – database for offentlige innkjøp. https://doffin.no/notices/2024-101803</w:t>
+        <w:t>Operations Research for Health Care</w:t>
+      </w:r>
+      <w:r>
+        <w:rPr>
+          <w:rFonts w:ascii="Times New Roman" w:hAnsi="Times New Roman" w:cs="Times New Roman"/>
+          <w:sz w:val="24"/>
+        </w:rPr>
+        <w:t xml:space="preserve">, </w:t>
+      </w:r>
+      <w:r>
+        <w:rPr>
+          <w:rFonts w:ascii="Times New Roman" w:hAnsi="Times New Roman" w:cs="Times New Roman"/>
+          <w:i/>
+          <w:sz w:val="24"/>
+        </w:rPr>
+        <w:t>1</w:t>
+      </w:r>
+      <w:r>
+        <w:rPr>
+          <w:rFonts w:ascii="Times New Roman" w:hAnsi="Times New Roman" w:cs="Times New Roman"/>
+          <w:sz w:val="24"/>
+        </w:rPr>
+        <w:t>(2–3), 54–63. https://doi.org/10.1016/j.orhc.2012.07.001</w:t>
       </w:r>
     </w:p>
     <w:p>
@@ -22905,7 +22920,7 @@
           <w:rFonts w:ascii="Times New Roman" w:hAnsi="Times New Roman" w:cs="Times New Roman"/>
           <w:sz w:val="24"/>
         </w:rPr>
-        <w:t xml:space="preserve">Kelle, P., Woosley, J., &amp; Schneider, H. (2012). Pharmaceutical supply chain specifics and inventory solutions for a hospital case. </w:t>
+        <w:t xml:space="preserve">Keshavarz Ghorabaee, M., Zavadskas, E. K., Olfat, L., &amp; Turskis, Z. (2015). Multi-criteria inventory classification using a new method of evaluation based on distance from average solution (EDAS). </w:t>
       </w:r>
       <w:r>
         <w:rPr>
@@ -22913,7 +22928,7 @@
           <w:i/>
           <w:sz w:val="24"/>
         </w:rPr>
-        <w:t>Operations Research for Health Care</w:t>
+        <w:t>Informatica</w:t>
       </w:r>
       <w:r>
         <w:rPr>
@@ -22928,14 +22943,14 @@
           <w:i/>
           <w:sz w:val="24"/>
         </w:rPr>
-        <w:t>1</w:t>
-      </w:r>
-      <w:r>
-        <w:rPr>
-          <w:rFonts w:ascii="Times New Roman" w:hAnsi="Times New Roman" w:cs="Times New Roman"/>
-          <w:sz w:val="24"/>
-        </w:rPr>
-        <w:t>(2–3), 54–63. https://doi.org/10.1016/j.orhc.2012.07.001</w:t>
+        <w:t>26</w:t>
+      </w:r>
+      <w:r>
+        <w:rPr>
+          <w:rFonts w:ascii="Times New Roman" w:hAnsi="Times New Roman" w:cs="Times New Roman"/>
+          <w:sz w:val="24"/>
+        </w:rPr>
+        <w:t>(3), 435–451. https://doi.org/10.15388/Informatica.2015.57</w:t>
       </w:r>
     </w:p>
     <w:p>
@@ -22949,7 +22964,7 @@
           <w:rFonts w:ascii="Times New Roman" w:hAnsi="Times New Roman" w:cs="Times New Roman"/>
           <w:sz w:val="24"/>
         </w:rPr>
-        <w:t xml:space="preserve">Keshavarz Ghorabaee, M., Zavadskas, E. K., Olfat, L., &amp; Turskis, Z. (2015). Multi-criteria inventory classification using a new method of evaluation based on distance from average solution (EDAS). </w:t>
+        <w:t xml:space="preserve">Ketkar, M., &amp; Vaidya, O. S. (2014). Developing ordering policy based on multiple inventory classification schemes. </w:t>
       </w:r>
       <w:r>
         <w:rPr>
@@ -22957,7 +22972,7 @@
           <w:i/>
           <w:sz w:val="24"/>
         </w:rPr>
-        <w:t>Informatica</w:t>
+        <w:t>Procedia – Social and Behavioral Sciences</w:t>
       </w:r>
       <w:r>
         <w:rPr>
@@ -22972,14 +22987,14 @@
           <w:i/>
           <w:sz w:val="24"/>
         </w:rPr>
-        <w:t>26</w:t>
-      </w:r>
-      <w:r>
-        <w:rPr>
-          <w:rFonts w:ascii="Times New Roman" w:hAnsi="Times New Roman" w:cs="Times New Roman"/>
-          <w:sz w:val="24"/>
-        </w:rPr>
-        <w:t>(3), 435–451. https://doi.org/10.15388/Informatica.2015.57</w:t>
+        <w:t>133</w:t>
+      </w:r>
+      <w:r>
+        <w:rPr>
+          <w:rFonts w:ascii="Times New Roman" w:hAnsi="Times New Roman" w:cs="Times New Roman"/>
+          <w:sz w:val="24"/>
+        </w:rPr>
+        <w:t>, 180–188. https://doi.org/10.1016/j.sbspro.2014.04.183</w:t>
       </w:r>
     </w:p>
     <w:p>
@@ -22993,7 +23008,7 @@
           <w:rFonts w:ascii="Times New Roman" w:hAnsi="Times New Roman" w:cs="Times New Roman"/>
           <w:sz w:val="24"/>
         </w:rPr>
-        <w:t xml:space="preserve">Ketkar, M., &amp; Vaidya, O. S. (2014). Developing ordering policy based on multiple inventory classification schemes. </w:t>
+        <w:t xml:space="preserve">McKinney, W. (2010). Data structures for statistical computing in Python. I S. van der Walt &amp; J. Millman (Red.), </w:t>
       </w:r>
       <w:r>
         <w:rPr>
@@ -23001,29 +23016,14 @@
           <w:i/>
           <w:sz w:val="24"/>
         </w:rPr>
-        <w:t>Procedia – Social and Behavioral Sciences</w:t>
-      </w:r>
-      <w:r>
-        <w:rPr>
-          <w:rFonts w:ascii="Times New Roman" w:hAnsi="Times New Roman" w:cs="Times New Roman"/>
-          <w:sz w:val="24"/>
-        </w:rPr>
-        <w:t xml:space="preserve">, </w:t>
-      </w:r>
-      <w:r>
-        <w:rPr>
-          <w:rFonts w:ascii="Times New Roman" w:hAnsi="Times New Roman" w:cs="Times New Roman"/>
-          <w:i/>
-          <w:sz w:val="24"/>
-        </w:rPr>
-        <w:t>133</w:t>
-      </w:r>
-      <w:r>
-        <w:rPr>
-          <w:rFonts w:ascii="Times New Roman" w:hAnsi="Times New Roman" w:cs="Times New Roman"/>
-          <w:sz w:val="24"/>
-        </w:rPr>
-        <w:t>, 180–188. https://doi.org/10.1016/j.sbspro.2014.04.183</w:t>
+        <w:t>Proceedings of the 9th Python in Science Conference</w:t>
+      </w:r>
+      <w:r>
+        <w:rPr>
+          <w:rFonts w:ascii="Times New Roman" w:hAnsi="Times New Roman" w:cs="Times New Roman"/>
+          <w:sz w:val="24"/>
+        </w:rPr>
+        <w:t xml:space="preserve"> (s. 56–61). https://doi.org/10.25080/Majora-92bf1922-00a</w:t>
       </w:r>
     </w:p>
     <w:p>
@@ -23037,7 +23037,7 @@
           <w:rFonts w:ascii="Times New Roman" w:hAnsi="Times New Roman" w:cs="Times New Roman"/>
           <w:sz w:val="24"/>
         </w:rPr>
-        <w:t xml:space="preserve">McKinney, W. (2010). Data structures for statistical computing in Python. I S. van der Walt &amp; J. Millman (Red.), </w:t>
+        <w:t xml:space="preserve">Moons, K., Waeyenbergh, G., &amp; Pintelon, L. (2019). Measuring the logistics performance of internal hospital supply chains – A literature study. </w:t>
       </w:r>
       <w:r>
         <w:rPr>
@@ -23045,14 +23045,29 @@
           <w:i/>
           <w:sz w:val="24"/>
         </w:rPr>
-        <w:t>Proceedings of the 9th Python in Science Conference</w:t>
-      </w:r>
-      <w:r>
-        <w:rPr>
-          <w:rFonts w:ascii="Times New Roman" w:hAnsi="Times New Roman" w:cs="Times New Roman"/>
-          <w:sz w:val="24"/>
-        </w:rPr>
-        <w:t xml:space="preserve"> (s. 56–61). https://doi.org/10.25080/Majora-92bf1922-00a</w:t>
+        <w:t>Omega</w:t>
+      </w:r>
+      <w:r>
+        <w:rPr>
+          <w:rFonts w:ascii="Times New Roman" w:hAnsi="Times New Roman" w:cs="Times New Roman"/>
+          <w:sz w:val="24"/>
+        </w:rPr>
+        <w:t xml:space="preserve">, </w:t>
+      </w:r>
+      <w:r>
+        <w:rPr>
+          <w:rFonts w:ascii="Times New Roman" w:hAnsi="Times New Roman" w:cs="Times New Roman"/>
+          <w:i/>
+          <w:sz w:val="24"/>
+        </w:rPr>
+        <w:t>82</w:t>
+      </w:r>
+      <w:r>
+        <w:rPr>
+          <w:rFonts w:ascii="Times New Roman" w:hAnsi="Times New Roman" w:cs="Times New Roman"/>
+          <w:sz w:val="24"/>
+        </w:rPr>
+        <w:t>, 205–217. https://doi.org/10.1016/j.omega.2018.01.007</w:t>
       </w:r>
     </w:p>
     <w:p>
@@ -23066,7 +23081,7 @@
           <w:rFonts w:ascii="Times New Roman" w:hAnsi="Times New Roman" w:cs="Times New Roman"/>
           <w:sz w:val="24"/>
         </w:rPr>
-        <w:t xml:space="preserve">Moons, K., Waeyenbergh, G., &amp; Pintelon, L. (2019). Measuring the logistics performance of internal hospital supply chains – A literature study. </w:t>
+        <w:t xml:space="preserve">Nowotyńska, I. (2013). An application of XYZ analysis in company stock management. </w:t>
       </w:r>
       <w:r>
         <w:rPr>
@@ -23074,7 +23089,7 @@
           <w:i/>
           <w:sz w:val="24"/>
         </w:rPr>
-        <w:t>Omega</w:t>
+        <w:t>Modern Management Review</w:t>
       </w:r>
       <w:r>
         <w:rPr>
@@ -23089,14 +23104,14 @@
           <w:i/>
           <w:sz w:val="24"/>
         </w:rPr>
-        <w:t>82</w:t>
-      </w:r>
-      <w:r>
-        <w:rPr>
-          <w:rFonts w:ascii="Times New Roman" w:hAnsi="Times New Roman" w:cs="Times New Roman"/>
-          <w:sz w:val="24"/>
-        </w:rPr>
-        <w:t>, 205–217. https://doi.org/10.1016/j.omega.2018.01.007</w:t>
+        <w:t>XVIII</w:t>
+      </w:r>
+      <w:r>
+        <w:rPr>
+          <w:rFonts w:ascii="Times New Roman" w:hAnsi="Times New Roman" w:cs="Times New Roman"/>
+          <w:sz w:val="24"/>
+        </w:rPr>
+        <w:t>(20), 77–86.</w:t>
       </w:r>
     </w:p>
     <w:p>
@@ -23110,7 +23125,7 @@
           <w:rFonts w:ascii="Times New Roman" w:hAnsi="Times New Roman" w:cs="Times New Roman"/>
           <w:sz w:val="24"/>
         </w:rPr>
-        <w:t xml:space="preserve">Nowotyńska, I. (2013). An application of XYZ analysis in company stock management. </w:t>
+        <w:t xml:space="preserve">Partovi, F. Y., &amp; Burton, J. (1993). Using the analytic hierarchy process for ABC analysis. </w:t>
       </w:r>
       <w:r>
         <w:rPr>
@@ -23118,7 +23133,7 @@
           <w:i/>
           <w:sz w:val="24"/>
         </w:rPr>
-        <w:t>Modern Management Review</w:t>
+        <w:t>International Journal of Operations and Production Management</w:t>
       </w:r>
       <w:r>
         <w:rPr>
@@ -23133,14 +23148,14 @@
           <w:i/>
           <w:sz w:val="24"/>
         </w:rPr>
-        <w:t>XVIII</w:t>
-      </w:r>
-      <w:r>
-        <w:rPr>
-          <w:rFonts w:ascii="Times New Roman" w:hAnsi="Times New Roman" w:cs="Times New Roman"/>
-          <w:sz w:val="24"/>
-        </w:rPr>
-        <w:t>(20), 77–86.</w:t>
+        <w:t>13</w:t>
+      </w:r>
+      <w:r>
+        <w:rPr>
+          <w:rFonts w:ascii="Times New Roman" w:hAnsi="Times New Roman" w:cs="Times New Roman"/>
+          <w:sz w:val="24"/>
+        </w:rPr>
+        <w:t>(9), 29–44. https://doi.org/10.1108/01443579310043619</w:t>
       </w:r>
     </w:p>
     <w:p>
@@ -23154,7 +23169,7 @@
           <w:rFonts w:ascii="Times New Roman" w:hAnsi="Times New Roman" w:cs="Times New Roman"/>
           <w:sz w:val="24"/>
         </w:rPr>
-        <w:t xml:space="preserve">Partovi, F. Y., &amp; Burton, J. (1993). Using the analytic hierarchy process for ABC analysis. </w:t>
+        <w:t xml:space="preserve">Pedregosa, F., Varoquaux, G., Gramfort, A., Michel, V., Thirion, B., Grisel, O., Blondel, M., Prettenhofer, P., Weiss, R., Dubourg, V., Vanderplas, J., Passos, A., Cournapeau, D., Brucher, M., Perrot, M., &amp; Duchesnay, É. (2011). Scikit-learn: Machine learning in Python. </w:t>
       </w:r>
       <w:r>
         <w:rPr>
@@ -23162,7 +23177,7 @@
           <w:i/>
           <w:sz w:val="24"/>
         </w:rPr>
-        <w:t>International Journal of Operations and Production Management</w:t>
+        <w:t>Journal of Machine Learning Research</w:t>
       </w:r>
       <w:r>
         <w:rPr>
@@ -23177,14 +23192,14 @@
           <w:i/>
           <w:sz w:val="24"/>
         </w:rPr>
-        <w:t>13</w:t>
-      </w:r>
-      <w:r>
-        <w:rPr>
-          <w:rFonts w:ascii="Times New Roman" w:hAnsi="Times New Roman" w:cs="Times New Roman"/>
-          <w:sz w:val="24"/>
-        </w:rPr>
-        <w:t>(9), 29–44. https://doi.org/10.1108/01443579310043619</w:t>
+        <w:t>12</w:t>
+      </w:r>
+      <w:r>
+        <w:rPr>
+          <w:rFonts w:ascii="Times New Roman" w:hAnsi="Times New Roman" w:cs="Times New Roman"/>
+          <w:sz w:val="24"/>
+        </w:rPr>
+        <w:t>, 2825–2830. https://jmlr.org/papers/v12/pedregosa11a.html</w:t>
       </w:r>
     </w:p>
     <w:p>
@@ -23198,7 +23213,7 @@
           <w:rFonts w:ascii="Times New Roman" w:hAnsi="Times New Roman" w:cs="Times New Roman"/>
           <w:sz w:val="24"/>
         </w:rPr>
-        <w:t xml:space="preserve">Pedregosa, F., Varoquaux, G., Gramfort, A., Michel, V., Thirion, B., Grisel, O., Blondel, M., Prettenhofer, P., Weiss, R., Dubourg, V., Vanderplas, J., Passos, A., Cournapeau, D., Brucher, M., Perrot, M., &amp; Duchesnay, É. (2011). Scikit-learn: Machine learning in Python. </w:t>
+        <w:t xml:space="preserve">Pujawan, I. N. (2004). The effect of lot sizing rules on order variability. </w:t>
       </w:r>
       <w:r>
         <w:rPr>
@@ -23206,7 +23221,7 @@
           <w:i/>
           <w:sz w:val="24"/>
         </w:rPr>
-        <w:t>Journal of Machine Learning Research</w:t>
+        <w:t>European Journal of Operational Research</w:t>
       </w:r>
       <w:r>
         <w:rPr>
@@ -23221,14 +23236,14 @@
           <w:i/>
           <w:sz w:val="24"/>
         </w:rPr>
-        <w:t>12</w:t>
-      </w:r>
-      <w:r>
-        <w:rPr>
-          <w:rFonts w:ascii="Times New Roman" w:hAnsi="Times New Roman" w:cs="Times New Roman"/>
-          <w:sz w:val="24"/>
-        </w:rPr>
-        <w:t>, 2825–2830. https://jmlr.org/papers/v12/pedregosa11a.html</w:t>
+        <w:t>159</w:t>
+      </w:r>
+      <w:r>
+        <w:rPr>
+          <w:rFonts w:ascii="Times New Roman" w:hAnsi="Times New Roman" w:cs="Times New Roman"/>
+          <w:sz w:val="24"/>
+        </w:rPr>
+        <w:t>(3), 617–635. https://doi.org/10.1016/S0377-2217(03)00419-3</w:t>
       </w:r>
     </w:p>
     <w:p>
@@ -23242,7 +23257,7 @@
           <w:rFonts w:ascii="Times New Roman" w:hAnsi="Times New Roman" w:cs="Times New Roman"/>
           <w:sz w:val="24"/>
         </w:rPr>
-        <w:t xml:space="preserve">Pujawan, I. N. (2004). The effect of lot sizing rules on order variability. </w:t>
+        <w:t xml:space="preserve">Rekdal, O. B., &amp; Pettersen, B. I. A. (2025). </w:t>
       </w:r>
       <w:r>
         <w:rPr>
@@ -23250,29 +23265,14 @@
           <w:i/>
           <w:sz w:val="24"/>
         </w:rPr>
-        <w:t>European Journal of Operational Research</w:t>
-      </w:r>
-      <w:r>
-        <w:rPr>
-          <w:rFonts w:ascii="Times New Roman" w:hAnsi="Times New Roman" w:cs="Times New Roman"/>
-          <w:sz w:val="24"/>
-        </w:rPr>
-        <w:t xml:space="preserve">, </w:t>
-      </w:r>
-      <w:r>
-        <w:rPr>
-          <w:rFonts w:ascii="Times New Roman" w:hAnsi="Times New Roman" w:cs="Times New Roman"/>
-          <w:i/>
-          <w:sz w:val="24"/>
-        </w:rPr>
-        <w:t>159</w:t>
-      </w:r>
-      <w:r>
-        <w:rPr>
-          <w:rFonts w:ascii="Times New Roman" w:hAnsi="Times New Roman" w:cs="Times New Roman"/>
-          <w:sz w:val="24"/>
-        </w:rPr>
-        <w:t>(3), 617–635. https://doi.org/10.1016/S0377-2217(03)00419-3</w:t>
+        <w:t>Vitenskapelig skriving – en praktisk innføring</w:t>
+      </w:r>
+      <w:r>
+        <w:rPr>
+          <w:rFonts w:ascii="Times New Roman" w:hAnsi="Times New Roman" w:cs="Times New Roman"/>
+          <w:sz w:val="24"/>
+        </w:rPr>
+        <w:t xml:space="preserve"> [Upublisert undervisningsmateriell]. Høgskolen i Molde.</w:t>
       </w:r>
     </w:p>
     <w:p>
@@ -23286,7 +23286,7 @@
           <w:rFonts w:ascii="Times New Roman" w:hAnsi="Times New Roman" w:cs="Times New Roman"/>
           <w:sz w:val="24"/>
         </w:rPr>
-        <w:t xml:space="preserve">Rekdal, O. B., &amp; Pettersen, B. I. A. (2025). </w:t>
+        <w:t xml:space="preserve">Rousseeuw, P. J. (1987). Silhouettes: A graphical aid to the interpretation and validation of cluster analysis. </w:t>
       </w:r>
       <w:r>
         <w:rPr>
@@ -23294,14 +23294,29 @@
           <w:i/>
           <w:sz w:val="24"/>
         </w:rPr>
-        <w:t>Vitenskapelig skriving – en praktisk innføring</w:t>
-      </w:r>
-      <w:r>
-        <w:rPr>
-          <w:rFonts w:ascii="Times New Roman" w:hAnsi="Times New Roman" w:cs="Times New Roman"/>
-          <w:sz w:val="24"/>
-        </w:rPr>
-        <w:t xml:space="preserve"> [Upublisert undervisningsmateriell]. Høgskolen i Molde.</w:t>
+        <w:t>Journal of Computational and Applied Mathematics</w:t>
+      </w:r>
+      <w:r>
+        <w:rPr>
+          <w:rFonts w:ascii="Times New Roman" w:hAnsi="Times New Roman" w:cs="Times New Roman"/>
+          <w:sz w:val="24"/>
+        </w:rPr>
+        <w:t xml:space="preserve">, </w:t>
+      </w:r>
+      <w:r>
+        <w:rPr>
+          <w:rFonts w:ascii="Times New Roman" w:hAnsi="Times New Roman" w:cs="Times New Roman"/>
+          <w:i/>
+          <w:sz w:val="24"/>
+        </w:rPr>
+        <w:t>20</w:t>
+      </w:r>
+      <w:r>
+        <w:rPr>
+          <w:rFonts w:ascii="Times New Roman" w:hAnsi="Times New Roman" w:cs="Times New Roman"/>
+          <w:sz w:val="24"/>
+        </w:rPr>
+        <w:t>, 53–65. https://doi.org/10.1016/0377-0427(87)90125-7</w:t>
       </w:r>
     </w:p>
     <w:p>
@@ -23315,7 +23330,7 @@
           <w:rFonts w:ascii="Times New Roman" w:hAnsi="Times New Roman" w:cs="Times New Roman"/>
           <w:sz w:val="24"/>
         </w:rPr>
-        <w:t xml:space="preserve">Rousseeuw, P. J. (1987). Silhouettes: A graphical aid to the interpretation and validation of cluster analysis. </w:t>
+        <w:t xml:space="preserve">Saha, E., &amp; Ray, P. K. (2019). Modelling and analysis of inventory management systems in healthcare: A review and reflections. </w:t>
       </w:r>
       <w:r>
         <w:rPr>
@@ -23323,7 +23338,7 @@
           <w:i/>
           <w:sz w:val="24"/>
         </w:rPr>
-        <w:t>Journal of Computational and Applied Mathematics</w:t>
+        <w:t>Computers &amp; Industrial Engineering</w:t>
       </w:r>
       <w:r>
         <w:rPr>
@@ -23338,14 +23353,14 @@
           <w:i/>
           <w:sz w:val="24"/>
         </w:rPr>
-        <w:t>20</w:t>
-      </w:r>
-      <w:r>
-        <w:rPr>
-          <w:rFonts w:ascii="Times New Roman" w:hAnsi="Times New Roman" w:cs="Times New Roman"/>
-          <w:sz w:val="24"/>
-        </w:rPr>
-        <w:t>, 53–65. https://doi.org/10.1016/0377-0427(87)90125-7</w:t>
+        <w:t>137</w:t>
+      </w:r>
+      <w:r>
+        <w:rPr>
+          <w:rFonts w:ascii="Times New Roman" w:hAnsi="Times New Roman" w:cs="Times New Roman"/>
+          <w:sz w:val="24"/>
+        </w:rPr>
+        <w:t>, 106051. https://doi.org/10.1016/j.cie.2019.106051</w:t>
       </w:r>
     </w:p>
     <w:p>
@@ -23359,7 +23374,7 @@
           <w:rFonts w:ascii="Times New Roman" w:hAnsi="Times New Roman" w:cs="Times New Roman"/>
           <w:sz w:val="24"/>
         </w:rPr>
-        <w:t xml:space="preserve">Saha, E., &amp; Ray, P. K. (2019). Modelling and analysis of inventory management systems in healthcare: A review and reflections. </w:t>
+        <w:t xml:space="preserve">Silaen, B. R., Nasution, M., &amp; Muti'ah, R. (2023). Implementation of the ABC analysis to the inventory management. </w:t>
       </w:r>
       <w:r>
         <w:rPr>
@@ -23367,7 +23382,7 @@
           <w:i/>
           <w:sz w:val="24"/>
         </w:rPr>
-        <w:t>Computers &amp; Industrial Engineering</w:t>
+        <w:t>International Journal of Science, Technology &amp; Management</w:t>
       </w:r>
       <w:r>
         <w:rPr>
@@ -23382,14 +23397,14 @@
           <w:i/>
           <w:sz w:val="24"/>
         </w:rPr>
-        <w:t>137</w:t>
-      </w:r>
-      <w:r>
-        <w:rPr>
-          <w:rFonts w:ascii="Times New Roman" w:hAnsi="Times New Roman" w:cs="Times New Roman"/>
-          <w:sz w:val="24"/>
-        </w:rPr>
-        <w:t>, 106051. https://doi.org/10.1016/j.cie.2019.106051</w:t>
+        <w:t>4</w:t>
+      </w:r>
+      <w:r>
+        <w:rPr>
+          <w:rFonts w:ascii="Times New Roman" w:hAnsi="Times New Roman" w:cs="Times New Roman"/>
+          <w:sz w:val="24"/>
+        </w:rPr>
+        <w:t>(4), 815–822. https://doi.org/10.46729/ijstm.v4i4.886</w:t>
       </w:r>
     </w:p>
     <w:p>
@@ -23403,7 +23418,7 @@
           <w:rFonts w:ascii="Times New Roman" w:hAnsi="Times New Roman" w:cs="Times New Roman"/>
           <w:sz w:val="24"/>
         </w:rPr>
-        <w:t xml:space="preserve">Silaen, B. R., Nasution, M., &amp; Muti'ah, R. (2023). Implementation of the ABC analysis to the inventory management. </w:t>
+        <w:t xml:space="preserve">Srinivasan, M., &amp; Moon, Y. B. (1999). A comprehensive clustering algorithm for strategic analysis of supply chain networks. </w:t>
       </w:r>
       <w:r>
         <w:rPr>
@@ -23411,7 +23426,7 @@
           <w:i/>
           <w:sz w:val="24"/>
         </w:rPr>
-        <w:t>International Journal of Science, Technology &amp; Management</w:t>
+        <w:t>Computers &amp; Industrial Engineering</w:t>
       </w:r>
       <w:r>
         <w:rPr>
@@ -23426,14 +23441,14 @@
           <w:i/>
           <w:sz w:val="24"/>
         </w:rPr>
-        <w:t>4</w:t>
-      </w:r>
-      <w:r>
-        <w:rPr>
-          <w:rFonts w:ascii="Times New Roman" w:hAnsi="Times New Roman" w:cs="Times New Roman"/>
-          <w:sz w:val="24"/>
-        </w:rPr>
-        <w:t>(4), 815–822. https://doi.org/10.46729/ijstm.v4i4.886</w:t>
+        <w:t>36</w:t>
+      </w:r>
+      <w:r>
+        <w:rPr>
+          <w:rFonts w:ascii="Times New Roman" w:hAnsi="Times New Roman" w:cs="Times New Roman"/>
+          <w:sz w:val="24"/>
+        </w:rPr>
+        <w:t>, 615–633. https://doi.org/10.1016/S0360-8352(99)00155-2</w:t>
       </w:r>
     </w:p>
     <w:p>
@@ -23447,7 +23462,7 @@
           <w:rFonts w:ascii="Times New Roman" w:hAnsi="Times New Roman" w:cs="Times New Roman"/>
           <w:sz w:val="24"/>
         </w:rPr>
-        <w:t xml:space="preserve">Srinivasan, M., &amp; Moon, Y. B. (1999). A comprehensive clustering algorithm for strategic analysis of supply chain networks. </w:t>
+        <w:t xml:space="preserve">Suryaputri, Z., Gabriel, D. S., &amp; Nurcahyo, R. (2022). Integration of ABC-XYZ analysis in inventory management optimization: A case study in the health industry. I </w:t>
       </w:r>
       <w:r>
         <w:rPr>
@@ -23455,29 +23470,14 @@
           <w:i/>
           <w:sz w:val="24"/>
         </w:rPr>
-        <w:t>Computers &amp; Industrial Engineering</w:t>
-      </w:r>
-      <w:r>
-        <w:rPr>
-          <w:rFonts w:ascii="Times New Roman" w:hAnsi="Times New Roman" w:cs="Times New Roman"/>
-          <w:sz w:val="24"/>
-        </w:rPr>
-        <w:t xml:space="preserve">, </w:t>
-      </w:r>
-      <w:r>
-        <w:rPr>
-          <w:rFonts w:ascii="Times New Roman" w:hAnsi="Times New Roman" w:cs="Times New Roman"/>
-          <w:i/>
-          <w:sz w:val="24"/>
-        </w:rPr>
-        <w:t>36</w:t>
-      </w:r>
-      <w:r>
-        <w:rPr>
-          <w:rFonts w:ascii="Times New Roman" w:hAnsi="Times New Roman" w:cs="Times New Roman"/>
-          <w:sz w:val="24"/>
-        </w:rPr>
-        <w:t>, 615–633. https://doi.org/10.1016/S0360-8352(99)00155-2</w:t>
+        <w:t>Proceedings of the International Conference on Industrial Engineering and Operations Management</w:t>
+      </w:r>
+      <w:r>
+        <w:rPr>
+          <w:rFonts w:ascii="Times New Roman" w:hAnsi="Times New Roman" w:cs="Times New Roman"/>
+          <w:sz w:val="24"/>
+        </w:rPr>
+        <w:t xml:space="preserve"> (s. 351–360). IEOM Society International.</w:t>
       </w:r>
     </w:p>
     <w:p>
@@ -23491,7 +23491,7 @@
           <w:rFonts w:ascii="Times New Roman" w:hAnsi="Times New Roman" w:cs="Times New Roman"/>
           <w:sz w:val="24"/>
         </w:rPr>
-        <w:t xml:space="preserve">Suryaputri, Z., Gabriel, D. S., &amp; Nurcahyo, R. (2022). Integration of ABC-XYZ analysis in inventory management optimization: A case study in the health industry. I </w:t>
+        <w:t xml:space="preserve">van Kampen, T. J., Akkerman, R., &amp; van Donk, D. P. (2012). SKU classification: A literature review and conceptual framework. </w:t>
       </w:r>
       <w:r>
         <w:rPr>
@@ -23499,14 +23499,29 @@
           <w:i/>
           <w:sz w:val="24"/>
         </w:rPr>
-        <w:t>Proceedings of the International Conference on Industrial Engineering and Operations Management</w:t>
-      </w:r>
-      <w:r>
-        <w:rPr>
-          <w:rFonts w:ascii="Times New Roman" w:hAnsi="Times New Roman" w:cs="Times New Roman"/>
-          <w:sz w:val="24"/>
-        </w:rPr>
-        <w:t xml:space="preserve"> (s. 351–360). IEOM Society International.</w:t>
+        <w:t>International Journal of Operations and Production Management</w:t>
+      </w:r>
+      <w:r>
+        <w:rPr>
+          <w:rFonts w:ascii="Times New Roman" w:hAnsi="Times New Roman" w:cs="Times New Roman"/>
+          <w:sz w:val="24"/>
+        </w:rPr>
+        <w:t xml:space="preserve">, </w:t>
+      </w:r>
+      <w:r>
+        <w:rPr>
+          <w:rFonts w:ascii="Times New Roman" w:hAnsi="Times New Roman" w:cs="Times New Roman"/>
+          <w:i/>
+          <w:sz w:val="24"/>
+        </w:rPr>
+        <w:t>32</w:t>
+      </w:r>
+      <w:r>
+        <w:rPr>
+          <w:rFonts w:ascii="Times New Roman" w:hAnsi="Times New Roman" w:cs="Times New Roman"/>
+          <w:sz w:val="24"/>
+        </w:rPr>
+        <w:t>(7), 850–876. https://doi.org/10.1108/01443571211250112</w:t>
       </w:r>
     </w:p>
     <w:p>
@@ -23520,50 +23535,6 @@
           <w:rFonts w:ascii="Times New Roman" w:hAnsi="Times New Roman" w:cs="Times New Roman"/>
           <w:sz w:val="24"/>
         </w:rPr>
-        <w:t xml:space="preserve">van Kampen, T. J., Akkerman, R., &amp; van Donk, D. P. (2012). SKU classification: A literature review and conceptual framework. </w:t>
-      </w:r>
-      <w:r>
-        <w:rPr>
-          <w:rFonts w:ascii="Times New Roman" w:hAnsi="Times New Roman" w:cs="Times New Roman"/>
-          <w:i/>
-          <w:sz w:val="24"/>
-        </w:rPr>
-        <w:t>International Journal of Operations and Production Management</w:t>
-      </w:r>
-      <w:r>
-        <w:rPr>
-          <w:rFonts w:ascii="Times New Roman" w:hAnsi="Times New Roman" w:cs="Times New Roman"/>
-          <w:sz w:val="24"/>
-        </w:rPr>
-        <w:t xml:space="preserve">, </w:t>
-      </w:r>
-      <w:r>
-        <w:rPr>
-          <w:rFonts w:ascii="Times New Roman" w:hAnsi="Times New Roman" w:cs="Times New Roman"/>
-          <w:i/>
-          <w:sz w:val="24"/>
-        </w:rPr>
-        <w:t>32</w:t>
-      </w:r>
-      <w:r>
-        <w:rPr>
-          <w:rFonts w:ascii="Times New Roman" w:hAnsi="Times New Roman" w:cs="Times New Roman"/>
-          <w:sz w:val="24"/>
-        </w:rPr>
-        <w:t>(7), 850–876. https://doi.org/10.1108/01443571211250112</w:t>
-      </w:r>
-    </w:p>
-    <w:p>
-      <w:pPr>
-        <w:spacing w:line="240" w:lineRule="auto" w:after="120"/>
-        <w:ind w:left="720" w:hanging="720"/>
-        <w:jc w:val="both"/>
-      </w:pPr>
-      <w:r>
-        <w:rPr>
-          <w:rFonts w:ascii="Times New Roman" w:hAnsi="Times New Roman" w:cs="Times New Roman"/>
-          <w:sz w:val="24"/>
-        </w:rPr>
         <w:t xml:space="preserve">Volland, J., Fügener, A., Schoenfelder, J., &amp; Brunner, J. O. (2017). Material logistics in hospitals: A literature review. </w:t>
       </w:r>
       <w:r>
@@ -23828,7 +23799,7 @@
           <w:rFonts w:ascii="Times New Roman" w:hAnsi="Times New Roman" w:cs="Times New Roman"/>
           <w:sz w:val="24"/>
         </w:rPr>
-        <w:t>I denne rapporten er KI-verktøyet Claude (Anthropic, 2026) brukt som støtteverktøy i tre deler av arbeidet, i samsvar med Høgskolen i Molde sine retningslinjer for bruk av KI på hjemmeeksamen.</w:t>
+        <w:t>I denne rapporten er KI-verktøyet Claude brukt som støtteverktøy i tre deler av arbeidet, i samsvar med Høgskolen i Molde sine retningslinjer for bruk av KI på hjemmeeksamen.</w:t>
       </w:r>
     </w:p>
     <w:p>
@@ -23900,7 +23871,7 @@
           <w:rFonts w:ascii="Times New Roman" w:hAnsi="Times New Roman" w:cs="Times New Roman"/>
           <w:sz w:val="24"/>
         </w:rPr>
-        <w:t xml:space="preserve"> Alle 12 figurer (Fig00–Fig11) er generert med matplotlib-scripts der Claude bidro til utforming av layout, fargepalett og aksetitler. Figurene er basert på analyseresultater produsert av Python-scriptet fra SAP-kildedata – KI-verktøyet har ikke produsert eller modifisert noen dataverdier. Hver figur er merket «Generert med støtte fra Claude (Anthropic, 2026)» i bildeteksten. Tabeller er formatert med støtte fra Claude, men alle verdier kommer direkte fra analysescriptet.</w:t>
+        <w:t xml:space="preserve"> Alle 12 figurer (Fig00–Fig11) er generert med matplotlib-scripts der Claude bidro til utforming av layout, fargepalett og aksetitler. Figurene er basert på analyseresultater produsert av Python-scriptet fra SAP-kildedata – KI-verktøyet har ikke produsert eller modifisert noen dataverdier. Hver figur er merket «Generert med støtte fra Claude» i bildeteksten. Tabeller er formatert med støtte fra Claude, men alle verdier kommer direkte fra analysescriptet.</w:t>
       </w:r>
     </w:p>
     <w:p>
@@ -23964,6 +23935,72 @@
           <w:sz w:val="24"/>
         </w:rPr>
         <w:t xml:space="preserve"> Rådata fra SAP ble ikke lagt inn i KI-verktøyet. Alle datatransformasjoner er dokumentert i D-01–D-08 (avsnitt 4.3) og kjørt lokalt i Python. Ingen pasientdata eller personopplysninger er brukt i studien.</w:t>
+      </w:r>
+    </w:p>
+    <w:p>
+      <w:pPr>
+        <w:spacing w:line="360" w:lineRule="auto"/>
+        <w:jc w:val="both"/>
+      </w:pPr>
+      <w:r>
+        <w:rPr>
+          <w:rFonts w:ascii="Times New Roman" w:hAnsi="Times New Roman" w:cs="Times New Roman"/>
+          <w:b/>
+          <w:sz w:val="24"/>
+        </w:rPr>
+        <w:t>Signatur:</w:t>
+      </w:r>
+    </w:p>
+    <w:p>
+      <w:pPr>
+        <w:spacing w:line="360" w:lineRule="auto"/>
+        <w:jc w:val="both"/>
+      </w:pPr>
+      <w:r>
+        <w:rPr>
+          <w:rFonts w:ascii="Times New Roman" w:hAnsi="Times New Roman" w:cs="Times New Roman"/>
+          <w:sz w:val="24"/>
+        </w:rPr>
+        <w:t>Sted og dato: \_\_\_\_\_\_\_\_\_\_\_\_\_\_\_\_\_\_\_\_\_\_\_\_</w:t>
+      </w:r>
+    </w:p>
+    <w:p>
+      <w:pPr>
+        <w:spacing w:line="360" w:lineRule="auto"/>
+        <w:jc w:val="both"/>
+      </w:pPr>
+      <w:r>
+        <w:rPr>
+          <w:rFonts w:ascii="Times New Roman" w:hAnsi="Times New Roman" w:cs="Times New Roman"/>
+          <w:sz w:val="24"/>
+        </w:rPr>
+        <w:t>Navn: \_\_\_\_\_\_\_\_\_\_\_\_\_\_\_\_\_\_\_\_\_\_\_\_</w:t>
+      </w:r>
+    </w:p>
+    <w:p>
+      <w:pPr>
+        <w:spacing w:line="360" w:lineRule="auto"/>
+        <w:jc w:val="both"/>
+      </w:pPr>
+      <w:r>
+        <w:rPr>
+          <w:rFonts w:ascii="Times New Roman" w:hAnsi="Times New Roman" w:cs="Times New Roman"/>
+          <w:sz w:val="24"/>
+        </w:rPr>
+        <w:t>Studentnummer: \_\_\_\_\_\_\_\_\_\_\_\_\_\_\_\_\_\_\_\_\_\_\_\_</w:t>
+      </w:r>
+    </w:p>
+    <w:p>
+      <w:pPr>
+        <w:spacing w:line="360" w:lineRule="auto"/>
+        <w:jc w:val="both"/>
+      </w:pPr>
+      <w:r>
+        <w:rPr>
+          <w:rFonts w:ascii="Times New Roman" w:hAnsi="Times New Roman" w:cs="Times New Roman"/>
+          <w:sz w:val="24"/>
+        </w:rPr>
+        <w:t>Jeg bekrefter at opplysningene ovenfor er korrekte, og at all bruk av kunstig intelligens i dette arbeidet er beskrevet fullstendig og ærlig.</w:t>
       </w:r>
     </w:p>
     <w:sectPr>

--- a/005 report/LOG650_Rapport.docx
+++ b/005 report/LOG650_Rapport.docx
@@ -4607,7 +4607,7 @@
           <w:rFonts w:ascii="Times New Roman" w:hAnsi="Times New Roman"/>
           <w:sz w:val="24"/>
         </w:rPr>
-        <w:t xml:space="preserve">Denne studien analyserer hvilke artikler ved Helse Bergens forsyningslager (WERKS 3300, LGORT 3001) som bør overføres til Helse Vest Forsyningssenter (HVFS), og estimerer tilhørende besparelsespotensial. Studien er forankret i LIBRA-prosjektet og har som mål å utvikle et datadrevet og reproduserbart beslutningsgrunnlag for sentralisering basert på SAP S/4HANA-data.</w:t>
+        <w:t xml:space="preserve">Denne studien analyserer hvilke artikler ved Helse Bergens forsyningslager (WERKS 3300, LGORT 3001) som er kandidater for overføring til Helse Vest Forsyningssenter (HVFS), og estimerer tilhørende besparelsespotensial. Studien er forankret i LIBRA-prosjektet og har som mål å utvikle et datadrevet og reproduserbart beslutningsgrunnlag for sentralisering basert på SAP S/4HANA-data.</w:t>
       </w:r>
     </w:p>
     <w:p>
@@ -4992,7 +4992,7 @@
           <w:b/>
           <w:sz w:val="24"/>
         </w:rPr>
-        <w:t>Hvordan kan multikriterieklassifisering og klyngeanalyse av SAP-transaksjonsdata identifisere hvilke artikler ved Helse Bergens forsyningslager (WERKS 3300, LGORT 3001) som bør overføres til Helse Vest Forsyningssenter, og hva er det estimerte besparelsespotensialet ved en slik overføring?</w:t>
+        <w:t>Hvordan kan multikriterieklassifisering og klyngeanalyse av SAP-transaksjonsdata identifisere hvilke artikler ved Helse Bergens forsyningslager (WERKS 3300, LGORT 3001) som er kandidater for overføring til Helse Vest Forsyningssenter, og hva er det estimerte besparelsespotensialet ved en slik overføring?</w:t>
       </w:r>
     </w:p>
     <w:p>
@@ -8765,7 +8765,7 @@
           <w:rFonts w:ascii="Times New Roman" w:hAnsi="Times New Roman" w:cs="Times New Roman"/>
           <w:sz w:val="24"/>
         </w:rPr>
-        <w:t>Helse Bergens forsyningslager mangler i dag et systematisk, datadrevet grunnlag for å avgjøre hvilke av lagerets artikler som bør overføres til HVFS. Beslutningene om sortimentstilhørighet treffes i stor grad basert på erfaring og skjønn, uten en strukturert analyse av verdi, forbruksmønster eller kostnadseffektiviteten ved nåværende bestillingspraksis.</w:t>
+        <w:t>Helse Bergens forsyningslager mangler i dag et systematisk, datadrevet grunnlag for å avgjøre hvilke av lagerets artikler som er aktuelle for overføring til HVFS. Beslutningene om sortimentstilhørighet treffes i stor grad basert på erfaring og skjønn, uten en strukturert analyse av verdi, forbruksmønster eller kostnadseffektiviteten ved nåværende bestillingspraksis.</w:t>
       </w:r>
     </w:p>
     <w:p>
@@ -8804,7 +8804,7 @@
           <w:rFonts w:ascii="Times New Roman" w:hAnsi="Times New Roman" w:cs="Times New Roman"/>
           <w:sz w:val="24"/>
         </w:rPr>
-        <w:t>Datapipelinen fra råuttrekk til analyseresultat er illustrert i Figur 4 (avsnitt 4.3). En sentral datakvalitetsutfordring er at enhetspris i MBEW (feltet STPRS) ikke er per stykk, men per prisenhet (PEINH), som ofte er 10 eller 100 for medisinsk forbruksmateriell. Korrekt enhetspris beregnes derfor som STPRS ÷ PEINH. I tillegg mangler 204 artikler innkjøpsdata fra EKPO i analyseperioden, noe som nødvendiggjør en alternativ verdiberegning basert på annualisert forbruk og enhetspris. Disse og øvrige datakvalitetsbeslutninger er dokumentert i kapittel 4.</w:t>
+        <w:t>Datapipelinen fra råuttrekk til analyseresultat er illustrert i Figur 4 (avsnitt 4.3). En sentral datakvalitetsutfordring er at enhetspris i MBEW (feltet STPRS) ikke er per stykk, men per prisenhet (PEINH), som ofte er 10 eller 100 for medisinsk forbruksmateriell. Korrekt enhetspris beregnes derfor som STPRS ÷ PEINH. I tillegg mangler 204 artikler innkjøpsdata fra EKPO i analyseperioden, noe som nødvendiggjør en alternativ verdiberegning basert på annualisert forbruk og enhetspris. Disse og øvrige datakvalitetsbeslutninger er dokumentert i kapittel 4. Datagrunnlaget og problemkonteksten som er beskrevet i dette kapittelet danner utgangspunktet for de metodiske valgene som presenteres i neste kapittel.</w:t>
       </w:r>
     </w:p>
     <w:p>
@@ -18094,7 +18094,7 @@
           <w:rFonts w:ascii="Times New Roman" w:hAnsi="Times New Roman" w:cs="Times New Roman"/>
           <w:sz w:val="24"/>
         </w:rPr>
-        <w:t>Sammenligningen med SAP-feltet ZZXYZ viste 33 % samsvar mellom systemregistrert og beregnet klasse (125 av 375 artikler med data i begge kilder). Valideringen er begrenset til de 375 artiklene der ZZXYZ-feltet er utfylt i MDMA; for de øvrige 334 artiklene mangler systemklassifisering. Tabell 10 oppsummerer kryssvalideringen. Det lave samsvaret på 33 % understreker at SAP-feltets ZZXYZ ikke er systematisk oppdatert og bør erstattes med beregnet CV-klasse som primær XYZ-indikator. ABC/XYZ-kryssmatrisen er presentert som Figur 7 i kapittel 6; fullstendige celleantall er gjengitt der.</w:t>
+        <w:t>Sammenligningen med SAP-feltet ZZXYZ viste 33 % samsvar mellom systemregistrert og beregnet klasse (125 av 375 artikler med data i begge kilder). Valideringen er begrenset til de 375 artiklene der ZZXYZ-feltet er utfylt i MDMA; for de øvrige 334 artiklene mangler systemklassifisering. Tabell 10 oppsummerer kryssvalideringen. Det lave samsvaret på 33 % kan forklares av tre faktorer: (1) ZZXYZ oppdateres via MRP-kjøring og kan basere seg på andre CV-terskler enn litteraturens standard (0,5/1,0); (2) beregningsperioden for ZZXYZ er ikke nødvendigvis sammenfallende med denne studiens 24-månedersperiode; og (3) feltet oppdateres kun for artikler med aktiv MRP-kjøring. Divergensen er mest slående for Z-kategorien: SAP klassifiserer kun 7 artikler som Z, mens den beregnede klassifiseringen gir 79 – SAP fanger dermed nesten ingen artikler med uregelmessig forbruk. Dette understreker at SAP-feltets ZZXYZ ikke er systematisk oppdatert og bør erstattes med beregnet CV-klasse som primær XYZ-indikator. ABC/XYZ-kryssmatrisen er presentert som Figur 7 i kapittel 6; fullstendige celleantall er gjengitt der.</w:t>
       </w:r>
     </w:p>
     <w:p>
@@ -21785,7 +21785,7 @@
           <w:rFonts w:ascii="Times New Roman" w:hAnsi="Times New Roman" w:cs="Times New Roman"/>
           <w:sz w:val="24"/>
         </w:rPr>
-        <w:t>Studien gjennomfører ingen ekstern validering av regelmotor-anbefalingene mot innkjøpsfaglig skjønn eller historiske overføringsbeslutninger. Dette er en anerkjent begrensning ved normative klassifiseringsmodeller, som van Kampen et al. (2012) påpeker at alltid innebærer en grad av normativt skjønn i regelutformingen som vanskelig lar seg verifisere rent kvantitativt. Manglende ekstern validering innebærer at regelmotoren bør betraktes som et strukturert beslutningsunderlag, ikke som en autorisert beslutning. En planlagt oppfølgingsfase ved Helse Bergen vil innebære faglig gjennomgang av OVERFØR-listen mot innkjøpsfaglig og klinisk kompetanse, noe som vil gi grunnlag for empirisk validering av modellens treffsikkerhet.</w:t>
+        <w:t>Studien gjennomfører ingen ekstern validering av regelmotor-anbefalingene mot innkjøpsfaglig skjønn eller historiske overføringsbeslutninger. Dette er en anerkjent begrensning ved normative klassifiseringsmodeller, som van Kampen et al. (2012) påpeker at alltid innebærer en grad av normativt skjønn i regelutformingen som vanskelig lar seg verifisere rent kvantitativt. Manglende ekstern validering innebærer at regelmotoren bør betraktes som et strukturert beslutningsunderlag, ikke som en autorisert beslutning. Konkret innebærer dette at vi ikke kan angi modellens presisjon (andel korrekte OVERFØR-anbefalinger) eller recall (andel faktisk egnede artikler som fanges opp). Fraværet skyldes at ingen historisk referanseklassifisering eksisterer ved Helse Bergen – det er nettopp dette gapet studien adresserer. Resultatene bør dermed tolkes som et førstegenerasjons beslutningsunderlag. En planlagt oppfølgingsfase ved Helse Bergen vil innebære faglig gjennomgang av OVERFØR-listen mot innkjøpsfaglig og klinisk kompetanse, noe som vil gi det første empiriske grunnlaget for å kalibrere regelmotoren.</w:t>
       </w:r>
     </w:p>
     <w:p>
@@ -21843,7 +21843,40 @@
           <w:rFonts w:ascii="Times New Roman" w:hAnsi="Times New Roman" w:cs="Times New Roman"/>
           <w:sz w:val="24"/>
         </w:rPr>
-        <w:t xml:space="preserve"> avvike fra Wilson-estimatet. Hautaniemi og Pirttilä (1999) påpeker at EOQ-baserte beregninger er mest pålitelige for artikler med lav variabilitet, noe som understøtter valget om å begrense analysen til X-klassen, men en formell stasjonaritetstest (f.eks. augmented Dickey–Fuller) ville styrket den interne validiteten ytterligere.</w:t>
+        <w:t xml:space="preserve"> avvike fra Wilson-estimatet. Hautaniemi og Pirttilä (1999) påpeker at EOQ-baserte beregninger er mest pålitelige for artikler med lav variabilitet, noe som understøtter valget om å begrense analysen til X-klassen, men en formell stasjonaritetstest (f.eks. augmented Dickey–Fuller) ville styrket den interne validiteten ytterligere. Et mitigerende argument er at X-artikler per definisjon har </w:t>
+      </w:r>
+      <m:oMath>
+        <m:r>
+          <m:t>CV&lt;0,5,</m:t>
+        </m:r>
+      </m:oMath>
+      <w:r>
+        <w:rPr>
+          <w:rFonts w:ascii="Times New Roman" w:hAnsi="Times New Roman" w:cs="Times New Roman"/>
+          <w:sz w:val="24"/>
+        </w:rPr>
+        <w:t xml:space="preserve"> noe som innebærer at etterspørselsvariansen er lav relativt til gjennomsnittet over den 24-månedersperioden analysen dekker. EOQ-avviksanalysens primære formål er dessuten relativ rangering av artikler etter kostnadsavvik, ikke eksakt kostnadsestimering – en systematisk feil i </w:t>
+      </w:r>
+      <m:oMath>
+        <m:sSup>
+          <m:e>
+            <m:r>
+              <m:t>f</m:t>
+            </m:r>
+          </m:e>
+          <m:sup>
+            <m:r>
+              <m:t>*</m:t>
+            </m:r>
+          </m:sup>
+        </m:sSup>
+      </m:oMath>
+      <w:r>
+        <w:rPr>
+          <w:rFonts w:ascii="Times New Roman" w:hAnsi="Times New Roman" w:cs="Times New Roman"/>
+          <w:sz w:val="24"/>
+        </w:rPr>
+        <w:t xml:space="preserve"> vil dermed i stor grad påvirke alle artikler proporsjonalt og bevare rangeringen.</w:t>
       </w:r>
     </w:p>
     <w:p>
@@ -22041,7 +22074,7 @@
           <w:rFonts w:ascii="Times New Roman" w:hAnsi="Times New Roman" w:cs="Times New Roman"/>
           <w:sz w:val="24"/>
         </w:rPr>
-        <w:t xml:space="preserve"> (base case) er en ekspertantagelse uten direkte empirisk belegg fra sykehuslogistikk, og representerer den viktigste enkeltusikkerheten i besparelsesestimatet. Tilsvarende er ordrekostnad </w:t>
+        <w:t xml:space="preserve"> (base case) er en ekspertantagelse uten direkte empirisk belegg fra sykehuslogistikk, og representerer den viktigste enkeltusikkerheten i besparelsesestimatet. Intervallet 50–100 % er valgt for å fange realistisk implementeringsfriksjon: tre-scenarioanalysen gjør usikkerheten eksplisitt og lar beslutningstaker vurdere robustheten. Ettersom estimatet kun fanger transaksjonskostnadsavviket og utelater kapitalbindingsgevinsten – som Kelle et al. (2012) anslår til 5–15 % av lagerverdien – vil den faktiske nettogevinsten sannsynligvis ligge høyere enn base case isolert sett tilsier, selv med moderat gevinstrealisering. Tilsvarende er ordrekostnad </w:t>
       </w:r>
       <m:oMath>
         <m:r>
@@ -22103,7 +22136,7 @@
           <w:rFonts w:ascii="Times New Roman" w:hAnsi="Times New Roman" w:cs="Times New Roman"/>
           <w:sz w:val="24"/>
         </w:rPr>
-        <w:t xml:space="preserve"> ville klyngestrukturen sett annerledes ut. Z-score-standardiseringen gir de tre featurene lik vekt – en normativ beslutning som påvirker klyngeresultatene. CV-koeffisienten har en kjent svakhet ved lavt forbruksvolum, der enkeltutleveringer kan gi kunstig høy eller lav CV. K-means-klyngens rolle i regelmotoren er begrenset: fordi K\_OVERFØR per definisjon er klyngen med lavest CV og høyest verdi, overlapper den i stor grad med artikler som allerede identifiseres via ABC/XYZ-reglene (R3). K-means fungerer dermed primært som et bekreftende støttefilter snarere enn som et uavhengig empirisk signal – en form for bekreftelsestendens som bør erkjennes.</w:t>
+        <w:t xml:space="preserve"> ville klyngestrukturen sett annerledes ut. Z-score-standardiseringen gir de tre featurene lik vekt – en normativ beslutning som påvirker klyngeresultatene. CV-koeffisienten har en kjent svakhet ved lavt forbruksvolum, der enkeltutleveringer kan gi kunstig høy eller lav CV. K-means-klyngens rolle i regelmotoren er begrenset: fordi K\_OVERFØR per definisjon er klyngen med lavest CV og høyest verdi, overlapper den i stor grad med artikler som allerede identifiseres via ABC/XYZ-reglene (R3). K-means fungerer dermed primært som et bekreftende støttefilter snarere enn som et uavhengig empirisk signal – en form for bekreftelsestendens som bør erkjennes. Den primære merverdien av K-means i denne studien er metodisk snarere enn empirisk: klyngeanalysen viser at en datadrevet, terskelfri segmentering konvergerer mot samme artikkelgrupper som den terskelbaserte ABC/XYZ-klassifiseringen, noe som styrker tilliten til at terskelvalgene (80/95 % for ABC, 0,5/1,0 for CV) ikke er vilkårlige for dette datasettet.</w:t>
       </w:r>
     </w:p>
     <w:p>
@@ -22116,7 +22149,7 @@
           <w:rFonts w:ascii="Times New Roman" w:hAnsi="Times New Roman" w:cs="Times New Roman"/>
           <w:sz w:val="24"/>
         </w:rPr>
-        <w:t>For 204 artikler uten EKPO-data er ABC-verdien beregnet fra D_ANNUAL × UNIT_PRICE. Dersom standardprisen avviker fra faktisk innkjøpspris, vil ABC-rangeringen for disse artiklene være upresis.</w:t>
+        <w:t>For 204 artikler uten EKPO-data er ABC-verdien beregnet fra D_ANNUAL × UNIT_PRICE. Av de 199 som har tilstrekkelig data til ABC-klassifisering, havner 98 i A-klassen og 63 i B-klassen. Dersom standardprisen systematisk avviker fra faktisk innkjøpspris, kan ABC-rangeringen for disse artiklene være upresis. Risikoen dempes av at regelmotoren krever flere sammenfallende signaler (ABC + XYZ + EOQ/K-means) for OVERFØR-anbefaling – en isolert ABC-feil vil dermed sjelden alene utløse en feilklassifisering.</w:t>
       </w:r>
     </w:p>
     <w:p>
@@ -22129,7 +22162,7 @@
           <w:rFonts w:ascii="Times New Roman" w:hAnsi="Times New Roman" w:cs="Times New Roman"/>
           <w:sz w:val="24"/>
         </w:rPr>
-        <w:t>Modellen inkluderer ikke en eksplisitt kritikalitetsdimensjon som VED (Vital, Essential, Desirable). I sykehuslogistikk er kritikalitet en primær styringsparameter (Gupta et al., 2007; Gurumurthy et al., 2021), og fraværet innebærer at OVERFØR-anbefalingen kan omfatte artikler der leveringssvikt har alvorlige pasientkonsekvenser. Pilotvalideringen (anbefaling 1, kap. 9.2) bør eksplisitt inkludere en klinisk kritikalitetsvurdering som supplement til de kvantitative signalene.</w:t>
+        <w:t>Modellen inkluderer ikke en eksplisitt kritikalitetsdimensjon som VED (Vital, Essential, Desirable). I sykehuslogistikk er kritikalitet en primær styringsparameter (Gupta et al., 2007; Gurumurthy et al., 2021), og fraværet innebærer at OVERFØR-anbefalingen kan omfatte artikler der leveringssvikt har alvorlige pasientkonsekvenser. Kritikalitetsdata inngår ikke som strukturert variabel i det aktuelle datauttrekket; ved Helse Bergen er VED-vurderingen i praksis basert på klinisk skjønn og foreligger ikke i maskinlesbar form. Regelmotorens R1-regel (Z-override) fungerer som en delvis kompensasjon ved å holde artikler med uregelmessig forbruk lokalt, men dette erstatter ikke en eksplisitt kritikalitetsvurdering. Pilotvalideringen (anbefaling 1, kap. 9.2) bør eksplisitt inkludere en klinisk kritikalitetsvurdering som supplement til de kvantitative signalene.</w:t>
       </w:r>
     </w:p>
     <w:p>
@@ -22203,7 +22236,7 @@
           <w:i/>
           <w:sz w:val="24"/>
         </w:rPr>
-        <w:t>Hvordan kan multikriterieklassifisering og klyngeanalyse av SAP-transaksjonsdata identifisere hvilke artikler ved Helse Bergens forsyningslager (WERKS 3300, LGORT 3001) som bør overføres til HVFS, og hva er det estimerte besparelsespotensialet?</w:t>
+        <w:t>Hvordan kan multikriterieklassifisering og klyngeanalyse av SAP-transaksjonsdata identifisere hvilke artikler ved Helse Bergens forsyningslager (WERKS 3300, LGORT 3001) som er kandidater for overføring til HVFS, og hva er det estimerte besparelsespotensialet?</w:t>
       </w:r>
     </w:p>
     <w:p>
@@ -22391,7 +22424,7 @@
           <w:rFonts w:ascii="Times New Roman" w:hAnsi="Times New Roman" w:cs="Times New Roman"/>
           <w:sz w:val="24"/>
         </w:rPr>
-        <w:t>Basert på studiens funn rettes følgende fire anbefalinger til Helse Bergen og Helse Vest IKT:</w:t>
+        <w:t>Basert på studiens funn rettes følgende fire anbefalinger til Helse Bergen og Helse Vest IKT. Anbefalingene er formulert i prioritert rekkefølge, der anbefaling 1 og 3 er umiddelbare parallelle tiltak, anbefaling 2 er mellomfristig, og anbefaling 4 er en langsiktig evalueringssyklus:</w:t>
       </w:r>
     </w:p>
     <w:p>

--- a/005 report/LOG650_Rapport.docx
+++ b/005 report/LOG650_Rapport.docx
@@ -11989,6 +11989,9 @@
                     </m:rPr>
                     <m:t>obs</m:t>
                   </m:r>
+                  <m:r>
+                    <m:t>,i</m:t>
+                  </m:r>
                 </m:sub>
               </m:sSub>
               <m:r>
@@ -12000,18 +12003,23 @@
               <m:r>
                 <m:t>5·</m:t>
               </m:r>
-              <m:sSup>
+              <m:sSubSup>
                 <m:e>
                   <m:r>
                     <m:t>f</m:t>
                   </m:r>
                 </m:e>
+                <m:sub>
+                  <m:r>
+                    <m:t>i</m:t>
+                  </m:r>
+                </m:sub>
                 <m:sup>
                   <m:r>
                     <m:t>*</m:t>
                   </m:r>
                 </m:sup>
-              </m:sSup>
+              </m:sSubSup>
             </m:oMath>
             <w:r>
               <w:rPr>
@@ -12837,6 +12845,9 @@
               </m:rPr>
               <m:t>obs</m:t>
             </m:r>
+            <m:r>
+              <m:t>,i</m:t>
+            </m:r>
           </m:sub>
         </m:sSub>
         <m:r>
@@ -12857,18 +12868,23 @@
         <m:r>
           <m:t>·</m:t>
         </m:r>
-        <m:sSup>
+        <m:sSubSup>
           <m:e>
             <m:r>
               <m:t>f</m:t>
             </m:r>
           </m:e>
+          <m:sub>
+            <m:r>
+              <m:t>i</m:t>
+            </m:r>
+          </m:sub>
           <m:sup>
             <m:r>
               <m:t>*</m:t>
             </m:r>
           </m:sup>
-        </m:sSup>
+        </m:sSubSup>
       </m:oMath>
       <w:r>
         <w:rPr>
@@ -16108,23 +16124,31 @@
               </m:rPr>
               <m:t>obs</m:t>
             </m:r>
+            <m:r>
+              <m:t>,i</m:t>
+            </m:r>
           </m:sub>
         </m:sSub>
         <m:r>
           <m:t>)−TC(</m:t>
         </m:r>
-        <m:sSup>
+        <m:sSubSup>
           <m:e>
             <m:r>
               <m:t>f</m:t>
             </m:r>
           </m:e>
+          <m:sub>
+            <m:r>
+              <m:t>i</m:t>
+            </m:r>
+          </m:sub>
           <m:sup>
             <m:r>
               <m:t>*</m:t>
             </m:r>
           </m:sup>
-        </m:sSup>
+        </m:sSubSup>
         <m:r>
           <m:t>)</m:t>
         </m:r>
@@ -20305,8 +20329,23 @@
         <w:t xml:space="preserve">Besparelsesestimatet er beregnet for de 117 artiklene som oppfyller begge kriteriene OVERFØR\_HVFS og FOR\_MANGE\_ORDRER. Formelen er </w:t>
       </w:r>
       <m:oMath>
+        <m:sSub>
+          <m:e>
+            <m:r>
+              <m:t>B</m:t>
+            </m:r>
+          </m:e>
+          <m:sub>
+            <m:r>
+              <m:rPr>
+                <m:nor/>
+              </m:rPr>
+              <m:t>HVFS</m:t>
+            </m:r>
+          </m:sub>
+        </m:sSub>
         <m:r>
-          <m:t>B=</m:t>
+          <m:t>=</m:t>
         </m:r>
         <m:nary>
           <m:naryPr>
@@ -20318,7 +20357,13 @@
           </m:naryPr>
           <m:sub>
             <m:r>
-              <m:t>i</m:t>
+              <m:t>i∈</m:t>
+            </m:r>
+            <m:r>
+              <m:rPr>
+                <m:nor/>
+              </m:rPr>
+              <m:t>OVERFØR</m:t>
             </m:r>
           </m:sub>
           <m:sup/>
@@ -20341,7 +20386,7 @@
           </m:sub>
         </m:sSub>
         <m:r>
-          <m:t>×g</m:t>
+          <m:t>·g</m:t>
         </m:r>
       </m:oMath>
       <w:r>

--- a/005 report/LOG650_Rapport.docx
+++ b/005 report/LOG650_Rapport.docx
@@ -5237,7 +5237,37 @@
           <w:rFonts w:ascii="Times New Roman" w:hAnsi="Times New Roman" w:cs="Times New Roman"/>
           <w:sz w:val="24"/>
         </w:rPr>
-        <w:t>Helse Bergen er det største helseforetaket i Helse Vest og drifter i dag et lokalt forsyningslager registrert som WERKS 3300 i SAP S/4HANA, med primærlagersted LGORT 3001. Lageret håndterer over 700 aktive artikler, men det mangler et systematisk, datadrevet grunnlag for å avgjøre hvilke av disse som egner seg for overføring til HVFS. Beslutningene tas i dag i stor grad basert på erfaring og skjønn, noe de Vries (2011) identifiserer som en typisk utfordring i sykehuslogistikk: interessentkonflikter og manglende informasjonssystemer hindrer rasjonell lageromstilling. Denne oppgaven adresserer dette gapet ved å anvende velprøvde klassifiseringsmetoder fra lagerstyringslitteraturen – ABC, XYZ og EOQ – kombinert med K-means klyngeanalyse, på operasjonelle transaksjonsdata fra SAP.</w:t>
+        <w:t xml:space="preserve">Helse Bergen er det største helseforetaket i Helse Vest og drifter i dag et lokalt forsyningslager registrert som WERKS 3300 i SAP S/4HANA, med primærlagersted LGORT 3001. Lageret håndterer over 700 aktive artikler, men det mangler et systematisk, datadrevet grunnlag for å avgjøre hvilke av disse som egner seg for overføring til HVFS. Beslutningene tas i dag i stor grad basert på erfaring og skjønn, noe de Vries (2011) identifiserer som en typisk utfordring i sykehuslogistikk: interessentkonflikter og manglende informasjonssystemer hindrer rasjonell lageromstilling. Denne oppgaven adresserer dette gapet ved å anvende velprøvde klassifiseringsmetoder fra lagerstyringslitteraturen – ABC, XYZ og EOQ – kombinert med K-means klyngeanalyse, på operasjonelle transaksjonsdata fra SAP. Faglig plasserer arbeidet seg dermed i skjæringspunktet mellom </w:t>
+      </w:r>
+      <w:r>
+        <w:rPr>
+          <w:rFonts w:ascii="Times New Roman" w:hAnsi="Times New Roman" w:cs="Times New Roman"/>
+          <w:b/>
+          <w:sz w:val="24"/>
+        </w:rPr>
+        <w:t>lagerstyring</w:t>
+      </w:r>
+      <w:r>
+        <w:rPr>
+          <w:rFonts w:ascii="Times New Roman" w:hAnsi="Times New Roman" w:cs="Times New Roman"/>
+          <w:sz w:val="24"/>
+        </w:rPr>
+        <w:t xml:space="preserve"> (klassifisering og lokaliseringsbeslutninger) og </w:t>
+      </w:r>
+      <w:r>
+        <w:rPr>
+          <w:rFonts w:ascii="Times New Roman" w:hAnsi="Times New Roman" w:cs="Times New Roman"/>
+          <w:b/>
+          <w:sz w:val="24"/>
+        </w:rPr>
+        <w:t>innkjøpsoptimalisering</w:t>
+      </w:r>
+      <w:r>
+        <w:rPr>
+          <w:rFonts w:ascii="Times New Roman" w:hAnsi="Times New Roman" w:cs="Times New Roman"/>
+          <w:sz w:val="24"/>
+        </w:rPr>
+        <w:t xml:space="preserve"> (ordrefrekvens og kostnadsavvik mot EOQ).</w:t>
       </w:r>
     </w:p>
     <w:p>
@@ -5263,7 +5293,7 @@
           <w:rFonts w:ascii="Times New Roman" w:hAnsi="Times New Roman" w:cs="Times New Roman"/>
           <w:sz w:val="24"/>
         </w:rPr>
-        <w:t>Oppgaven besvarer følgende forskningsspørsmål:</w:t>
+        <w:t>Oppgavens overordnede problemstilling er hvordan datadrevet klassifisering av eksisterende SAP-transaksjonsdata kan understøtte beslutningen om hvilke artikler som bør sentraliseres til HVFS, og hva en slik sentralisering er verdt økonomisk. Denne problemstillingen operasjonaliseres gjennom følgende forskningsspørsmål, som gjør klassifiseringen, identifikasjonen og kvantifiseringen empirisk testbar:</w:t>
       </w:r>
     </w:p>
     <w:p>
@@ -8143,7 +8173,37 @@
           <w:rFonts w:ascii="Times New Roman" w:hAnsi="Times New Roman" w:cs="Times New Roman"/>
           <w:sz w:val="24"/>
         </w:rPr>
-        <w:t>Helse Bergen HF er det største helseforetaket i Helse Vest RHF og drifter Haukeland Universitetssykehus med ansvar for spesialisthelsetjenester til et opptaksområde på nær en halv million innbyggere. Helse Vest koordinerer fire helseforetak (Bergen, Stavanger, Fonna, Førde), og en regionalt harmonisert tilnærming til materialforvaltning har fått økt prioritet for å oppnå stordriftsfordeler.</w:t>
+        <w:t xml:space="preserve">Helse Bergen HF er det største helseforetaket i Helse Vest RHF og drifter Haukeland Universitetssykehus med ansvar for spesialisthelsetjenester til et opptaksområde på nær en halv million innbyggere. Helse Vest koordinerer fire helseforetak (Bergen, Stavanger, Fonna, Førde), og en regionalt harmonisert tilnærming til materialforvaltning har fått økt prioritet for å oppnå stordriftsfordeler. Forsyningsstrukturen organiserer seg langs to nivåer: et </w:t>
+      </w:r>
+      <w:r>
+        <w:rPr>
+          <w:rFonts w:ascii="Times New Roman" w:hAnsi="Times New Roman" w:cs="Times New Roman"/>
+          <w:b/>
+          <w:sz w:val="24"/>
+        </w:rPr>
+        <w:t>regionalt sentrallager</w:t>
+      </w:r>
+      <w:r>
+        <w:rPr>
+          <w:rFonts w:ascii="Times New Roman" w:hAnsi="Times New Roman" w:cs="Times New Roman"/>
+          <w:sz w:val="24"/>
+        </w:rPr>
+        <w:t xml:space="preserve"> (HVFS) og </w:t>
+      </w:r>
+      <w:r>
+        <w:rPr>
+          <w:rFonts w:ascii="Times New Roman" w:hAnsi="Times New Roman" w:cs="Times New Roman"/>
+          <w:b/>
+          <w:sz w:val="24"/>
+        </w:rPr>
+        <w:t>lokale forsyningslagre / lokallagre</w:t>
+      </w:r>
+      <w:r>
+        <w:rPr>
+          <w:rFonts w:ascii="Times New Roman" w:hAnsi="Times New Roman" w:cs="Times New Roman"/>
+          <w:sz w:val="24"/>
+        </w:rPr>
+        <w:t xml:space="preserve"> ved hvert helseforetak. Denne oppgaven analyserer Helse Bergens lokallager ved WERKS 3300 og kandidater for sentralisering opp til HVFS.</w:t>
       </w:r>
     </w:p>
     <w:p>
@@ -9051,6 +9111,32 @@
     </w:p>
     <w:p>
       <w:pPr>
+        <w:spacing w:line="360" w:lineRule="auto"/>
+        <w:jc w:val="both"/>
+      </w:pPr>
+      <w:r>
+        <w:rPr>
+          <w:rFonts w:ascii="Times New Roman" w:hAnsi="Times New Roman" w:cs="Times New Roman"/>
+          <w:sz w:val="24"/>
+        </w:rPr>
+        <w:t>De fem analytiske teknikkene som anvendes har ulik metodisk natur, og det er ikke hensiktsmessig å presse dem inn i én felles modellmal. ABC-analyse og XYZ-klassifisering er deskriptive klassifiseringsregler som henholdsvis fanger verdi- og stabilitetsdimensjonen. EOQ (Wilson) er en klassisk optimeringsmodell som beregner optimal ordrefrekvens og det resulterende kostnadsavviket. K-means klyngeanalyse er en form for uovervåket maskinlæring som gir multivariat segmentering uten forhåndsdefinerte terskler. Regelmotoren er regelbasert beslutningslogikk som sekvensielt aggregerer de øvrige signalene til én anbefaling per artikkel.</w:t>
+      </w:r>
+    </w:p>
+    <w:p>
+      <w:pPr>
+        <w:spacing w:line="360" w:lineRule="auto"/>
+        <w:jc w:val="both"/>
+      </w:pPr>
+      <w:r>
+        <w:rPr>
+          <w:rFonts w:ascii="Times New Roman" w:hAnsi="Times New Roman" w:cs="Times New Roman"/>
+          <w:sz w:val="24"/>
+        </w:rPr>
+        <w:t>Arbeidet følger en faseinndelt prosjektlogikk fra problemavklaring via litteratur og modellering, til analyse, validering og rapportering – hvor hvert steg bygger på utfallet av det foregående.</w:t>
+      </w:r>
+    </w:p>
+    <w:p>
+      <w:pPr>
         <w:pStyle w:val="Overskrift2"/>
       </w:pPr>
       <w:r>
@@ -10887,7 +10973,82 @@
           <w:rFonts w:ascii="Times New Roman" w:hAnsi="Times New Roman" w:cs="Times New Roman"/>
           <w:sz w:val="24"/>
         </w:rPr>
-        <w:t>Figur 4 nedenfor illustrerer den samlede datapipelinen fra rådata til analyseklart datasett.</w:t>
+        <w:t xml:space="preserve">Figur 4 nedenfor illustrerer den samlede analyseprosessen som en sekvens i fem steg: (1) </w:t>
+      </w:r>
+      <w:r>
+        <w:rPr>
+          <w:rFonts w:ascii="Times New Roman" w:hAnsi="Times New Roman" w:cs="Times New Roman"/>
+          <w:b/>
+          <w:sz w:val="24"/>
+        </w:rPr>
+        <w:t>data</w:t>
+      </w:r>
+      <w:r>
+        <w:rPr>
+          <w:rFonts w:ascii="Times New Roman" w:hAnsi="Times New Roman" w:cs="Times New Roman"/>
+          <w:sz w:val="24"/>
+        </w:rPr>
+        <w:t xml:space="preserve"> – SAP-uttrekk via SE16H, (2) </w:t>
+      </w:r>
+      <w:r>
+        <w:rPr>
+          <w:rFonts w:ascii="Times New Roman" w:hAnsi="Times New Roman" w:cs="Times New Roman"/>
+          <w:b/>
+          <w:sz w:val="24"/>
+        </w:rPr>
+        <w:t>forutsetninger og datavalg</w:t>
+      </w:r>
+      <w:r>
+        <w:rPr>
+          <w:rFonts w:ascii="Times New Roman" w:hAnsi="Times New Roman" w:cs="Times New Roman"/>
+          <w:sz w:val="24"/>
+        </w:rPr>
+        <w:t xml:space="preserve"> – populasjonsavgrensning, PEINH-korrigering og åtte dokumenterte beslutninger (D-01–D-08), (3) </w:t>
+      </w:r>
+      <w:r>
+        <w:rPr>
+          <w:rFonts w:ascii="Times New Roman" w:hAnsi="Times New Roman" w:cs="Times New Roman"/>
+          <w:b/>
+          <w:sz w:val="24"/>
+        </w:rPr>
+        <w:t>løsning og modellkjøring</w:t>
+      </w:r>
+      <w:r>
+        <w:rPr>
+          <w:rFonts w:ascii="Times New Roman" w:hAnsi="Times New Roman" w:cs="Times New Roman"/>
+          <w:sz w:val="24"/>
+        </w:rPr>
+        <w:t xml:space="preserve"> – ABC, XYZ, EOQ og K-means kjørt på det forbehandlede datasettet, (4) </w:t>
+      </w:r>
+      <w:r>
+        <w:rPr>
+          <w:rFonts w:ascii="Times New Roman" w:hAnsi="Times New Roman" w:cs="Times New Roman"/>
+          <w:b/>
+          <w:sz w:val="24"/>
+        </w:rPr>
+        <w:t>kontroll og validering</w:t>
+      </w:r>
+      <w:r>
+        <w:rPr>
+          <w:rFonts w:ascii="Times New Roman" w:hAnsi="Times New Roman" w:cs="Times New Roman"/>
+          <w:sz w:val="24"/>
+        </w:rPr>
+        <w:t xml:space="preserve"> – kryssvalidering mot ZZXYZ, silhouette på trenings- og testsett, samt sensitivitetsanalyse, og (5) </w:t>
+      </w:r>
+      <w:r>
+        <w:rPr>
+          <w:rFonts w:ascii="Times New Roman" w:hAnsi="Times New Roman" w:cs="Times New Roman"/>
+          <w:b/>
+          <w:sz w:val="24"/>
+        </w:rPr>
+        <w:t>anvendelse og anbefaling</w:t>
+      </w:r>
+      <w:r>
+        <w:rPr>
+          <w:rFonts w:ascii="Times New Roman" w:hAnsi="Times New Roman" w:cs="Times New Roman"/>
+          <w:sz w:val="24"/>
+        </w:rPr>
+        <w:t xml:space="preserve"> – regelmotorens utfall per artikkel og besparelsesestimat.</w:t>
       </w:r>
     </w:p>
     <w:p>
@@ -10936,7 +11097,7 @@
           <w:i/>
           <w:sz w:val="20"/>
         </w:rPr>
-        <w:t>Figur 4. Analysepipeline: fra SAP-rådata til HVFS-anbefaling. Generert med støtte fra Claude.</w:t>
+        <w:t>Figur 4. Analysepipeline i fem steg: data → forutsetninger/datavalg → løsning/modellkjøring → kontroll/validering → anvendelse/anbefaling. Generert med støtte fra Claude.</w:t>
       </w:r>
     </w:p>
     <w:p>
@@ -11027,7 +11188,7 @@
           <w:rFonts w:ascii="Times New Roman" w:hAnsi="Times New Roman" w:cs="Times New Roman"/>
           <w:sz w:val="24"/>
         </w:rPr>
-        <w:t>Kunstig intelligens i form av store språkmodeller ble benyttet som faglig støtteverktøy gjennom hele prosjektperioden, i tråd med retningslinjene i kursets skrivekompendium. Claude ble anvendt til kodestøtte, generering av datavisualiseringer og språklig bearbeiding av rapportteksten. KI-verktøyet er ikke brukt som fagkilde og er ikke sitert som belegg for faglige påstander. All KI-generert kode og tekst er kritisk gjennomgått og revidert av forfatteren; en refleksjon over KI-brukens påvirkning på arbeidsprosessen er gitt i Vedlegg C.</w:t>
+        <w:t>Kunstig intelligens i form av store språkmodeller ble benyttet som faglig støtteverktøy gjennom hele prosjektperioden, i tråd med Høgskolen i Moldes retningslinjer for bruk av KI ved hjemmeeksamen. Claude ble anvendt til kodestøtte, generering av datavisualiseringer og språklig bearbeiding av rapportteksten. KI-verktøyet er ikke brukt som fagkilde og er ikke sitert som belegg for faglige påstander. All KI-generert kode og tekst er kritisk gjennomgått og revidert av forfatteren; en refleksjon over KI-brukens påvirkning på arbeidsprosessen er gitt i Vedlegg C.</w:t>
       </w:r>
     </w:p>
     <w:p>
@@ -11067,7 +11228,22 @@
           <w:rFonts w:ascii="Times New Roman" w:hAnsi="Times New Roman" w:cs="Times New Roman"/>
           <w:sz w:val="24"/>
         </w:rPr>
-        <w:t>ABC-analyse er en rangerings- og klassifiseringsmetode basert på Pareto-prinsippet, som postulerer at en liten andel av artiklene i et lager typisk står for hoveddelen av den totale verdibindingen (Gupta et al., 2007). Metoden gir en strukturert tilnærming til å skille artikler som krever tett styring fra artikler der en enklere tilnærming er tilstrekkelig (van Kampen et al., 2012).</w:t>
+        <w:t xml:space="preserve">ABC-analyse er en rangerings- og klassifiseringsmetode basert på Pareto-prinsippet, som postulerer at en liten andel av artiklene i et lager typisk står for hoveddelen av den totale verdibindingen (Gupta et al., 2007). Metoden gir en strukturert tilnærming til å skille artikler som krever tett styring fra artikler der en enklere tilnærming er tilstrekkelig (van Kampen et al., 2012). Modellformen er en </w:t>
+      </w:r>
+      <w:r>
+        <w:rPr>
+          <w:rFonts w:ascii="Times New Roman" w:hAnsi="Times New Roman" w:cs="Times New Roman"/>
+          <w:b/>
+          <w:sz w:val="24"/>
+        </w:rPr>
+        <w:t>klassifiseringsregel</w:t>
+      </w:r>
+      <w:r>
+        <w:rPr>
+          <w:rFonts w:ascii="Times New Roman" w:hAnsi="Times New Roman" w:cs="Times New Roman"/>
+          <w:sz w:val="24"/>
+        </w:rPr>
+        <w:t>: én årsverdi per artikkel, to kumulative terskelverdier (80 % og 95 %), og ett beslutningskriterium som tilordner hver artikkel til klasse A, B eller C.</w:t>
       </w:r>
     </w:p>
     <w:p>
@@ -12364,7 +12540,22 @@
           <w:rFonts w:ascii="Times New Roman" w:hAnsi="Times New Roman" w:cs="Times New Roman"/>
           <w:sz w:val="24"/>
         </w:rPr>
-        <w:t>XYZ-klassifisering beskriver stabilitet i forbruksmønsteret over tid, og komplementerer ABC-analysen ved å skille artikler med forutsigbar etterspørsel fra artikler med uregelmessig forbruk (Nowotyńska, 2013). Grunnlaget for klassifiseringen er variasjonskoeffisienten CV (coefficient of variation), beregnet fra månedlig forbruk over analyseperioden på 24 måneder:</w:t>
+        <w:t xml:space="preserve">XYZ-klassifisering beskriver stabilitet i forbruksmønsteret over tid, og komplementerer ABC-analysen ved å skille artikler med forutsigbar etterspørsel fra artikler med uregelmessig forbruk (Nowotyńska, 2013). Modellformen er en </w:t>
+      </w:r>
+      <w:r>
+        <w:rPr>
+          <w:rFonts w:ascii="Times New Roman" w:hAnsi="Times New Roman" w:cs="Times New Roman"/>
+          <w:b/>
+          <w:sz w:val="24"/>
+        </w:rPr>
+        <w:t>klassifiseringsregel</w:t>
+      </w:r>
+      <w:r>
+        <w:rPr>
+          <w:rFonts w:ascii="Times New Roman" w:hAnsi="Times New Roman" w:cs="Times New Roman"/>
+          <w:sz w:val="24"/>
+        </w:rPr>
+        <w:t xml:space="preserve"> med ett beregnet inngangsmål (CV) og to terskelverdier (0,5 og 1,0), som tilordner hver artikkel til klasse X, Y eller Z. Grunnlaget for klassifiseringen er variasjonskoeffisienten CV (coefficient of variation), beregnet fra månedlig forbruk over analyseperioden på 24 måneder:</w:t>
       </w:r>
     </w:p>
     <w:p>
@@ -12530,6 +12721,106 @@
           <w:sz w:val="32"/>
         </w:rPr>
         <w:t>5.3 EOQ-modellen og besparelsesformelen</w:t>
+      </w:r>
+    </w:p>
+    <w:p>
+      <w:pPr>
+        <w:spacing w:line="360" w:lineRule="auto"/>
+        <w:jc w:val="both"/>
+      </w:pPr>
+      <w:r>
+        <w:rPr>
+          <w:rFonts w:ascii="Times New Roman" w:hAnsi="Times New Roman" w:cs="Times New Roman"/>
+          <w:sz w:val="24"/>
+        </w:rPr>
+        <w:t xml:space="preserve">EOQ er den eneste komponenten i rammeverket med en klassisk </w:t>
+      </w:r>
+      <w:r>
+        <w:rPr>
+          <w:rFonts w:ascii="Times New Roman" w:hAnsi="Times New Roman" w:cs="Times New Roman"/>
+          <w:b/>
+          <w:sz w:val="24"/>
+        </w:rPr>
+        <w:t>optimeringsmodell</w:t>
+      </w:r>
+      <w:r>
+        <w:rPr>
+          <w:rFonts w:ascii="Times New Roman" w:hAnsi="Times New Roman" w:cs="Times New Roman"/>
+          <w:sz w:val="24"/>
+        </w:rPr>
+        <w:t xml:space="preserve">: parametrene er </w:t>
+      </w:r>
+      <m:oMath>
+        <m:r>
+          <m:t>D</m:t>
+        </m:r>
+      </m:oMath>
+      <w:r>
+        <w:rPr>
+          <w:rFonts w:ascii="Times New Roman" w:hAnsi="Times New Roman" w:cs="Times New Roman"/>
+          <w:sz w:val="24"/>
+        </w:rPr>
+        <w:t xml:space="preserve"> (årsforbruk), </w:t>
+      </w:r>
+      <m:oMath>
+        <m:r>
+          <m:t>S</m:t>
+        </m:r>
+      </m:oMath>
+      <w:r>
+        <w:rPr>
+          <w:rFonts w:ascii="Times New Roman" w:hAnsi="Times New Roman" w:cs="Times New Roman"/>
+          <w:sz w:val="24"/>
+        </w:rPr>
+        <w:t xml:space="preserve"> (ordrekostnad) og </w:t>
+      </w:r>
+      <m:oMath>
+        <m:r>
+          <m:t>H</m:t>
+        </m:r>
+      </m:oMath>
+      <w:r>
+        <w:rPr>
+          <w:rFonts w:ascii="Times New Roman" w:hAnsi="Times New Roman" w:cs="Times New Roman"/>
+          <w:sz w:val="24"/>
+        </w:rPr>
+        <w:t xml:space="preserve"> (holdekostnad per enhet); beslutningsvariabelen er ordrefrekvens </w:t>
+      </w:r>
+      <m:oMath>
+        <m:r>
+          <m:t>f</m:t>
+        </m:r>
+      </m:oMath>
+      <w:r>
+        <w:rPr>
+          <w:rFonts w:ascii="Times New Roman" w:hAnsi="Times New Roman" w:cs="Times New Roman"/>
+          <w:sz w:val="24"/>
+        </w:rPr>
+        <w:t xml:space="preserve"> (eller ekvivalent ordrekvantum </w:t>
+      </w:r>
+      <m:oMath>
+        <m:r>
+          <m:t>Q</m:t>
+        </m:r>
+      </m:oMath>
+      <w:r>
+        <w:rPr>
+          <w:rFonts w:ascii="Times New Roman" w:hAnsi="Times New Roman" w:cs="Times New Roman"/>
+          <w:sz w:val="24"/>
+        </w:rPr>
+        <w:t xml:space="preserve">); målfunksjonen er total årlig kostnad </w:t>
+      </w:r>
+      <m:oMath>
+        <m:r>
+          <m:t>TC(f)=fS+DH/(2f)</m:t>
+        </m:r>
+      </m:oMath>
+      <w:r>
+        <w:rPr>
+          <w:rFonts w:ascii="Times New Roman" w:hAnsi="Times New Roman" w:cs="Times New Roman"/>
+          <w:sz w:val="24"/>
+        </w:rPr>
+        <w:t>; og forutsetningene er konstant og kjent etterspørsel, øyeblikkelig leveranse, ingen kvantumsrabatter og lineær holdekostnad.</w:t>
       </w:r>
     </w:p>
     <w:p>
@@ -13531,7 +13822,7 @@
           <w:rFonts w:ascii="Times New Roman" w:hAnsi="Times New Roman" w:cs="Times New Roman"/>
           <w:sz w:val="24"/>
         </w:rPr>
-        <w:t xml:space="preserve"> modellerer kostnadsavviket fra suboptimal ordrefrekvens – en avvik som nettopp adresseres ved sentralisering til HVFS. Sensitivitetsanalysen i kapittel 7 undersøker robustheten av dette estimatet ved systematisk variasjon i </w:t>
+        <w:t xml:space="preserve"> modellerer kostnadsavviket fra suboptimal ordrefrekvens – et avvik som nettopp adresseres ved sentralisering til HVFS. Sensitivitetsanalysen i kapittel 7 undersøker robustheten av dette estimatet ved systematisk variasjon i </w:t>
       </w:r>
       <m:oMath>
         <m:r>
@@ -14499,7 +14790,22 @@
           <w:rFonts w:ascii="Times New Roman" w:hAnsi="Times New Roman" w:cs="Times New Roman"/>
           <w:sz w:val="24"/>
         </w:rPr>
-        <w:t xml:space="preserve"> K-means er inkludert i rammeverket av to begrunnede årsaker. For det første gir metoden </w:t>
+        <w:t xml:space="preserve"> K-means er valgt som </w:t>
+      </w:r>
+      <w:r>
+        <w:rPr>
+          <w:rFonts w:ascii="Times New Roman" w:hAnsi="Times New Roman" w:cs="Times New Roman"/>
+          <w:b/>
+          <w:sz w:val="24"/>
+        </w:rPr>
+        <w:t>uovervåket maskinlæring</w:t>
+      </w:r>
+      <w:r>
+        <w:rPr>
+          <w:rFonts w:ascii="Times New Roman" w:hAnsi="Times New Roman" w:cs="Times New Roman"/>
+          <w:sz w:val="24"/>
+        </w:rPr>
+        <w:t xml:space="preserve"> fordi datasettet ikke inneholder merkede fasitklasser for HVFS-egnethet – en veiledet algoritme ville derfor ikke ha noe å trenes mot. Metoden er inkludert i rammeverket av to begrunnede årsaker. For det første gir den </w:t>
       </w:r>
       <w:r>
         <w:rPr>
@@ -23372,7 +23678,7 @@
           <w:rFonts w:ascii="Times New Roman" w:hAnsi="Times New Roman" w:cs="Times New Roman"/>
           <w:sz w:val="24"/>
         </w:rPr>
-        <w:t xml:space="preserve">Studien åpner for tre retninger innen videre forskning: (1) En </w:t>
+        <w:t xml:space="preserve">Studien åpner for fire retninger innen videre forskning: (1) En </w:t>
       </w:r>
       <w:r>
         <w:rPr>
@@ -23417,7 +23723,22 @@
           <w:rFonts w:ascii="Times New Roman" w:hAnsi="Times New Roman" w:cs="Times New Roman"/>
           <w:sz w:val="24"/>
         </w:rPr>
-        <w:t xml:space="preserve"> av rammeverket til andre WERKS i Helse Vest (Stavanger, Fonna, Førde) vil styrke den eksterne validiteten og gi grunnlag for differensiert HVFS-sentralisering per foretak.</w:t>
+        <w:t xml:space="preserve"> av rammeverket til andre WERKS i Helse Vest (Stavanger, Fonna, Førde) vil styrke den eksterne validiteten og gi grunnlag for differensiert HVFS-sentralisering per foretak. (4) </w:t>
+      </w:r>
+      <w:r>
+        <w:rPr>
+          <w:rFonts w:ascii="Times New Roman" w:hAnsi="Times New Roman" w:cs="Times New Roman"/>
+          <w:b/>
+          <w:sz w:val="24"/>
+        </w:rPr>
+        <w:t>Utvidet metoderepertoar innen innkjøpsoptimalisering</w:t>
+      </w:r>
+      <w:r>
+        <w:rPr>
+          <w:rFonts w:ascii="Times New Roman" w:hAnsi="Times New Roman" w:cs="Times New Roman"/>
+          <w:sz w:val="24"/>
+        </w:rPr>
+        <w:t xml:space="preserve"> – flerkriterieteknikker som AHP/TOPSIS for leverandørvurdering, kombinatoriske auksjoner for porteføljeanskaffelser, og veiledet maskinlæring (når det foreligger merkede beslutningsdata fra pilotfasen) – er relevante videreføringer som faller utenfor denne oppgavens scope, men som kan gi ytterligere beslutningsgrunnlag for innkjøpsstrategien rundt HVFS.</w:t>
       </w:r>
     </w:p>
     <w:p>

--- a/005 report/LOG650_Rapport.docx
+++ b/005 report/LOG650_Rapport.docx
@@ -4646,7 +4646,7 @@
           <w:rFonts w:ascii="Times New Roman" w:hAnsi="Times New Roman"/>
           <w:sz w:val="24"/>
         </w:rPr>
-        <w:t xml:space="preserve">Det estimerte besparelsespotensialet har et base case på kr 451 515 per år (g = 75 %). Tre-scenarioanalysen gir et intervall fra kr 301 010 (g = 50 %) til kr 602 020 (g = 100 %). Sensitivitetsanalysen over 27 parameterkombinasjoner viser en bredere spennvidde fra kr 176 374 til kr 763 903 per år. Estimatene er scenariobaserte og avhenger av ikke-kalibrerte kostnadsparametere.</w:t>
+        <w:t xml:space="preserve">Det estimerte besparelsespotensialet ligger i intervallet kr 176 374 – kr 763 903 per år, basert på sensitivitetsanalyse over 27 parameterkombinasjoner. Base case er kr 451 515 (g = 75 %), og tre-scenarioanalysen gir et snevrere intervall fra kr 301 010 (g = 50 %) til kr 602 020 (g = 100 %). Estimatene er scenariobaserte og avhenger av ikke-kalibrerte kostnadsparametere; punktestimatet bør derfor leses som indikativt, ikke presist.</w:t>
       </w:r>
     </w:p>
     <w:p>
@@ -4659,7 +4659,7 @@
           <w:rFonts w:ascii="Times New Roman" w:hAnsi="Times New Roman"/>
           <w:sz w:val="24"/>
         </w:rPr>
-        <w:t xml:space="preserve">Studien viser at multikriterieklassifisering kombinert med klyngeanalyse gir et strukturert beslutningsgrunnlag for sentralisering i sykehuslogistikk. Praktisk realisering forutsetter justering av SAP MM-parametere, faglig validering og systematisk gjennomgang av artikler med usikker klassifisering. Analysen avdekker samtidig at SAPs egen XYZ-klassifisering (ZZXYZ) kun samsvarer med beregnet klasse i 33 % av tilfellene — et funn som utfordrer antakelsen om at systemregistrerte klassifiseringer er tilstrekkelig grunnlag for HVFS-beslutninger, og som har umiddelbar operasjonell relevans for LIBRA-prosjektet.</w:t>
+        <w:t xml:space="preserve">Studien viser at multidimensjonal klassifisering kombinert med klyngeanalyse gir et strukturert beslutningsgrunnlag for sentralisering i sykehuslogistikk. Praktisk realisering forutsetter justering av SAP MM-parametere, faglig validering og systematisk gjennomgang av artikler med usikker klassifisering. Analysen avdekker samtidig at SAPs egen XYZ-klassifisering (ZZXYZ) kun samsvarer med beregnet klasse i 33 % av tilfellene — et funn som utfordrer antakelsen om at systemregistrerte klassifiseringer er tilstrekkelig grunnlag for HVFS-beslutninger, og som har umiddelbar operasjonell relevans for LIBRA-prosjektet.</w:t>
       </w:r>
     </w:p>
     <w:p>
@@ -5211,7 +5211,7 @@
           <w:rFonts w:ascii="Times New Roman" w:hAnsi="Times New Roman" w:cs="Times New Roman"/>
           <w:sz w:val="24"/>
         </w:rPr>
-        <w:t>Norske helseforetak forvalter store mengder medisinsk forbruksmateriell spredt over lokale forsyningslagre ved det enkelte sykehus. Materialhåndtering i sykehus er et ressurskrevende område som i liten grad har vært gjenstand for systematisk datadrevet styring, og studier viser at logistikk og materialhåndtering kan utgjøre en betydelig andel – i størrelsesorden 25–30 % – av et sykehus' driftskostnader (Volland et al., 2017). Suboptimal klassifisering av lagervarer fører til overflødige bestillingstransaksjoner, unødvendig kapitalbinding og økt administrativ belastning – uten at det nødvendigvis gir bedre forsyningssikkerhet for klinisk personell (Bijvank &amp; Vis, 2012).</w:t>
+        <w:t>Norske helseforetak forvalter store mengder medisinsk forbruksmateriell spredt over lokale forsyningslagre ved det enkelte sykehus. Materialhåndtering i sykehus er et ressurskrevende område som i liten grad har vært gjenstand for systematisk datadrevet styring, og studier viser at logistikk og materialhåndtering kan utgjøre en betydelig andel – i størrelsesorden 30–40 % – av et sykehus' driftskostnader (Volland et al., 2017). Suboptimal klassifisering av lagervarer fører til overflødige bestillingstransaksjoner, unødvendig kapitalbinding og økt administrativ belastning – uten at det nødvendigvis gir bedre forsyningssikkerhet for klinisk personell (Bijvank &amp; Vis, 2012).</w:t>
       </w:r>
     </w:p>
     <w:p>
@@ -5268,6 +5268,116 @@
           <w:sz w:val="24"/>
         </w:rPr>
         <w:t xml:space="preserve"> (ordrefrekvens og kostnadsavvik mot EOQ).</w:t>
+      </w:r>
+    </w:p>
+    <w:p>
+      <w:pPr>
+        <w:spacing w:line="360" w:lineRule="auto"/>
+        <w:jc w:val="both"/>
+      </w:pPr>
+      <w:r>
+        <w:rPr>
+          <w:rFonts w:ascii="Times New Roman" w:hAnsi="Times New Roman" w:cs="Times New Roman"/>
+          <w:sz w:val="24"/>
+        </w:rPr>
+        <w:t>Studiens bidrag kan oppsummeres på tre nivåer:</w:t>
+      </w:r>
+    </w:p>
+    <w:p>
+      <w:pPr>
+        <w:spacing w:line="360" w:lineRule="auto"/>
+        <w:jc w:val="both"/>
+      </w:pPr>
+      <w:r>
+        <w:rPr>
+          <w:rFonts w:ascii="Times New Roman" w:hAnsi="Times New Roman" w:cs="Times New Roman"/>
+          <w:sz w:val="24"/>
+        </w:rPr>
+        <w:t xml:space="preserve">- </w:t>
+      </w:r>
+      <w:r>
+        <w:rPr>
+          <w:rFonts w:ascii="Times New Roman" w:hAnsi="Times New Roman" w:cs="Times New Roman"/>
+          <w:b/>
+          <w:sz w:val="24"/>
+        </w:rPr>
+        <w:t>Metodisk:</w:t>
+      </w:r>
+      <w:r>
+        <w:rPr>
+          <w:rFonts w:ascii="Times New Roman" w:hAnsi="Times New Roman" w:cs="Times New Roman"/>
+          <w:sz w:val="24"/>
+        </w:rPr>
+        <w:t xml:space="preserve"> et reproduserbart Python-rammeverk som kombinerer ABC, XYZ, EOQ-avvik og K-means klyngeanalyse på SAP S/4HANA-transaksjonsdata, dokumentert gjennom åtte eksplisitte datakvalitetsbeslutninger (D-01 til D-08) som gir full sporbarhet fra rådata til anbefaling.</w:t>
+      </w:r>
+    </w:p>
+    <w:p>
+      <w:pPr>
+        <w:spacing w:line="360" w:lineRule="auto"/>
+        <w:jc w:val="both"/>
+      </w:pPr>
+      <w:r>
+        <w:rPr>
+          <w:rFonts w:ascii="Times New Roman" w:hAnsi="Times New Roman" w:cs="Times New Roman"/>
+          <w:sz w:val="24"/>
+        </w:rPr>
+        <w:t xml:space="preserve">- </w:t>
+      </w:r>
+      <w:r>
+        <w:rPr>
+          <w:rFonts w:ascii="Times New Roman" w:hAnsi="Times New Roman" w:cs="Times New Roman"/>
+          <w:b/>
+          <w:sz w:val="24"/>
+        </w:rPr>
+        <w:t>Praktisk:</w:t>
+      </w:r>
+      <w:r>
+        <w:rPr>
+          <w:rFonts w:ascii="Times New Roman" w:hAnsi="Times New Roman" w:cs="Times New Roman"/>
+          <w:sz w:val="24"/>
+        </w:rPr>
+        <w:t xml:space="preserve"> en prioritert kandidatliste med 145 artikler for HVFS-overføring og et scenariobasert besparelsesintervall som kan brukes direkte som beslutningsgrunnlag i LIBRA-prosjektet og ved Helse Bergen.</w:t>
+      </w:r>
+    </w:p>
+    <w:p>
+      <w:pPr>
+        <w:spacing w:line="360" w:lineRule="auto"/>
+        <w:jc w:val="both"/>
+      </w:pPr>
+      <w:r>
+        <w:rPr>
+          <w:rFonts w:ascii="Times New Roman" w:hAnsi="Times New Roman" w:cs="Times New Roman"/>
+          <w:sz w:val="24"/>
+        </w:rPr>
+        <w:t xml:space="preserve">- </w:t>
+      </w:r>
+      <w:r>
+        <w:rPr>
+          <w:rFonts w:ascii="Times New Roman" w:hAnsi="Times New Roman" w:cs="Times New Roman"/>
+          <w:b/>
+          <w:sz w:val="24"/>
+        </w:rPr>
+        <w:t>Empirisk:</w:t>
+      </w:r>
+      <w:r>
+        <w:rPr>
+          <w:rFonts w:ascii="Times New Roman" w:hAnsi="Times New Roman" w:cs="Times New Roman"/>
+          <w:sz w:val="24"/>
+        </w:rPr>
+        <w:t xml:space="preserve"> en dokumentert avdekking av at SAPs egen XYZ-klassifisering (ZZXYZ) kun samsvarer med beregnet CV-klasse i 33 % av tilfellene, et funn med direkte operasjonell konsekvens for hvilke SAP-felt som kan brukes som uavhengig beslutningsgrunnlag.</w:t>
+      </w:r>
+    </w:p>
+    <w:p>
+      <w:pPr>
+        <w:spacing w:line="360" w:lineRule="auto"/>
+        <w:jc w:val="both"/>
+      </w:pPr>
+      <w:r>
+        <w:rPr>
+          <w:rFonts w:ascii="Times New Roman" w:hAnsi="Times New Roman" w:cs="Times New Roman"/>
+          <w:sz w:val="24"/>
+        </w:rPr>
+        <w:t>Studien retter seg primært mot innkjøpsfaglig og logistisk personell ved Helse Bergen og Helse Vest IKT, samt forskere som arbeider med datadrevet sykehuslogistikk på ERP-data.</w:t>
       </w:r>
     </w:p>
     <w:p>
@@ -5308,7 +5418,7 @@
           <w:b/>
           <w:sz w:val="24"/>
         </w:rPr>
-        <w:t>Hvordan kan multikriterieklassifisering og klyngeanalyse av SAP-transaksjonsdata identifisere hvilke artikler ved Helse Bergens forsyningslager (WERKS 3300, LGORT 3001) som er kandidater for overføring til Helse Vest Forsyningssenter, og hva er det estimerte besparelsespotensialet ved en slik overføring?</w:t>
+        <w:t>Hvordan kan multidimensjonal klassifisering og klyngeanalyse av SAP-transaksjonsdata identifisere hvilke artikler ved Helse Bergens forsyningslager (WERKS 3300, LGORT 3001) som er kandidater for overføring til HVFS, og hva er det estimerte besparelsespotensialet?</w:t>
       </w:r>
     </w:p>
     <w:p>
@@ -5348,6 +5458,27 @@
           <w:sz w:val="24"/>
         </w:rPr>
         <w:t>Oppgaven avgrenses på følgende punkter, begrunnet faglig:</w:t>
+      </w:r>
+    </w:p>
+    <w:p>
+      <w:pPr>
+        <w:spacing w:line="360" w:lineRule="auto"/>
+        <w:jc w:val="both"/>
+      </w:pPr>
+      <w:r>
+        <w:rPr>
+          <w:rFonts w:ascii="Times New Roman" w:hAnsi="Times New Roman" w:cs="Times New Roman"/>
+          <w:b/>
+          <w:sz w:val="24"/>
+        </w:rPr>
+        <w:t>Sortiment.</w:t>
+      </w:r>
+      <w:r>
+        <w:rPr>
+          <w:rFonts w:ascii="Times New Roman" w:hAnsi="Times New Roman" w:cs="Times New Roman"/>
+          <w:sz w:val="24"/>
+        </w:rPr>
+        <w:t xml:space="preserve"> Analysen omfatter utelukkende medisinsk forbruksmateriell. Legemidler, implantater og dyrt utstyr er eksplisitt utenfor scope og inngår ikke i datagrunnlaget; disse kategoriene styres gjennom egne SAP-objekter (andre WERKS/LGORT eller MTART-koder) og har andre forsyningslogiske rammer enn forbruksvarene som vurderes for HVFS.</w:t>
       </w:r>
     </w:p>
     <w:p>
@@ -7516,6 +7647,72 @@
       <w:r>
         <w:rPr>
           <w:rFonts w:ascii="Times New Roman" w:hAnsi="Times New Roman" w:cs="Times New Roman"/>
+          <w:b/>
+          <w:sz w:val="24"/>
+        </w:rPr>
+        <w:t>Kritikalitet (VED-analyse).</w:t>
+      </w:r>
+      <w:r>
+        <w:rPr>
+          <w:rFonts w:ascii="Times New Roman" w:hAnsi="Times New Roman" w:cs="Times New Roman"/>
+          <w:sz w:val="24"/>
+        </w:rPr>
+        <w:t xml:space="preserve"> En tredje styringsdimensjon i sykehuslogistikk er klinisk kritikalitet, vanligvis operasjonalisert som VED-klassifisering: </w:t>
+      </w:r>
+      <w:r>
+        <w:rPr>
+          <w:rFonts w:ascii="Times New Roman" w:hAnsi="Times New Roman" w:cs="Times New Roman"/>
+          <w:i/>
+          <w:sz w:val="24"/>
+        </w:rPr>
+        <w:t>Vital</w:t>
+      </w:r>
+      <w:r>
+        <w:rPr>
+          <w:rFonts w:ascii="Times New Roman" w:hAnsi="Times New Roman" w:cs="Times New Roman"/>
+          <w:sz w:val="24"/>
+        </w:rPr>
+        <w:t xml:space="preserve"> (livsviktig – leveransesvikt kan true pasientliv), </w:t>
+      </w:r>
+      <w:r>
+        <w:rPr>
+          <w:rFonts w:ascii="Times New Roman" w:hAnsi="Times New Roman" w:cs="Times New Roman"/>
+          <w:i/>
+          <w:sz w:val="24"/>
+        </w:rPr>
+        <w:t>Essential</w:t>
+      </w:r>
+      <w:r>
+        <w:rPr>
+          <w:rFonts w:ascii="Times New Roman" w:hAnsi="Times New Roman" w:cs="Times New Roman"/>
+          <w:sz w:val="24"/>
+        </w:rPr>
+        <w:t xml:space="preserve"> (vesentlig – leveransesvikt kan forsinke behandling) og </w:t>
+      </w:r>
+      <w:r>
+        <w:rPr>
+          <w:rFonts w:ascii="Times New Roman" w:hAnsi="Times New Roman" w:cs="Times New Roman"/>
+          <w:i/>
+          <w:sz w:val="24"/>
+        </w:rPr>
+        <w:t>Desirable</w:t>
+      </w:r>
+      <w:r>
+        <w:rPr>
+          <w:rFonts w:ascii="Times New Roman" w:hAnsi="Times New Roman" w:cs="Times New Roman"/>
+          <w:sz w:val="24"/>
+        </w:rPr>
+        <w:t xml:space="preserve"> (ønskelig – leveransesvikt har begrenset klinisk konsekvens) (Gupta et al., 2007). Kritikalitet er konseptuelt uavhengig av både verdi (ABC) og forbruksstabilitet (XYZ): en lavverdig artikkel kan være vital, og en høyverdig artikkel kan være desirable. Gupta et al. (2007) og Gurumurthy et al. (2021) anvender kombinert ABC-VED-matrise for å sikre at sentraliserings- og rasjoneringsbeslutninger ikke bare er kostnadsoptimerte, men også klinisk forsvarlige. I rammeverket til van Kampen et al. (2012) inngår kritikalitet eksplisitt som én av de tre SKU-karakteristikkene ved siden av verdi og variabilitet. I dette datagrunnlaget foreligger ikke VED-klassifisering som strukturert variabel i SAP MARA/MARC, og kritikalitetsdimensjonen kan derfor ikke operasjonaliseres direkte i klassifiseringsmodellen. Konsekvensen drøftes i kap. 8.4, og en formell VED-vurdering inngår som første anbefaling i kap. 9.2.</w:t>
+      </w:r>
+    </w:p>
+    <w:p>
+      <w:pPr>
+        <w:spacing w:line="360" w:lineRule="auto"/>
+        <w:jc w:val="both"/>
+      </w:pPr>
+      <w:r>
+        <w:rPr>
+          <w:rFonts w:ascii="Times New Roman" w:hAnsi="Times New Roman" w:cs="Times New Roman"/>
           <w:sz w:val="24"/>
         </w:rPr>
         <w:t>Tabell 2 oppsummerer styrker, svakheter og forutsetninger for de fire analysemetodene som benyttes i denne oppgaven.</w:t>
@@ -8120,7 +8317,7 @@
           <w:i/>
           <w:sz w:val="20"/>
         </w:rPr>
-        <w:t>Figur 1. Konseptuelt rammeverk – fra SAP-data til HVFS-anbefaling. Generert med støtte fra Claude.</w:t>
+        <w:t>Figur 1. Konseptuelt rammeverk – fra SAP-data til HVFS-anbefaling.</w:t>
       </w:r>
     </w:p>
     <w:p>
@@ -8923,7 +9120,7 @@
           <w:i/>
           <w:sz w:val="20"/>
         </w:rPr>
-        <w:t>Figur 2. Lagerstruktur – Helse Vest forsyningskjede (forenklet). Generert med støtte fra Claude.</w:t>
+        <w:t>Figur 2. Lagerstruktur – Helse Vest forsyningskjede (forenklet).</w:t>
       </w:r>
     </w:p>
     <w:p>
@@ -9119,7 +9316,7 @@
           <w:rFonts w:ascii="Times New Roman" w:hAnsi="Times New Roman" w:cs="Times New Roman"/>
           <w:sz w:val="24"/>
         </w:rPr>
-        <w:t>De fem analytiske teknikkene som anvendes har ulik metodisk natur, og det er ikke hensiktsmessig å presse dem inn i én felles modellmal. ABC-analyse og XYZ-klassifisering er deskriptive klassifiseringsregler som henholdsvis fanger verdi- og stabilitetsdimensjonen. EOQ (Wilson) er en klassisk optimeringsmodell som beregner optimal ordrefrekvens og det resulterende kostnadsavviket. K-means klyngeanalyse er en form for uovervåket maskinlæring som gir multivariat segmentering uten forhåndsdefinerte terskler. Regelmotoren er regelbasert beslutningslogikk som sekvensielt aggregerer de øvrige signalene til én anbefaling per artikkel.</w:t>
+        <w:t>De fire analytiske teknikkene som anvendes – supplert med en regelmotor – har ulik metodisk natur, og det er ikke hensiktsmessig å presse dem inn i én felles modellmal. ABC-analyse og XYZ-klassifisering er deskriptive klassifiseringsregler som henholdsvis fanger verdi- og stabilitetsdimensjonen. EOQ (Wilson) er en klassisk optimeringsmodell som beregner optimal ordrefrekvens og det resulterende kostnadsavviket. K-means klyngeanalyse er en form for uovervåket maskinlæring som gir multivariat segmentering uten forhåndsdefinerte terskler. Regelmotoren er regelbasert beslutningslogikk som sekvensielt aggregerer de øvrige signalene til én anbefaling per artikkel.</w:t>
       </w:r>
     </w:p>
     <w:p>
@@ -10062,7 +10259,7 @@
                 <w:b w:val="0"/>
                 <w:sz w:val="22"/>
               </w:rPr>
-              <w:t>Innkjøpsinforecord – organisasjonsdel (WETAG)</w:t>
+              <w:t>Innkjøpsinforecord – organisasjonsdel (PLIFZ – planlagt leveringstid)</w:t>
             </w:r>
           </w:p>
         </w:tc>
@@ -10226,7 +10423,7 @@
           <w:rFonts w:ascii="Times New Roman" w:hAnsi="Times New Roman" w:cs="Times New Roman"/>
           <w:sz w:val="24"/>
         </w:rPr>
-        <w:t>Råuttrekket inneholder 1 006 unike artikkelnumre. Populasjonsavgrensningen beskrives i detalj i avsnitt 4.3 nedenfor, og reduserer dette til 709 aktive artikler. For forbruksdata er det benyttet bevegelsestyper (BWART) 201 og 647 fra MSEG, som representerer henholdsvis vareforbruk til kostnadssted og spesialforbruk. Disse to bevegelsesstypene fanger det reelle forbruket ut fra lager og utelukker interne overføringer og returer som ville ha forvrengt etterspørselsestimatet. Innkjøpsdata er hentet fra EKKO/EKPO/EKBE, som gir faktiske ordrelinjer og varemottak; disse benyttes for ABC-verdiberegning og for estimering av faktisk ordrefrekvens. Leveringstidsdata er hentet fra EINE (feltet WETAG), men dekker kun 6 % av artiklene; se beslutning D-05 under. Figur 3 gir en samlet oversikt over fordelingen av nøkkelvariabler i det endelige datasettet på 709 artikler.</w:t>
+        <w:t>Råuttrekket inneholder 1 006 unike artikkelnumre. Populasjonsavgrensningen beskrives i detalj i avsnitt 4.3 nedenfor, og reduserer dette til 709 aktive artikler. For forbruksdata er det benyttet bevegelsestyper (BWART) 201 og 647 fra MSEG. BWART 201 er standard SAP-bevegelsestype for vareforbruk til kostnadssted (uttak fra ubegrenset beholdning). BWART 647 er i SAP standard "GI for stock transport order, one-step" (cross-plant), men brukes lokalt ved Helse Bergen som bevegelsestype for forbruk til avdeling/kostnadssted innenfor samme anlegg – en kundespesifikk anvendelse som er bekreftet med innkjøpsmiljøet. Disse to bevegelsestypene fanger det reelle forbruket ut fra lager og utelukker interne overføringer og returer som ville ha forvrengt etterspørselsestimatet. Innkjøpsdata er hentet fra EKKO/EKPO/EKBE, som gir faktiske ordrelinjer og varemottak; disse benyttes for ABC-verdiberegning og for estimering av faktisk ordrefrekvens. Leveringstidsdata er hentet fra EINE (feltet PLIFZ – planlagt leveringstid), men dekker kun 6 % av artiklene; se beslutning D-05 under. Figur 3 gir en samlet oversikt over fordelingen av nøkkelvariabler i det endelige datasettet på 709 artikler.</w:t>
       </w:r>
     </w:p>
     <w:p>
@@ -10275,7 +10472,7 @@
           <w:i/>
           <w:sz w:val="20"/>
         </w:rPr>
-        <w:t>Figur 3. Dataoversikt: fordeling av nøkkelvariabler for 709 artikler ved WERKS 3300, LGORT 3001. Generert med støtte fra Claude.</w:t>
+        <w:t>Figur 3. Dataoversikt: fordeling av nøkkelvariabler for 709 artikler ved WERKS 3300, LGORT 3001.</w:t>
       </w:r>
     </w:p>
     <w:p>
@@ -10759,7 +10956,7 @@
                 <w:b w:val="0"/>
                 <w:sz w:val="22"/>
               </w:rPr>
-              <w:t>EINE WETAG dekker kun 6 %</w:t>
+              <w:t>EINE PLIFZ dekker kun 6 %</w:t>
             </w:r>
           </w:p>
         </w:tc>
@@ -10825,7 +11022,7 @@
                 <w:b w:val="0"/>
                 <w:sz w:val="22"/>
               </w:rPr>
-              <w:t>Antar normal driftsstatus</w:t>
+              <w:t>Avledet Z-felt basert på MSEG-bevegelseshistorikk; antar normal driftsstatus</w:t>
             </w:r>
           </w:p>
         </w:tc>
@@ -11097,7 +11294,7 @@
           <w:i/>
           <w:sz w:val="20"/>
         </w:rPr>
-        <w:t>Figur 4. Analysepipeline i fem steg: data → forutsetninger/datavalg → løsning/modellkjøring → kontroll/validering → anvendelse/anbefaling. Generert med støtte fra Claude.</w:t>
+        <w:t>Figur 4. Analysepipeline i fem steg: data → forutsetninger/datavalg → løsning/modellkjøring → kontroll/validering → anvendelse/anbefaling.</w:t>
       </w:r>
     </w:p>
     <w:p>
@@ -12282,7 +12479,7 @@
                 <w:b w:val="0"/>
                 <w:sz w:val="22"/>
               </w:rPr>
-              <w:t>, dvs. FREQ_AVVIK &gt; 0,5)</w:t>
+              <w:t>, ekvivalent FREQ_AVVIK &gt; 0,5 og FREQ_AVVIK_PCT &gt; 50 %)</w:t>
             </w:r>
           </w:p>
         </w:tc>
@@ -12298,7 +12495,7 @@
                 <w:b w:val="0"/>
                 <w:sz w:val="22"/>
               </w:rPr>
-              <w:t>Operasjonelt vesentlig avvik</w:t>
+              <w:t>Operasjonelt vesentlig avvik (forfatterens skjønn, jf. g = 75 %)</w:t>
             </w:r>
           </w:p>
         </w:tc>
@@ -13392,13 +13589,58 @@
             </m:r>
           </m:sub>
         </m:sSub>
+        <m:r>
+          <m:t>=1</m:t>
+        </m:r>
+        <m:r>
+          <m:t>,</m:t>
+        </m:r>
+        <m:r>
+          <m:t>5</m:t>
+        </m:r>
       </m:oMath>
       <w:r>
         <w:rPr>
           <w:rFonts w:ascii="Times New Roman" w:hAnsi="Times New Roman" w:cs="Times New Roman"/>
           <w:sz w:val="24"/>
         </w:rPr>
-        <w:t xml:space="preserve"> er satt for å fokusere analysen på de artiklene der avviket er operasjonelt vesentlig, og ikke bare statistisk merkbart. Differansen i totalkostnad mellom faktisk og optimal drift for en artikkel er:</w:t>
+        <w:t xml:space="preserve"> er satt for å fokusere analysen på de artiklene der avviket er operasjonelt vesentlig, og ikke bare statistisk merkbart. Verdien er forfatterens operasjonelle skjønn – på linje med </w:t>
+      </w:r>
+      <m:oMath>
+        <m:r>
+          <m:t>g=75</m:t>
+        </m:r>
+        <m:r>
+          <m:t>%</m:t>
+        </m:r>
+      </m:oMath>
+      <w:r>
+        <w:rPr>
+          <w:rFonts w:ascii="Times New Roman" w:hAnsi="Times New Roman" w:cs="Times New Roman"/>
+          <w:sz w:val="24"/>
+        </w:rPr>
+        <w:t xml:space="preserve"> i base case (avsnitt 5.7) – og ikke litteraturbasert; sensitivitetsanalysen i kapittel 7.6 tester robustheten ved variasjon i </w:t>
+      </w:r>
+      <m:oMath>
+        <m:sSub>
+          <m:e>
+            <m:r>
+              <m:t>τ</m:t>
+            </m:r>
+          </m:e>
+          <m:sub>
+            <m:r>
+              <m:t>f</m:t>
+            </m:r>
+          </m:sub>
+        </m:sSub>
+      </m:oMath>
+      <w:r>
+        <w:rPr>
+          <w:rFonts w:ascii="Times New Roman" w:hAnsi="Times New Roman" w:cs="Times New Roman"/>
+          <w:sz w:val="24"/>
+        </w:rPr>
+        <w:t>. Differansen i totalkostnad mellom faktisk og optimal drift for en artikkel er:</w:t>
       </w:r>
     </w:p>
     <w:p>
@@ -14474,22 +14716,7 @@
           <w:rFonts w:ascii="Times New Roman" w:hAnsi="Times New Roman" w:cs="Times New Roman"/>
           <w:sz w:val="24"/>
         </w:rPr>
-        <w:t xml:space="preserve"> er gjennomsnittlig avstand til nærmeste naboklynge. Score nær 1 indikerer tydelig klyngetilhørighet; score nær 0 indikerer overlapp; negativ score indikerer feil klynge. Scorer over 0,3 regnes som akseptable for eksplorativ analyse (Ketkar &amp; Vaidya, 2014). Silhouette beregnes separat for trenings- og testdata; et lavere testresultat enn treningsresultat er normalt, men et vesentlig fall vil indikere overtilpasning (</w:t>
-      </w:r>
-      <w:r>
-        <w:rPr>
-          <w:rFonts w:ascii="Times New Roman" w:hAnsi="Times New Roman" w:cs="Times New Roman"/>
-          <w:i/>
-          <w:sz w:val="24"/>
-        </w:rPr>
-        <w:t>overfit</w:t>
-      </w:r>
-      <w:r>
-        <w:rPr>
-          <w:rFonts w:ascii="Times New Roman" w:hAnsi="Times New Roman" w:cs="Times New Roman"/>
-          <w:sz w:val="24"/>
-        </w:rPr>
-        <w:t>).</w:t>
+        <w:t xml:space="preserve"> er gjennomsnittlig avstand til nærmeste naboklynge. Score nær 1 indikerer tydelig klyngetilhørighet; score nær 0 indikerer overlapp; negativ score indikerer feil klynge. Scorer over 0,3 regnes som akseptable for eksplorativ analyse (Ketkar &amp; Vaidya, 2014). Silhouette beregnes separat for trenings- og testdata; et lavere testresultat enn treningsresultat er normalt, men et vesentlig fall vil indikere svak stabilitet – det vil si at klyngestrukturen ikke generaliserer godt utenfor treningssettet.</w:t>
       </w:r>
     </w:p>
     <w:p>
@@ -15595,7 +15822,7 @@
           <w:i/>
           <w:sz w:val="20"/>
         </w:rPr>
-        <w:t>Figur 5. Regelmotor: sekvensiell beslutningsflyt for HVFS-anbefaling (R1–R8). Generert med støtte fra Claude.</w:t>
+        <w:t>Figur 5. Regelmotor: sekvensiell beslutningsflyt for HVFS-anbefaling (R1–R8).</w:t>
       </w:r>
     </w:p>
     <w:p>
@@ -15851,7 +16078,7 @@
           <w:i/>
           <w:sz w:val="20"/>
         </w:rPr>
-        <w:t>Figur 6. ABC Pareto-kurve: kumulativ verdiandel for 709 artikler rangert etter årsverdi, med grenser ved 80 % (A/B) og 95 % (B/C). Generert med støtte fra Claude.</w:t>
+        <w:t>Figur 6. ABC Pareto-kurve: kumulativ verdiandel for 709 artikler rangert etter årsverdi, med grenser ved 80 % (A/B) og 95 % (B/C).</w:t>
       </w:r>
     </w:p>
     <w:p>
@@ -16084,7 +16311,7 @@
           <w:i/>
           <w:sz w:val="20"/>
         </w:rPr>
-        <w:t>Figur 7. ABC/XYZ-kryssmatrise: antall artikler per kombinasjon (687 klassifiserte artikler, WERKS 3300 / LGORT 3001). Generert med støtte fra Claude.</w:t>
+        <w:t>Figur 7. ABC/XYZ-kryssmatrise: antall artikler per kombinasjon (687 klassifiserte artikler, WERKS 3300 / LGORT 3001).</w:t>
       </w:r>
     </w:p>
     <w:p>
@@ -16556,7 +16783,7 @@
           <w:i/>
           <w:sz w:val="20"/>
         </w:rPr>
-        <w:t>Figur 8. EOQ-avvik: relativ frekvensavvik (FREQ_AVVIK) for artikler med tilstrekkelige data, med terskel ved τ_f = 1,5. Generert med støtte fra Claude.</w:t>
+        <w:t>Figur 8. EOQ-avvik: relativ frekvensavvik (FREQ_AVVIK) for artikler med tilstrekkelige data, med terskel ved τ_f = 1,5.</w:t>
       </w:r>
     </w:p>
     <w:p>
@@ -16838,7 +17065,7 @@
           <w:i/>
           <w:sz w:val="20"/>
         </w:rPr>
-        <w:t>Figur 9. Silhouette-score for K = 2–7 (treningsdata, n = 389): K = 3 gir høyest score (0,383). Generert med støtte fra Claude.</w:t>
+        <w:t>Figur 9. Silhouette-score for K = 2–7 (treningsdata, n = 389): K = 3 gir høyest score (0,383).</w:t>
       </w:r>
     </w:p>
     <w:p>
@@ -16992,7 +17219,7 @@
           <w:i/>
           <w:sz w:val="20"/>
         </w:rPr>
-        <w:t>Figur 10. K-means klyngeresultat (K = 3): artikler plottet langs z(ln CV) og z(ln verdi), farge etter klynge. K_OVERFØR-klyngen er markert med stjerne (★). Generert med støtte fra Claude.</w:t>
+        <w:t>Figur 10. K-means klyngeresultat (K = 3): artikler plottet langs z(ln CV) og z(ln verdi), farge etter klynge. K_OVERFØR-klyngen er markert med stjerne (★).</w:t>
       </w:r>
     </w:p>
     <w:p>
@@ -17054,7 +17281,7 @@
           <w:i/>
           <w:sz w:val="20"/>
         </w:rPr>
-        <w:t>Figur 11. Klyngeprofiler for K-means (K=3): gjennomsnittlig z-score per feature per klynge. K\_OVERFØR-klyngen (grønn) kjennetegnes av lav CV og høy verdi. Generert med støtte fra Claude.</w:t>
+        <w:t>Figur 11. Klyngeprofiler for K-means (K=3): gjennomsnittlig z-score per feature per klynge. K\_OVERFØR-klyngen (grønn) kjennetegnes av lav CV og høy verdi.</w:t>
       </w:r>
     </w:p>
     <w:p>
@@ -17351,7 +17578,7 @@
           <w:i/>
           <w:sz w:val="20"/>
         </w:rPr>
-        <w:t>Figur 12. Regelmotor og besparelsesanalyse: fordeling av HVFS-anbefalinger (venstre) og estimert årlig EOQ-besparelse under tre realiseringsscenarier (høyre). 709 artikler, WERKS 3300 / LGORT 3001. Generert med støtte fra Claude.</w:t>
+        <w:t>Figur 12. Regelmotor og besparelsesanalyse: fordeling av HVFS-anbefalinger (venstre) og estimert årlig EOQ-besparelse under tre realiseringsscenarier (høyre). 709 artikler, WERKS 3300 / LGORT 3001.</w:t>
       </w:r>
     </w:p>
     <w:p>
@@ -17857,7 +18084,7 @@
           <w:rFonts w:ascii="Times New Roman" w:hAnsi="Times New Roman" w:cs="Times New Roman"/>
           <w:sz w:val="24"/>
         </w:rPr>
-        <w:t>Fordelingen viser et tydelig Pareto-mønster: A- og B-artiklene (366 artikler, 51,6 %) står for ~95 % av verdibindingen, mens 338 C-artikler (47,7 %) dekker de resterende 5 %. A-klassens andel på 25,7 % er noe høyere enn den kanoniske 20 %-regelen, men konsistent med sykehussortiment der få høyverdige artikler dominerer. Pareto-kurven er presentert som Figur 6 i kapittel 6.</w:t>
+        <w:t>Fordelingen viser et tydelig Pareto-mønster: A- og B-artiklene (366 artikler, 51,6 %) står for ~95 % av verdibindingen, mens 338 C-artikler (47,7 %) dekker de resterende 5 %. A-klassens andel på 25,7 % er noe høyere enn den kanoniske 20 %-regelen, men konsistent med sykehussortiment der få høyverdige artikler dominerer. De 5 ikke-klassifiserte artiklene mangler enten UNIT\_PRICE eller D\_ANNUAL i kildedata og holdes utenfor ABC-analysen for å unngå feilberegnet kumulativ verdi. Pareto-kurven er presentert som Figur 6 i kapittel 6.</w:t>
       </w:r>
     </w:p>
     <w:p>
@@ -18291,7 +18518,7 @@
           <w:rFonts w:ascii="Times New Roman" w:hAnsi="Times New Roman" w:cs="Times New Roman"/>
           <w:sz w:val="24"/>
         </w:rPr>
-        <w:t>Sammenligningen med SAP-feltet ZZXYZ viste 33 % samsvar mellom systemregistrert og beregnet klasse (125 av 375 artikler med data i begge kilder). Valideringen er begrenset til de 375 artiklene der ZZXYZ-feltet er utfylt i MDMA; for de øvrige 334 artiklene mangler systemklassifisering. Tabell 10 oppsummerer kryssvalideringen. Det lave samsvaret på 33 % kan forklares av tre faktorer: (1) ZZXYZ oppdateres via MRP-kjøring og kan basere seg på andre CV-terskler enn litteraturens standard (0,5/1,0); (2) beregningsperioden for ZZXYZ er ikke nødvendigvis sammenfallende med denne studiens 24-månedersperiode; og (3) feltet oppdateres kun for artikler med aktiv MRP-kjøring. Divergensen er mest slående for Z-kategorien: SAP klassifiserer kun 7 artikler som Z, mens den beregnede klassifiseringen gir 79 – SAP fanger dermed nesten ingen artikler med uregelmessig forbruk. Dette understreker at SAP-feltets ZZXYZ ikke er systematisk oppdatert og bør erstattes med beregnet CV-klasse som primær XYZ-indikator. ABC/XYZ-kryssmatrisen er presentert som Figur 7 i kapittel 6; fullstendige celleantall er gjengitt der.</w:t>
+        <w:t>Sammenligningen med SAP-feltet ZZXYZ viste 33 % samsvar mellom systemregistrert og beregnet klasse (125 av 375 artikler med data i begge kilder). Valideringen er begrenset til de 375 artiklene der ZZXYZ-feltet er utfylt i MDMA; for de øvrige 334 artiklene mangler systemklassifisering. Tabell 10 oppsummerer kryssvalideringen. Det lave samsvaret på 33 % kan forklares av tre faktorer: (1) ZZXYZ oppdateres via MRP-kjøring og kan basere seg på andre CV-terskler enn litteraturens standard (0,5/1,0); (2) beregningsperioden for ZZXYZ er ikke nødvendigvis sammenfallende med denne studiens 24-månedersperiode; og (3) feltet oppdateres kun for artikler med aktiv MRP-kjøring. Divergensen er mest slående for Z-kategorien: SAP klassifiserer kun 7 artikler som Z, mens den beregnede klassifiseringen gir 79 – SAP fanger dermed nesten ingen artikler med uregelmessig forbruk. Det rå samsvarstallet på 33 % overestimerer dessuten SAP-feltets reelle nytte, fordi SAP tildeler nesten alle artikler X (218 av 375); en sjanse-justert måling som Cohen's kappa ville derfor gitt et lavere reelt enighetsnivå mellom SAP og beregnet klasse. Samlet understreker dette at SAP-feltet ZZXYZ ikke er systematisk oppdatert og bør erstattes med beregnet CV-klasse som primær XYZ-indikator. ABC/XYZ-kryssmatrisen er presentert som Figur 7 i kapittel 6; fullstendige celleantall er gjengitt der.</w:t>
       </w:r>
     </w:p>
     <w:p>
@@ -19372,7 +19599,7 @@
           <w:rFonts w:ascii="Times New Roman" w:hAnsi="Times New Roman" w:cs="Times New Roman"/>
           <w:sz w:val="24"/>
         </w:rPr>
-        <w:t>) var 0,368. Differansen mellom trenings- og testresultat er 0,015, noe som ikke indikerer vesentlig overtilpasning. Klyngeprofiler er presentert i Tabell 12.</w:t>
+        <w:t>) var 0,368. Differansen mellom trenings- og testresultat er 0,015, noe som indikerer at klyngestrukturen er stabil og generaliserer til usett data. Klyngeprofiler er presentert i Tabell 12.</w:t>
       </w:r>
     </w:p>
     <w:p>
@@ -19856,7 +20083,7 @@
           <w:rFonts w:ascii="Times New Roman" w:hAnsi="Times New Roman" w:cs="Times New Roman"/>
           <w:sz w:val="24"/>
         </w:rPr>
-        <w:t>Klynge 1 (31 artikler) representerer en liten gruppe med gjennomsnittlig CV = 1,05 (Z-nivå), lav årsverdi (kr 150) og moderat kostnadsavvik (kr 4 999). Disse artiklene har uregelmessig forbruk og lav verdi – en profil som tilsier lokal lagring. Klynge 2 (175 artikler) har gjennomsnittlig CV = 1,59 (svært variabelt), middels årsverdi (kr 79 658) og lavt kostnadsavvik (kr 1 199). Den høye CV-en gjør disse artiklene uegnet for sentralisering trass i middels verdi.</w:t>
+        <w:t>Klynge 1 (31 artikler) representerer en liten gruppe med gjennomsnittlig CV = 1,05 (Z-nivå), lav årsverdi (kr 150) og moderat kostnadsavvik (kr 4 999). Disse artiklene har uregelmessig forbruk og lav verdi – en profil som tilsier lokal lagring. Klynge 2 (175 artikler) har gjennomsnittlig CV = 1,59 (svært variabelt), middels årsverdi (kr 79 658) og lavt kostnadsavvik (kr 1 199). Den høye CV-en gjør disse artiklene uegnet for sentralisering til tross for middels verdi.</w:t>
       </w:r>
     </w:p>
     <w:p>
@@ -21347,6 +21574,19 @@
           <w:sz w:val="24"/>
         </w:rPr>
         <w:t>145 artikler (20,5 %) anbefales overført til HVFS: R3 fanger 71, R4 fanger 18 og R5 fanger 56. Av disse har 117 status FOR\_MANGE\_ORDRER og inngår i besparelsesberegningen i avsnitt 7.6. De resterende 28 artiklene (18 fra R4 og 10 fra R5) inngår ikke i besparelsesgrunnlaget fordi FOR\_MANGE\_ORDRER-flagget ikke er aktivert, men anbefales overført fordi kombinasjonen av ABC/XYZ-profil og K\_OVERFØR-klyngetilhørighet oppfyller APL-egnethetskriteriet, jf. kap. 5.5.</w:t>
+      </w:r>
+    </w:p>
+    <w:p>
+      <w:pPr>
+        <w:spacing w:line="360" w:lineRule="auto"/>
+        <w:jc w:val="both"/>
+      </w:pPr>
+      <w:r>
+        <w:rPr>
+          <w:rFonts w:ascii="Times New Roman" w:hAnsi="Times New Roman" w:cs="Times New Roman"/>
+          <w:sz w:val="24"/>
+        </w:rPr>
+        <w:t>Av de 281 artiklene i K\_OVERFØR-klyngen får 74 (R4 + R5 = 18 + 56) en OVERFØR-anbefaling i regelmotoren. De resterende ~207 sendes til BEHOLD eller VURDER, primært fordi XYZ = Z (R1) eller manglende ABC-A/B-status overstyrer klyngesignalet. Dette synliggjør at klyngetilhørighet alene ikke er tilstrekkelig for overføring, men fungerer som et bekreftende signal når ABC- og XYZ-profilen først er gunstig – i tråd med trianguleringslogikken i avsnitt 5.4.</w:t>
       </w:r>
     </w:p>
     <w:p>
@@ -22120,7 +22360,7 @@
                 <w:b/>
                 <w:sz w:val="22"/>
               </w:rPr>
-              <w:t>Samsvar</w:t>
+              <w:t>Konsistens med litteratur</w:t>
             </w:r>
           </w:p>
         </w:tc>
@@ -22984,6 +23224,73 @@
           <w:sz w:val="24"/>
         </w:rPr>
         <w:t xml:space="preserve"> proporsjonalt på tvers av sammenlignbare X-artikler, slik at rangordenen mellom artiklene bevares selv om absoluttverdiene endres. Konsekvensen for overføringsbeslutningen – som bygger på rangeringen, ikke på eksakt beløp per artikkel – er derfor liten. En formell stasjonaritetstest (f.eks. augmented Dickey–Fuller) i en oppfølgingsstudie vil likevel styrke den interne validiteten ytterligere.</w:t>
+      </w:r>
+    </w:p>
+    <w:p>
+      <w:pPr>
+        <w:spacing w:line="360" w:lineRule="auto"/>
+        <w:jc w:val="both"/>
+      </w:pPr>
+      <w:r>
+        <w:rPr>
+          <w:rFonts w:ascii="Times New Roman" w:hAnsi="Times New Roman" w:cs="Times New Roman"/>
+          <w:sz w:val="24"/>
+        </w:rPr>
+        <w:t xml:space="preserve">En videre validitetstrussel er at </w:t>
+      </w:r>
+      <m:oMath>
+        <m:d>
+          <m:dPr>
+            <m:begChr m:val="|"/>
+            <m:sepChr m:val=""/>
+            <m:endChr m:val="|"/>
+          </m:dPr>
+          <m:e>
+            <m:r>
+              <m:t>Δ</m:t>
+            </m:r>
+            <m:r>
+              <m:t>T</m:t>
+            </m:r>
+            <m:r>
+              <m:t>C</m:t>
+            </m:r>
+          </m:e>
+        </m:d>
+      </m:oMath>
+      <w:r>
+        <w:rPr>
+          <w:rFonts w:ascii="Times New Roman" w:hAnsi="Times New Roman" w:cs="Times New Roman"/>
+          <w:sz w:val="24"/>
+        </w:rPr>
+        <w:t xml:space="preserve"> inngår både som feature i K-means-klyngingen og som tellevariabel i besparelsesberegningen. Dette gir en mild metodisk sirkularitet: artikler med høyt EOQ-avvik tenderer mot K\_OVERFØR-klyngen, som så brukes som signal i regelmotor R4/R5 for å anbefale OVERFØR – samtidig som det samme </w:t>
+      </w:r>
+      <m:oMath>
+        <m:d>
+          <m:dPr>
+            <m:begChr m:val="|"/>
+            <m:sepChr m:val=""/>
+            <m:endChr m:val="|"/>
+          </m:dPr>
+          <m:e>
+            <m:r>
+              <m:t>Δ</m:t>
+            </m:r>
+            <m:r>
+              <m:t>T</m:t>
+            </m:r>
+            <m:r>
+              <m:t>C</m:t>
+            </m:r>
+          </m:e>
+        </m:d>
+      </m:oMath>
+      <w:r>
+        <w:rPr>
+          <w:rFonts w:ascii="Times New Roman" w:hAnsi="Times New Roman" w:cs="Times New Roman"/>
+          <w:sz w:val="24"/>
+        </w:rPr>
+        <w:t xml:space="preserve"> kvantifiserer den estimerte besparelsen. Sirkulariteten er begrenset av at K-means bruker absoluttverdien (signalstyrke), mens besparelsesformelen kun summerer signerte positive avvik fra FOR\_MANGE\_ORDRER, men leseren bør være oppmerksom på sammenhengen når besparelsesestimatet tolkes.</w:t>
       </w:r>
     </w:p>
     <w:p>
@@ -23343,7 +23650,7 @@
           <w:i/>
           <w:sz w:val="24"/>
         </w:rPr>
-        <w:t>Hvordan kan multikriterieklassifisering og klyngeanalyse av SAP-transaksjonsdata identifisere hvilke artikler ved Helse Bergens forsyningslager (WERKS 3300, LGORT 3001) som er kandidater for overføring til HVFS, og hva er det estimerte besparelsespotensialet?</w:t>
+        <w:t>Hvordan kan multidimensjonal klassifisering og klyngeanalyse av SAP-transaksjonsdata identifisere hvilke artikler ved Helse Bergens forsyningslager (WERKS 3300, LGORT 3001) som er kandidater for overføring til HVFS, og hva er det estimerte besparelsespotensialet?</w:t>
       </w:r>
     </w:p>
     <w:p>
@@ -23523,6 +23830,19 @@
     </w:p>
     <w:p>
       <w:pPr>
+        <w:spacing w:line="360" w:lineRule="auto"/>
+        <w:jc w:val="both"/>
+      </w:pPr>
+      <w:r>
+        <w:rPr>
+          <w:rFonts w:ascii="Times New Roman" w:hAnsi="Times New Roman" w:cs="Times New Roman"/>
+          <w:sz w:val="24"/>
+        </w:rPr>
+        <w:t>Tre hovedbegrensninger må holdes i mente når funnene leses: (i) anbefalingene er ikke eksternt validert mot innkjøpsfaglig skjønn ved Helse Bergen og må valideres i pilot før implementering; (ii) besparelsesestimatet er scenariobasert med S, h og g som ikke-kalibrerte parametere, og det reelle nivået innenfor intervallet kr 176 000 – kr 764 000 avhenger av lokale kostnadsforhold; (iii) klinisk kritikalitet (VED) er ikke operasjonalisert som datadrevet variabel og må vurderes manuelt parallelt med de kvantitative signalene. En fyldigere drøfting av disse og øvrige svakheter er gitt i avsnitt 8.4.</w:t>
+      </w:r>
+    </w:p>
+    <w:p>
+      <w:pPr>
         <w:pStyle w:val="Overskrift2"/>
       </w:pPr>
       <w:r>
@@ -23571,7 +23891,7 @@
           <w:rFonts w:ascii="Times New Roman" w:hAnsi="Times New Roman" w:cs="Times New Roman"/>
           <w:sz w:val="24"/>
         </w:rPr>
-        <w:t>Før noen artikkel faktisk overføres, må de 145 kandidatene underkastes en formell kritikalitetsgjennomgang (VED-vurdering) i samarbeid med kliniske miljøer. Kvantitative signaler (ABC + XYZ + EOQ + K-means) er nødvendige, men ikke tilstrekkelige: en artikkel kan være stabilt etterspurt og høyverdig, men samtidig kritisk for pasientsikkerhet ved leveransesvikt (jf. avsnitt 4.4 og 8.4). Pilotfasen bør deretter prioritere artiklene i skjæringspunktet mellom K_OVERFØR-klyngen og AX/BX-kategoriene som er VED-klassifisert som "Desirable" eller "Essential" – ikke "Vital". Overføringen gjennomføres gradvis, slik at HVFS og NorEngros kan verifisere APL-leveransemodellen før hele porteføljen flyttes.</w:t>
+        <w:t>Før noen artikkel faktisk overføres, må de 145 kandidatene underkastes en formell kritikalitetsgjennomgang (VED-vurdering) i samarbeid med kliniske miljøer. Kvantitative signaler (ABC + XYZ + EOQ + K-means) er nødvendige, men ikke tilstrekkelige: en artikkel kan være stabilt etterspurt og høyverdig, men samtidig kritisk for pasientsikkerhet ved leveransesvikt (jf. avsnitt 4.4 og 8.4). Pilotfasen bør deretter starte med artiklene i skjæringspunktet mellom K_OVERFØR-klyngen og AX/BX-kategoriene som er VED-klassifisert som "Desirable" – for å minimere risikoen ved leveransesvikt under utprøving av APL-modellen. "Essential"-artikler kan inkluderes i en senere fase når HVFS og NorEngros har dokumentert stabil leveringspresisjon, mens "Vital"-artikler bør forbli lokalt inntil videre. Overføringen gjennomføres gradvis, slik at HVFS og NorEngros kan verifisere APL-leveransemodellen før hele porteføljen flyttes.</w:t>
       </w:r>
     </w:p>
     <w:p>
@@ -24715,9 +25035,1020 @@
           <w:rFonts w:ascii="Times New Roman" w:hAnsi="Times New Roman" w:cs="Times New Roman"/>
           <w:sz w:val="24"/>
         </w:rPr>
-        <w:t>Se Tabell 4 i avsnitt 4.2 for fullstendig oversikt over de 14 SAP S/4HANA-tabellene. Alle datavalgsbeslutninger (D-01 til D-08) er dokumentert i Tabell 5 i hovedteksten.</w:t>
-      </w:r>
-    </w:p>
+        <w:t>Se Tabell 4 i avsnitt 4.2 for fullstendig oversikt over de 14 SAP S/4HANA-tabellene, og Tabell 5 for de åtte datavalgsbeslutningene D-01–D-08.</w:t>
+      </w:r>
+    </w:p>
+    <w:p>
+      <w:pPr>
+        <w:spacing w:line="360" w:lineRule="auto"/>
+        <w:jc w:val="both"/>
+      </w:pPr>
+      <w:r>
+        <w:rPr>
+          <w:rFonts w:ascii="Times New Roman" w:hAnsi="Times New Roman" w:cs="Times New Roman"/>
+          <w:sz w:val="24"/>
+        </w:rPr>
+        <w:t>Tabell A1 forklarer SAP-feltene som er sitert i hovedteksten, slik at lesere uten SAP MM-bakgrunn kan tolke datagrunnlaget direkte.</w:t>
+      </w:r>
+    </w:p>
+    <w:p>
+      <w:r>
+        <w:rPr>
+          <w:rFonts w:ascii="Times New Roman" w:hAnsi="Times New Roman"/>
+          <w:i/>
+          <w:sz w:val="20"/>
+        </w:rPr>
+        <w:t>Tabell A1. Feltforklaring: SAP MM- og MDMA-felter sitert i Tabell 4, kapittel 4 og analyseskriptet.</w:t>
+      </w:r>
+    </w:p>
+    <w:tbl>
+      <w:tblPr>
+        <w:tblW w:type="auto" w:w="0"/>
+        <w:jc w:val="center"/>
+        <w:tblLook w:firstColumn="1" w:firstRow="1" w:lastColumn="0" w:lastRow="0" w:noHBand="0" w:noVBand="1" w:val="04A0"/>
+        <w:tblBorders>
+          <w:top w:val="single" w:sz="8" w:space="0" w:color="000000"/>
+          <w:left w:val="nil"/>
+          <w:bottom w:val="single" w:sz="8" w:space="0" w:color="000000"/>
+          <w:right w:val="nil"/>
+          <w:insideH w:val="nil"/>
+          <w:insideV w:val="nil"/>
+        </w:tblBorders>
+      </w:tblPr>
+      <w:tblGrid>
+        <w:gridCol w:w="2923"/>
+        <w:gridCol w:w="2923"/>
+        <w:gridCol w:w="2923"/>
+      </w:tblGrid>
+      <w:tr>
+        <w:tc>
+          <w:tcPr>
+            <w:tcW w:type="dxa" w:w="2923"/>
+            <w:tcBorders>
+              <w:top w:val="single" w:sz="8" w:space="0" w:color="000000"/>
+              <w:bottom w:val="single" w:sz="4" w:space="0" w:color="000000"/>
+              <w:left w:val="nil"/>
+              <w:right w:val="nil"/>
+            </w:tcBorders>
+          </w:tcPr>
+          <w:p>
+            <w:r/>
+            <w:r>
+              <w:rPr>
+                <w:rFonts w:ascii="Times New Roman" w:hAnsi="Times New Roman"/>
+                <w:b/>
+                <w:sz w:val="22"/>
+              </w:rPr>
+              <w:t>Felt</w:t>
+            </w:r>
+          </w:p>
+        </w:tc>
+        <w:tc>
+          <w:tcPr>
+            <w:tcW w:type="dxa" w:w="2923"/>
+            <w:tcBorders>
+              <w:top w:val="single" w:sz="8" w:space="0" w:color="000000"/>
+              <w:bottom w:val="single" w:sz="4" w:space="0" w:color="000000"/>
+              <w:left w:val="nil"/>
+              <w:right w:val="nil"/>
+            </w:tcBorders>
+          </w:tcPr>
+          <w:p>
+            <w:r/>
+            <w:r>
+              <w:rPr>
+                <w:rFonts w:ascii="Times New Roman" w:hAnsi="Times New Roman"/>
+                <w:b/>
+                <w:sz w:val="22"/>
+              </w:rPr>
+              <w:t>Tabell</w:t>
+            </w:r>
+          </w:p>
+        </w:tc>
+        <w:tc>
+          <w:tcPr>
+            <w:tcW w:type="dxa" w:w="2923"/>
+            <w:tcBorders>
+              <w:top w:val="single" w:sz="8" w:space="0" w:color="000000"/>
+              <w:bottom w:val="single" w:sz="4" w:space="0" w:color="000000"/>
+              <w:left w:val="nil"/>
+              <w:right w:val="nil"/>
+            </w:tcBorders>
+          </w:tcPr>
+          <w:p>
+            <w:r/>
+            <w:r>
+              <w:rPr>
+                <w:rFonts w:ascii="Times New Roman" w:hAnsi="Times New Roman"/>
+                <w:b/>
+                <w:sz w:val="22"/>
+              </w:rPr>
+              <w:t>Beskrivelse</w:t>
+            </w:r>
+          </w:p>
+        </w:tc>
+      </w:tr>
+      <w:tr>
+        <w:tc>
+          <w:tcPr>
+            <w:tcW w:type="dxa" w:w="2923"/>
+          </w:tcPr>
+          <w:p>
+            <w:r/>
+            <w:r>
+              <w:rPr>
+                <w:rFonts w:ascii="Times New Roman" w:hAnsi="Times New Roman"/>
+                <w:b w:val="0"/>
+                <w:sz w:val="22"/>
+              </w:rPr>
+              <w:t>MATNR</w:t>
+            </w:r>
+          </w:p>
+        </w:tc>
+        <w:tc>
+          <w:tcPr>
+            <w:tcW w:type="dxa" w:w="2923"/>
+          </w:tcPr>
+          <w:p>
+            <w:r/>
+            <w:r>
+              <w:rPr>
+                <w:rFonts w:ascii="Times New Roman" w:hAnsi="Times New Roman"/>
+                <w:b w:val="0"/>
+                <w:sz w:val="22"/>
+              </w:rPr>
+              <w:t>MARA</w:t>
+            </w:r>
+          </w:p>
+        </w:tc>
+        <w:tc>
+          <w:tcPr>
+            <w:tcW w:type="dxa" w:w="2923"/>
+          </w:tcPr>
+          <w:p>
+            <w:r/>
+            <w:r>
+              <w:rPr>
+                <w:rFonts w:ascii="Times New Roman" w:hAnsi="Times New Roman"/>
+                <w:b w:val="0"/>
+                <w:sz w:val="22"/>
+              </w:rPr>
+              <w:t>Artikkelnummer (unik nøkkel)</w:t>
+            </w:r>
+          </w:p>
+        </w:tc>
+      </w:tr>
+      <w:tr>
+        <w:tc>
+          <w:tcPr>
+            <w:tcW w:type="dxa" w:w="2923"/>
+          </w:tcPr>
+          <w:p>
+            <w:r/>
+            <w:r>
+              <w:rPr>
+                <w:rFonts w:ascii="Times New Roman" w:hAnsi="Times New Roman"/>
+                <w:b w:val="0"/>
+                <w:sz w:val="22"/>
+              </w:rPr>
+              <w:t>MAKTX</w:t>
+            </w:r>
+          </w:p>
+        </w:tc>
+        <w:tc>
+          <w:tcPr>
+            <w:tcW w:type="dxa" w:w="2923"/>
+          </w:tcPr>
+          <w:p>
+            <w:r/>
+            <w:r>
+              <w:rPr>
+                <w:rFonts w:ascii="Times New Roman" w:hAnsi="Times New Roman"/>
+                <w:b w:val="0"/>
+                <w:sz w:val="22"/>
+              </w:rPr>
+              <w:t>MAKT</w:t>
+            </w:r>
+          </w:p>
+        </w:tc>
+        <w:tc>
+          <w:tcPr>
+            <w:tcW w:type="dxa" w:w="2923"/>
+          </w:tcPr>
+          <w:p>
+            <w:r/>
+            <w:r>
+              <w:rPr>
+                <w:rFonts w:ascii="Times New Roman" w:hAnsi="Times New Roman"/>
+                <w:b w:val="0"/>
+                <w:sz w:val="22"/>
+              </w:rPr>
+              <w:t>Artikkeltekst (norsk benevnelse)</w:t>
+            </w:r>
+          </w:p>
+        </w:tc>
+      </w:tr>
+      <w:tr>
+        <w:tc>
+          <w:tcPr>
+            <w:tcW w:type="dxa" w:w="2923"/>
+          </w:tcPr>
+          <w:p>
+            <w:r/>
+            <w:r>
+              <w:rPr>
+                <w:rFonts w:ascii="Times New Roman" w:hAnsi="Times New Roman"/>
+                <w:b w:val="0"/>
+                <w:sz w:val="22"/>
+              </w:rPr>
+              <w:t>MTART</w:t>
+            </w:r>
+          </w:p>
+        </w:tc>
+        <w:tc>
+          <w:tcPr>
+            <w:tcW w:type="dxa" w:w="2923"/>
+          </w:tcPr>
+          <w:p>
+            <w:r/>
+            <w:r>
+              <w:rPr>
+                <w:rFonts w:ascii="Times New Roman" w:hAnsi="Times New Roman"/>
+                <w:b w:val="0"/>
+                <w:sz w:val="22"/>
+              </w:rPr>
+              <w:t>MARA</w:t>
+            </w:r>
+          </w:p>
+        </w:tc>
+        <w:tc>
+          <w:tcPr>
+            <w:tcW w:type="dxa" w:w="2923"/>
+          </w:tcPr>
+          <w:p>
+            <w:r/>
+            <w:r>
+              <w:rPr>
+                <w:rFonts w:ascii="Times New Roman" w:hAnsi="Times New Roman"/>
+                <w:b w:val="0"/>
+                <w:sz w:val="22"/>
+              </w:rPr>
+              <w:t>Materialtype (klassifiserer artikkelens forretningsmessige rolle, f.eks. forbruksvare)</w:t>
+            </w:r>
+          </w:p>
+        </w:tc>
+      </w:tr>
+      <w:tr>
+        <w:tc>
+          <w:tcPr>
+            <w:tcW w:type="dxa" w:w="2923"/>
+          </w:tcPr>
+          <w:p>
+            <w:r/>
+            <w:r>
+              <w:rPr>
+                <w:rFonts w:ascii="Times New Roman" w:hAnsi="Times New Roman"/>
+                <w:b w:val="0"/>
+                <w:sz w:val="22"/>
+              </w:rPr>
+              <w:t>MATKL</w:t>
+            </w:r>
+          </w:p>
+        </w:tc>
+        <w:tc>
+          <w:tcPr>
+            <w:tcW w:type="dxa" w:w="2923"/>
+          </w:tcPr>
+          <w:p>
+            <w:r/>
+            <w:r>
+              <w:rPr>
+                <w:rFonts w:ascii="Times New Roman" w:hAnsi="Times New Roman"/>
+                <w:b w:val="0"/>
+                <w:sz w:val="22"/>
+              </w:rPr>
+              <w:t>MARA</w:t>
+            </w:r>
+          </w:p>
+        </w:tc>
+        <w:tc>
+          <w:tcPr>
+            <w:tcW w:type="dxa" w:w="2923"/>
+          </w:tcPr>
+          <w:p>
+            <w:r/>
+            <w:r>
+              <w:rPr>
+                <w:rFonts w:ascii="Times New Roman" w:hAnsi="Times New Roman"/>
+                <w:b w:val="0"/>
+                <w:sz w:val="22"/>
+              </w:rPr>
+              <w:t>Varegruppe (intern kategorisering)</w:t>
+            </w:r>
+          </w:p>
+        </w:tc>
+      </w:tr>
+      <w:tr>
+        <w:tc>
+          <w:tcPr>
+            <w:tcW w:type="dxa" w:w="2923"/>
+          </w:tcPr>
+          <w:p>
+            <w:r/>
+            <w:r>
+              <w:rPr>
+                <w:rFonts w:ascii="Times New Roman" w:hAnsi="Times New Roman"/>
+                <w:b w:val="0"/>
+                <w:sz w:val="22"/>
+              </w:rPr>
+              <w:t>WGBEZ</w:t>
+            </w:r>
+          </w:p>
+        </w:tc>
+        <w:tc>
+          <w:tcPr>
+            <w:tcW w:type="dxa" w:w="2923"/>
+          </w:tcPr>
+          <w:p>
+            <w:r/>
+            <w:r>
+              <w:rPr>
+                <w:rFonts w:ascii="Times New Roman" w:hAnsi="Times New Roman"/>
+                <w:b w:val="0"/>
+                <w:sz w:val="22"/>
+              </w:rPr>
+              <w:t>T023T</w:t>
+            </w:r>
+          </w:p>
+        </w:tc>
+        <w:tc>
+          <w:tcPr>
+            <w:tcW w:type="dxa" w:w="2923"/>
+          </w:tcPr>
+          <w:p>
+            <w:r/>
+            <w:r>
+              <w:rPr>
+                <w:rFonts w:ascii="Times New Roman" w:hAnsi="Times New Roman"/>
+                <w:b w:val="0"/>
+                <w:sz w:val="22"/>
+              </w:rPr>
+              <w:t>Varegruppebetegnelse (tekstbeskrivelse av MATKL)</w:t>
+            </w:r>
+          </w:p>
+        </w:tc>
+      </w:tr>
+      <w:tr>
+        <w:tc>
+          <w:tcPr>
+            <w:tcW w:type="dxa" w:w="2923"/>
+          </w:tcPr>
+          <w:p>
+            <w:r/>
+            <w:r>
+              <w:rPr>
+                <w:rFonts w:ascii="Times New Roman" w:hAnsi="Times New Roman"/>
+                <w:b w:val="0"/>
+                <w:sz w:val="22"/>
+              </w:rPr>
+              <w:t>MEINS</w:t>
+            </w:r>
+          </w:p>
+        </w:tc>
+        <w:tc>
+          <w:tcPr>
+            <w:tcW w:type="dxa" w:w="2923"/>
+          </w:tcPr>
+          <w:p>
+            <w:r/>
+            <w:r>
+              <w:rPr>
+                <w:rFonts w:ascii="Times New Roman" w:hAnsi="Times New Roman"/>
+                <w:b w:val="0"/>
+                <w:sz w:val="22"/>
+              </w:rPr>
+              <w:t>MARA</w:t>
+            </w:r>
+          </w:p>
+        </w:tc>
+        <w:tc>
+          <w:tcPr>
+            <w:tcW w:type="dxa" w:w="2923"/>
+          </w:tcPr>
+          <w:p>
+            <w:r/>
+            <w:r>
+              <w:rPr>
+                <w:rFonts w:ascii="Times New Roman" w:hAnsi="Times New Roman"/>
+                <w:b w:val="0"/>
+                <w:sz w:val="22"/>
+              </w:rPr>
+              <w:t>Basismengdeenhet (f.eks. ST = stykk, PAK = pakke)</w:t>
+            </w:r>
+          </w:p>
+        </w:tc>
+      </w:tr>
+      <w:tr>
+        <w:tc>
+          <w:tcPr>
+            <w:tcW w:type="dxa" w:w="2923"/>
+          </w:tcPr>
+          <w:p>
+            <w:r/>
+            <w:r>
+              <w:rPr>
+                <w:rFonts w:ascii="Times New Roman" w:hAnsi="Times New Roman"/>
+                <w:b w:val="0"/>
+                <w:sz w:val="22"/>
+              </w:rPr>
+              <w:t>WERKS</w:t>
+            </w:r>
+          </w:p>
+        </w:tc>
+        <w:tc>
+          <w:tcPr>
+            <w:tcW w:type="dxa" w:w="2923"/>
+          </w:tcPr>
+          <w:p>
+            <w:r/>
+            <w:r>
+              <w:rPr>
+                <w:rFonts w:ascii="Times New Roman" w:hAnsi="Times New Roman"/>
+                <w:b w:val="0"/>
+                <w:sz w:val="22"/>
+              </w:rPr>
+              <w:t>MARC/MARD</w:t>
+            </w:r>
+          </w:p>
+        </w:tc>
+        <w:tc>
+          <w:tcPr>
+            <w:tcW w:type="dxa" w:w="2923"/>
+          </w:tcPr>
+          <w:p>
+            <w:r/>
+            <w:r>
+              <w:rPr>
+                <w:rFonts w:ascii="Times New Roman" w:hAnsi="Times New Roman"/>
+                <w:b w:val="0"/>
+                <w:sz w:val="22"/>
+              </w:rPr>
+              <w:t>Anleggskode (3300 = Helse Bergen)</w:t>
+            </w:r>
+          </w:p>
+        </w:tc>
+      </w:tr>
+      <w:tr>
+        <w:tc>
+          <w:tcPr>
+            <w:tcW w:type="dxa" w:w="2923"/>
+          </w:tcPr>
+          <w:p>
+            <w:r/>
+            <w:r>
+              <w:rPr>
+                <w:rFonts w:ascii="Times New Roman" w:hAnsi="Times New Roman"/>
+                <w:b w:val="0"/>
+                <w:sz w:val="22"/>
+              </w:rPr>
+              <w:t>LGORT</w:t>
+            </w:r>
+          </w:p>
+        </w:tc>
+        <w:tc>
+          <w:tcPr>
+            <w:tcW w:type="dxa" w:w="2923"/>
+          </w:tcPr>
+          <w:p>
+            <w:r/>
+            <w:r>
+              <w:rPr>
+                <w:rFonts w:ascii="Times New Roman" w:hAnsi="Times New Roman"/>
+                <w:b w:val="0"/>
+                <w:sz w:val="22"/>
+              </w:rPr>
+              <w:t>MARD</w:t>
+            </w:r>
+          </w:p>
+        </w:tc>
+        <w:tc>
+          <w:tcPr>
+            <w:tcW w:type="dxa" w:w="2923"/>
+          </w:tcPr>
+          <w:p>
+            <w:r/>
+            <w:r>
+              <w:rPr>
+                <w:rFonts w:ascii="Times New Roman" w:hAnsi="Times New Roman"/>
+                <w:b w:val="0"/>
+                <w:sz w:val="22"/>
+              </w:rPr>
+              <w:t>Lagersted (3001 = forsyningslager ved WERKS 3300)</w:t>
+            </w:r>
+          </w:p>
+        </w:tc>
+      </w:tr>
+      <w:tr>
+        <w:tc>
+          <w:tcPr>
+            <w:tcW w:type="dxa" w:w="2923"/>
+          </w:tcPr>
+          <w:p>
+            <w:r/>
+            <w:r>
+              <w:rPr>
+                <w:rFonts w:ascii="Times New Roman" w:hAnsi="Times New Roman"/>
+                <w:b w:val="0"/>
+                <w:sz w:val="22"/>
+              </w:rPr>
+              <w:t>STPRS</w:t>
+            </w:r>
+          </w:p>
+        </w:tc>
+        <w:tc>
+          <w:tcPr>
+            <w:tcW w:type="dxa" w:w="2923"/>
+          </w:tcPr>
+          <w:p>
+            <w:r/>
+            <w:r>
+              <w:rPr>
+                <w:rFonts w:ascii="Times New Roman" w:hAnsi="Times New Roman"/>
+                <w:b w:val="0"/>
+                <w:sz w:val="22"/>
+              </w:rPr>
+              <w:t>MBEW</w:t>
+            </w:r>
+          </w:p>
+        </w:tc>
+        <w:tc>
+          <w:tcPr>
+            <w:tcW w:type="dxa" w:w="2923"/>
+          </w:tcPr>
+          <w:p>
+            <w:r/>
+            <w:r>
+              <w:rPr>
+                <w:rFonts w:ascii="Times New Roman" w:hAnsi="Times New Roman"/>
+                <w:b w:val="0"/>
+                <w:sz w:val="22"/>
+              </w:rPr>
+              <w:t>Standardpris i lokal valuta</w:t>
+            </w:r>
+          </w:p>
+        </w:tc>
+      </w:tr>
+      <w:tr>
+        <w:tc>
+          <w:tcPr>
+            <w:tcW w:type="dxa" w:w="2923"/>
+          </w:tcPr>
+          <w:p>
+            <w:r/>
+            <w:r>
+              <w:rPr>
+                <w:rFonts w:ascii="Times New Roman" w:hAnsi="Times New Roman"/>
+                <w:b w:val="0"/>
+                <w:sz w:val="22"/>
+              </w:rPr>
+              <w:t>PEINH</w:t>
+            </w:r>
+          </w:p>
+        </w:tc>
+        <w:tc>
+          <w:tcPr>
+            <w:tcW w:type="dxa" w:w="2923"/>
+          </w:tcPr>
+          <w:p>
+            <w:r/>
+            <w:r>
+              <w:rPr>
+                <w:rFonts w:ascii="Times New Roman" w:hAnsi="Times New Roman"/>
+                <w:b w:val="0"/>
+                <w:sz w:val="22"/>
+              </w:rPr>
+              <w:t>MBEW</w:t>
+            </w:r>
+          </w:p>
+        </w:tc>
+        <w:tc>
+          <w:tcPr>
+            <w:tcW w:type="dxa" w:w="2923"/>
+          </w:tcPr>
+          <w:p>
+            <w:r/>
+            <w:r>
+              <w:rPr>
+                <w:rFonts w:ascii="Times New Roman" w:hAnsi="Times New Roman"/>
+                <w:b w:val="0"/>
+                <w:sz w:val="22"/>
+              </w:rPr>
+              <w:t>Prisenhet – STPRS gjelder per PEINH enheter; UNIT_PRICE = STPRS ÷ PEINH (D-02)</w:t>
+            </w:r>
+          </w:p>
+        </w:tc>
+      </w:tr>
+      <w:tr>
+        <w:tc>
+          <w:tcPr>
+            <w:tcW w:type="dxa" w:w="2923"/>
+          </w:tcPr>
+          <w:p>
+            <w:r/>
+            <w:r>
+              <w:rPr>
+                <w:rFonts w:ascii="Times New Roman" w:hAnsi="Times New Roman"/>
+                <w:b w:val="0"/>
+                <w:sz w:val="22"/>
+              </w:rPr>
+              <w:t>MARC_ABC</w:t>
+            </w:r>
+          </w:p>
+        </w:tc>
+        <w:tc>
+          <w:tcPr>
+            <w:tcW w:type="dxa" w:w="2923"/>
+          </w:tcPr>
+          <w:p>
+            <w:r/>
+            <w:r>
+              <w:rPr>
+                <w:rFonts w:ascii="Times New Roman" w:hAnsi="Times New Roman"/>
+                <w:b w:val="0"/>
+                <w:sz w:val="22"/>
+              </w:rPr>
+              <w:t>MARC</w:t>
+            </w:r>
+          </w:p>
+        </w:tc>
+        <w:tc>
+          <w:tcPr>
+            <w:tcW w:type="dxa" w:w="2923"/>
+          </w:tcPr>
+          <w:p>
+            <w:r/>
+            <w:r>
+              <w:rPr>
+                <w:rFonts w:ascii="Times New Roman" w:hAnsi="Times New Roman"/>
+                <w:b w:val="0"/>
+                <w:sz w:val="22"/>
+              </w:rPr>
+              <w:t>Anleggsspesifikk ABC-indikator vedlikeholdt i materialstamdata</w:t>
+            </w:r>
+          </w:p>
+        </w:tc>
+      </w:tr>
+      <w:tr>
+        <w:tc>
+          <w:tcPr>
+            <w:tcW w:type="dxa" w:w="2923"/>
+          </w:tcPr>
+          <w:p>
+            <w:r/>
+            <w:r>
+              <w:rPr>
+                <w:rFonts w:ascii="Times New Roman" w:hAnsi="Times New Roman"/>
+                <w:b w:val="0"/>
+                <w:sz w:val="22"/>
+              </w:rPr>
+              <w:t>ZZABC</w:t>
+            </w:r>
+          </w:p>
+        </w:tc>
+        <w:tc>
+          <w:tcPr>
+            <w:tcW w:type="dxa" w:w="2923"/>
+          </w:tcPr>
+          <w:p>
+            <w:r/>
+            <w:r>
+              <w:rPr>
+                <w:rFonts w:ascii="Times New Roman" w:hAnsi="Times New Roman"/>
+                <w:b w:val="0"/>
+                <w:sz w:val="22"/>
+              </w:rPr>
+              <w:t>MDMA</w:t>
+            </w:r>
+          </w:p>
+        </w:tc>
+        <w:tc>
+          <w:tcPr>
+            <w:tcW w:type="dxa" w:w="2923"/>
+          </w:tcPr>
+          <w:p>
+            <w:r/>
+            <w:r>
+              <w:rPr>
+                <w:rFonts w:ascii="Times New Roman" w:hAnsi="Times New Roman"/>
+                <w:b w:val="0"/>
+                <w:sz w:val="22"/>
+              </w:rPr>
+              <w:t>Kundespesifikt (Z-) felt for ABC-klassifisering, oppdateres via MRP</w:t>
+            </w:r>
+          </w:p>
+        </w:tc>
+      </w:tr>
+      <w:tr>
+        <w:tc>
+          <w:tcPr>
+            <w:tcW w:type="dxa" w:w="2923"/>
+          </w:tcPr>
+          <w:p>
+            <w:r/>
+            <w:r>
+              <w:rPr>
+                <w:rFonts w:ascii="Times New Roman" w:hAnsi="Times New Roman"/>
+                <w:b w:val="0"/>
+                <w:sz w:val="22"/>
+              </w:rPr>
+              <w:t>ZZXYZ</w:t>
+            </w:r>
+          </w:p>
+        </w:tc>
+        <w:tc>
+          <w:tcPr>
+            <w:tcW w:type="dxa" w:w="2923"/>
+          </w:tcPr>
+          <w:p>
+            <w:r/>
+            <w:r>
+              <w:rPr>
+                <w:rFonts w:ascii="Times New Roman" w:hAnsi="Times New Roman"/>
+                <w:b w:val="0"/>
+                <w:sz w:val="22"/>
+              </w:rPr>
+              <w:t>MDMA</w:t>
+            </w:r>
+          </w:p>
+        </w:tc>
+        <w:tc>
+          <w:tcPr>
+            <w:tcW w:type="dxa" w:w="2923"/>
+          </w:tcPr>
+          <w:p>
+            <w:r/>
+            <w:r>
+              <w:rPr>
+                <w:rFonts w:ascii="Times New Roman" w:hAnsi="Times New Roman"/>
+                <w:b w:val="0"/>
+                <w:sz w:val="22"/>
+              </w:rPr>
+              <w:t>Kundespesifikt (Z-) felt for XYZ-klassifisering, oppdateres via MRP</w:t>
+            </w:r>
+          </w:p>
+        </w:tc>
+      </w:tr>
+      <w:tr>
+        <w:tc>
+          <w:tcPr>
+            <w:tcW w:type="dxa" w:w="2923"/>
+          </w:tcPr>
+          <w:p>
+            <w:r/>
+            <w:r>
+              <w:rPr>
+                <w:rFonts w:ascii="Times New Roman" w:hAnsi="Times New Roman"/>
+                <w:b w:val="0"/>
+                <w:sz w:val="22"/>
+              </w:rPr>
+              <w:t>EKGRP</w:t>
+            </w:r>
+          </w:p>
+        </w:tc>
+        <w:tc>
+          <w:tcPr>
+            <w:tcW w:type="dxa" w:w="2923"/>
+          </w:tcPr>
+          <w:p>
+            <w:r/>
+            <w:r>
+              <w:rPr>
+                <w:rFonts w:ascii="Times New Roman" w:hAnsi="Times New Roman"/>
+                <w:b w:val="0"/>
+                <w:sz w:val="22"/>
+              </w:rPr>
+              <w:t>T024</w:t>
+            </w:r>
+          </w:p>
+        </w:tc>
+        <w:tc>
+          <w:tcPr>
+            <w:tcW w:type="dxa" w:w="2923"/>
+          </w:tcPr>
+          <w:p>
+            <w:r/>
+            <w:r>
+              <w:rPr>
+                <w:rFonts w:ascii="Times New Roman" w:hAnsi="Times New Roman"/>
+                <w:b w:val="0"/>
+                <w:sz w:val="22"/>
+              </w:rPr>
+              <w:t>Innkjøpsgruppe (300 / 3000 ved Helse Bergen)</w:t>
+            </w:r>
+          </w:p>
+        </w:tc>
+      </w:tr>
+      <w:tr>
+        <w:tc>
+          <w:tcPr>
+            <w:tcW w:type="dxa" w:w="2923"/>
+          </w:tcPr>
+          <w:p>
+            <w:r/>
+            <w:r>
+              <w:rPr>
+                <w:rFonts w:ascii="Times New Roman" w:hAnsi="Times New Roman"/>
+                <w:b w:val="0"/>
+                <w:sz w:val="22"/>
+              </w:rPr>
+              <w:t>BWART</w:t>
+            </w:r>
+          </w:p>
+        </w:tc>
+        <w:tc>
+          <w:tcPr>
+            <w:tcW w:type="dxa" w:w="2923"/>
+          </w:tcPr>
+          <w:p>
+            <w:r/>
+            <w:r>
+              <w:rPr>
+                <w:rFonts w:ascii="Times New Roman" w:hAnsi="Times New Roman"/>
+                <w:b w:val="0"/>
+                <w:sz w:val="22"/>
+              </w:rPr>
+              <w:t>MSEG</w:t>
+            </w:r>
+          </w:p>
+        </w:tc>
+        <w:tc>
+          <w:tcPr>
+            <w:tcW w:type="dxa" w:w="2923"/>
+          </w:tcPr>
+          <w:p>
+            <w:r/>
+            <w:r>
+              <w:rPr>
+                <w:rFonts w:ascii="Times New Roman" w:hAnsi="Times New Roman"/>
+                <w:b w:val="0"/>
+                <w:sz w:val="22"/>
+              </w:rPr>
+              <w:t>Bevegelsestype (201 = forbruk, 647 = lokal forbruksvariant, 101 = varemottak)</w:t>
+            </w:r>
+          </w:p>
+        </w:tc>
+      </w:tr>
+      <w:tr>
+        <w:tc>
+          <w:tcPr>
+            <w:tcW w:type="dxa" w:w="2923"/>
+          </w:tcPr>
+          <w:p>
+            <w:r/>
+            <w:r>
+              <w:rPr>
+                <w:rFonts w:ascii="Times New Roman" w:hAnsi="Times New Roman"/>
+                <w:b w:val="0"/>
+                <w:sz w:val="22"/>
+              </w:rPr>
+              <w:t>NETWR</w:t>
+            </w:r>
+          </w:p>
+        </w:tc>
+        <w:tc>
+          <w:tcPr>
+            <w:tcW w:type="dxa" w:w="2923"/>
+          </w:tcPr>
+          <w:p>
+            <w:r/>
+            <w:r>
+              <w:rPr>
+                <w:rFonts w:ascii="Times New Roman" w:hAnsi="Times New Roman"/>
+                <w:b w:val="0"/>
+                <w:sz w:val="22"/>
+              </w:rPr>
+              <w:t>EKPO</w:t>
+            </w:r>
+          </w:p>
+        </w:tc>
+        <w:tc>
+          <w:tcPr>
+            <w:tcW w:type="dxa" w:w="2923"/>
+          </w:tcPr>
+          <w:p>
+            <w:r/>
+            <w:r>
+              <w:rPr>
+                <w:rFonts w:ascii="Times New Roman" w:hAnsi="Times New Roman"/>
+                <w:b w:val="0"/>
+                <w:sz w:val="22"/>
+              </w:rPr>
+              <w:t>Netto ordreverdi per innkjøpsordrelinje</w:t>
+            </w:r>
+          </w:p>
+        </w:tc>
+      </w:tr>
+      <w:tr>
+        <w:tc>
+          <w:tcPr>
+            <w:tcW w:type="dxa" w:w="2923"/>
+          </w:tcPr>
+          <w:p>
+            <w:r/>
+            <w:r>
+              <w:rPr>
+                <w:rFonts w:ascii="Times New Roman" w:hAnsi="Times New Roman"/>
+                <w:b w:val="0"/>
+                <w:sz w:val="22"/>
+              </w:rPr>
+              <w:t>PLIFZ</w:t>
+            </w:r>
+          </w:p>
+        </w:tc>
+        <w:tc>
+          <w:tcPr>
+            <w:tcW w:type="dxa" w:w="2923"/>
+          </w:tcPr>
+          <w:p>
+            <w:r/>
+            <w:r>
+              <w:rPr>
+                <w:rFonts w:ascii="Times New Roman" w:hAnsi="Times New Roman"/>
+                <w:b w:val="0"/>
+                <w:sz w:val="22"/>
+              </w:rPr>
+              <w:t>EINE</w:t>
+            </w:r>
+          </w:p>
+        </w:tc>
+        <w:tc>
+          <w:tcPr>
+            <w:tcW w:type="dxa" w:w="2923"/>
+          </w:tcPr>
+          <w:p>
+            <w:r/>
+            <w:r>
+              <w:rPr>
+                <w:rFonts w:ascii="Times New Roman" w:hAnsi="Times New Roman"/>
+                <w:b w:val="0"/>
+                <w:sz w:val="22"/>
+              </w:rPr>
+              <w:t>Planlagt leveringstid (dager) per inforecord-organisasjonsdel</w:t>
+            </w:r>
+          </w:p>
+        </w:tc>
+      </w:tr>
+      <w:tr>
+        <w:tc>
+          <w:tcPr>
+            <w:tcW w:type="dxa" w:w="2923"/>
+          </w:tcPr>
+          <w:p>
+            <w:r/>
+            <w:r>
+              <w:rPr>
+                <w:rFonts w:ascii="Times New Roman" w:hAnsi="Times New Roman"/>
+                <w:b w:val="0"/>
+                <w:sz w:val="22"/>
+              </w:rPr>
+              <w:t>MSEG_STATUS</w:t>
+            </w:r>
+          </w:p>
+        </w:tc>
+        <w:tc>
+          <w:tcPr>
+            <w:tcW w:type="dxa" w:w="2923"/>
+          </w:tcPr>
+          <w:p>
+            <w:r/>
+            <w:r>
+              <w:rPr>
+                <w:rFonts w:ascii="Times New Roman" w:hAnsi="Times New Roman"/>
+                <w:b w:val="0"/>
+                <w:sz w:val="22"/>
+              </w:rPr>
+              <w:t>Avledet</w:t>
+            </w:r>
+          </w:p>
+        </w:tc>
+        <w:tc>
+          <w:tcPr>
+            <w:tcW w:type="dxa" w:w="2923"/>
+          </w:tcPr>
+          <w:p>
+            <w:r/>
+            <w:r>
+              <w:rPr>
+                <w:rFonts w:ascii="Times New Roman" w:hAnsi="Times New Roman"/>
+                <w:b w:val="0"/>
+                <w:sz w:val="22"/>
+              </w:rPr>
+              <w:t>Aktiv-flagg utledet fra MSEG-bevegelseshistorikk (Z-felt, ikke standard MSEG)</w:t>
+            </w:r>
+          </w:p>
+        </w:tc>
+      </w:tr>
+    </w:tbl>
     <w:p>
       <w:pPr>
         <w:pStyle w:val="Overskrift2"/>
@@ -24981,7 +26312,7 @@
           <w:rFonts w:ascii="Times New Roman" w:hAnsi="Times New Roman" w:cs="Times New Roman"/>
           <w:sz w:val="24"/>
         </w:rPr>
-        <w:t xml:space="preserve"> Alle 12 figurer (Fig00–Fig11) er generert med matplotlib-scripts der Claude bidro til utforming av layout, fargepalett og aksetitler. Figurene er basert på analyseresultater produsert av Python-scriptet fra SAP-kildedata – KI-verktøyet har ikke produsert eller modifisert noen dataverdier. Hver figur er merket «Generert med støtte fra Claude» i bildeteksten. Tabeller er formatert med støtte fra Claude, men alle verdier kommer direkte fra analysescriptet.</w:t>
+        <w:t xml:space="preserve"> Alle 12 figurer (Fig00–Fig11) er generert med matplotlib-scripts der Claude bidro til utforming av layout, fargepalett og aksetitler. Figurene er basert på analyseresultater produsert av Python-scriptet fra SAP-kildedata – KI-verktøyet har ikke produsert eller modifisert noen dataverdier. Bruken gjelder samtlige figurer i rapporten og deklareres samlet her, slik at figurtekstene kan holdes strengt deskriptive. Tabeller er formatert med støtte fra Claude, men alle verdier kommer direkte fra analysescriptet.</w:t>
       </w:r>
     </w:p>
     <w:p>
